--- a/docs/paper/supplementary.docx
+++ b/docs/paper/supplementary.docx
@@ -130,7 +130,7 @@
           <wp:inline>
             <wp:extent cx="5334000" cy="2144232"/>
             <wp:effectExtent b="0" l="0" r="0" t="0"/>
-            <wp:docPr descr="Fig. S2. Part-load electric efficiency (left) and specific CO2 emission (right) of the gas turbines. Shaded: below minimum stable load. The main units follow the LEOGO reference turbine; the small unit is used only in the GT fleet sensitivity and its data are not verified." title="" id="25" name="Picture"/>
+            <wp:docPr descr="Fig. S2. Part-load electric efficiency (left) and specific CO2 emission (right) of the gas turbines. Shaded: below minimum stable load. The main units follow the LEOGO reference turbine. The small unit (Solar Turbines Mars 100, 11.35 MW, 32.9 % ISO efficiency) is used only in the GT fleet sensitivity; its part-load shape is assumed equal to that of the main units." title="" id="25" name="Picture"/>
             <a:graphic>
               <a:graphicData uri="http://schemas.openxmlformats.org/drawingml/2006/picture">
                 <pic:pic>
@@ -183,7 +183,7 @@
         <w:t xml:space="preserve"> </w:t>
       </w:r>
       <w:r>
-        <w:t xml:space="preserve">Part-load electric efficiency (left) and specific CO2 emission (right) of the gas turbines. Shaded: below minimum stable load. The main units follow the LEOGO reference turbine; the small unit is used only in the GT fleet sensitivity and its data are not verified.</w:t>
+        <w:t xml:space="preserve">Part-load electric efficiency (left) and specific CO2 emission (right) of the gas turbines. Shaded: below minimum stable load. The main units follow the LEOGO reference turbine. The small unit (Solar Turbines Mars 100, 11.35 MW, 32.9 % ISO efficiency) is used only in the GT fleet sensitivity; its part-load shape is assumed equal to that of the main units.</w:t>
       </w:r>
     </w:p>
     <w:bookmarkEnd w:id="27"/>
@@ -213,7 +213,7 @@
         <w:t xml:space="preserve"> </w:t>
       </w:r>
       <w:r>
-        <w:t xml:space="preserve">flexibility (case 2 − case 3) is present in every month (0.42–0.76 kt). It</w:t>
+        <w:t xml:space="preserve">flexibility (case 2 − case 3) is present in every month (0.43–0.77 kt). It</w:t>
       </w:r>
       <w:r>
         <w:t xml:space="preserve"> </w:t>
@@ -1786,7 +1786,7 @@
               <w:jc w:val="left"/>
             </w:pPr>
             <w:r>
-              <w:t xml:space="preserve">19000000.0</w:t>
+              <w:t xml:space="preserve">11350000.0</w:t>
             </w:r>
           </w:p>
         </w:tc>
@@ -1810,7 +1810,7 @@
               <w:jc w:val="left"/>
             </w:pPr>
             <w:r>
-              <w:t xml:space="preserve">ASSUMPTION (verify): SGT-500 class, ISO; check Siemens Energy datasheet</w:t>
+              <w:t xml:space="preserve">Solar Turbines, Mars 100 oil and gas power generation package: 11,350 kWe at ISO conditions (https://www.solarturbines.com/en_US/products/oil-and-gas-power-generation-packages/mars-100.html)</w:t>
             </w:r>
           </w:p>
         </w:tc>
@@ -1836,7 +1836,7 @@
               <w:jc w:val="left"/>
             </w:pPr>
             <w:r>
-              <w:t xml:space="preserve">0.335</w:t>
+              <w:t xml:space="preserve">0.3292</w:t>
             </w:r>
           </w:p>
         </w:tc>
@@ -1860,7 +1860,7 @@
               <w:jc w:val="left"/>
             </w:pPr>
             <w:r>
-              <w:t xml:space="preserve">ASSUMPTION (verify): SGT-500 class, ISO, LHV; check Siemens Energy datasheet</w:t>
+              <w:t xml:space="preserve">3600/10935 from the ISO heat rate of 10,935 kJ/kWe-h (10,365 Btu/kWe-h) at the generator terminals, Solar Turbines Mars 100 product page</w:t>
             </w:r>
           </w:p>
         </w:tc>
@@ -1910,7 +1910,7 @@
               <w:jc w:val="left"/>
             </w:pPr>
             <w:r>
-              <w:t xml:space="preserve">Same part-load shape as LEOGO turbine (Svendsen et al., 2023)</w:t>
+              <w:t xml:space="preserve">ASSUMPTION: same relative part-load shape as the LEOGO turbine (Svendsen et al., 2023); no OEM part-load curve published</w:t>
             </w:r>
           </w:p>
         </w:tc>
@@ -1960,7 +1960,7 @@
               <w:jc w:val="left"/>
             </w:pPr>
             <w:r>
-              <w:t xml:space="preserve">Same as LEOGO turbine (Svendsen et al., 2023)</w:t>
+              <w:t xml:space="preserve">ASSUMPTION: same minimum-load fraction as the LEOGO turbine (Svendsen et al., 2023), i.e. 1.8 MW</w:t>
             </w:r>
           </w:p>
         </w:tc>
@@ -2010,7 +2010,7 @@
               <w:jc w:val="left"/>
             </w:pPr>
             <w:r>
-              <w:t xml:space="preserve">Project definition: one small GT in wind cases</w:t>
+              <w:t xml:space="preserve">Fleet sensitivity: one small unit</w:t>
             </w:r>
           </w:p>
         </w:tc>

--- a/docs/paper/supplementary.docx
+++ b/docs/paper/supplementary.docx
@@ -1810,7 +1810,7 @@
               <w:jc w:val="left"/>
             </w:pPr>
             <w:r>
-              <w:t xml:space="preserve">Solar Turbines, Mars 100 oil and gas power generation package: 11,350 kWe at ISO conditions (https://www.solarturbines.com/en_US/products/oil-and-gas-power-generation-packages/mars-100.html)</w:t>
+              <w:t xml:space="preserve">Solar Turbines, Mars 100 oil and gas power generation package: 11,350 kWe at ISO conditions (https://www.solarturbines.com/en_US/products/oil-and-gas-power-generation-packages/mars-100.html, accessed 27 October 2026)</w:t>
             </w:r>
           </w:p>
         </w:tc>
@@ -4545,6 +4545,406 @@
             </w:pPr>
             <w:r>
               <w:t xml:space="preserve">Norwegian Offshore Directorate (Sodir) convention: 1000 Sm3 gas = 1 Sm3 oil equivalent</w:t>
+            </w:r>
+          </w:p>
+        </w:tc>
+      </w:tr>
+      <w:tr>
+        <w:tc>
+          <w:tcPr/>
+          <w:p>
+            <w:pPr>
+              <w:pStyle w:val="Compact"/>
+              <w:jc w:val="left"/>
+            </w:pPr>
+            <w:r>
+              <w:t xml:space="preserve">investment.discount_rate</w:t>
+            </w:r>
+          </w:p>
+        </w:tc>
+        <w:tc>
+          <w:tcPr/>
+          <w:p>
+            <w:pPr>
+              <w:pStyle w:val="Compact"/>
+              <w:jc w:val="left"/>
+            </w:pPr>
+            <w:r>
+              <w:t xml:space="preserve">0.07</w:t>
+            </w:r>
+          </w:p>
+        </w:tc>
+        <w:tc>
+          <w:tcPr/>
+          <w:p>
+            <w:pPr>
+              <w:pStyle w:val="Compact"/>
+              <w:jc w:val="left"/>
+            </w:pPr>
+            <w:r>
+              <w:t xml:space="preserve">-</w:t>
+            </w:r>
+          </w:p>
+        </w:tc>
+        <w:tc>
+          <w:tcPr/>
+          <w:p>
+            <w:pPr>
+              <w:pStyle w:val="Compact"/>
+              <w:jc w:val="left"/>
+            </w:pPr>
+            <w:r>
+              <w:t xml:space="preserve">Real discount rate; 4 % and 7 % are both used in the Norwegian Petroleum Directorate’s abatement-cost curves for power from shore (NPD conference abstract, IAEE); 4 % shown as sensitivity</w:t>
+            </w:r>
+          </w:p>
+        </w:tc>
+      </w:tr>
+      <w:tr>
+        <w:tc>
+          <w:tcPr/>
+          <w:p>
+            <w:pPr>
+              <w:pStyle w:val="Compact"/>
+              <w:jc w:val="left"/>
+            </w:pPr>
+            <w:r>
+              <w:t xml:space="preserve">investment.discount_rate_low</w:t>
+            </w:r>
+          </w:p>
+        </w:tc>
+        <w:tc>
+          <w:tcPr/>
+          <w:p>
+            <w:pPr>
+              <w:pStyle w:val="Compact"/>
+              <w:jc w:val="left"/>
+            </w:pPr>
+            <w:r>
+              <w:t xml:space="preserve">0.04</w:t>
+            </w:r>
+          </w:p>
+        </w:tc>
+        <w:tc>
+          <w:tcPr/>
+          <w:p>
+            <w:pPr>
+              <w:pStyle w:val="Compact"/>
+              <w:jc w:val="left"/>
+            </w:pPr>
+            <w:r>
+              <w:t xml:space="preserve">-</w:t>
+            </w:r>
+          </w:p>
+        </w:tc>
+        <w:tc>
+          <w:tcPr/>
+          <w:p>
+            <w:pPr>
+              <w:pStyle w:val="Compact"/>
+              <w:jc w:val="left"/>
+            </w:pPr>
+            <w:r>
+              <w:t xml:space="preserve">Lower real discount rate used in the same NPD abatement-cost curves</w:t>
+            </w:r>
+          </w:p>
+        </w:tc>
+      </w:tr>
+      <w:tr>
+        <w:tc>
+          <w:tcPr/>
+          <w:p>
+            <w:pPr>
+              <w:pStyle w:val="Compact"/>
+              <w:jc w:val="left"/>
+            </w:pPr>
+            <w:r>
+              <w:t xml:space="preserve">investment.lifetime</w:t>
+            </w:r>
+          </w:p>
+        </w:tc>
+        <w:tc>
+          <w:tcPr/>
+          <w:p>
+            <w:pPr>
+              <w:pStyle w:val="Compact"/>
+              <w:jc w:val="left"/>
+            </w:pPr>
+            <w:r>
+              <w:t xml:space="preserve">20</w:t>
+            </w:r>
+          </w:p>
+        </w:tc>
+        <w:tc>
+          <w:tcPr/>
+          <w:p>
+            <w:pPr>
+              <w:pStyle w:val="Compact"/>
+              <w:jc w:val="left"/>
+            </w:pPr>
+            <w:r>
+              <w:t xml:space="preserve">yr</w:t>
+            </w:r>
+          </w:p>
+        </w:tc>
+        <w:tc>
+          <w:tcPr/>
+          <w:p>
+            <w:pPr>
+              <w:pStyle w:val="Compact"/>
+              <w:jc w:val="left"/>
+            </w:pPr>
+            <w:r>
+              <w:t xml:space="preserve">ASSUMPTION: economic life of a retrofit wind farm on a producing field (remaining field life)</w:t>
+            </w:r>
+          </w:p>
+        </w:tc>
+      </w:tr>
+      <w:tr>
+        <w:tc>
+          <w:tcPr/>
+          <w:p>
+            <w:pPr>
+              <w:pStyle w:val="Compact"/>
+              <w:jc w:val="left"/>
+            </w:pPr>
+            <w:r>
+              <w:t xml:space="preserve">investment.wind_capex</w:t>
+            </w:r>
+          </w:p>
+        </w:tc>
+        <w:tc>
+          <w:tcPr/>
+          <w:p>
+            <w:pPr>
+              <w:pStyle w:val="Compact"/>
+              <w:jc w:val="left"/>
+            </w:pPr>
+            <w:r>
+              <w:t xml:space="preserve">84.1</w:t>
+            </w:r>
+          </w:p>
+        </w:tc>
+        <w:tc>
+          <w:tcPr/>
+          <w:p>
+            <w:pPr>
+              <w:pStyle w:val="Compact"/>
+              <w:jc w:val="left"/>
+            </w:pPr>
+            <w:r>
+              <w:t xml:space="preserve">NOK/W</w:t>
+            </w:r>
+          </w:p>
+        </w:tc>
+        <w:tc>
+          <w:tcPr/>
+          <w:p>
+            <w:pPr>
+              <w:pStyle w:val="Compact"/>
+              <w:jc w:val="left"/>
+            </w:pPr>
+            <w:r>
+              <w:t xml:space="preserve">Hywind Tampen: investment forecast of about NOK 7.4 billion for 88 MW at opening (Equinor, 23 Aug 2023), i.e. 84.1 MNOK/MW before Enova and NOx Fund support; first-of-a-kind floating farm</w:t>
+            </w:r>
+          </w:p>
+        </w:tc>
+      </w:tr>
+      <w:tr>
+        <w:tc>
+          <w:tcPr/>
+          <w:p>
+            <w:pPr>
+              <w:pStyle w:val="Compact"/>
+              <w:jc w:val="left"/>
+            </w:pPr>
+            <w:r>
+              <w:t xml:space="preserve">investment.wind_om_low</w:t>
+            </w:r>
+          </w:p>
+        </w:tc>
+        <w:tc>
+          <w:tcPr/>
+          <w:p>
+            <w:pPr>
+              <w:pStyle w:val="Compact"/>
+              <w:jc w:val="left"/>
+            </w:pPr>
+            <w:r>
+              <w:t xml:space="preserve">35.0</w:t>
+            </w:r>
+          </w:p>
+        </w:tc>
+        <w:tc>
+          <w:tcPr/>
+          <w:p>
+            <w:pPr>
+              <w:pStyle w:val="Compact"/>
+              <w:jc w:val="left"/>
+            </w:pPr>
+            <w:r>
+              <w:t xml:space="preserve">EUR/kW/yr</w:t>
+            </w:r>
+          </w:p>
+        </w:tc>
+        <w:tc>
+          <w:tcPr/>
+          <w:p>
+            <w:pPr>
+              <w:pStyle w:val="Compact"/>
+              <w:jc w:val="left"/>
+            </w:pPr>
+            <w:r>
+              <w:t xml:space="preserve">Floating wind O&amp;M with self-hoisting crane strategy, up to 64 % below the tow-to-port cost (Dighe et al., J. Mar. Sci. Eng. 2024, 12(11):1948, Marram Wind and Celtic Sea C case study)</w:t>
+            </w:r>
+          </w:p>
+        </w:tc>
+      </w:tr>
+      <w:tr>
+        <w:tc>
+          <w:tcPr/>
+          <w:p>
+            <w:pPr>
+              <w:pStyle w:val="Compact"/>
+              <w:jc w:val="left"/>
+            </w:pPr>
+            <w:r>
+              <w:t xml:space="preserve">investment.wind_om_high</w:t>
+            </w:r>
+          </w:p>
+        </w:tc>
+        <w:tc>
+          <w:tcPr/>
+          <w:p>
+            <w:pPr>
+              <w:pStyle w:val="Compact"/>
+              <w:jc w:val="left"/>
+            </w:pPr>
+            <w:r>
+              <w:t xml:space="preserve">97.0</w:t>
+            </w:r>
+          </w:p>
+        </w:tc>
+        <w:tc>
+          <w:tcPr/>
+          <w:p>
+            <w:pPr>
+              <w:pStyle w:val="Compact"/>
+              <w:jc w:val="left"/>
+            </w:pPr>
+            <w:r>
+              <w:t xml:space="preserve">EUR/kW/yr</w:t>
+            </w:r>
+          </w:p>
+        </w:tc>
+        <w:tc>
+          <w:tcPr/>
+          <w:p>
+            <w:pPr>
+              <w:pStyle w:val="Compact"/>
+              <w:jc w:val="left"/>
+            </w:pPr>
+            <w:r>
+              <w:t xml:space="preserve">Floating wind O&amp;M with tow-to-port repair strategy, 94-97 kEUR/MW/yr (Dighe et al., J. Mar. Sci. Eng. 2024, 12(11):1948)</w:t>
+            </w:r>
+          </w:p>
+        </w:tc>
+      </w:tr>
+      <w:tr>
+        <w:tc>
+          <w:tcPr/>
+          <w:p>
+            <w:pPr>
+              <w:pStyle w:val="Compact"/>
+              <w:jc w:val="left"/>
+            </w:pPr>
+            <w:r>
+              <w:t xml:space="preserve">investment.eur_nok</w:t>
+            </w:r>
+          </w:p>
+        </w:tc>
+        <w:tc>
+          <w:tcPr/>
+          <w:p>
+            <w:pPr>
+              <w:pStyle w:val="Compact"/>
+              <w:jc w:val="left"/>
+            </w:pPr>
+            <w:r>
+              <w:t xml:space="preserve">11.5</w:t>
+            </w:r>
+          </w:p>
+        </w:tc>
+        <w:tc>
+          <w:tcPr/>
+          <w:p>
+            <w:pPr>
+              <w:pStyle w:val="Compact"/>
+              <w:jc w:val="left"/>
+            </w:pPr>
+            <w:r>
+              <w:t xml:space="preserve">NOK/EUR</w:t>
+            </w:r>
+          </w:p>
+        </w:tc>
+        <w:tc>
+          <w:tcPr/>
+          <w:p>
+            <w:pPr>
+              <w:pStyle w:val="Compact"/>
+              <w:jc w:val="left"/>
+            </w:pPr>
+            <w:r>
+              <w:t xml:space="preserve">ASSUMPTION: approximate 2024-2025 exchange rate</w:t>
+            </w:r>
+          </w:p>
+        </w:tc>
+      </w:tr>
+      <w:tr>
+        <w:tc>
+          <w:tcPr/>
+          <w:p>
+            <w:pPr>
+              <w:pStyle w:val="Compact"/>
+              <w:jc w:val="left"/>
+            </w:pPr>
+            <w:r>
+              <w:t xml:space="preserve">investment.power_from_shore_abatement_cost</w:t>
+            </w:r>
+          </w:p>
+        </w:tc>
+        <w:tc>
+          <w:tcPr/>
+          <w:p>
+            <w:pPr>
+              <w:pStyle w:val="Compact"/>
+              <w:jc w:val="left"/>
+            </w:pPr>
+            <w:r>
+              <w:t xml:space="preserve">2000.0</w:t>
+            </w:r>
+          </w:p>
+        </w:tc>
+        <w:tc>
+          <w:tcPr/>
+          <w:p>
+            <w:pPr>
+              <w:pStyle w:val="Compact"/>
+              <w:jc w:val="left"/>
+            </w:pPr>
+            <w:r>
+              <w:t xml:space="preserve">NOK/t_CO2</w:t>
+            </w:r>
+          </w:p>
+        </w:tc>
+        <w:tc>
+          <w:tcPr/>
+          <w:p>
+            <w:pPr>
+              <w:pStyle w:val="Compact"/>
+              <w:jc w:val="left"/>
+            </w:pPr>
+            <w:r>
+              <w:t xml:space="preserve">Norwegian Offshore Directorate (2025): operators’ estimated abatement cost of the most recently approved power-from-shore projects (Melkøya, Njord/Draugen) just under NOK 2000 per tonne CO2 (2025-NOK); taken from a search summary, verify in the report. The 2020 report gave below NOK 1500/t for the then-planned projects</w:t>
             </w:r>
           </w:p>
         </w:tc>

--- a/docs/paper/supplementary.docx
+++ b/docs/paper/supplementary.docx
@@ -2,13 +2,25 @@
 <file path=word/document.xml><?xml version="1.0" encoding="utf-8"?>
 <w:document xmlns:w="http://schemas.openxmlformats.org/wordprocessingml/2006/main" xmlns:m="http://schemas.openxmlformats.org/officeDocument/2006/math" xmlns:r="http://schemas.openxmlformats.org/officeDocument/2006/relationships" xmlns:o="urn:schemas-microsoft-com:office:office" xmlns:v="urn:schemas-microsoft-com:vml" xmlns:w10="urn:schemas-microsoft-com:office:word" xmlns:a="http://schemas.openxmlformats.org/drawingml/2006/main" xmlns:pic="http://schemas.openxmlformats.org/drawingml/2006/picture" xmlns:wp="http://schemas.openxmlformats.org/drawingml/2006/wordprocessingDrawing">
   <w:body>
-    <w:bookmarkStart w:id="33" w:name="supplementary-material"/>
     <w:p>
       <w:pPr>
-        <w:pStyle w:val="Heading1"/>
+        <w:pStyle w:val="Title"/>
       </w:pPr>
       <w:r>
-        <w:t xml:space="preserve">Supplementary material</w:t>
+        <w:t xml:space="preserve">Supplementary</w:t>
+      </w:r>
+      <w:r>
+        <w:t xml:space="preserve"> </w:t>
+      </w:r>
+      <w:r>
+        <w:t xml:space="preserve">material</w:t>
+      </w:r>
+    </w:p>
+    <w:p>
+      <w:r>
+        <w:pict>
+          <v:rect style="width:0;height:1.5pt" o:hralign="center" o:hrstd="t" o:hr="t"/>
+        </w:pict>
       </w:r>
     </w:p>
     <w:p>
@@ -37,25 +49,25 @@
         <w:t xml:space="preserve">wind-powered offshore oil platform</w:t>
       </w:r>
     </w:p>
-    <w:bookmarkStart w:id="23" w:name="s1-wind-resource"/>
+    <w:bookmarkStart w:id="23" w:name="s1.-wind-resource"/>
     <w:p>
       <w:pPr>
-        <w:pStyle w:val="Heading2"/>
+        <w:pStyle w:val="Heading1"/>
       </w:pPr>
       <w:r>
-        <w:t xml:space="preserve">S1 Wind resource</w:t>
+        <w:t xml:space="preserve">S1. Wind resource</w:t>
       </w:r>
     </w:p>
     <w:p>
       <w:pPr>
-        <w:pStyle w:val="CaptionedFigure"/>
+        <w:pStyle w:val="Figure"/>
       </w:pPr>
       <w:r>
         <w:drawing>
           <wp:inline>
-            <wp:extent cx="5334000" cy="1931581"/>
+            <wp:extent cx="5399999" cy="1955481"/>
             <wp:effectExtent b="0" l="0" r="0" t="0"/>
-            <wp:docPr descr="Fig. S1. Wind resource at 61° N, 2° E in 2023 (ERA5). Left: monthly capacity factor of the 30 MW wind farm (dashed: annual mean). Right: duration curve of wind farm power." title="" id="21" name="Picture"/>
+            <wp:docPr descr="" title="" id="21" name="Picture"/>
             <a:graphic>
               <a:graphicData uri="http://schemas.openxmlformats.org/drawingml/2006/picture">
                 <pic:pic>
@@ -74,7 +86,7 @@
                   <pic:spPr bwMode="auto">
                     <a:xfrm>
                       <a:off x="0" y="0"/>
-                      <a:ext cx="5334000" cy="1931581"/>
+                      <a:ext cx="5399999" cy="1955481"/>
                     </a:xfrm>
                     <a:prstGeom prst="rect">
                       <a:avLst/>
@@ -95,14 +107,14 @@
     </w:p>
     <w:p>
       <w:pPr>
-        <w:pStyle w:val="ImageCaption"/>
+        <w:pStyle w:val="FigureCaption"/>
       </w:pPr>
       <w:r>
         <w:rPr>
           <w:bCs/>
           <w:b/>
         </w:rPr>
-        <w:t xml:space="preserve">Fig. S1.</w:t>
+        <w:t xml:space="preserve">Figure S1.</w:t>
       </w:r>
       <w:r>
         <w:t xml:space="preserve"> </w:t>
@@ -112,25 +124,25 @@
       </w:r>
     </w:p>
     <w:bookmarkEnd w:id="23"/>
-    <w:bookmarkStart w:id="27" w:name="s2-gas-turbine-part-load-performance"/>
+    <w:bookmarkStart w:id="27" w:name="s2.-gas-turbine-part-load-performance"/>
     <w:p>
       <w:pPr>
-        <w:pStyle w:val="Heading2"/>
+        <w:pStyle w:val="Heading1"/>
       </w:pPr>
       <w:r>
-        <w:t xml:space="preserve">S2 Gas turbine part-load performance</w:t>
+        <w:t xml:space="preserve">S2. Gas turbine part-load performance</w:t>
       </w:r>
     </w:p>
     <w:p>
       <w:pPr>
-        <w:pStyle w:val="CaptionedFigure"/>
+        <w:pStyle w:val="Figure"/>
       </w:pPr>
       <w:r>
         <w:drawing>
           <wp:inline>
-            <wp:extent cx="5334000" cy="2144232"/>
+            <wp:extent cx="5399999" cy="2170764"/>
             <wp:effectExtent b="0" l="0" r="0" t="0"/>
-            <wp:docPr descr="Fig. S2. Part-load electric efficiency (left) and specific CO2 emission (right) of the gas turbines. Shaded: below minimum stable load. The main units follow the LEOGO reference turbine. The small unit (Solar Turbines Mars 100, 11.35 MW, 32.9 % ISO efficiency) is used only in the GT fleet sensitivity; its part-load shape is assumed equal to that of the main units." title="" id="25" name="Picture"/>
+            <wp:docPr descr="" title="" id="25" name="Picture"/>
             <a:graphic>
               <a:graphicData uri="http://schemas.openxmlformats.org/drawingml/2006/picture">
                 <pic:pic>
@@ -149,7 +161,7 @@
                   <pic:spPr bwMode="auto">
                     <a:xfrm>
                       <a:off x="0" y="0"/>
-                      <a:ext cx="5334000" cy="2144232"/>
+                      <a:ext cx="5399999" cy="2170764"/>
                     </a:xfrm>
                     <a:prstGeom prst="rect">
                       <a:avLst/>
@@ -170,14 +182,14 @@
     </w:p>
     <w:p>
       <w:pPr>
-        <w:pStyle w:val="ImageCaption"/>
+        <w:pStyle w:val="FigureCaption"/>
       </w:pPr>
       <w:r>
         <w:rPr>
           <w:bCs/>
           <w:b/>
         </w:rPr>
-        <w:t xml:space="preserve">Fig. S2.</w:t>
+        <w:t xml:space="preserve">Figure S2.</w:t>
       </w:r>
       <w:r>
         <w:t xml:space="preserve"> </w:t>
@@ -187,13 +199,13 @@
       </w:r>
     </w:p>
     <w:bookmarkEnd w:id="27"/>
-    <w:bookmarkStart w:id="31" w:name="s3-seasonal-pattern"/>
+    <w:bookmarkStart w:id="31" w:name="s3.-seasonal-pattern"/>
     <w:p>
       <w:pPr>
-        <w:pStyle w:val="Heading2"/>
+        <w:pStyle w:val="Heading1"/>
       </w:pPr>
       <w:r>
-        <w:t xml:space="preserve">S3 Seasonal pattern</w:t>
+        <w:t xml:space="preserve">S3. Seasonal pattern</w:t>
       </w:r>
     </w:p>
     <w:p>
@@ -230,14 +242,14 @@
     </w:p>
     <w:p>
       <w:pPr>
-        <w:pStyle w:val="CaptionedFigure"/>
+        <w:pStyle w:val="Figure"/>
       </w:pPr>
       <w:r>
         <w:drawing>
           <wp:inline>
-            <wp:extent cx="5334000" cy="2545269"/>
+            <wp:extent cx="5399999" cy="2576763"/>
             <wp:effectExtent b="0" l="0" r="0" t="0"/>
-            <wp:docPr descr="Fig. S3. Monthly CO2 emissions for cases 1–4." title="" id="29" name="Picture"/>
+            <wp:docPr descr="" title="" id="29" name="Picture"/>
             <a:graphic>
               <a:graphicData uri="http://schemas.openxmlformats.org/drawingml/2006/picture">
                 <pic:pic>
@@ -256,7 +268,7 @@
                   <pic:spPr bwMode="auto">
                     <a:xfrm>
                       <a:off x="0" y="0"/>
-                      <a:ext cx="5334000" cy="2545269"/>
+                      <a:ext cx="5399999" cy="2576763"/>
                     </a:xfrm>
                     <a:prstGeom prst="rect">
                       <a:avLst/>
@@ -277,14 +289,14 @@
     </w:p>
     <w:p>
       <w:pPr>
-        <w:pStyle w:val="ImageCaption"/>
+        <w:pStyle w:val="FigureCaption"/>
       </w:pPr>
       <w:r>
         <w:rPr>
           <w:bCs/>
           <w:b/>
         </w:rPr>
-        <w:t xml:space="preserve">Fig. S3.</w:t>
+        <w:t xml:space="preserve">Figure S3.</w:t>
       </w:r>
       <w:r>
         <w:t xml:space="preserve"> </w:t>
@@ -294,13 +306,13 @@
       </w:r>
     </w:p>
     <w:bookmarkEnd w:id="31"/>
-    <w:bookmarkStart w:id="32" w:name="s4-model-parameters"/>
+    <w:bookmarkStart w:id="32" w:name="s4.-model-parameters"/>
     <w:p>
       <w:pPr>
-        <w:pStyle w:val="Heading2"/>
+        <w:pStyle w:val="Heading1"/>
       </w:pPr>
       <w:r>
-        <w:t xml:space="preserve">S4 Model parameters</w:t>
+        <w:t xml:space="preserve">S4. Model parameters</w:t>
       </w:r>
     </w:p>
     <w:p>
@@ -366,12 +378,12 @@
         <w:tblLook w:firstRow="1" w:lastRow="0" w:firstColumn="0" w:lastColumn="0" w:noHBand="0" w:noVBand="0" w:val="0020"/>
         <w:jc w:val="start"/>
         <w:tblBorders>
-          <w:top w:val="single" w:sz="4" w:space="0" w:color="808080"/>
-          <w:left w:val="single" w:sz="4" w:space="0" w:color="808080"/>
-          <w:bottom w:val="single" w:sz="4" w:space="0" w:color="808080"/>
-          <w:right w:val="single" w:sz="4" w:space="0" w:color="808080"/>
-          <w:insideH w:val="single" w:sz="4" w:space="0" w:color="808080"/>
-          <w:insideV w:val="single" w:sz="4" w:space="0" w:color="808080"/>
+          <w:top w:val="single" w:sz="4" w:space="0" w:color="000000"/>
+          <w:bottom w:val="single" w:sz="4" w:space="0" w:color="000000"/>
+          <w:left w:val="nil" w:sz="4" w:space="0" w:color="000000"/>
+          <w:right w:val="nil" w:sz="4" w:space="0" w:color="000000"/>
+          <w:insideH w:val="nil" w:sz="4" w:space="0" w:color="000000"/>
+          <w:insideV w:val="nil" w:sz="4" w:space="0" w:color="000000"/>
         </w:tblBorders>
       </w:tblPr>
       <w:tblGrid>
@@ -385,49 +397,85 @@
           <w:tblHeader w:val="true"/>
         </w:trPr>
         <w:tc>
-          <w:tcPr/>
-          <w:p>
-            <w:pPr>
-              <w:pStyle w:val="Compact"/>
-              <w:jc w:val="left"/>
-            </w:pPr>
-            <w:r>
+          <w:tcPr>
+            <w:tcBorders>
+              <w:bottom w:val="single" w:sz="4" w:space="0" w:color="000000"/>
+            </w:tcBorders>
+          </w:tcPr>
+          <w:p>
+            <w:pPr>
+              <w:pStyle w:val="Compact"/>
+              <w:spacing w:line="240" w:lineRule="auto" w:after="20"/>
+              <w:jc w:val="left"/>
+            </w:pPr>
+            <w:r>
+              <w:rPr>
+                <w:b/>
+                <w:sz w:val="20"/>
+              </w:rPr>
               <w:t xml:space="preserve">parameter</w:t>
             </w:r>
           </w:p>
         </w:tc>
         <w:tc>
-          <w:tcPr/>
-          <w:p>
-            <w:pPr>
-              <w:pStyle w:val="Compact"/>
-              <w:jc w:val="left"/>
-            </w:pPr>
-            <w:r>
+          <w:tcPr>
+            <w:tcBorders>
+              <w:bottom w:val="single" w:sz="4" w:space="0" w:color="000000"/>
+            </w:tcBorders>
+          </w:tcPr>
+          <w:p>
+            <w:pPr>
+              <w:pStyle w:val="Compact"/>
+              <w:spacing w:line="240" w:lineRule="auto" w:after="20"/>
+              <w:jc w:val="left"/>
+            </w:pPr>
+            <w:r>
+              <w:rPr>
+                <w:b/>
+                <w:sz w:val="20"/>
+              </w:rPr>
               <w:t xml:space="preserve">value</w:t>
             </w:r>
           </w:p>
         </w:tc>
         <w:tc>
-          <w:tcPr/>
-          <w:p>
-            <w:pPr>
-              <w:pStyle w:val="Compact"/>
-              <w:jc w:val="left"/>
-            </w:pPr>
-            <w:r>
+          <w:tcPr>
+            <w:tcBorders>
+              <w:bottom w:val="single" w:sz="4" w:space="0" w:color="000000"/>
+            </w:tcBorders>
+          </w:tcPr>
+          <w:p>
+            <w:pPr>
+              <w:pStyle w:val="Compact"/>
+              <w:spacing w:line="240" w:lineRule="auto" w:after="20"/>
+              <w:jc w:val="left"/>
+            </w:pPr>
+            <w:r>
+              <w:rPr>
+                <w:b/>
+                <w:sz w:val="20"/>
+              </w:rPr>
               <w:t xml:space="preserve">unit</w:t>
             </w:r>
           </w:p>
         </w:tc>
         <w:tc>
-          <w:tcPr/>
-          <w:p>
-            <w:pPr>
-              <w:pStyle w:val="Compact"/>
-              <w:jc w:val="left"/>
-            </w:pPr>
-            <w:r>
+          <w:tcPr>
+            <w:tcBorders>
+              <w:bottom w:val="single" w:sz="4" w:space="0" w:color="000000"/>
+            </w:tcBorders>
+          </w:tcPr>
+          <w:p>
+            <w:pPr>
+              <w:pStyle w:val="Compact"/>
+              <w:spacing w:line="240" w:lineRule="auto" w:after="20"/>
+              <w:jc w:val="left"/>
+            </w:pPr>
+            <w:r>
+              <w:rPr>
+                <w:b/>
+                <w:sz w:val="20"/>
+              </w:rPr>
               <w:t xml:space="preserve">source</w:t>
             </w:r>
           </w:p>
@@ -439,9 +487,13 @@
           <w:p>
             <w:pPr>
               <w:pStyle w:val="Compact"/>
-              <w:jc w:val="left"/>
-            </w:pPr>
-            <w:r>
+              <w:spacing w:line="240" w:lineRule="auto" w:after="20"/>
+              <w:jc w:val="left"/>
+            </w:pPr>
+            <w:r>
+              <w:rPr>
+                <w:sz w:val="20"/>
+              </w:rPr>
               <w:t xml:space="preserve">site.latitude</w:t>
             </w:r>
           </w:p>
@@ -451,9 +503,13 @@
           <w:p>
             <w:pPr>
               <w:pStyle w:val="Compact"/>
-              <w:jc w:val="left"/>
-            </w:pPr>
-            <w:r>
+              <w:spacing w:line="240" w:lineRule="auto" w:after="20"/>
+              <w:jc w:val="left"/>
+            </w:pPr>
+            <w:r>
+              <w:rPr>
+                <w:sz w:val="20"/>
+              </w:rPr>
               <w:t xml:space="preserve">61.0</w:t>
             </w:r>
           </w:p>
@@ -463,9 +519,13 @@
           <w:p>
             <w:pPr>
               <w:pStyle w:val="Compact"/>
-              <w:jc w:val="left"/>
-            </w:pPr>
-            <w:r>
+              <w:spacing w:line="240" w:lineRule="auto" w:after="20"/>
+              <w:jc w:val="left"/>
+            </w:pPr>
+            <w:r>
+              <w:rPr>
+                <w:sz w:val="20"/>
+              </w:rPr>
               <w:t xml:space="preserve">deg_N</w:t>
             </w:r>
           </w:p>
@@ -475,9 +535,13 @@
           <w:p>
             <w:pPr>
               <w:pStyle w:val="Compact"/>
-              <w:jc w:val="left"/>
-            </w:pPr>
-            <w:r>
+              <w:spacing w:line="240" w:lineRule="auto" w:after="20"/>
+              <w:jc w:val="left"/>
+            </w:pPr>
+            <w:r>
+              <w:rPr>
+                <w:sz w:val="20"/>
+              </w:rPr>
               <w:t xml:space="preserve">Project definition; near Snorre/Gullfaks and Hywind Tampen</w:t>
             </w:r>
           </w:p>
@@ -489,9 +553,13 @@
           <w:p>
             <w:pPr>
               <w:pStyle w:val="Compact"/>
-              <w:jc w:val="left"/>
-            </w:pPr>
-            <w:r>
+              <w:spacing w:line="240" w:lineRule="auto" w:after="20"/>
+              <w:jc w:val="left"/>
+            </w:pPr>
+            <w:r>
+              <w:rPr>
+                <w:sz w:val="20"/>
+              </w:rPr>
               <w:t xml:space="preserve">site.longitude</w:t>
             </w:r>
           </w:p>
@@ -501,9 +569,13 @@
           <w:p>
             <w:pPr>
               <w:pStyle w:val="Compact"/>
-              <w:jc w:val="left"/>
-            </w:pPr>
-            <w:r>
+              <w:spacing w:line="240" w:lineRule="auto" w:after="20"/>
+              <w:jc w:val="left"/>
+            </w:pPr>
+            <w:r>
+              <w:rPr>
+                <w:sz w:val="20"/>
+              </w:rPr>
               <w:t xml:space="preserve">2.0</w:t>
             </w:r>
           </w:p>
@@ -513,9 +585,13 @@
           <w:p>
             <w:pPr>
               <w:pStyle w:val="Compact"/>
-              <w:jc w:val="left"/>
-            </w:pPr>
-            <w:r>
+              <w:spacing w:line="240" w:lineRule="auto" w:after="20"/>
+              <w:jc w:val="left"/>
+            </w:pPr>
+            <w:r>
+              <w:rPr>
+                <w:sz w:val="20"/>
+              </w:rPr>
               <w:t xml:space="preserve">deg_E</w:t>
             </w:r>
           </w:p>
@@ -525,9 +601,13 @@
           <w:p>
             <w:pPr>
               <w:pStyle w:val="Compact"/>
-              <w:jc w:val="left"/>
-            </w:pPr>
-            <w:r>
+              <w:spacing w:line="240" w:lineRule="auto" w:after="20"/>
+              <w:jc w:val="left"/>
+            </w:pPr>
+            <w:r>
+              <w:rPr>
+                <w:sz w:val="20"/>
+              </w:rPr>
               <w:t xml:space="preserve">Project definition</w:t>
             </w:r>
           </w:p>
@@ -539,9 +619,13 @@
           <w:p>
             <w:pPr>
               <w:pStyle w:val="Compact"/>
-              <w:jc w:val="left"/>
-            </w:pPr>
-            <w:r>
+              <w:spacing w:line="240" w:lineRule="auto" w:after="20"/>
+              <w:jc w:val="left"/>
+            </w:pPr>
+            <w:r>
+              <w:rPr>
+                <w:sz w:val="20"/>
+              </w:rPr>
               <w:t xml:space="preserve">site.year</w:t>
             </w:r>
           </w:p>
@@ -551,9 +635,13 @@
           <w:p>
             <w:pPr>
               <w:pStyle w:val="Compact"/>
-              <w:jc w:val="left"/>
-            </w:pPr>
-            <w:r>
+              <w:spacing w:line="240" w:lineRule="auto" w:after="20"/>
+              <w:jc w:val="left"/>
+            </w:pPr>
+            <w:r>
+              <w:rPr>
+                <w:sz w:val="20"/>
+              </w:rPr>
               <w:t xml:space="preserve">2023</w:t>
             </w:r>
           </w:p>
@@ -563,9 +651,13 @@
           <w:p>
             <w:pPr>
               <w:pStyle w:val="Compact"/>
-              <w:jc w:val="left"/>
-            </w:pPr>
-            <w:r>
+              <w:spacing w:line="240" w:lineRule="auto" w:after="20"/>
+              <w:jc w:val="left"/>
+            </w:pPr>
+            <w:r>
+              <w:rPr>
+                <w:sz w:val="20"/>
+              </w:rPr>
               <w:t xml:space="preserve">-</w:t>
             </w:r>
           </w:p>
@@ -575,9 +667,13 @@
           <w:p>
             <w:pPr>
               <w:pStyle w:val="Compact"/>
-              <w:jc w:val="left"/>
-            </w:pPr>
-            <w:r>
+              <w:spacing w:line="240" w:lineRule="auto" w:after="20"/>
+              <w:jc w:val="left"/>
+            </w:pPr>
+            <w:r>
+              <w:rPr>
+                <w:sz w:val="20"/>
+              </w:rPr>
               <w:t xml:space="preserve">Project definition; one full calendar year of hourly data</w:t>
             </w:r>
           </w:p>
@@ -589,9 +685,13 @@
           <w:p>
             <w:pPr>
               <w:pStyle w:val="Compact"/>
-              <w:jc w:val="left"/>
-            </w:pPr>
-            <w:r>
+              <w:spacing w:line="240" w:lineRule="auto" w:after="20"/>
+              <w:jc w:val="left"/>
+            </w:pPr>
+            <w:r>
+              <w:rPr>
+                <w:sz w:val="20"/>
+              </w:rPr>
               <w:t xml:space="preserve">wind.era5.reference_height</w:t>
             </w:r>
           </w:p>
@@ -601,9 +701,13 @@
           <w:p>
             <w:pPr>
               <w:pStyle w:val="Compact"/>
-              <w:jc w:val="left"/>
-            </w:pPr>
-            <w:r>
+              <w:spacing w:line="240" w:lineRule="auto" w:after="20"/>
+              <w:jc w:val="left"/>
+            </w:pPr>
+            <w:r>
+              <w:rPr>
+                <w:sz w:val="20"/>
+              </w:rPr>
               <w:t xml:space="preserve">100.0</w:t>
             </w:r>
           </w:p>
@@ -613,9 +717,13 @@
           <w:p>
             <w:pPr>
               <w:pStyle w:val="Compact"/>
-              <w:jc w:val="left"/>
-            </w:pPr>
-            <w:r>
+              <w:spacing w:line="240" w:lineRule="auto" w:after="20"/>
+              <w:jc w:val="left"/>
+            </w:pPr>
+            <w:r>
+              <w:rPr>
+                <w:sz w:val="20"/>
+              </w:rPr>
               <w:t xml:space="preserve">m</w:t>
             </w:r>
           </w:p>
@@ -625,9 +733,13 @@
           <w:p>
             <w:pPr>
               <w:pStyle w:val="Compact"/>
-              <w:jc w:val="left"/>
-            </w:pPr>
-            <w:r>
+              <w:spacing w:line="240" w:lineRule="auto" w:after="20"/>
+              <w:jc w:val="left"/>
+            </w:pPr>
+            <w:r>
+              <w:rPr>
+                <w:sz w:val="20"/>
+              </w:rPr>
               <w:t xml:space="preserve">ERA5 100 m wind components (Hersbach et al., 2020, QJRMS 146:1999-2049)</w:t>
             </w:r>
           </w:p>
@@ -639,9 +751,13 @@
           <w:p>
             <w:pPr>
               <w:pStyle w:val="Compact"/>
-              <w:jc w:val="left"/>
-            </w:pPr>
-            <w:r>
+              <w:spacing w:line="240" w:lineRule="auto" w:after="20"/>
+              <w:jc w:val="left"/>
+            </w:pPr>
+            <w:r>
+              <w:rPr>
+                <w:sz w:val="20"/>
+              </w:rPr>
               <w:t xml:space="preserve">wind.height_correction.hub_height</w:t>
             </w:r>
           </w:p>
@@ -651,9 +767,13 @@
           <w:p>
             <w:pPr>
               <w:pStyle w:val="Compact"/>
-              <w:jc w:val="left"/>
-            </w:pPr>
-            <w:r>
+              <w:spacing w:line="240" w:lineRule="auto" w:after="20"/>
+              <w:jc w:val="left"/>
+            </w:pPr>
+            <w:r>
+              <w:rPr>
+                <w:sz w:val="20"/>
+              </w:rPr>
               <w:t xml:space="preserve">150.0</w:t>
             </w:r>
           </w:p>
@@ -663,9 +783,13 @@
           <w:p>
             <w:pPr>
               <w:pStyle w:val="Compact"/>
-              <w:jc w:val="left"/>
-            </w:pPr>
-            <w:r>
+              <w:spacing w:line="240" w:lineRule="auto" w:after="20"/>
+              <w:jc w:val="left"/>
+            </w:pPr>
+            <w:r>
+              <w:rPr>
+                <w:sz w:val="20"/>
+              </w:rPr>
               <w:t xml:space="preserve">m</w:t>
             </w:r>
           </w:p>
@@ -675,9 +799,13 @@
           <w:p>
             <w:pPr>
               <w:pStyle w:val="Compact"/>
-              <w:jc w:val="left"/>
-            </w:pPr>
-            <w:r>
+              <w:spacing w:line="240" w:lineRule="auto" w:after="20"/>
+              <w:jc w:val="left"/>
+            </w:pPr>
+            <w:r>
+              <w:rPr>
+                <w:sz w:val="20"/>
+              </w:rPr>
               <w:t xml:space="preserve">IEA-15-240-RWT hub height (Gaertner et al., 2020, NREL/TP-5000-75698)</w:t>
             </w:r>
           </w:p>
@@ -689,9 +817,13 @@
           <w:p>
             <w:pPr>
               <w:pStyle w:val="Compact"/>
-              <w:jc w:val="left"/>
-            </w:pPr>
-            <w:r>
+              <w:spacing w:line="240" w:lineRule="auto" w:after="20"/>
+              <w:jc w:val="left"/>
+            </w:pPr>
+            <w:r>
+              <w:rPr>
+                <w:sz w:val="20"/>
+              </w:rPr>
               <w:t xml:space="preserve">wind.height_correction.shear_exponent</w:t>
             </w:r>
           </w:p>
@@ -701,9 +833,13 @@
           <w:p>
             <w:pPr>
               <w:pStyle w:val="Compact"/>
-              <w:jc w:val="left"/>
-            </w:pPr>
-            <w:r>
+              <w:spacing w:line="240" w:lineRule="auto" w:after="20"/>
+              <w:jc w:val="left"/>
+            </w:pPr>
+            <w:r>
+              <w:rPr>
+                <w:sz w:val="20"/>
+              </w:rPr>
               <w:t xml:space="preserve">0.11</w:t>
             </w:r>
           </w:p>
@@ -713,9 +849,13 @@
           <w:p>
             <w:pPr>
               <w:pStyle w:val="Compact"/>
-              <w:jc w:val="left"/>
-            </w:pPr>
-            <w:r>
+              <w:spacing w:line="240" w:lineRule="auto" w:after="20"/>
+              <w:jc w:val="left"/>
+            </w:pPr>
+            <w:r>
+              <w:rPr>
+                <w:sz w:val="20"/>
+              </w:rPr>
               <w:t xml:space="preserve">-</w:t>
             </w:r>
           </w:p>
@@ -725,9 +865,13 @@
           <w:p>
             <w:pPr>
               <w:pStyle w:val="Compact"/>
-              <w:jc w:val="left"/>
-            </w:pPr>
-            <w:r>
+              <w:spacing w:line="240" w:lineRule="auto" w:after="20"/>
+              <w:jc w:val="left"/>
+            </w:pPr>
+            <w:r>
+              <w:rPr>
+                <w:sz w:val="20"/>
+              </w:rPr>
               <w:t xml:space="preserve">Hsu, Meindl &amp; Gilhousen (1994), J. Appl. Meteorol. 33:757-765, near-neutral conditions at sea</w:t>
             </w:r>
           </w:p>
@@ -739,9 +883,13 @@
           <w:p>
             <w:pPr>
               <w:pStyle w:val="Compact"/>
-              <w:jc w:val="left"/>
-            </w:pPr>
-            <w:r>
+              <w:spacing w:line="240" w:lineRule="auto" w:after="20"/>
+              <w:jc w:val="left"/>
+            </w:pPr>
+            <w:r>
+              <w:rPr>
+                <w:sz w:val="20"/>
+              </w:rPr>
               <w:t xml:space="preserve">wind.turbine.rated_power</w:t>
             </w:r>
           </w:p>
@@ -751,9 +899,13 @@
           <w:p>
             <w:pPr>
               <w:pStyle w:val="Compact"/>
-              <w:jc w:val="left"/>
-            </w:pPr>
-            <w:r>
+              <w:spacing w:line="240" w:lineRule="auto" w:after="20"/>
+              <w:jc w:val="left"/>
+            </w:pPr>
+            <w:r>
+              <w:rPr>
+                <w:sz w:val="20"/>
+              </w:rPr>
               <w:t xml:space="preserve">15.0e6</w:t>
             </w:r>
           </w:p>
@@ -763,9 +915,13 @@
           <w:p>
             <w:pPr>
               <w:pStyle w:val="Compact"/>
-              <w:jc w:val="left"/>
-            </w:pPr>
-            <w:r>
+              <w:spacing w:line="240" w:lineRule="auto" w:after="20"/>
+              <w:jc w:val="left"/>
+            </w:pPr>
+            <w:r>
+              <w:rPr>
+                <w:sz w:val="20"/>
+              </w:rPr>
               <w:t xml:space="preserve">W</w:t>
             </w:r>
           </w:p>
@@ -775,9 +931,13 @@
           <w:p>
             <w:pPr>
               <w:pStyle w:val="Compact"/>
-              <w:jc w:val="left"/>
-            </w:pPr>
-            <w:r>
+              <w:spacing w:line="240" w:lineRule="auto" w:after="20"/>
+              <w:jc w:val="left"/>
+            </w:pPr>
+            <w:r>
+              <w:rPr>
+                <w:sz w:val="20"/>
+              </w:rPr>
               <w:t xml:space="preserve">Gaertner et al. (2020)</w:t>
             </w:r>
           </w:p>
@@ -789,9 +949,13 @@
           <w:p>
             <w:pPr>
               <w:pStyle w:val="Compact"/>
-              <w:jc w:val="left"/>
-            </w:pPr>
-            <w:r>
+              <w:spacing w:line="240" w:lineRule="auto" w:after="20"/>
+              <w:jc w:val="left"/>
+            </w:pPr>
+            <w:r>
+              <w:rPr>
+                <w:sz w:val="20"/>
+              </w:rPr>
               <w:t xml:space="preserve">wind.turbine.cut_in_speed</w:t>
             </w:r>
           </w:p>
@@ -801,9 +965,13 @@
           <w:p>
             <w:pPr>
               <w:pStyle w:val="Compact"/>
-              <w:jc w:val="left"/>
-            </w:pPr>
-            <w:r>
+              <w:spacing w:line="240" w:lineRule="auto" w:after="20"/>
+              <w:jc w:val="left"/>
+            </w:pPr>
+            <w:r>
+              <w:rPr>
+                <w:sz w:val="20"/>
+              </w:rPr>
               <w:t xml:space="preserve">3.0</w:t>
             </w:r>
           </w:p>
@@ -813,9 +981,13 @@
           <w:p>
             <w:pPr>
               <w:pStyle w:val="Compact"/>
-              <w:jc w:val="left"/>
-            </w:pPr>
-            <w:r>
+              <w:spacing w:line="240" w:lineRule="auto" w:after="20"/>
+              <w:jc w:val="left"/>
+            </w:pPr>
+            <w:r>
+              <w:rPr>
+                <w:sz w:val="20"/>
+              </w:rPr>
               <w:t xml:space="preserve">m/s</w:t>
             </w:r>
           </w:p>
@@ -825,9 +997,13 @@
           <w:p>
             <w:pPr>
               <w:pStyle w:val="Compact"/>
-              <w:jc w:val="left"/>
-            </w:pPr>
-            <w:r>
+              <w:spacing w:line="240" w:lineRule="auto" w:after="20"/>
+              <w:jc w:val="left"/>
+            </w:pPr>
+            <w:r>
+              <w:rPr>
+                <w:sz w:val="20"/>
+              </w:rPr>
               <w:t xml:space="preserve">Gaertner et al. (2020)</w:t>
             </w:r>
           </w:p>
@@ -839,9 +1015,13 @@
           <w:p>
             <w:pPr>
               <w:pStyle w:val="Compact"/>
-              <w:jc w:val="left"/>
-            </w:pPr>
-            <w:r>
+              <w:spacing w:line="240" w:lineRule="auto" w:after="20"/>
+              <w:jc w:val="left"/>
+            </w:pPr>
+            <w:r>
+              <w:rPr>
+                <w:sz w:val="20"/>
+              </w:rPr>
               <w:t xml:space="preserve">wind.turbine.cut_out_speed</w:t>
             </w:r>
           </w:p>
@@ -851,9 +1031,13 @@
           <w:p>
             <w:pPr>
               <w:pStyle w:val="Compact"/>
-              <w:jc w:val="left"/>
-            </w:pPr>
-            <w:r>
+              <w:spacing w:line="240" w:lineRule="auto" w:after="20"/>
+              <w:jc w:val="left"/>
+            </w:pPr>
+            <w:r>
+              <w:rPr>
+                <w:sz w:val="20"/>
+              </w:rPr>
               <w:t xml:space="preserve">25.0</w:t>
             </w:r>
           </w:p>
@@ -863,9 +1047,13 @@
           <w:p>
             <w:pPr>
               <w:pStyle w:val="Compact"/>
-              <w:jc w:val="left"/>
-            </w:pPr>
-            <w:r>
+              <w:spacing w:line="240" w:lineRule="auto" w:after="20"/>
+              <w:jc w:val="left"/>
+            </w:pPr>
+            <w:r>
+              <w:rPr>
+                <w:sz w:val="20"/>
+              </w:rPr>
               <w:t xml:space="preserve">m/s</w:t>
             </w:r>
           </w:p>
@@ -875,9 +1063,13 @@
           <w:p>
             <w:pPr>
               <w:pStyle w:val="Compact"/>
-              <w:jc w:val="left"/>
-            </w:pPr>
-            <w:r>
+              <w:spacing w:line="240" w:lineRule="auto" w:after="20"/>
+              <w:jc w:val="left"/>
+            </w:pPr>
+            <w:r>
+              <w:rPr>
+                <w:sz w:val="20"/>
+              </w:rPr>
               <w:t xml:space="preserve">Gaertner et al. (2020)</w:t>
             </w:r>
           </w:p>
@@ -889,9 +1081,13 @@
           <w:p>
             <w:pPr>
               <w:pStyle w:val="Compact"/>
-              <w:jc w:val="left"/>
-            </w:pPr>
-            <w:r>
+              <w:spacing w:line="240" w:lineRule="auto" w:after="20"/>
+              <w:jc w:val="left"/>
+            </w:pPr>
+            <w:r>
+              <w:rPr>
+                <w:sz w:val="20"/>
+              </w:rPr>
               <w:t xml:space="preserve">wind.farm.n_turbines</w:t>
             </w:r>
           </w:p>
@@ -901,9 +1097,13 @@
           <w:p>
             <w:pPr>
               <w:pStyle w:val="Compact"/>
-              <w:jc w:val="left"/>
-            </w:pPr>
-            <w:r>
+              <w:spacing w:line="240" w:lineRule="auto" w:after="20"/>
+              <w:jc w:val="left"/>
+            </w:pPr>
+            <w:r>
+              <w:rPr>
+                <w:sz w:val="20"/>
+              </w:rPr>
               <w:t xml:space="preserve">2</w:t>
             </w:r>
           </w:p>
@@ -913,9 +1113,13 @@
           <w:p>
             <w:pPr>
               <w:pStyle w:val="Compact"/>
-              <w:jc w:val="left"/>
-            </w:pPr>
-            <w:r>
+              <w:spacing w:line="240" w:lineRule="auto" w:after="20"/>
+              <w:jc w:val="left"/>
+            </w:pPr>
+            <w:r>
+              <w:rPr>
+                <w:sz w:val="20"/>
+              </w:rPr>
               <w:t xml:space="preserve">-</w:t>
             </w:r>
           </w:p>
@@ -925,9 +1129,13 @@
           <w:p>
             <w:pPr>
               <w:pStyle w:val="Compact"/>
-              <w:jc w:val="left"/>
-            </w:pPr>
-            <w:r>
+              <w:spacing w:line="240" w:lineRule="auto" w:after="20"/>
+              <w:jc w:val="left"/>
+            </w:pPr>
+            <w:r>
+              <w:rPr>
+                <w:sz w:val="20"/>
+              </w:rPr>
               <w:t xml:space="preserve">Base case choice: 30 MW installed, same order as the 32 MW wind farm of the LEOGO reference platform (Svendsen et al. (2023), LEOGO reference platform, IET Energy Syst. Integr., doi:10.1049/esi2.12085; dataset Zenodo 7373223 (values read from oogeso/tests/test_data/leogo_reference_platform.yaml)); varied in sensitivity</w:t>
             </w:r>
           </w:p>
@@ -939,9 +1147,13 @@
           <w:p>
             <w:pPr>
               <w:pStyle w:val="Compact"/>
-              <w:jc w:val="left"/>
-            </w:pPr>
-            <w:r>
+              <w:spacing w:line="240" w:lineRule="auto" w:after="20"/>
+              <w:jc w:val="left"/>
+            </w:pPr>
+            <w:r>
+              <w:rPr>
+                <w:sz w:val="20"/>
+              </w:rPr>
               <w:t xml:space="preserve">wind.farm.n_turbines_sensitivity</w:t>
             </w:r>
           </w:p>
@@ -951,9 +1163,13 @@
           <w:p>
             <w:pPr>
               <w:pStyle w:val="Compact"/>
-              <w:jc w:val="left"/>
-            </w:pPr>
-            <w:r>
+              <w:spacing w:line="240" w:lineRule="auto" w:after="20"/>
+              <w:jc w:val="left"/>
+            </w:pPr>
+            <w:r>
+              <w:rPr>
+                <w:sz w:val="20"/>
+              </w:rPr>
               <w:t xml:space="preserve">[1, 2, 3, 4]</w:t>
             </w:r>
           </w:p>
@@ -963,9 +1179,13 @@
           <w:p>
             <w:pPr>
               <w:pStyle w:val="Compact"/>
-              <w:jc w:val="left"/>
-            </w:pPr>
-            <w:r>
+              <w:spacing w:line="240" w:lineRule="auto" w:after="20"/>
+              <w:jc w:val="left"/>
+            </w:pPr>
+            <w:r>
+              <w:rPr>
+                <w:sz w:val="20"/>
+              </w:rPr>
               <w:t xml:space="preserve">-</w:t>
             </w:r>
           </w:p>
@@ -975,9 +1195,13 @@
           <w:p>
             <w:pPr>
               <w:pStyle w:val="Compact"/>
-              <w:jc w:val="left"/>
-            </w:pPr>
-            <w:r>
+              <w:spacing w:line="240" w:lineRule="auto" w:after="20"/>
+              <w:jc w:val="left"/>
+            </w:pPr>
+            <w:r>
+              <w:rPr>
+                <w:sz w:val="20"/>
+              </w:rPr>
               <w:t xml:space="preserve">Sensitivity range, 15-60 MW installed</w:t>
             </w:r>
           </w:p>
@@ -989,9 +1213,13 @@
           <w:p>
             <w:pPr>
               <w:pStyle w:val="Compact"/>
-              <w:jc w:val="left"/>
-            </w:pPr>
-            <w:r>
+              <w:spacing w:line="240" w:lineRule="auto" w:after="20"/>
+              <w:jc w:val="left"/>
+            </w:pPr>
+            <w:r>
+              <w:rPr>
+                <w:sz w:val="20"/>
+              </w:rPr>
               <w:t xml:space="preserve">wind.farm.wake_loss</w:t>
             </w:r>
           </w:p>
@@ -1001,9 +1229,13 @@
           <w:p>
             <w:pPr>
               <w:pStyle w:val="Compact"/>
-              <w:jc w:val="left"/>
-            </w:pPr>
-            <w:r>
+              <w:spacing w:line="240" w:lineRule="auto" w:after="20"/>
+              <w:jc w:val="left"/>
+            </w:pPr>
+            <w:r>
+              <w:rPr>
+                <w:sz w:val="20"/>
+              </w:rPr>
               <w:t xml:space="preserve">0.05</w:t>
             </w:r>
           </w:p>
@@ -1013,9 +1245,13 @@
           <w:p>
             <w:pPr>
               <w:pStyle w:val="Compact"/>
-              <w:jc w:val="left"/>
-            </w:pPr>
-            <w:r>
+              <w:spacing w:line="240" w:lineRule="auto" w:after="20"/>
+              <w:jc w:val="left"/>
+            </w:pPr>
+            <w:r>
+              <w:rPr>
+                <w:sz w:val="20"/>
+              </w:rPr>
               <w:t xml:space="preserve">-</w:t>
             </w:r>
           </w:p>
@@ -1025,9 +1261,13 @@
           <w:p>
             <w:pPr>
               <w:pStyle w:val="Compact"/>
-              <w:jc w:val="left"/>
-            </w:pPr>
-            <w:r>
+              <w:spacing w:line="240" w:lineRule="auto" w:after="20"/>
+              <w:jc w:val="left"/>
+            </w:pPr>
+            <w:r>
+              <w:rPr>
+                <w:sz w:val="20"/>
+              </w:rPr>
               <w:t xml:space="preserve">ASSUMPTION: small cluster of 2 turbines; verify against literature</w:t>
             </w:r>
           </w:p>
@@ -1039,9 +1279,13 @@
           <w:p>
             <w:pPr>
               <w:pStyle w:val="Compact"/>
-              <w:jc w:val="left"/>
-            </w:pPr>
-            <w:r>
+              <w:spacing w:line="240" w:lineRule="auto" w:after="20"/>
+              <w:jc w:val="left"/>
+            </w:pPr>
+            <w:r>
+              <w:rPr>
+                <w:sz w:val="20"/>
+              </w:rPr>
               <w:t xml:space="preserve">wind.farm.electrical_loss</w:t>
             </w:r>
           </w:p>
@@ -1051,9 +1295,13 @@
           <w:p>
             <w:pPr>
               <w:pStyle w:val="Compact"/>
-              <w:jc w:val="left"/>
-            </w:pPr>
-            <w:r>
+              <w:spacing w:line="240" w:lineRule="auto" w:after="20"/>
+              <w:jc w:val="left"/>
+            </w:pPr>
+            <w:r>
+              <w:rPr>
+                <w:sz w:val="20"/>
+              </w:rPr>
               <w:t xml:space="preserve">0.02</w:t>
             </w:r>
           </w:p>
@@ -1063,9 +1311,13 @@
           <w:p>
             <w:pPr>
               <w:pStyle w:val="Compact"/>
-              <w:jc w:val="left"/>
-            </w:pPr>
-            <w:r>
+              <w:spacing w:line="240" w:lineRule="auto" w:after="20"/>
+              <w:jc w:val="left"/>
+            </w:pPr>
+            <w:r>
+              <w:rPr>
+                <w:sz w:val="20"/>
+              </w:rPr>
               <w:t xml:space="preserve">-</w:t>
             </w:r>
           </w:p>
@@ -1075,9 +1327,13 @@
           <w:p>
             <w:pPr>
               <w:pStyle w:val="Compact"/>
-              <w:jc w:val="left"/>
-            </w:pPr>
-            <w:r>
+              <w:spacing w:line="240" w:lineRule="auto" w:after="20"/>
+              <w:jc w:val="left"/>
+            </w:pPr>
+            <w:r>
+              <w:rPr>
+                <w:sz w:val="20"/>
+              </w:rPr>
               <w:t xml:space="preserve">ASSUMPTION: short subsea cable to platform; verify against literature</w:t>
             </w:r>
           </w:p>
@@ -1089,9 +1345,13 @@
           <w:p>
             <w:pPr>
               <w:pStyle w:val="Compact"/>
-              <w:jc w:val="left"/>
-            </w:pPr>
-            <w:r>
+              <w:spacing w:line="240" w:lineRule="auto" w:after="20"/>
+              <w:jc w:val="left"/>
+            </w:pPr>
+            <w:r>
+              <w:rPr>
+                <w:sz w:val="20"/>
+              </w:rPr>
               <w:t xml:space="preserve">wind.farm.availability</w:t>
             </w:r>
           </w:p>
@@ -1101,9 +1361,13 @@
           <w:p>
             <w:pPr>
               <w:pStyle w:val="Compact"/>
-              <w:jc w:val="left"/>
-            </w:pPr>
-            <w:r>
+              <w:spacing w:line="240" w:lineRule="auto" w:after="20"/>
+              <w:jc w:val="left"/>
+            </w:pPr>
+            <w:r>
+              <w:rPr>
+                <w:sz w:val="20"/>
+              </w:rPr>
               <w:t xml:space="preserve">0.95</w:t>
             </w:r>
           </w:p>
@@ -1113,9 +1377,13 @@
           <w:p>
             <w:pPr>
               <w:pStyle w:val="Compact"/>
-              <w:jc w:val="left"/>
-            </w:pPr>
-            <w:r>
+              <w:spacing w:line="240" w:lineRule="auto" w:after="20"/>
+              <w:jc w:val="left"/>
+            </w:pPr>
+            <w:r>
+              <w:rPr>
+                <w:sz w:val="20"/>
+              </w:rPr>
               <w:t xml:space="preserve">-</w:t>
             </w:r>
           </w:p>
@@ -1125,9 +1393,13 @@
           <w:p>
             <w:pPr>
               <w:pStyle w:val="Compact"/>
-              <w:jc w:val="left"/>
-            </w:pPr>
-            <w:r>
+              <w:spacing w:line="240" w:lineRule="auto" w:after="20"/>
+              <w:jc w:val="left"/>
+            </w:pPr>
+            <w:r>
+              <w:rPr>
+                <w:sz w:val="20"/>
+              </w:rPr>
               <w:t xml:space="preserve">ASSUMPTION: typical offshore availability; verify against literature</w:t>
             </w:r>
           </w:p>
@@ -1139,9 +1411,13 @@
           <w:p>
             <w:pPr>
               <w:pStyle w:val="Compact"/>
-              <w:jc w:val="left"/>
-            </w:pPr>
-            <w:r>
+              <w:spacing w:line="240" w:lineRule="auto" w:after="20"/>
+              <w:jc w:val="left"/>
+            </w:pPr>
+            <w:r>
+              <w:rPr>
+                <w:sz w:val="20"/>
+              </w:rPr>
               <w:t xml:space="preserve">fuel_gas.standard_temperature</w:t>
             </w:r>
           </w:p>
@@ -1151,9 +1427,13 @@
           <w:p>
             <w:pPr>
               <w:pStyle w:val="Compact"/>
-              <w:jc w:val="left"/>
-            </w:pPr>
-            <w:r>
+              <w:spacing w:line="240" w:lineRule="auto" w:after="20"/>
+              <w:jc w:val="left"/>
+            </w:pPr>
+            <w:r>
+              <w:rPr>
+                <w:sz w:val="20"/>
+              </w:rPr>
               <w:t xml:space="preserve">288.15</w:t>
             </w:r>
           </w:p>
@@ -1163,9 +1443,13 @@
           <w:p>
             <w:pPr>
               <w:pStyle w:val="Compact"/>
-              <w:jc w:val="left"/>
-            </w:pPr>
-            <w:r>
+              <w:spacing w:line="240" w:lineRule="auto" w:after="20"/>
+              <w:jc w:val="left"/>
+            </w:pPr>
+            <w:r>
+              <w:rPr>
+                <w:sz w:val="20"/>
+              </w:rPr>
               <w:t xml:space="preserve">K</w:t>
             </w:r>
           </w:p>
@@ -1175,9 +1459,13 @@
           <w:p>
             <w:pPr>
               <w:pStyle w:val="Compact"/>
-              <w:jc w:val="left"/>
-            </w:pPr>
-            <w:r>
+              <w:spacing w:line="240" w:lineRule="auto" w:after="20"/>
+              <w:jc w:val="left"/>
+            </w:pPr>
+            <w:r>
+              <w:rPr>
+                <w:sz w:val="20"/>
+              </w:rPr>
               <w:t xml:space="preserve">ISO 13443 standard reference conditions (15 degC)</w:t>
             </w:r>
           </w:p>
@@ -1189,9 +1477,13 @@
           <w:p>
             <w:pPr>
               <w:pStyle w:val="Compact"/>
-              <w:jc w:val="left"/>
-            </w:pPr>
-            <w:r>
+              <w:spacing w:line="240" w:lineRule="auto" w:after="20"/>
+              <w:jc w:val="left"/>
+            </w:pPr>
+            <w:r>
+              <w:rPr>
+                <w:sz w:val="20"/>
+              </w:rPr>
               <w:t xml:space="preserve">fuel_gas.standard_pressure</w:t>
             </w:r>
           </w:p>
@@ -1201,9 +1493,13 @@
           <w:p>
             <w:pPr>
               <w:pStyle w:val="Compact"/>
-              <w:jc w:val="left"/>
-            </w:pPr>
-            <w:r>
+              <w:spacing w:line="240" w:lineRule="auto" w:after="20"/>
+              <w:jc w:val="left"/>
+            </w:pPr>
+            <w:r>
+              <w:rPr>
+                <w:sz w:val="20"/>
+              </w:rPr>
               <w:t xml:space="preserve">101325.0</w:t>
             </w:r>
           </w:p>
@@ -1213,9 +1509,13 @@
           <w:p>
             <w:pPr>
               <w:pStyle w:val="Compact"/>
-              <w:jc w:val="left"/>
-            </w:pPr>
-            <w:r>
+              <w:spacing w:line="240" w:lineRule="auto" w:after="20"/>
+              <w:jc w:val="left"/>
+            </w:pPr>
+            <w:r>
+              <w:rPr>
+                <w:sz w:val="20"/>
+              </w:rPr>
               <w:t xml:space="preserve">Pa</w:t>
             </w:r>
           </w:p>
@@ -1225,9 +1525,13 @@
           <w:p>
             <w:pPr>
               <w:pStyle w:val="Compact"/>
-              <w:jc w:val="left"/>
-            </w:pPr>
-            <w:r>
+              <w:spacing w:line="240" w:lineRule="auto" w:after="20"/>
+              <w:jc w:val="left"/>
+            </w:pPr>
+            <w:r>
+              <w:rPr>
+                <w:sz w:val="20"/>
+              </w:rPr>
               <w:t xml:space="preserve">ISO 13443 standard reference conditions</w:t>
             </w:r>
           </w:p>
@@ -1239,9 +1543,13 @@
           <w:p>
             <w:pPr>
               <w:pStyle w:val="Compact"/>
-              <w:jc w:val="left"/>
-            </w:pPr>
-            <w:r>
+              <w:spacing w:line="240" w:lineRule="auto" w:after="20"/>
+              <w:jc w:val="left"/>
+            </w:pPr>
+            <w:r>
+              <w:rPr>
+                <w:sz w:val="20"/>
+              </w:rPr>
               <w:t xml:space="preserve">fuel_gas.composition</w:t>
             </w:r>
           </w:p>
@@ -1251,141 +1559,277 @@
           <w:p>
             <w:pPr>
               <w:pStyle w:val="Compact"/>
-              <w:jc w:val="left"/>
-            </w:pPr>
-            <w:r>
+              <w:spacing w:line="240" w:lineRule="auto" w:after="20"/>
+              <w:jc w:val="left"/>
+            </w:pPr>
+            <w:r>
+              <w:rPr>
+                <w:sz w:val="20"/>
+              </w:rPr>
               <w:t xml:space="preserve">{</w:t>
             </w:r>
             <w:r>
+              <w:rPr>
+                <w:sz w:val="20"/>
+              </w:rPr>
               <w:t xml:space="preserve">‘</w:t>
             </w:r>
             <w:r>
+              <w:rPr>
+                <w:sz w:val="20"/>
+              </w:rPr>
               <w:t xml:space="preserve">nitrogen</w:t>
             </w:r>
             <w:r>
+              <w:rPr>
+                <w:sz w:val="20"/>
+              </w:rPr>
               <w:t xml:space="preserve">’</w:t>
             </w:r>
             <w:r>
+              <w:rPr>
+                <w:sz w:val="20"/>
+              </w:rPr>
               <w:t xml:space="preserve">: 0.01,</w:t>
             </w:r>
             <w:r>
+              <w:rPr>
+                <w:sz w:val="20"/>
+              </w:rPr>
               <w:t xml:space="preserve"> </w:t>
             </w:r>
             <w:r>
+              <w:rPr>
+                <w:sz w:val="20"/>
+              </w:rPr>
               <w:t xml:space="preserve">‘</w:t>
             </w:r>
             <w:r>
+              <w:rPr>
+                <w:sz w:val="20"/>
+              </w:rPr>
               <w:t xml:space="preserve">CO2</w:t>
             </w:r>
             <w:r>
+              <w:rPr>
+                <w:sz w:val="20"/>
+              </w:rPr>
               <w:t xml:space="preserve">’</w:t>
             </w:r>
             <w:r>
+              <w:rPr>
+                <w:sz w:val="20"/>
+              </w:rPr>
               <w:t xml:space="preserve">: 0.02,</w:t>
             </w:r>
             <w:r>
+              <w:rPr>
+                <w:sz w:val="20"/>
+              </w:rPr>
               <w:t xml:space="preserve"> </w:t>
             </w:r>
             <w:r>
+              <w:rPr>
+                <w:sz w:val="20"/>
+              </w:rPr>
               <w:t xml:space="preserve">‘</w:t>
             </w:r>
             <w:r>
+              <w:rPr>
+                <w:sz w:val="20"/>
+              </w:rPr>
               <w:t xml:space="preserve">methane</w:t>
             </w:r>
             <w:r>
+              <w:rPr>
+                <w:sz w:val="20"/>
+              </w:rPr>
               <w:t xml:space="preserve">’</w:t>
             </w:r>
             <w:r>
+              <w:rPr>
+                <w:sz w:val="20"/>
+              </w:rPr>
               <w:t xml:space="preserve">: 0.84,</w:t>
             </w:r>
             <w:r>
+              <w:rPr>
+                <w:sz w:val="20"/>
+              </w:rPr>
               <w:t xml:space="preserve"> </w:t>
             </w:r>
             <w:r>
+              <w:rPr>
+                <w:sz w:val="20"/>
+              </w:rPr>
               <w:t xml:space="preserve">‘</w:t>
             </w:r>
             <w:r>
+              <w:rPr>
+                <w:sz w:val="20"/>
+              </w:rPr>
               <w:t xml:space="preserve">ethane</w:t>
             </w:r>
             <w:r>
+              <w:rPr>
+                <w:sz w:val="20"/>
+              </w:rPr>
               <w:t xml:space="preserve">’</w:t>
             </w:r>
             <w:r>
+              <w:rPr>
+                <w:sz w:val="20"/>
+              </w:rPr>
               <w:t xml:space="preserve">: 0.07,</w:t>
             </w:r>
             <w:r>
+              <w:rPr>
+                <w:sz w:val="20"/>
+              </w:rPr>
               <w:t xml:space="preserve"> </w:t>
             </w:r>
             <w:r>
+              <w:rPr>
+                <w:sz w:val="20"/>
+              </w:rPr>
               <w:t xml:space="preserve">‘</w:t>
             </w:r>
             <w:r>
+              <w:rPr>
+                <w:sz w:val="20"/>
+              </w:rPr>
               <w:t xml:space="preserve">propane</w:t>
             </w:r>
             <w:r>
+              <w:rPr>
+                <w:sz w:val="20"/>
+              </w:rPr>
               <w:t xml:space="preserve">’</w:t>
             </w:r>
             <w:r>
+              <w:rPr>
+                <w:sz w:val="20"/>
+              </w:rPr>
               <w:t xml:space="preserve">: 0.035,</w:t>
             </w:r>
             <w:r>
+              <w:rPr>
+                <w:sz w:val="20"/>
+              </w:rPr>
               <w:t xml:space="preserve"> </w:t>
             </w:r>
             <w:r>
+              <w:rPr>
+                <w:sz w:val="20"/>
+              </w:rPr>
               <w:t xml:space="preserve">‘</w:t>
             </w:r>
             <w:r>
+              <w:rPr>
+                <w:sz w:val="20"/>
+              </w:rPr>
               <w:t xml:space="preserve">i-butane</w:t>
             </w:r>
             <w:r>
+              <w:rPr>
+                <w:sz w:val="20"/>
+              </w:rPr>
               <w:t xml:space="preserve">’</w:t>
             </w:r>
             <w:r>
+              <w:rPr>
+                <w:sz w:val="20"/>
+              </w:rPr>
               <w:t xml:space="preserve">: 0.007,</w:t>
             </w:r>
             <w:r>
+              <w:rPr>
+                <w:sz w:val="20"/>
+              </w:rPr>
               <w:t xml:space="preserve"> </w:t>
             </w:r>
             <w:r>
+              <w:rPr>
+                <w:sz w:val="20"/>
+              </w:rPr>
               <w:t xml:space="preserve">‘</w:t>
             </w:r>
             <w:r>
+              <w:rPr>
+                <w:sz w:val="20"/>
+              </w:rPr>
               <w:t xml:space="preserve">n-butane</w:t>
             </w:r>
             <w:r>
+              <w:rPr>
+                <w:sz w:val="20"/>
+              </w:rPr>
               <w:t xml:space="preserve">’</w:t>
             </w:r>
             <w:r>
+              <w:rPr>
+                <w:sz w:val="20"/>
+              </w:rPr>
               <w:t xml:space="preserve">: 0.008,</w:t>
             </w:r>
             <w:r>
+              <w:rPr>
+                <w:sz w:val="20"/>
+              </w:rPr>
               <w:t xml:space="preserve"> </w:t>
             </w:r>
             <w:r>
+              <w:rPr>
+                <w:sz w:val="20"/>
+              </w:rPr>
               <w:t xml:space="preserve">‘</w:t>
             </w:r>
             <w:r>
+              <w:rPr>
+                <w:sz w:val="20"/>
+              </w:rPr>
               <w:t xml:space="preserve">i-pentane</w:t>
             </w:r>
             <w:r>
+              <w:rPr>
+                <w:sz w:val="20"/>
+              </w:rPr>
               <w:t xml:space="preserve">’</w:t>
             </w:r>
             <w:r>
+              <w:rPr>
+                <w:sz w:val="20"/>
+              </w:rPr>
               <w:t xml:space="preserve">: 0.005,</w:t>
             </w:r>
             <w:r>
+              <w:rPr>
+                <w:sz w:val="20"/>
+              </w:rPr>
               <w:t xml:space="preserve"> </w:t>
             </w:r>
             <w:r>
+              <w:rPr>
+                <w:sz w:val="20"/>
+              </w:rPr>
               <w:t xml:space="preserve">‘</w:t>
             </w:r>
             <w:r>
+              <w:rPr>
+                <w:sz w:val="20"/>
+              </w:rPr>
               <w:t xml:space="preserve">n-pentane</w:t>
             </w:r>
             <w:r>
+              <w:rPr>
+                <w:sz w:val="20"/>
+              </w:rPr>
               <w:t xml:space="preserve">’</w:t>
             </w:r>
             <w:r>
+              <w:rPr>
+                <w:sz w:val="20"/>
+              </w:rPr>
               <w:t xml:space="preserve">: 0.005}</w:t>
             </w:r>
           </w:p>
@@ -1395,9 +1839,13 @@
           <w:p>
             <w:pPr>
               <w:pStyle w:val="Compact"/>
-              <w:jc w:val="left"/>
-            </w:pPr>
-            <w:r>
+              <w:spacing w:line="240" w:lineRule="auto" w:after="20"/>
+              <w:jc w:val="left"/>
+            </w:pPr>
+            <w:r>
+              <w:rPr>
+                <w:sz w:val="20"/>
+              </w:rPr>
               <w:t xml:space="preserve">mol/mol</w:t>
             </w:r>
           </w:p>
@@ -1407,9 +1855,13 @@
           <w:p>
             <w:pPr>
               <w:pStyle w:val="Compact"/>
-              <w:jc w:val="left"/>
-            </w:pPr>
-            <w:r>
+              <w:spacing w:line="240" w:lineRule="auto" w:after="20"/>
+              <w:jc w:val="left"/>
+            </w:pPr>
+            <w:r>
+              <w:rPr>
+                <w:sz w:val="20"/>
+              </w:rPr>
               <w:t xml:space="preserve">ASSUMPTION: generic lean North Sea fuel gas; gives LHV 39.0 MJ/Sm3 vs 40 MJ/Sm3 used in LEOGO (Svendsen et al., 2023). No public field composition found</w:t>
             </w:r>
           </w:p>
@@ -1421,9 +1873,13 @@
           <w:p>
             <w:pPr>
               <w:pStyle w:val="Compact"/>
-              <w:jc w:val="left"/>
-            </w:pPr>
-            <w:r>
+              <w:spacing w:line="240" w:lineRule="auto" w:after="20"/>
+              <w:jc w:val="left"/>
+            </w:pPr>
+            <w:r>
+              <w:rPr>
+                <w:sz w:val="20"/>
+              </w:rPr>
               <w:t xml:space="preserve">fuel_gas.co2_emission_factor</w:t>
             </w:r>
           </w:p>
@@ -1433,9 +1889,13 @@
           <w:p>
             <w:pPr>
               <w:pStyle w:val="Compact"/>
-              <w:jc w:val="left"/>
-            </w:pPr>
-            <w:r>
+              <w:spacing w:line="240" w:lineRule="auto" w:after="20"/>
+              <w:jc w:val="left"/>
+            </w:pPr>
+            <w:r>
+              <w:rPr>
+                <w:sz w:val="20"/>
+              </w:rPr>
               <w:t xml:space="preserve">2.34</w:t>
             </w:r>
           </w:p>
@@ -1445,9 +1905,13 @@
           <w:p>
             <w:pPr>
               <w:pStyle w:val="Compact"/>
-              <w:jc w:val="left"/>
-            </w:pPr>
-            <w:r>
+              <w:spacing w:line="240" w:lineRule="auto" w:after="20"/>
+              <w:jc w:val="left"/>
+            </w:pPr>
+            <w:r>
+              <w:rPr>
+                <w:sz w:val="20"/>
+              </w:rPr>
               <w:t xml:space="preserve">kg_CO2/Sm3</w:t>
             </w:r>
           </w:p>
@@ -1457,9 +1921,13 @@
           <w:p>
             <w:pPr>
               <w:pStyle w:val="Compact"/>
-              <w:jc w:val="left"/>
-            </w:pPr>
-            <w:r>
+              <w:spacing w:line="240" w:lineRule="auto" w:after="20"/>
+              <w:jc w:val="left"/>
+            </w:pPr>
+            <w:r>
+              <w:rPr>
+                <w:sz w:val="20"/>
+              </w:rPr>
               <w:t xml:space="preserve">LEOGO reference platform gas carrier co2_content = 2.34 kg/Sm3, citing Statistics Norway (SSB) 2016 (Svendsen et al. (2023), LEOGO reference platform, IET Energy Syst. Integr., doi:10.1049/esi2.12085; dataset Zenodo 7373223 (values read from oogeso/tests/test_data/leogo_reference_platform.yaml)). Cross-checked in code against the carbon balance of the composition.</w:t>
             </w:r>
           </w:p>
@@ -1471,9 +1939,13 @@
           <w:p>
             <w:pPr>
               <w:pStyle w:val="Compact"/>
-              <w:jc w:val="left"/>
-            </w:pPr>
-            <w:r>
+              <w:spacing w:line="240" w:lineRule="auto" w:after="20"/>
+              <w:jc w:val="left"/>
+            </w:pPr>
+            <w:r>
+              <w:rPr>
+                <w:sz w:val="20"/>
+              </w:rPr>
               <w:t xml:space="preserve">gas_turbine.units.main.rated_power</w:t>
             </w:r>
           </w:p>
@@ -1483,9 +1955,13 @@
           <w:p>
             <w:pPr>
               <w:pStyle w:val="Compact"/>
-              <w:jc w:val="left"/>
-            </w:pPr>
-            <w:r>
+              <w:spacing w:line="240" w:lineRule="auto" w:after="20"/>
+              <w:jc w:val="left"/>
+            </w:pPr>
+            <w:r>
+              <w:rPr>
+                <w:sz w:val="20"/>
+              </w:rPr>
               <w:t xml:space="preserve">21800000.0</w:t>
             </w:r>
           </w:p>
@@ -1495,9 +1971,13 @@
           <w:p>
             <w:pPr>
               <w:pStyle w:val="Compact"/>
-              <w:jc w:val="left"/>
-            </w:pPr>
-            <w:r>
+              <w:spacing w:line="240" w:lineRule="auto" w:after="20"/>
+              <w:jc w:val="left"/>
+            </w:pPr>
+            <w:r>
+              <w:rPr>
+                <w:sz w:val="20"/>
+              </w:rPr>
               <w:t xml:space="preserve">W</w:t>
             </w:r>
           </w:p>
@@ -1507,9 +1987,13 @@
           <w:p>
             <w:pPr>
               <w:pStyle w:val="Compact"/>
-              <w:jc w:val="left"/>
-            </w:pPr>
-            <w:r>
+              <w:spacing w:line="240" w:lineRule="auto" w:after="20"/>
+              <w:jc w:val="left"/>
+            </w:pPr>
+            <w:r>
+              <w:rPr>
+                <w:sz w:val="20"/>
+              </w:rPr>
               <w:t xml:space="preserve">Svendsen et al. (2023), LEOGO reference platform, IET Energy Syst. Integr., doi:10.1049/esi2.12085; dataset Zenodo 7373223 (values read from oogeso/tests/test_data/leogo_reference_platform.yaml)</w:t>
             </w:r>
           </w:p>
@@ -1521,9 +2005,13 @@
           <w:p>
             <w:pPr>
               <w:pStyle w:val="Compact"/>
-              <w:jc w:val="left"/>
-            </w:pPr>
-            <w:r>
+              <w:spacing w:line="240" w:lineRule="auto" w:after="20"/>
+              <w:jc w:val="left"/>
+            </w:pPr>
+            <w:r>
+              <w:rPr>
+                <w:sz w:val="20"/>
+              </w:rPr>
               <w:t xml:space="preserve">gas_turbine.units.main.rated_efficiency</w:t>
             </w:r>
           </w:p>
@@ -1533,9 +2021,13 @@
           <w:p>
             <w:pPr>
               <w:pStyle w:val="Compact"/>
-              <w:jc w:val="left"/>
-            </w:pPr>
-            <w:r>
+              <w:spacing w:line="240" w:lineRule="auto" w:after="20"/>
+              <w:jc w:val="left"/>
+            </w:pPr>
+            <w:r>
+              <w:rPr>
+                <w:sz w:val="20"/>
+              </w:rPr>
               <w:t xml:space="preserve">0.3472</w:t>
             </w:r>
           </w:p>
@@ -1545,9 +2037,13 @@
           <w:p>
             <w:pPr>
               <w:pStyle w:val="Compact"/>
-              <w:jc w:val="left"/>
-            </w:pPr>
-            <w:r>
+              <w:spacing w:line="240" w:lineRule="auto" w:after="20"/>
+              <w:jc w:val="left"/>
+            </w:pPr>
+            <w:r>
+              <w:rPr>
+                <w:sz w:val="20"/>
+              </w:rPr>
               <w:t xml:space="preserve">-</w:t>
             </w:r>
           </w:p>
@@ -1557,9 +2053,13 @@
           <w:p>
             <w:pPr>
               <w:pStyle w:val="Compact"/>
-              <w:jc w:val="left"/>
-            </w:pPr>
-            <w:r>
+              <w:spacing w:line="240" w:lineRule="auto" w:after="20"/>
+              <w:jc w:val="left"/>
+            </w:pPr>
+            <w:r>
+              <w:rPr>
+                <w:sz w:val="20"/>
+              </w:rPr>
               <w:t xml:space="preserve">1/(A+B) with A = 2.35, B = 0.53 from Svendsen et al. (2023), LEOGO reference platform, IET Energy Syst. Integr., doi:10.1049/esi2.12085; dataset Zenodo 7373223 (values read from oogeso/tests/test_data/leogo_reference_platform.yaml)</w:t>
             </w:r>
           </w:p>
@@ -1571,9 +2071,13 @@
           <w:p>
             <w:pPr>
               <w:pStyle w:val="Compact"/>
-              <w:jc w:val="left"/>
-            </w:pPr>
-            <w:r>
+              <w:spacing w:line="240" w:lineRule="auto" w:after="20"/>
+              <w:jc w:val="left"/>
+            </w:pPr>
+            <w:r>
+              <w:rPr>
+                <w:sz w:val="20"/>
+              </w:rPr>
               <w:t xml:space="preserve">gas_turbine.units.main.no_load_fuel_fraction</w:t>
             </w:r>
           </w:p>
@@ -1583,9 +2087,13 @@
           <w:p>
             <w:pPr>
               <w:pStyle w:val="Compact"/>
-              <w:jc w:val="left"/>
-            </w:pPr>
-            <w:r>
+              <w:spacing w:line="240" w:lineRule="auto" w:after="20"/>
+              <w:jc w:val="left"/>
+            </w:pPr>
+            <w:r>
+              <w:rPr>
+                <w:sz w:val="20"/>
+              </w:rPr>
               <w:t xml:space="preserve">0.184</w:t>
             </w:r>
           </w:p>
@@ -1595,9 +2103,13 @@
           <w:p>
             <w:pPr>
               <w:pStyle w:val="Compact"/>
-              <w:jc w:val="left"/>
-            </w:pPr>
-            <w:r>
+              <w:spacing w:line="240" w:lineRule="auto" w:after="20"/>
+              <w:jc w:val="left"/>
+            </w:pPr>
+            <w:r>
+              <w:rPr>
+                <w:sz w:val="20"/>
+              </w:rPr>
               <w:t xml:space="preserve">-</w:t>
             </w:r>
           </w:p>
@@ -1607,9 +2119,13 @@
           <w:p>
             <w:pPr>
               <w:pStyle w:val="Compact"/>
-              <w:jc w:val="left"/>
-            </w:pPr>
-            <w:r>
+              <w:spacing w:line="240" w:lineRule="auto" w:after="20"/>
+              <w:jc w:val="left"/>
+            </w:pPr>
+            <w:r>
+              <w:rPr>
+                <w:sz w:val="20"/>
+              </w:rPr>
               <w:t xml:space="preserve">B/(A+B) with A = 2.35, B = 0.53 from Svendsen et al. (2023), LEOGO reference platform, IET Energy Syst. Integr., doi:10.1049/esi2.12085; dataset Zenodo 7373223 (values read from oogeso/tests/test_data/leogo_reference_platform.yaml)</w:t>
             </w:r>
           </w:p>
@@ -1621,9 +2137,13 @@
           <w:p>
             <w:pPr>
               <w:pStyle w:val="Compact"/>
-              <w:jc w:val="left"/>
-            </w:pPr>
-            <w:r>
+              <w:spacing w:line="240" w:lineRule="auto" w:after="20"/>
+              <w:jc w:val="left"/>
+            </w:pPr>
+            <w:r>
+              <w:rPr>
+                <w:sz w:val="20"/>
+              </w:rPr>
               <w:t xml:space="preserve">gas_turbine.units.main.min_load</w:t>
             </w:r>
           </w:p>
@@ -1633,9 +2153,13 @@
           <w:p>
             <w:pPr>
               <w:pStyle w:val="Compact"/>
-              <w:jc w:val="left"/>
-            </w:pPr>
-            <w:r>
+              <w:spacing w:line="240" w:lineRule="auto" w:after="20"/>
+              <w:jc w:val="left"/>
+            </w:pPr>
+            <w:r>
+              <w:rPr>
+                <w:sz w:val="20"/>
+              </w:rPr>
               <w:t xml:space="preserve">0.161</w:t>
             </w:r>
           </w:p>
@@ -1645,9 +2169,13 @@
           <w:p>
             <w:pPr>
               <w:pStyle w:val="Compact"/>
-              <w:jc w:val="left"/>
-            </w:pPr>
-            <w:r>
+              <w:spacing w:line="240" w:lineRule="auto" w:after="20"/>
+              <w:jc w:val="left"/>
+            </w:pPr>
+            <w:r>
+              <w:rPr>
+                <w:sz w:val="20"/>
+              </w:rPr>
               <w:t xml:space="preserve">-</w:t>
             </w:r>
           </w:p>
@@ -1657,9 +2185,13 @@
           <w:p>
             <w:pPr>
               <w:pStyle w:val="Compact"/>
-              <w:jc w:val="left"/>
-            </w:pPr>
-            <w:r>
+              <w:spacing w:line="240" w:lineRule="auto" w:after="20"/>
+              <w:jc w:val="left"/>
+            </w:pPr>
+            <w:r>
+              <w:rPr>
+                <w:sz w:val="20"/>
+              </w:rPr>
               <w:t xml:space="preserve">3.5 MW minimum of 21.8 MW, Svendsen et al. (2023), LEOGO reference platform, IET Energy Syst. Integr., doi:10.1049/esi2.12085; dataset Zenodo 7373223 (values read from oogeso/tests/test_data/leogo_reference_platform.yaml)</w:t>
             </w:r>
           </w:p>
@@ -1671,9 +2203,13 @@
           <w:p>
             <w:pPr>
               <w:pStyle w:val="Compact"/>
-              <w:jc w:val="left"/>
-            </w:pPr>
-            <w:r>
+              <w:spacing w:line="240" w:lineRule="auto" w:after="20"/>
+              <w:jc w:val="left"/>
+            </w:pPr>
+            <w:r>
+              <w:rPr>
+                <w:sz w:val="20"/>
+              </w:rPr>
               <w:t xml:space="preserve">gas_turbine.units.main.n_installed</w:t>
             </w:r>
           </w:p>
@@ -1683,9 +2219,13 @@
           <w:p>
             <w:pPr>
               <w:pStyle w:val="Compact"/>
-              <w:jc w:val="left"/>
-            </w:pPr>
-            <w:r>
+              <w:spacing w:line="240" w:lineRule="auto" w:after="20"/>
+              <w:jc w:val="left"/>
+            </w:pPr>
+            <w:r>
+              <w:rPr>
+                <w:sz w:val="20"/>
+              </w:rPr>
               <w:t xml:space="preserve">3</w:t>
             </w:r>
           </w:p>
@@ -1695,9 +2235,13 @@
           <w:p>
             <w:pPr>
               <w:pStyle w:val="Compact"/>
-              <w:jc w:val="left"/>
-            </w:pPr>
-            <w:r>
+              <w:spacing w:line="240" w:lineRule="auto" w:after="20"/>
+              <w:jc w:val="left"/>
+            </w:pPr>
+            <w:r>
+              <w:rPr>
+                <w:sz w:val="20"/>
+              </w:rPr>
               <w:t xml:space="preserve">-</w:t>
             </w:r>
           </w:p>
@@ -1707,9 +2251,13 @@
           <w:p>
             <w:pPr>
               <w:pStyle w:val="Compact"/>
-              <w:jc w:val="left"/>
-            </w:pPr>
-            <w:r>
+              <w:spacing w:line="240" w:lineRule="auto" w:after="20"/>
+              <w:jc w:val="left"/>
+            </w:pPr>
+            <w:r>
+              <w:rPr>
+                <w:sz w:val="20"/>
+              </w:rPr>
               <w:t xml:space="preserve">Svendsen et al. (2023), LEOGO reference platform, IET Energy Syst. Integr., doi:10.1049/esi2.12085; dataset Zenodo 7373223 (values read from oogeso/tests/test_data/leogo_reference_platform.yaml)</w:t>
             </w:r>
           </w:p>
@@ -1721,9 +2269,13 @@
           <w:p>
             <w:pPr>
               <w:pStyle w:val="Compact"/>
-              <w:jc w:val="left"/>
-            </w:pPr>
-            <w:r>
+              <w:spacing w:line="240" w:lineRule="auto" w:after="20"/>
+              <w:jc w:val="left"/>
+            </w:pPr>
+            <w:r>
+              <w:rPr>
+                <w:sz w:val="20"/>
+              </w:rPr>
               <w:t xml:space="preserve">gas_turbine.units.main.heat_recovery_efficiency</w:t>
             </w:r>
           </w:p>
@@ -1733,9 +2285,13 @@
           <w:p>
             <w:pPr>
               <w:pStyle w:val="Compact"/>
-              <w:jc w:val="left"/>
-            </w:pPr>
-            <w:r>
+              <w:spacing w:line="240" w:lineRule="auto" w:after="20"/>
+              <w:jc w:val="left"/>
+            </w:pPr>
+            <w:r>
+              <w:rPr>
+                <w:sz w:val="20"/>
+              </w:rPr>
               <w:t xml:space="preserve">0.5</w:t>
             </w:r>
           </w:p>
@@ -1745,9 +2301,13 @@
           <w:p>
             <w:pPr>
               <w:pStyle w:val="Compact"/>
-              <w:jc w:val="left"/>
-            </w:pPr>
-            <w:r>
+              <w:spacing w:line="240" w:lineRule="auto" w:after="20"/>
+              <w:jc w:val="left"/>
+            </w:pPr>
+            <w:r>
+              <w:rPr>
+                <w:sz w:val="20"/>
+              </w:rPr>
               <w:t xml:space="preserve">-</w:t>
             </w:r>
           </w:p>
@@ -1757,9 +2317,13 @@
           <w:p>
             <w:pPr>
               <w:pStyle w:val="Compact"/>
-              <w:jc w:val="left"/>
-            </w:pPr>
-            <w:r>
+              <w:spacing w:line="240" w:lineRule="auto" w:after="20"/>
+              <w:jc w:val="left"/>
+            </w:pPr>
+            <w:r>
+              <w:rPr>
+                <w:sz w:val="20"/>
+              </w:rPr>
               <w:t xml:space="preserve">Share of (fuel - electricity) recovered as useful heat, eta_heat in Svendsen et al. (2023), LEOGO reference platform, IET Energy Syst. Integr., doi:10.1049/esi2.12085; dataset Zenodo 7373223 (values read from oogeso/tests/test_data/leogo_reference_platform.yaml)</w:t>
             </w:r>
           </w:p>
@@ -1771,9 +2335,13 @@
           <w:p>
             <w:pPr>
               <w:pStyle w:val="Compact"/>
-              <w:jc w:val="left"/>
-            </w:pPr>
-            <w:r>
+              <w:spacing w:line="240" w:lineRule="auto" w:after="20"/>
+              <w:jc w:val="left"/>
+            </w:pPr>
+            <w:r>
+              <w:rPr>
+                <w:sz w:val="20"/>
+              </w:rPr>
               <w:t xml:space="preserve">gas_turbine.units.small.rated_power</w:t>
             </w:r>
           </w:p>
@@ -1783,9 +2351,13 @@
           <w:p>
             <w:pPr>
               <w:pStyle w:val="Compact"/>
-              <w:jc w:val="left"/>
-            </w:pPr>
-            <w:r>
+              <w:spacing w:line="240" w:lineRule="auto" w:after="20"/>
+              <w:jc w:val="left"/>
+            </w:pPr>
+            <w:r>
+              <w:rPr>
+                <w:sz w:val="20"/>
+              </w:rPr>
               <w:t xml:space="preserve">11350000.0</w:t>
             </w:r>
           </w:p>
@@ -1795,9 +2367,13 @@
           <w:p>
             <w:pPr>
               <w:pStyle w:val="Compact"/>
-              <w:jc w:val="left"/>
-            </w:pPr>
-            <w:r>
+              <w:spacing w:line="240" w:lineRule="auto" w:after="20"/>
+              <w:jc w:val="left"/>
+            </w:pPr>
+            <w:r>
+              <w:rPr>
+                <w:sz w:val="20"/>
+              </w:rPr>
               <w:t xml:space="preserve">W</w:t>
             </w:r>
           </w:p>
@@ -1807,9 +2383,13 @@
           <w:p>
             <w:pPr>
               <w:pStyle w:val="Compact"/>
-              <w:jc w:val="left"/>
-            </w:pPr>
-            <w:r>
+              <w:spacing w:line="240" w:lineRule="auto" w:after="20"/>
+              <w:jc w:val="left"/>
+            </w:pPr>
+            <w:r>
+              <w:rPr>
+                <w:sz w:val="20"/>
+              </w:rPr>
               <w:t xml:space="preserve">Solar Turbines, Mars 100 oil and gas power generation package: 11,350 kWe at ISO conditions (https://www.solarturbines.com/en_US/products/oil-and-gas-power-generation-packages/mars-100.html, accessed 27 October 2026)</w:t>
             </w:r>
           </w:p>
@@ -1821,9 +2401,13 @@
           <w:p>
             <w:pPr>
               <w:pStyle w:val="Compact"/>
-              <w:jc w:val="left"/>
-            </w:pPr>
-            <w:r>
+              <w:spacing w:line="240" w:lineRule="auto" w:after="20"/>
+              <w:jc w:val="left"/>
+            </w:pPr>
+            <w:r>
+              <w:rPr>
+                <w:sz w:val="20"/>
+              </w:rPr>
               <w:t xml:space="preserve">gas_turbine.units.small.rated_efficiency</w:t>
             </w:r>
           </w:p>
@@ -1833,9 +2417,13 @@
           <w:p>
             <w:pPr>
               <w:pStyle w:val="Compact"/>
-              <w:jc w:val="left"/>
-            </w:pPr>
-            <w:r>
+              <w:spacing w:line="240" w:lineRule="auto" w:after="20"/>
+              <w:jc w:val="left"/>
+            </w:pPr>
+            <w:r>
+              <w:rPr>
+                <w:sz w:val="20"/>
+              </w:rPr>
               <w:t xml:space="preserve">0.3292</w:t>
             </w:r>
           </w:p>
@@ -1845,9 +2433,13 @@
           <w:p>
             <w:pPr>
               <w:pStyle w:val="Compact"/>
-              <w:jc w:val="left"/>
-            </w:pPr>
-            <w:r>
+              <w:spacing w:line="240" w:lineRule="auto" w:after="20"/>
+              <w:jc w:val="left"/>
+            </w:pPr>
+            <w:r>
+              <w:rPr>
+                <w:sz w:val="20"/>
+              </w:rPr>
               <w:t xml:space="preserve">-</w:t>
             </w:r>
           </w:p>
@@ -1857,9 +2449,13 @@
           <w:p>
             <w:pPr>
               <w:pStyle w:val="Compact"/>
-              <w:jc w:val="left"/>
-            </w:pPr>
-            <w:r>
+              <w:spacing w:line="240" w:lineRule="auto" w:after="20"/>
+              <w:jc w:val="left"/>
+            </w:pPr>
+            <w:r>
+              <w:rPr>
+                <w:sz w:val="20"/>
+              </w:rPr>
               <w:t xml:space="preserve">3600/10935 from the ISO heat rate of 10,935 kJ/kWe-h (10,365 Btu/kWe-h) at the generator terminals, Solar Turbines Mars 100 product page</w:t>
             </w:r>
           </w:p>
@@ -1871,9 +2467,13 @@
           <w:p>
             <w:pPr>
               <w:pStyle w:val="Compact"/>
-              <w:jc w:val="left"/>
-            </w:pPr>
-            <w:r>
+              <w:spacing w:line="240" w:lineRule="auto" w:after="20"/>
+              <w:jc w:val="left"/>
+            </w:pPr>
+            <w:r>
+              <w:rPr>
+                <w:sz w:val="20"/>
+              </w:rPr>
               <w:t xml:space="preserve">gas_turbine.units.small.no_load_fuel_fraction</w:t>
             </w:r>
           </w:p>
@@ -1883,9 +2483,13 @@
           <w:p>
             <w:pPr>
               <w:pStyle w:val="Compact"/>
-              <w:jc w:val="left"/>
-            </w:pPr>
-            <w:r>
+              <w:spacing w:line="240" w:lineRule="auto" w:after="20"/>
+              <w:jc w:val="left"/>
+            </w:pPr>
+            <w:r>
+              <w:rPr>
+                <w:sz w:val="20"/>
+              </w:rPr>
               <w:t xml:space="preserve">0.184</w:t>
             </w:r>
           </w:p>
@@ -1895,9 +2499,13 @@
           <w:p>
             <w:pPr>
               <w:pStyle w:val="Compact"/>
-              <w:jc w:val="left"/>
-            </w:pPr>
-            <w:r>
+              <w:spacing w:line="240" w:lineRule="auto" w:after="20"/>
+              <w:jc w:val="left"/>
+            </w:pPr>
+            <w:r>
+              <w:rPr>
+                <w:sz w:val="20"/>
+              </w:rPr>
               <w:t xml:space="preserve">-</w:t>
             </w:r>
           </w:p>
@@ -1907,9 +2515,13 @@
           <w:p>
             <w:pPr>
               <w:pStyle w:val="Compact"/>
-              <w:jc w:val="left"/>
-            </w:pPr>
-            <w:r>
+              <w:spacing w:line="240" w:lineRule="auto" w:after="20"/>
+              <w:jc w:val="left"/>
+            </w:pPr>
+            <w:r>
+              <w:rPr>
+                <w:sz w:val="20"/>
+              </w:rPr>
               <w:t xml:space="preserve">ASSUMPTION: same relative part-load shape as the LEOGO turbine (Svendsen et al., 2023); no OEM part-load curve published</w:t>
             </w:r>
           </w:p>
@@ -1921,9 +2533,13 @@
           <w:p>
             <w:pPr>
               <w:pStyle w:val="Compact"/>
-              <w:jc w:val="left"/>
-            </w:pPr>
-            <w:r>
+              <w:spacing w:line="240" w:lineRule="auto" w:after="20"/>
+              <w:jc w:val="left"/>
+            </w:pPr>
+            <w:r>
+              <w:rPr>
+                <w:sz w:val="20"/>
+              </w:rPr>
               <w:t xml:space="preserve">gas_turbine.units.small.min_load</w:t>
             </w:r>
           </w:p>
@@ -1933,9 +2549,13 @@
           <w:p>
             <w:pPr>
               <w:pStyle w:val="Compact"/>
-              <w:jc w:val="left"/>
-            </w:pPr>
-            <w:r>
+              <w:spacing w:line="240" w:lineRule="auto" w:after="20"/>
+              <w:jc w:val="left"/>
+            </w:pPr>
+            <w:r>
+              <w:rPr>
+                <w:sz w:val="20"/>
+              </w:rPr>
               <w:t xml:space="preserve">0.161</w:t>
             </w:r>
           </w:p>
@@ -1945,9 +2565,13 @@
           <w:p>
             <w:pPr>
               <w:pStyle w:val="Compact"/>
-              <w:jc w:val="left"/>
-            </w:pPr>
-            <w:r>
+              <w:spacing w:line="240" w:lineRule="auto" w:after="20"/>
+              <w:jc w:val="left"/>
+            </w:pPr>
+            <w:r>
+              <w:rPr>
+                <w:sz w:val="20"/>
+              </w:rPr>
               <w:t xml:space="preserve">-</w:t>
             </w:r>
           </w:p>
@@ -1957,9 +2581,13 @@
           <w:p>
             <w:pPr>
               <w:pStyle w:val="Compact"/>
-              <w:jc w:val="left"/>
-            </w:pPr>
-            <w:r>
+              <w:spacing w:line="240" w:lineRule="auto" w:after="20"/>
+              <w:jc w:val="left"/>
+            </w:pPr>
+            <w:r>
+              <w:rPr>
+                <w:sz w:val="20"/>
+              </w:rPr>
               <w:t xml:space="preserve">ASSUMPTION: same minimum-load fraction as the LEOGO turbine (Svendsen et al., 2023), i.e. 1.8 MW</w:t>
             </w:r>
           </w:p>
@@ -1971,9 +2599,13 @@
           <w:p>
             <w:pPr>
               <w:pStyle w:val="Compact"/>
-              <w:jc w:val="left"/>
-            </w:pPr>
-            <w:r>
+              <w:spacing w:line="240" w:lineRule="auto" w:after="20"/>
+              <w:jc w:val="left"/>
+            </w:pPr>
+            <w:r>
+              <w:rPr>
+                <w:sz w:val="20"/>
+              </w:rPr>
               <w:t xml:space="preserve">gas_turbine.units.small.n_installed</w:t>
             </w:r>
           </w:p>
@@ -1983,9 +2615,13 @@
           <w:p>
             <w:pPr>
               <w:pStyle w:val="Compact"/>
-              <w:jc w:val="left"/>
-            </w:pPr>
-            <w:r>
+              <w:spacing w:line="240" w:lineRule="auto" w:after="20"/>
+              <w:jc w:val="left"/>
+            </w:pPr>
+            <w:r>
+              <w:rPr>
+                <w:sz w:val="20"/>
+              </w:rPr>
               <w:t xml:space="preserve">1</w:t>
             </w:r>
           </w:p>
@@ -1995,9 +2631,13 @@
           <w:p>
             <w:pPr>
               <w:pStyle w:val="Compact"/>
-              <w:jc w:val="left"/>
-            </w:pPr>
-            <w:r>
+              <w:spacing w:line="240" w:lineRule="auto" w:after="20"/>
+              <w:jc w:val="left"/>
+            </w:pPr>
+            <w:r>
+              <w:rPr>
+                <w:sz w:val="20"/>
+              </w:rPr>
               <w:t xml:space="preserve">-</w:t>
             </w:r>
           </w:p>
@@ -2007,9 +2647,13 @@
           <w:p>
             <w:pPr>
               <w:pStyle w:val="Compact"/>
-              <w:jc w:val="left"/>
-            </w:pPr>
-            <w:r>
+              <w:spacing w:line="240" w:lineRule="auto" w:after="20"/>
+              <w:jc w:val="left"/>
+            </w:pPr>
+            <w:r>
+              <w:rPr>
+                <w:sz w:val="20"/>
+              </w:rPr>
               <w:t xml:space="preserve">Fleet sensitivity: one small unit</w:t>
             </w:r>
           </w:p>
@@ -2021,9 +2665,13 @@
           <w:p>
             <w:pPr>
               <w:pStyle w:val="Compact"/>
-              <w:jc w:val="left"/>
-            </w:pPr>
-            <w:r>
+              <w:spacing w:line="240" w:lineRule="auto" w:after="20"/>
+              <w:jc w:val="left"/>
+            </w:pPr>
+            <w:r>
+              <w:rPr>
+                <w:sz w:val="20"/>
+              </w:rPr>
               <w:t xml:space="preserve">gas_turbine.units.small.heat_recovery_efficiency</w:t>
             </w:r>
           </w:p>
@@ -2033,9 +2681,13 @@
           <w:p>
             <w:pPr>
               <w:pStyle w:val="Compact"/>
-              <w:jc w:val="left"/>
-            </w:pPr>
-            <w:r>
+              <w:spacing w:line="240" w:lineRule="auto" w:after="20"/>
+              <w:jc w:val="left"/>
+            </w:pPr>
+            <w:r>
+              <w:rPr>
+                <w:sz w:val="20"/>
+              </w:rPr>
               <w:t xml:space="preserve">0.5</w:t>
             </w:r>
           </w:p>
@@ -2045,9 +2697,13 @@
           <w:p>
             <w:pPr>
               <w:pStyle w:val="Compact"/>
-              <w:jc w:val="left"/>
-            </w:pPr>
-            <w:r>
+              <w:spacing w:line="240" w:lineRule="auto" w:after="20"/>
+              <w:jc w:val="left"/>
+            </w:pPr>
+            <w:r>
+              <w:rPr>
+                <w:sz w:val="20"/>
+              </w:rPr>
               <w:t xml:space="preserve">-</w:t>
             </w:r>
           </w:p>
@@ -2057,9 +2713,13 @@
           <w:p>
             <w:pPr>
               <w:pStyle w:val="Compact"/>
-              <w:jc w:val="left"/>
-            </w:pPr>
-            <w:r>
+              <w:spacing w:line="240" w:lineRule="auto" w:after="20"/>
+              <w:jc w:val="left"/>
+            </w:pPr>
+            <w:r>
+              <w:rPr>
+                <w:sz w:val="20"/>
+              </w:rPr>
               <w:t xml:space="preserve">Same as LEOGO turbine (Svendsen et al., 2023)</w:t>
             </w:r>
           </w:p>
@@ -2071,9 +2731,13 @@
           <w:p>
             <w:pPr>
               <w:pStyle w:val="Compact"/>
-              <w:jc w:val="left"/>
-            </w:pPr>
-            <w:r>
+              <w:spacing w:line="240" w:lineRule="auto" w:after="20"/>
+              <w:jc w:val="left"/>
+            </w:pPr>
+            <w:r>
+              <w:rPr>
+                <w:sz w:val="20"/>
+              </w:rPr>
               <w:t xml:space="preserve">gas_turbine.low_load_threshold</w:t>
             </w:r>
           </w:p>
@@ -2083,9 +2747,13 @@
           <w:p>
             <w:pPr>
               <w:pStyle w:val="Compact"/>
-              <w:jc w:val="left"/>
-            </w:pPr>
-            <w:r>
+              <w:spacing w:line="240" w:lineRule="auto" w:after="20"/>
+              <w:jc w:val="left"/>
+            </w:pPr>
+            <w:r>
+              <w:rPr>
+                <w:sz w:val="20"/>
+              </w:rPr>
               <w:t xml:space="preserve">0.5</w:t>
             </w:r>
           </w:p>
@@ -2095,9 +2763,13 @@
           <w:p>
             <w:pPr>
               <w:pStyle w:val="Compact"/>
-              <w:jc w:val="left"/>
-            </w:pPr>
-            <w:r>
+              <w:spacing w:line="240" w:lineRule="auto" w:after="20"/>
+              <w:jc w:val="left"/>
+            </w:pPr>
+            <w:r>
+              <w:rPr>
+                <w:sz w:val="20"/>
+              </w:rPr>
               <w:t xml:space="preserve">-</w:t>
             </w:r>
           </w:p>
@@ -2107,9 +2779,13 @@
           <w:p>
             <w:pPr>
               <w:pStyle w:val="Compact"/>
-              <w:jc w:val="left"/>
-            </w:pPr>
-            <w:r>
+              <w:spacing w:line="240" w:lineRule="auto" w:after="20"/>
+              <w:jc w:val="left"/>
+            </w:pPr>
+            <w:r>
+              <w:rPr>
+                <w:sz w:val="20"/>
+              </w:rPr>
               <w:t xml:space="preserve">ASSUMPTION: load fraction below which a GT hour is counted as low-load (inefficient)</w:t>
             </w:r>
           </w:p>
@@ -2121,9 +2797,13 @@
           <w:p>
             <w:pPr>
               <w:pStyle w:val="Compact"/>
-              <w:jc w:val="left"/>
-            </w:pPr>
-            <w:r>
+              <w:spacing w:line="240" w:lineRule="auto" w:after="20"/>
+              <w:jc w:val="left"/>
+            </w:pPr>
+            <w:r>
+              <w:rPr>
+                <w:sz w:val="20"/>
+              </w:rPr>
               <w:t xml:space="preserve">gas_turbine.min_units_running</w:t>
             </w:r>
           </w:p>
@@ -2133,9 +2813,13 @@
           <w:p>
             <w:pPr>
               <w:pStyle w:val="Compact"/>
-              <w:jc w:val="left"/>
-            </w:pPr>
-            <w:r>
+              <w:spacing w:line="240" w:lineRule="auto" w:after="20"/>
+              <w:jc w:val="left"/>
+            </w:pPr>
+            <w:r>
+              <w:rPr>
+                <w:sz w:val="20"/>
+              </w:rPr>
               <w:t xml:space="preserve">2</w:t>
             </w:r>
           </w:p>
@@ -2145,9 +2829,13 @@
           <w:p>
             <w:pPr>
               <w:pStyle w:val="Compact"/>
-              <w:jc w:val="left"/>
-            </w:pPr>
-            <w:r>
+              <w:spacing w:line="240" w:lineRule="auto" w:after="20"/>
+              <w:jc w:val="left"/>
+            </w:pPr>
+            <w:r>
+              <w:rPr>
+                <w:sz w:val="20"/>
+              </w:rPr>
               <w:t xml:space="preserve">-</w:t>
             </w:r>
           </w:p>
@@ -2157,9 +2845,13 @@
           <w:p>
             <w:pPr>
               <w:pStyle w:val="Compact"/>
-              <w:jc w:val="left"/>
-            </w:pPr>
-            <w:r>
+              <w:spacing w:line="240" w:lineRule="auto" w:after="20"/>
+              <w:jc w:val="left"/>
+            </w:pPr>
+            <w:r>
+              <w:rPr>
+                <w:sz w:val="20"/>
+              </w:rPr>
               <w:t xml:space="preserve">ASSUMPTION: N+1 redundancy common on Norwegian platforms; fixed per case later</w:t>
             </w:r>
           </w:p>
@@ -2171,9 +2863,13 @@
           <w:p>
             <w:pPr>
               <w:pStyle w:val="Compact"/>
-              <w:jc w:val="left"/>
-            </w:pPr>
-            <w:r>
+              <w:spacing w:line="240" w:lineRule="auto" w:after="20"/>
+              <w:jc w:val="left"/>
+            </w:pPr>
+            <w:r>
+              <w:rPr>
+                <w:sz w:val="20"/>
+              </w:rPr>
               <w:t xml:space="preserve">gas_turbine.spinning_reserve</w:t>
             </w:r>
           </w:p>
@@ -2183,9 +2879,13 @@
           <w:p>
             <w:pPr>
               <w:pStyle w:val="Compact"/>
-              <w:jc w:val="left"/>
-            </w:pPr>
-            <w:r>
+              <w:spacing w:line="240" w:lineRule="auto" w:after="20"/>
+              <w:jc w:val="left"/>
+            </w:pPr>
+            <w:r>
+              <w:rPr>
+                <w:sz w:val="20"/>
+              </w:rPr>
               <w:t xml:space="preserve">5000000.0</w:t>
             </w:r>
           </w:p>
@@ -2195,9 +2895,13 @@
           <w:p>
             <w:pPr>
               <w:pStyle w:val="Compact"/>
-              <w:jc w:val="left"/>
-            </w:pPr>
-            <w:r>
+              <w:spacing w:line="240" w:lineRule="auto" w:after="20"/>
+              <w:jc w:val="left"/>
+            </w:pPr>
+            <w:r>
+              <w:rPr>
+                <w:sz w:val="20"/>
+              </w:rPr>
               <w:t xml:space="preserve">W</w:t>
             </w:r>
           </w:p>
@@ -2207,9 +2911,13 @@
           <w:p>
             <w:pPr>
               <w:pStyle w:val="Compact"/>
-              <w:jc w:val="left"/>
-            </w:pPr>
-            <w:r>
+              <w:spacing w:line="240" w:lineRule="auto" w:after="20"/>
+              <w:jc w:val="left"/>
+            </w:pPr>
+            <w:r>
+              <w:rPr>
+                <w:sz w:val="20"/>
+              </w:rPr>
               <w:t xml:space="preserve">el_reserve_margin = 5 MW in Svendsen et al. (2023), LEOGO reference platform, IET Energy Syst. Integr., doi:10.1049/esi2.12085; dataset Zenodo 7373223 (values read from oogeso/tests/test_data/leogo_reference_platform.yaml)</w:t>
             </w:r>
           </w:p>
@@ -2221,9 +2929,13 @@
           <w:p>
             <w:pPr>
               <w:pStyle w:val="Compact"/>
-              <w:jc w:val="left"/>
-            </w:pPr>
-            <w:r>
+              <w:spacing w:line="240" w:lineRule="auto" w:after="20"/>
+              <w:jc w:val="left"/>
+            </w:pPr>
+            <w:r>
+              <w:rPr>
+                <w:sz w:val="20"/>
+              </w:rPr>
               <w:t xml:space="preserve">process.reservoir_fluid.components</w:t>
             </w:r>
           </w:p>
@@ -2233,156 +2945,307 @@
           <w:p>
             <w:pPr>
               <w:pStyle w:val="Compact"/>
-              <w:jc w:val="left"/>
-            </w:pPr>
-            <w:r>
+              <w:spacing w:line="240" w:lineRule="auto" w:after="20"/>
+              <w:jc w:val="left"/>
+            </w:pPr>
+            <w:r>
+              <w:rPr>
+                <w:sz w:val="20"/>
+              </w:rPr>
               <w:t xml:space="preserve">{</w:t>
             </w:r>
             <w:r>
+              <w:rPr>
+                <w:sz w:val="20"/>
+              </w:rPr>
               <w:t xml:space="preserve">‘</w:t>
             </w:r>
             <w:r>
+              <w:rPr>
+                <w:sz w:val="20"/>
+              </w:rPr>
               <w:t xml:space="preserve">nitrogen</w:t>
             </w:r>
             <w:r>
+              <w:rPr>
+                <w:sz w:val="20"/>
+              </w:rPr>
               <w:t xml:space="preserve">’</w:t>
             </w:r>
             <w:r>
+              <w:rPr>
+                <w:sz w:val="20"/>
+              </w:rPr>
               <w:t xml:space="preserve">: 0.5,</w:t>
             </w:r>
             <w:r>
+              <w:rPr>
+                <w:sz w:val="20"/>
+              </w:rPr>
               <w:t xml:space="preserve"> </w:t>
             </w:r>
             <w:r>
+              <w:rPr>
+                <w:sz w:val="20"/>
+              </w:rPr>
               <w:t xml:space="preserve">‘</w:t>
             </w:r>
             <w:r>
+              <w:rPr>
+                <w:sz w:val="20"/>
+              </w:rPr>
               <w:t xml:space="preserve">CO2</w:t>
             </w:r>
             <w:r>
+              <w:rPr>
+                <w:sz w:val="20"/>
+              </w:rPr>
               <w:t xml:space="preserve">’</w:t>
             </w:r>
             <w:r>
+              <w:rPr>
+                <w:sz w:val="20"/>
+              </w:rPr>
               <w:t xml:space="preserve">: 1.5,</w:t>
             </w:r>
             <w:r>
+              <w:rPr>
+                <w:sz w:val="20"/>
+              </w:rPr>
               <w:t xml:space="preserve"> </w:t>
             </w:r>
             <w:r>
+              <w:rPr>
+                <w:sz w:val="20"/>
+              </w:rPr>
               <w:t xml:space="preserve">‘</w:t>
             </w:r>
             <w:r>
+              <w:rPr>
+                <w:sz w:val="20"/>
+              </w:rPr>
               <w:t xml:space="preserve">methane</w:t>
             </w:r>
             <w:r>
+              <w:rPr>
+                <w:sz w:val="20"/>
+              </w:rPr>
               <w:t xml:space="preserve">’</w:t>
             </w:r>
             <w:r>
+              <w:rPr>
+                <w:sz w:val="20"/>
+              </w:rPr>
               <w:t xml:space="preserve">: 45.0,</w:t>
             </w:r>
             <w:r>
+              <w:rPr>
+                <w:sz w:val="20"/>
+              </w:rPr>
               <w:t xml:space="preserve"> </w:t>
             </w:r>
             <w:r>
+              <w:rPr>
+                <w:sz w:val="20"/>
+              </w:rPr>
               <w:t xml:space="preserve">‘</w:t>
             </w:r>
             <w:r>
+              <w:rPr>
+                <w:sz w:val="20"/>
+              </w:rPr>
               <w:t xml:space="preserve">ethane</w:t>
             </w:r>
             <w:r>
+              <w:rPr>
+                <w:sz w:val="20"/>
+              </w:rPr>
               <w:t xml:space="preserve">’</w:t>
             </w:r>
             <w:r>
+              <w:rPr>
+                <w:sz w:val="20"/>
+              </w:rPr>
               <w:t xml:space="preserve">: 6.0,</w:t>
             </w:r>
             <w:r>
+              <w:rPr>
+                <w:sz w:val="20"/>
+              </w:rPr>
               <w:t xml:space="preserve"> </w:t>
             </w:r>
             <w:r>
+              <w:rPr>
+                <w:sz w:val="20"/>
+              </w:rPr>
               <w:t xml:space="preserve">‘</w:t>
             </w:r>
             <w:r>
+              <w:rPr>
+                <w:sz w:val="20"/>
+              </w:rPr>
               <w:t xml:space="preserve">propane</w:t>
             </w:r>
             <w:r>
+              <w:rPr>
+                <w:sz w:val="20"/>
+              </w:rPr>
               <w:t xml:space="preserve">’</w:t>
             </w:r>
             <w:r>
+              <w:rPr>
+                <w:sz w:val="20"/>
+              </w:rPr>
               <w:t xml:space="preserve">: 4.0,</w:t>
             </w:r>
             <w:r>
+              <w:rPr>
+                <w:sz w:val="20"/>
+              </w:rPr>
               <w:t xml:space="preserve"> </w:t>
             </w:r>
             <w:r>
+              <w:rPr>
+                <w:sz w:val="20"/>
+              </w:rPr>
               <w:t xml:space="preserve">‘</w:t>
             </w:r>
             <w:r>
+              <w:rPr>
+                <w:sz w:val="20"/>
+              </w:rPr>
               <w:t xml:space="preserve">i-butane</w:t>
             </w:r>
             <w:r>
+              <w:rPr>
+                <w:sz w:val="20"/>
+              </w:rPr>
               <w:t xml:space="preserve">’</w:t>
             </w:r>
             <w:r>
+              <w:rPr>
+                <w:sz w:val="20"/>
+              </w:rPr>
               <w:t xml:space="preserve">: 0.8,</w:t>
             </w:r>
             <w:r>
+              <w:rPr>
+                <w:sz w:val="20"/>
+              </w:rPr>
               <w:t xml:space="preserve"> </w:t>
             </w:r>
             <w:r>
+              <w:rPr>
+                <w:sz w:val="20"/>
+              </w:rPr>
               <w:t xml:space="preserve">‘</w:t>
             </w:r>
             <w:r>
+              <w:rPr>
+                <w:sz w:val="20"/>
+              </w:rPr>
               <w:t xml:space="preserve">n-butane</w:t>
             </w:r>
             <w:r>
+              <w:rPr>
+                <w:sz w:val="20"/>
+              </w:rPr>
               <w:t xml:space="preserve">’</w:t>
             </w:r>
             <w:r>
+              <w:rPr>
+                <w:sz w:val="20"/>
+              </w:rPr>
               <w:t xml:space="preserve">: 1.8,</w:t>
             </w:r>
             <w:r>
+              <w:rPr>
+                <w:sz w:val="20"/>
+              </w:rPr>
               <w:t xml:space="preserve"> </w:t>
             </w:r>
             <w:r>
+              <w:rPr>
+                <w:sz w:val="20"/>
+              </w:rPr>
               <w:t xml:space="preserve">‘</w:t>
             </w:r>
             <w:r>
+              <w:rPr>
+                <w:sz w:val="20"/>
+              </w:rPr>
               <w:t xml:space="preserve">i-pentane</w:t>
             </w:r>
             <w:r>
+              <w:rPr>
+                <w:sz w:val="20"/>
+              </w:rPr>
               <w:t xml:space="preserve">’</w:t>
             </w:r>
             <w:r>
+              <w:rPr>
+                <w:sz w:val="20"/>
+              </w:rPr>
               <w:t xml:space="preserve">: 0.7,</w:t>
             </w:r>
             <w:r>
+              <w:rPr>
+                <w:sz w:val="20"/>
+              </w:rPr>
               <w:t xml:space="preserve"> </w:t>
             </w:r>
             <w:r>
+              <w:rPr>
+                <w:sz w:val="20"/>
+              </w:rPr>
               <w:t xml:space="preserve">‘</w:t>
             </w:r>
             <w:r>
+              <w:rPr>
+                <w:sz w:val="20"/>
+              </w:rPr>
               <w:t xml:space="preserve">n-pentane</w:t>
             </w:r>
             <w:r>
+              <w:rPr>
+                <w:sz w:val="20"/>
+              </w:rPr>
               <w:t xml:space="preserve">’</w:t>
             </w:r>
             <w:r>
+              <w:rPr>
+                <w:sz w:val="20"/>
+              </w:rPr>
               <w:t xml:space="preserve">: 0.9,</w:t>
             </w:r>
             <w:r>
+              <w:rPr>
+                <w:sz w:val="20"/>
+              </w:rPr>
               <w:t xml:space="preserve"> </w:t>
             </w:r>
             <w:r>
+              <w:rPr>
+                <w:sz w:val="20"/>
+              </w:rPr>
               <w:t xml:space="preserve">‘</w:t>
             </w:r>
             <w:r>
+              <w:rPr>
+                <w:sz w:val="20"/>
+              </w:rPr>
               <w:t xml:space="preserve">n-hexane</w:t>
             </w:r>
             <w:r>
+              <w:rPr>
+                <w:sz w:val="20"/>
+              </w:rPr>
               <w:t xml:space="preserve">’</w:t>
             </w:r>
             <w:r>
+              <w:rPr>
+                <w:sz w:val="20"/>
+              </w:rPr>
               <w:t xml:space="preserve">: 1.0}</w:t>
             </w:r>
           </w:p>
@@ -2392,9 +3255,13 @@
           <w:p>
             <w:pPr>
               <w:pStyle w:val="Compact"/>
-              <w:jc w:val="left"/>
-            </w:pPr>
-            <w:r>
+              <w:spacing w:line="240" w:lineRule="auto" w:after="20"/>
+              <w:jc w:val="left"/>
+            </w:pPr>
+            <w:r>
+              <w:rPr>
+                <w:sz w:val="20"/>
+              </w:rPr>
               <w:t xml:space="preserve">mol (relative)</w:t>
             </w:r>
           </w:p>
@@ -2404,9 +3271,13 @@
           <w:p>
             <w:pPr>
               <w:pStyle w:val="Compact"/>
-              <w:jc w:val="left"/>
-            </w:pPr>
-            <w:r>
+              <w:spacing w:line="240" w:lineRule="auto" w:after="20"/>
+              <w:jc w:val="left"/>
+            </w:pPr>
+            <w:r>
+              <w:rPr>
+                <w:sz w:val="20"/>
+              </w:rPr>
               <w:t xml:space="preserve">ASSUMPTION: generic North Sea black oil, GOR about 180 Sm3/Sm3; replace with a published field fluid</w:t>
             </w:r>
           </w:p>
@@ -2418,9 +3289,13 @@
           <w:p>
             <w:pPr>
               <w:pStyle w:val="Compact"/>
-              <w:jc w:val="left"/>
-            </w:pPr>
-            <w:r>
+              <w:spacing w:line="240" w:lineRule="auto" w:after="20"/>
+              <w:jc w:val="left"/>
+            </w:pPr>
+            <w:r>
+              <w:rPr>
+                <w:sz w:val="20"/>
+              </w:rPr>
               <w:t xml:space="preserve">process.reservoir_fluid.tbp_fractions</w:t>
             </w:r>
           </w:p>
@@ -2430,96 +3305,187 @@
           <w:p>
             <w:pPr>
               <w:pStyle w:val="Compact"/>
-              <w:jc w:val="left"/>
-            </w:pPr>
-            <w:r>
+              <w:spacing w:line="240" w:lineRule="auto" w:after="20"/>
+              <w:jc w:val="left"/>
+            </w:pPr>
+            <w:r>
+              <w:rPr>
+                <w:sz w:val="20"/>
+              </w:rPr>
               <w:t xml:space="preserve">{</w:t>
             </w:r>
             <w:r>
+              <w:rPr>
+                <w:sz w:val="20"/>
+              </w:rPr>
               <w:t xml:space="preserve">‘</w:t>
             </w:r>
             <w:r>
+              <w:rPr>
+                <w:sz w:val="20"/>
+              </w:rPr>
               <w:t xml:space="preserve">C7</w:t>
             </w:r>
             <w:r>
+              <w:rPr>
+                <w:sz w:val="20"/>
+              </w:rPr>
               <w:t xml:space="preserve">’</w:t>
             </w:r>
             <w:r>
+              <w:rPr>
+                <w:sz w:val="20"/>
+              </w:rPr>
               <w:t xml:space="preserve">: [2.5, 0.0913, 0.746],</w:t>
             </w:r>
             <w:r>
+              <w:rPr>
+                <w:sz w:val="20"/>
+              </w:rPr>
               <w:t xml:space="preserve"> </w:t>
             </w:r>
             <w:r>
+              <w:rPr>
+                <w:sz w:val="20"/>
+              </w:rPr>
               <w:t xml:space="preserve">‘</w:t>
             </w:r>
             <w:r>
+              <w:rPr>
+                <w:sz w:val="20"/>
+              </w:rPr>
               <w:t xml:space="preserve">C8</w:t>
             </w:r>
             <w:r>
+              <w:rPr>
+                <w:sz w:val="20"/>
+              </w:rPr>
               <w:t xml:space="preserve">’</w:t>
             </w:r>
             <w:r>
+              <w:rPr>
+                <w:sz w:val="20"/>
+              </w:rPr>
               <w:t xml:space="preserve">: [2.5, 0.1041, 0.768],</w:t>
             </w:r>
             <w:r>
+              <w:rPr>
+                <w:sz w:val="20"/>
+              </w:rPr>
               <w:t xml:space="preserve"> </w:t>
             </w:r>
             <w:r>
+              <w:rPr>
+                <w:sz w:val="20"/>
+              </w:rPr>
               <w:t xml:space="preserve">‘</w:t>
             </w:r>
             <w:r>
+              <w:rPr>
+                <w:sz w:val="20"/>
+              </w:rPr>
               <w:t xml:space="preserve">C10</w:t>
             </w:r>
             <w:r>
+              <w:rPr>
+                <w:sz w:val="20"/>
+              </w:rPr>
               <w:t xml:space="preserve">’</w:t>
             </w:r>
             <w:r>
+              <w:rPr>
+                <w:sz w:val="20"/>
+              </w:rPr>
               <w:t xml:space="preserve">: [4.0, 0.135, 0.79],</w:t>
             </w:r>
             <w:r>
+              <w:rPr>
+                <w:sz w:val="20"/>
+              </w:rPr>
               <w:t xml:space="preserve"> </w:t>
             </w:r>
             <w:r>
+              <w:rPr>
+                <w:sz w:val="20"/>
+              </w:rPr>
               <w:t xml:space="preserve">‘</w:t>
             </w:r>
             <w:r>
+              <w:rPr>
+                <w:sz w:val="20"/>
+              </w:rPr>
               <w:t xml:space="preserve">C15</w:t>
             </w:r>
             <w:r>
+              <w:rPr>
+                <w:sz w:val="20"/>
+              </w:rPr>
               <w:t xml:space="preserve">’</w:t>
             </w:r>
             <w:r>
+              <w:rPr>
+                <w:sz w:val="20"/>
+              </w:rPr>
               <w:t xml:space="preserve">: [6.0, 0.206, 0.832],</w:t>
             </w:r>
             <w:r>
+              <w:rPr>
+                <w:sz w:val="20"/>
+              </w:rPr>
               <w:t xml:space="preserve"> </w:t>
             </w:r>
             <w:r>
+              <w:rPr>
+                <w:sz w:val="20"/>
+              </w:rPr>
               <w:t xml:space="preserve">‘</w:t>
             </w:r>
             <w:r>
+              <w:rPr>
+                <w:sz w:val="20"/>
+              </w:rPr>
               <w:t xml:space="preserve">C20</w:t>
             </w:r>
             <w:r>
+              <w:rPr>
+                <w:sz w:val="20"/>
+              </w:rPr>
               <w:t xml:space="preserve">’</w:t>
             </w:r>
             <w:r>
+              <w:rPr>
+                <w:sz w:val="20"/>
+              </w:rPr>
               <w:t xml:space="preserve">: [5.0, 0.282, 0.856],</w:t>
             </w:r>
             <w:r>
+              <w:rPr>
+                <w:sz w:val="20"/>
+              </w:rPr>
               <w:t xml:space="preserve"> </w:t>
             </w:r>
             <w:r>
+              <w:rPr>
+                <w:sz w:val="20"/>
+              </w:rPr>
               <w:t xml:space="preserve">‘</w:t>
             </w:r>
             <w:r>
+              <w:rPr>
+                <w:sz w:val="20"/>
+              </w:rPr>
               <w:t xml:space="preserve">C30</w:t>
             </w:r>
             <w:r>
+              <w:rPr>
+                <w:sz w:val="20"/>
+              </w:rPr>
               <w:t xml:space="preserve">’</w:t>
             </w:r>
             <w:r>
+              <w:rPr>
+                <w:sz w:val="20"/>
+              </w:rPr>
               <w:t xml:space="preserve">: [6.0, 0.4, 0.88]}</w:t>
             </w:r>
           </w:p>
@@ -2529,9 +3495,13 @@
           <w:p>
             <w:pPr>
               <w:pStyle w:val="Compact"/>
-              <w:jc w:val="left"/>
-            </w:pPr>
-            <w:r>
+              <w:spacing w:line="240" w:lineRule="auto" w:after="20"/>
+              <w:jc w:val="left"/>
+            </w:pPr>
+            <w:r>
+              <w:rPr>
+                <w:sz w:val="20"/>
+              </w:rPr>
               <w:t xml:space="preserve">[mol (relative), kg/mol, g/cm3]</w:t>
             </w:r>
           </w:p>
@@ -2541,9 +3511,13 @@
           <w:p>
             <w:pPr>
               <w:pStyle w:val="Compact"/>
-              <w:jc w:val="left"/>
-            </w:pPr>
-            <w:r>
+              <w:spacing w:line="240" w:lineRule="auto" w:after="20"/>
+              <w:jc w:val="left"/>
+            </w:pPr>
+            <w:r>
+              <w:rPr>
+                <w:sz w:val="20"/>
+              </w:rPr>
               <w:t xml:space="preserve">ASSUMPTION: generic heavy-end split; replace with a published field fluid</w:t>
             </w:r>
           </w:p>
@@ -2555,9 +3529,13 @@
           <w:p>
             <w:pPr>
               <w:pStyle w:val="Compact"/>
-              <w:jc w:val="left"/>
-            </w:pPr>
-            <w:r>
+              <w:spacing w:line="240" w:lineRule="auto" w:after="20"/>
+              <w:jc w:val="left"/>
+            </w:pPr>
+            <w:r>
+              <w:rPr>
+                <w:sz w:val="20"/>
+              </w:rPr>
               <w:t xml:space="preserve">process.design.oil_rate</w:t>
             </w:r>
           </w:p>
@@ -2567,9 +3545,13 @@
           <w:p>
             <w:pPr>
               <w:pStyle w:val="Compact"/>
-              <w:jc w:val="left"/>
-            </w:pPr>
-            <w:r>
+              <w:spacing w:line="240" w:lineRule="auto" w:after="20"/>
+              <w:jc w:val="left"/>
+            </w:pPr>
+            <w:r>
+              <w:rPr>
+                <w:sz w:val="20"/>
+              </w:rPr>
               <w:t xml:space="preserve">15000.0</w:t>
             </w:r>
           </w:p>
@@ -2579,9 +3561,13 @@
           <w:p>
             <w:pPr>
               <w:pStyle w:val="Compact"/>
-              <w:jc w:val="left"/>
-            </w:pPr>
-            <w:r>
+              <w:spacing w:line="240" w:lineRule="auto" w:after="20"/>
+              <w:jc w:val="left"/>
+            </w:pPr>
+            <w:r>
+              <w:rPr>
+                <w:sz w:val="20"/>
+              </w:rPr>
               <w:t xml:space="preserve">Sm3/d</w:t>
             </w:r>
           </w:p>
@@ -2591,9 +3577,13 @@
           <w:p>
             <w:pPr>
               <w:pStyle w:val="Compact"/>
-              <w:jc w:val="left"/>
-            </w:pPr>
-            <w:r>
+              <w:spacing w:line="240" w:lineRule="auto" w:after="20"/>
+              <w:jc w:val="left"/>
+            </w:pPr>
+            <w:r>
+              <w:rPr>
+                <w:sz w:val="20"/>
+              </w:rPr>
               <w:t xml:space="preserve">ASSUMPTION: mid-size North Sea platform, plateau rate</w:t>
             </w:r>
           </w:p>
@@ -2605,9 +3595,13 @@
           <w:p>
             <w:pPr>
               <w:pStyle w:val="Compact"/>
-              <w:jc w:val="left"/>
-            </w:pPr>
-            <w:r>
+              <w:spacing w:line="240" w:lineRule="auto" w:after="20"/>
+              <w:jc w:val="left"/>
+            </w:pPr>
+            <w:r>
+              <w:rPr>
+                <w:sz w:val="20"/>
+              </w:rPr>
               <w:t xml:space="preserve">process.design.water_cut</w:t>
             </w:r>
           </w:p>
@@ -2617,9 +3611,13 @@
           <w:p>
             <w:pPr>
               <w:pStyle w:val="Compact"/>
-              <w:jc w:val="left"/>
-            </w:pPr>
-            <w:r>
+              <w:spacing w:line="240" w:lineRule="auto" w:after="20"/>
+              <w:jc w:val="left"/>
+            </w:pPr>
+            <w:r>
+              <w:rPr>
+                <w:sz w:val="20"/>
+              </w:rPr>
               <w:t xml:space="preserve">0.4</w:t>
             </w:r>
           </w:p>
@@ -2629,9 +3627,13 @@
           <w:p>
             <w:pPr>
               <w:pStyle w:val="Compact"/>
-              <w:jc w:val="left"/>
-            </w:pPr>
-            <w:r>
+              <w:spacing w:line="240" w:lineRule="auto" w:after="20"/>
+              <w:jc w:val="left"/>
+            </w:pPr>
+            <w:r>
+              <w:rPr>
+                <w:sz w:val="20"/>
+              </w:rPr>
               <w:t xml:space="preserve">-</w:t>
             </w:r>
           </w:p>
@@ -2641,9 +3643,13 @@
           <w:p>
             <w:pPr>
               <w:pStyle w:val="Compact"/>
-              <w:jc w:val="left"/>
-            </w:pPr>
-            <w:r>
+              <w:spacing w:line="240" w:lineRule="auto" w:after="20"/>
+              <w:jc w:val="left"/>
+            </w:pPr>
+            <w:r>
+              <w:rPr>
+                <w:sz w:val="20"/>
+              </w:rPr>
               <w:t xml:space="preserve">ASSUMPTION: water fraction of produced liquid at standard conditions</w:t>
             </w:r>
           </w:p>
@@ -2655,9 +3661,13 @@
           <w:p>
             <w:pPr>
               <w:pStyle w:val="Compact"/>
-              <w:jc w:val="left"/>
-            </w:pPr>
-            <w:r>
+              <w:spacing w:line="240" w:lineRule="auto" w:after="20"/>
+              <w:jc w:val="left"/>
+            </w:pPr>
+            <w:r>
+              <w:rPr>
+                <w:sz w:val="20"/>
+              </w:rPr>
               <w:t xml:space="preserve">process.design.water_injection_rate</w:t>
             </w:r>
           </w:p>
@@ -2667,9 +3677,13 @@
           <w:p>
             <w:pPr>
               <w:pStyle w:val="Compact"/>
-              <w:jc w:val="left"/>
-            </w:pPr>
-            <w:r>
+              <w:spacing w:line="240" w:lineRule="auto" w:after="20"/>
+              <w:jc w:val="left"/>
+            </w:pPr>
+            <w:r>
+              <w:rPr>
+                <w:sz w:val="20"/>
+              </w:rPr>
               <w:t xml:space="preserve">25000.0</w:t>
             </w:r>
           </w:p>
@@ -2679,9 +3693,13 @@
           <w:p>
             <w:pPr>
               <w:pStyle w:val="Compact"/>
-              <w:jc w:val="left"/>
-            </w:pPr>
-            <w:r>
+              <w:spacing w:line="240" w:lineRule="auto" w:after="20"/>
+              <w:jc w:val="left"/>
+            </w:pPr>
+            <w:r>
+              <w:rPr>
+                <w:sz w:val="20"/>
+              </w:rPr>
               <w:t xml:space="preserve">Sm3/d</w:t>
             </w:r>
           </w:p>
@@ -2691,9 +3709,13 @@
           <w:p>
             <w:pPr>
               <w:pStyle w:val="Compact"/>
-              <w:jc w:val="left"/>
-            </w:pPr>
-            <w:r>
+              <w:spacing w:line="240" w:lineRule="auto" w:after="20"/>
+              <w:jc w:val="left"/>
+            </w:pPr>
+            <w:r>
+              <w:rPr>
+                <w:sz w:val="20"/>
+              </w:rPr>
               <w:t xml:space="preserve">ASSUMPTION: roughly voidage replacement</w:t>
             </w:r>
           </w:p>
@@ -2705,9 +3727,13 @@
           <w:p>
             <w:pPr>
               <w:pStyle w:val="Compact"/>
-              <w:jc w:val="left"/>
-            </w:pPr>
-            <w:r>
+              <w:spacing w:line="240" w:lineRule="auto" w:after="20"/>
+              <w:jc w:val="left"/>
+            </w:pPr>
+            <w:r>
+              <w:rPr>
+                <w:sz w:val="20"/>
+              </w:rPr>
               <w:t xml:space="preserve">process.design.well_temperature</w:t>
             </w:r>
           </w:p>
@@ -2717,9 +3743,13 @@
           <w:p>
             <w:pPr>
               <w:pStyle w:val="Compact"/>
-              <w:jc w:val="left"/>
-            </w:pPr>
-            <w:r>
+              <w:spacing w:line="240" w:lineRule="auto" w:after="20"/>
+              <w:jc w:val="left"/>
+            </w:pPr>
+            <w:r>
+              <w:rPr>
+                <w:sz w:val="20"/>
+              </w:rPr>
               <w:t xml:space="preserve">70.0</w:t>
             </w:r>
           </w:p>
@@ -2729,9 +3759,13 @@
           <w:p>
             <w:pPr>
               <w:pStyle w:val="Compact"/>
-              <w:jc w:val="left"/>
-            </w:pPr>
-            <w:r>
+              <w:spacing w:line="240" w:lineRule="auto" w:after="20"/>
+              <w:jc w:val="left"/>
+            </w:pPr>
+            <w:r>
+              <w:rPr>
+                <w:sz w:val="20"/>
+              </w:rPr>
               <w:t xml:space="preserve">degC</w:t>
             </w:r>
           </w:p>
@@ -2741,9 +3775,13 @@
           <w:p>
             <w:pPr>
               <w:pStyle w:val="Compact"/>
-              <w:jc w:val="left"/>
-            </w:pPr>
-            <w:r>
+              <w:spacing w:line="240" w:lineRule="auto" w:after="20"/>
+              <w:jc w:val="left"/>
+            </w:pPr>
+            <w:r>
+              <w:rPr>
+                <w:sz w:val="20"/>
+              </w:rPr>
               <w:t xml:space="preserve">ASSUMPTION: arrival temperature at the inlet separator</w:t>
             </w:r>
           </w:p>
@@ -2755,9 +3793,13 @@
           <w:p>
             <w:pPr>
               <w:pStyle w:val="Compact"/>
-              <w:jc w:val="left"/>
-            </w:pPr>
-            <w:r>
+              <w:spacing w:line="240" w:lineRule="auto" w:after="20"/>
+              <w:jc w:val="left"/>
+            </w:pPr>
+            <w:r>
+              <w:rPr>
+                <w:sz w:val="20"/>
+              </w:rPr>
               <w:t xml:space="preserve">process.pressures.separators</w:t>
             </w:r>
           </w:p>
@@ -2767,9 +3809,13 @@
           <w:p>
             <w:pPr>
               <w:pStyle w:val="Compact"/>
-              <w:jc w:val="left"/>
-            </w:pPr>
-            <w:r>
+              <w:spacing w:line="240" w:lineRule="auto" w:after="20"/>
+              <w:jc w:val="left"/>
+            </w:pPr>
+            <w:r>
+              <w:rPr>
+                <w:sz w:val="20"/>
+              </w:rPr>
               <w:t xml:space="preserve">[70.0, 29.0, 7.2, 1.8]</w:t>
             </w:r>
           </w:p>
@@ -2779,9 +3825,13 @@
           <w:p>
             <w:pPr>
               <w:pStyle w:val="Compact"/>
-              <w:jc w:val="left"/>
-            </w:pPr>
-            <w:r>
+              <w:spacing w:line="240" w:lineRule="auto" w:after="20"/>
+              <w:jc w:val="left"/>
+            </w:pPr>
+            <w:r>
+              <w:rPr>
+                <w:sz w:val="20"/>
+              </w:rPr>
               <w:t xml:space="preserve">bara</w:t>
             </w:r>
           </w:p>
@@ -2791,9 +3841,13 @@
           <w:p>
             <w:pPr>
               <w:pStyle w:val="Compact"/>
-              <w:jc w:val="left"/>
-            </w:pPr>
-            <w:r>
+              <w:spacing w:line="240" w:lineRule="auto" w:after="20"/>
+              <w:jc w:val="left"/>
+            </w:pPr>
+            <w:r>
+              <w:rPr>
+                <w:sz w:val="20"/>
+              </w:rPr>
               <w:t xml:space="preserve">Nguyen et al. (2013), Energy 62:23-36, Table 1: separation train at 7 / 2.9 / 0.72 / 0.18 MPa (generic North Sea platform). Last stage 1.7-2.8 bar on four real North Sea platforms (Voldsund et al. (2014), Energy 74:45-58, Table 2)</w:t>
             </w:r>
           </w:p>
@@ -2805,9 +3859,13 @@
           <w:p>
             <w:pPr>
               <w:pStyle w:val="Compact"/>
-              <w:jc w:val="left"/>
-            </w:pPr>
-            <w:r>
+              <w:spacing w:line="240" w:lineRule="auto" w:after="20"/>
+              <w:jc w:val="left"/>
+            </w:pPr>
+            <w:r>
+              <w:rPr>
+                <w:sz w:val="20"/>
+              </w:rPr>
               <w:t xml:space="preserve">process.pressures.gas_export</w:t>
             </w:r>
           </w:p>
@@ -2817,9 +3875,13 @@
           <w:p>
             <w:pPr>
               <w:pStyle w:val="Compact"/>
-              <w:jc w:val="left"/>
-            </w:pPr>
-            <w:r>
+              <w:spacing w:line="240" w:lineRule="auto" w:after="20"/>
+              <w:jc w:val="left"/>
+            </w:pPr>
+            <w:r>
+              <w:rPr>
+                <w:sz w:val="20"/>
+              </w:rPr>
               <w:t xml:space="preserve">180.0</w:t>
             </w:r>
           </w:p>
@@ -2829,9 +3891,13 @@
           <w:p>
             <w:pPr>
               <w:pStyle w:val="Compact"/>
-              <w:jc w:val="left"/>
-            </w:pPr>
-            <w:r>
+              <w:spacing w:line="240" w:lineRule="auto" w:after="20"/>
+              <w:jc w:val="left"/>
+            </w:pPr>
+            <w:r>
+              <w:rPr>
+                <w:sz w:val="20"/>
+              </w:rPr>
               <w:t xml:space="preserve">bara</w:t>
             </w:r>
           </w:p>
@@ -2841,9 +3907,13 @@
           <w:p>
             <w:pPr>
               <w:pStyle w:val="Compact"/>
-              <w:jc w:val="left"/>
-            </w:pPr>
-            <w:r>
+              <w:spacing w:line="240" w:lineRule="auto" w:after="20"/>
+              <w:jc w:val="left"/>
+            </w:pPr>
+            <w:r>
+              <w:rPr>
+                <w:sz w:val="20"/>
+              </w:rPr>
               <w:t xml:space="preserve">Voldsund et al. (2014), Energy 74:45-58, Table 2: treated gas at 179 bar on platform D (236, 118 and 184 bar on A-C); Nguyen et al. (2013), Table 1: gas export 18.5 MPa. LEOGO uses 200 bar (sensitivity)</w:t>
             </w:r>
           </w:p>
@@ -2855,9 +3925,13 @@
           <w:p>
             <w:pPr>
               <w:pStyle w:val="Compact"/>
-              <w:jc w:val="left"/>
-            </w:pPr>
-            <w:r>
+              <w:spacing w:line="240" w:lineRule="auto" w:after="20"/>
+              <w:jc w:val="left"/>
+            </w:pPr>
+            <w:r>
+              <w:rPr>
+                <w:sz w:val="20"/>
+              </w:rPr>
               <w:t xml:space="preserve">process.pressures.oil_export</w:t>
             </w:r>
           </w:p>
@@ -2867,9 +3941,13 @@
           <w:p>
             <w:pPr>
               <w:pStyle w:val="Compact"/>
-              <w:jc w:val="left"/>
-            </w:pPr>
-            <w:r>
+              <w:spacing w:line="240" w:lineRule="auto" w:after="20"/>
+              <w:jc w:val="left"/>
+            </w:pPr>
+            <w:r>
+              <w:rPr>
+                <w:sz w:val="20"/>
+              </w:rPr>
               <w:t xml:space="preserve">50.0</w:t>
             </w:r>
           </w:p>
@@ -2879,9 +3957,13 @@
           <w:p>
             <w:pPr>
               <w:pStyle w:val="Compact"/>
-              <w:jc w:val="left"/>
-            </w:pPr>
-            <w:r>
+              <w:spacing w:line="240" w:lineRule="auto" w:after="20"/>
+              <w:jc w:val="left"/>
+            </w:pPr>
+            <w:r>
+              <w:rPr>
+                <w:sz w:val="20"/>
+              </w:rPr>
               <w:t xml:space="preserve">bara</w:t>
             </w:r>
           </w:p>
@@ -2891,9 +3973,13 @@
           <w:p>
             <w:pPr>
               <w:pStyle w:val="Compact"/>
-              <w:jc w:val="left"/>
-            </w:pPr>
-            <w:r>
+              <w:spacing w:line="240" w:lineRule="auto" w:after="20"/>
+              <w:jc w:val="left"/>
+            </w:pPr>
+            <w:r>
+              <w:rPr>
+                <w:sz w:val="20"/>
+              </w:rPr>
               <w:t xml:space="preserve">5 MPa oil export pressure, Svendsen et al. (2023), LEOGO reference platform, IET Energy Syst. Integr., doi:10.1049/esi2.12085; dataset Zenodo 7373223 (values read from oogeso/tests/test_data/leogo_reference_platform.yaml)</w:t>
             </w:r>
           </w:p>
@@ -2905,9 +3991,13 @@
           <w:p>
             <w:pPr>
               <w:pStyle w:val="Compact"/>
-              <w:jc w:val="left"/>
-            </w:pPr>
-            <w:r>
+              <w:spacing w:line="240" w:lineRule="auto" w:after="20"/>
+              <w:jc w:val="left"/>
+            </w:pPr>
+            <w:r>
+              <w:rPr>
+                <w:sz w:val="20"/>
+              </w:rPr>
               <w:t xml:space="preserve">process.pressures.water_injection</w:t>
             </w:r>
           </w:p>
@@ -2917,9 +4007,13 @@
           <w:p>
             <w:pPr>
               <w:pStyle w:val="Compact"/>
-              <w:jc w:val="left"/>
-            </w:pPr>
-            <w:r>
+              <w:spacing w:line="240" w:lineRule="auto" w:after="20"/>
+              <w:jc w:val="left"/>
+            </w:pPr>
+            <w:r>
+              <w:rPr>
+                <w:sz w:val="20"/>
+              </w:rPr>
               <w:t xml:space="preserve">250.0</w:t>
             </w:r>
           </w:p>
@@ -2929,9 +4023,13 @@
           <w:p>
             <w:pPr>
               <w:pStyle w:val="Compact"/>
-              <w:jc w:val="left"/>
-            </w:pPr>
-            <w:r>
+              <w:spacing w:line="240" w:lineRule="auto" w:after="20"/>
+              <w:jc w:val="left"/>
+            </w:pPr>
+            <w:r>
+              <w:rPr>
+                <w:sz w:val="20"/>
+              </w:rPr>
               <w:t xml:space="preserve">bara</w:t>
             </w:r>
           </w:p>
@@ -2941,9 +4039,13 @@
           <w:p>
             <w:pPr>
               <w:pStyle w:val="Compact"/>
-              <w:jc w:val="left"/>
-            </w:pPr>
-            <w:r>
+              <w:spacing w:line="240" w:lineRule="auto" w:after="20"/>
+              <w:jc w:val="left"/>
+            </w:pPr>
+            <w:r>
+              <w:rPr>
+                <w:sz w:val="20"/>
+              </w:rPr>
               <w:t xml:space="preserve">25 MPa injection pressure, Svendsen et al. (2023), LEOGO reference platform, IET Energy Syst. Integr., doi:10.1049/esi2.12085; dataset Zenodo 7373223 (values read from oogeso/tests/test_data/leogo_reference_platform.yaml)</w:t>
             </w:r>
           </w:p>
@@ -2955,9 +4057,13 @@
           <w:p>
             <w:pPr>
               <w:pStyle w:val="Compact"/>
-              <w:jc w:val="left"/>
-            </w:pPr>
-            <w:r>
+              <w:spacing w:line="240" w:lineRule="auto" w:after="20"/>
+              <w:jc w:val="left"/>
+            </w:pPr>
+            <w:r>
+              <w:rPr>
+                <w:sz w:val="20"/>
+              </w:rPr>
               <w:t xml:space="preserve">process.pressures.wi_suction</w:t>
             </w:r>
           </w:p>
@@ -2967,9 +4073,13 @@
           <w:p>
             <w:pPr>
               <w:pStyle w:val="Compact"/>
-              <w:jc w:val="left"/>
-            </w:pPr>
-            <w:r>
+              <w:spacing w:line="240" w:lineRule="auto" w:after="20"/>
+              <w:jc w:val="left"/>
+            </w:pPr>
+            <w:r>
+              <w:rPr>
+                <w:sz w:val="20"/>
+              </w:rPr>
               <w:t xml:space="preserve">7.0</w:t>
             </w:r>
           </w:p>
@@ -2979,9 +4089,13 @@
           <w:p>
             <w:pPr>
               <w:pStyle w:val="Compact"/>
-              <w:jc w:val="left"/>
-            </w:pPr>
-            <w:r>
+              <w:spacing w:line="240" w:lineRule="auto" w:after="20"/>
+              <w:jc w:val="left"/>
+            </w:pPr>
+            <w:r>
+              <w:rPr>
+                <w:sz w:val="20"/>
+              </w:rPr>
               <w:t xml:space="preserve">bara</w:t>
             </w:r>
           </w:p>
@@ -2991,9 +4105,13 @@
           <w:p>
             <w:pPr>
               <w:pStyle w:val="Compact"/>
-              <w:jc w:val="left"/>
-            </w:pPr>
-            <w:r>
+              <w:spacing w:line="240" w:lineRule="auto" w:after="20"/>
+              <w:jc w:val="left"/>
+            </w:pPr>
+            <w:r>
+              <w:rPr>
+                <w:sz w:val="20"/>
+              </w:rPr>
               <w:t xml:space="preserve">0.7 MPa water deck pressure, Svendsen et al. (2023), LEOGO reference platform, IET Energy Syst. Integr., doi:10.1049/esi2.12085; dataset Zenodo 7373223 (values read from oogeso/tests/test_data/leogo_reference_platform.yaml)</w:t>
             </w:r>
           </w:p>
@@ -3005,9 +4123,13 @@
           <w:p>
             <w:pPr>
               <w:pStyle w:val="Compact"/>
-              <w:jc w:val="left"/>
-            </w:pPr>
-            <w:r>
+              <w:spacing w:line="240" w:lineRule="auto" w:after="20"/>
+              <w:jc w:val="left"/>
+            </w:pPr>
+            <w:r>
+              <w:rPr>
+                <w:sz w:val="20"/>
+              </w:rPr>
               <w:t xml:space="preserve">process.pressures.seawater_lift</w:t>
             </w:r>
           </w:p>
@@ -3017,9 +4139,13 @@
           <w:p>
             <w:pPr>
               <w:pStyle w:val="Compact"/>
-              <w:jc w:val="left"/>
-            </w:pPr>
-            <w:r>
+              <w:spacing w:line="240" w:lineRule="auto" w:after="20"/>
+              <w:jc w:val="left"/>
+            </w:pPr>
+            <w:r>
+              <w:rPr>
+                <w:sz w:val="20"/>
+              </w:rPr>
               <w:t xml:space="preserve">10.4</w:t>
             </w:r>
           </w:p>
@@ -3029,9 +4155,13 @@
           <w:p>
             <w:pPr>
               <w:pStyle w:val="Compact"/>
-              <w:jc w:val="left"/>
-            </w:pPr>
-            <w:r>
+              <w:spacing w:line="240" w:lineRule="auto" w:after="20"/>
+              <w:jc w:val="left"/>
+            </w:pPr>
+            <w:r>
+              <w:rPr>
+                <w:sz w:val="20"/>
+              </w:rPr>
               <w:t xml:space="preserve">bar</w:t>
             </w:r>
           </w:p>
@@ -3041,9 +4171,13 @@
           <w:p>
             <w:pPr>
               <w:pStyle w:val="Compact"/>
-              <w:jc w:val="left"/>
-            </w:pPr>
-            <w:r>
+              <w:spacing w:line="240" w:lineRule="auto" w:after="20"/>
+              <w:jc w:val="left"/>
+            </w:pPr>
+            <w:r>
+              <w:rPr>
+                <w:sz w:val="20"/>
+              </w:rPr>
               <w:t xml:space="preserve">0.1 -&gt; 1.14 MPa incl. 40 m lift, Svendsen et al. (2023), LEOGO reference platform, IET Energy Syst. Integr., doi:10.1049/esi2.12085; dataset Zenodo 7373223 (values read from oogeso/tests/test_data/leogo_reference_platform.yaml)</w:t>
             </w:r>
           </w:p>
@@ -3055,9 +4189,13 @@
           <w:p>
             <w:pPr>
               <w:pStyle w:val="Compact"/>
-              <w:jc w:val="left"/>
-            </w:pPr>
-            <w:r>
+              <w:spacing w:line="240" w:lineRule="auto" w:after="20"/>
+              <w:jc w:val="left"/>
+            </w:pPr>
+            <w:r>
+              <w:rPr>
+                <w:sz w:val="20"/>
+              </w:rPr>
               <w:t xml:space="preserve">process.cooling.gas_cooler_outlet</w:t>
             </w:r>
           </w:p>
@@ -3067,9 +4205,13 @@
           <w:p>
             <w:pPr>
               <w:pStyle w:val="Compact"/>
-              <w:jc w:val="left"/>
-            </w:pPr>
-            <w:r>
+              <w:spacing w:line="240" w:lineRule="auto" w:after="20"/>
+              <w:jc w:val="left"/>
+            </w:pPr>
+            <w:r>
+              <w:rPr>
+                <w:sz w:val="20"/>
+              </w:rPr>
               <w:t xml:space="preserve">30.0</w:t>
             </w:r>
           </w:p>
@@ -3079,9 +4221,13 @@
           <w:p>
             <w:pPr>
               <w:pStyle w:val="Compact"/>
-              <w:jc w:val="left"/>
-            </w:pPr>
-            <w:r>
+              <w:spacing w:line="240" w:lineRule="auto" w:after="20"/>
+              <w:jc w:val="left"/>
+            </w:pPr>
+            <w:r>
+              <w:rPr>
+                <w:sz w:val="20"/>
+              </w:rPr>
               <w:t xml:space="preserve">degC</w:t>
             </w:r>
           </w:p>
@@ -3091,9 +4237,13 @@
           <w:p>
             <w:pPr>
               <w:pStyle w:val="Compact"/>
-              <w:jc w:val="left"/>
-            </w:pPr>
-            <w:r>
+              <w:spacing w:line="240" w:lineRule="auto" w:after="20"/>
+              <w:jc w:val="left"/>
+            </w:pPr>
+            <w:r>
+              <w:rPr>
+                <w:sz w:val="20"/>
+              </w:rPr>
               <w:t xml:space="preserve">ASSUMPTION: scrubber inlet temperature</w:t>
             </w:r>
           </w:p>
@@ -3105,9 +4255,13 @@
           <w:p>
             <w:pPr>
               <w:pStyle w:val="Compact"/>
-              <w:jc w:val="left"/>
-            </w:pPr>
-            <w:r>
+              <w:spacing w:line="240" w:lineRule="auto" w:after="20"/>
+              <w:jc w:val="left"/>
+            </w:pPr>
+            <w:r>
+              <w:rPr>
+                <w:sz w:val="20"/>
+              </w:rPr>
               <w:t xml:space="preserve">process.cooling.seawater_temperature_rise</w:t>
             </w:r>
           </w:p>
@@ -3117,9 +4271,13 @@
           <w:p>
             <w:pPr>
               <w:pStyle w:val="Compact"/>
-              <w:jc w:val="left"/>
-            </w:pPr>
-            <w:r>
+              <w:spacing w:line="240" w:lineRule="auto" w:after="20"/>
+              <w:jc w:val="left"/>
+            </w:pPr>
+            <w:r>
+              <w:rPr>
+                <w:sz w:val="20"/>
+              </w:rPr>
               <w:t xml:space="preserve">10.0</w:t>
             </w:r>
           </w:p>
@@ -3129,9 +4287,13 @@
           <w:p>
             <w:pPr>
               <w:pStyle w:val="Compact"/>
-              <w:jc w:val="left"/>
-            </w:pPr>
-            <w:r>
+              <w:spacing w:line="240" w:lineRule="auto" w:after="20"/>
+              <w:jc w:val="left"/>
+            </w:pPr>
+            <w:r>
+              <w:rPr>
+                <w:sz w:val="20"/>
+              </w:rPr>
               <w:t xml:space="preserve">K</w:t>
             </w:r>
           </w:p>
@@ -3141,9 +4303,13 @@
           <w:p>
             <w:pPr>
               <w:pStyle w:val="Compact"/>
-              <w:jc w:val="left"/>
-            </w:pPr>
-            <w:r>
+              <w:spacing w:line="240" w:lineRule="auto" w:after="20"/>
+              <w:jc w:val="left"/>
+            </w:pPr>
+            <w:r>
+              <w:rPr>
+                <w:sz w:val="20"/>
+              </w:rPr>
               <w:t xml:space="preserve">ASSUMPTION: typical cooling-water design</w:t>
             </w:r>
           </w:p>
@@ -3155,9 +4321,13 @@
           <w:p>
             <w:pPr>
               <w:pStyle w:val="Compact"/>
-              <w:jc w:val="left"/>
-            </w:pPr>
-            <w:r>
+              <w:spacing w:line="240" w:lineRule="auto" w:after="20"/>
+              <w:jc w:val="left"/>
+            </w:pPr>
+            <w:r>
+              <w:rPr>
+                <w:sz w:val="20"/>
+              </w:rPr>
               <w:t xml:space="preserve">process.cooling.seawater_cp</w:t>
             </w:r>
           </w:p>
@@ -3167,9 +4337,13 @@
           <w:p>
             <w:pPr>
               <w:pStyle w:val="Compact"/>
-              <w:jc w:val="left"/>
-            </w:pPr>
-            <w:r>
+              <w:spacing w:line="240" w:lineRule="auto" w:after="20"/>
+              <w:jc w:val="left"/>
+            </w:pPr>
+            <w:r>
+              <w:rPr>
+                <w:sz w:val="20"/>
+              </w:rPr>
               <w:t xml:space="preserve">3.99</w:t>
             </w:r>
           </w:p>
@@ -3179,9 +4353,13 @@
           <w:p>
             <w:pPr>
               <w:pStyle w:val="Compact"/>
-              <w:jc w:val="left"/>
-            </w:pPr>
-            <w:r>
+              <w:spacing w:line="240" w:lineRule="auto" w:after="20"/>
+              <w:jc w:val="left"/>
+            </w:pPr>
+            <w:r>
+              <w:rPr>
+                <w:sz w:val="20"/>
+              </w:rPr>
               <w:t xml:space="preserve">kJ/kg/K</w:t>
             </w:r>
           </w:p>
@@ -3191,9 +4369,13 @@
           <w:p>
             <w:pPr>
               <w:pStyle w:val="Compact"/>
-              <w:jc w:val="left"/>
-            </w:pPr>
-            <w:r>
+              <w:spacing w:line="240" w:lineRule="auto" w:after="20"/>
+              <w:jc w:val="left"/>
+            </w:pPr>
+            <w:r>
+              <w:rPr>
+                <w:sz w:val="20"/>
+              </w:rPr>
               <w:t xml:space="preserve">Sharqawy, Lienhard &amp; Zubair (2010), Desalin. Water Treat. 16:354-380; salinity 35 g/kg, 10-20 degC</w:t>
             </w:r>
           </w:p>
@@ -3205,9 +4387,13 @@
           <w:p>
             <w:pPr>
               <w:pStyle w:val="Compact"/>
-              <w:jc w:val="left"/>
-            </w:pPr>
-            <w:r>
+              <w:spacing w:line="240" w:lineRule="auto" w:after="20"/>
+              <w:jc w:val="left"/>
+            </w:pPr>
+            <w:r>
+              <w:rPr>
+                <w:sz w:val="20"/>
+              </w:rPr>
               <w:t xml:space="preserve">process.cooling.seawater_density</w:t>
             </w:r>
           </w:p>
@@ -3217,9 +4403,13 @@
           <w:p>
             <w:pPr>
               <w:pStyle w:val="Compact"/>
-              <w:jc w:val="left"/>
-            </w:pPr>
-            <w:r>
+              <w:spacing w:line="240" w:lineRule="auto" w:after="20"/>
+              <w:jc w:val="left"/>
+            </w:pPr>
+            <w:r>
+              <w:rPr>
+                <w:sz w:val="20"/>
+              </w:rPr>
               <w:t xml:space="preserve">1026.0</w:t>
             </w:r>
           </w:p>
@@ -3229,9 +4419,13 @@
           <w:p>
             <w:pPr>
               <w:pStyle w:val="Compact"/>
-              <w:jc w:val="left"/>
-            </w:pPr>
-            <w:r>
+              <w:spacing w:line="240" w:lineRule="auto" w:after="20"/>
+              <w:jc w:val="left"/>
+            </w:pPr>
+            <w:r>
+              <w:rPr>
+                <w:sz w:val="20"/>
+              </w:rPr>
               <w:t xml:space="preserve">kg/m3</w:t>
             </w:r>
           </w:p>
@@ -3241,9 +4435,13 @@
           <w:p>
             <w:pPr>
               <w:pStyle w:val="Compact"/>
-              <w:jc w:val="left"/>
-            </w:pPr>
-            <w:r>
+              <w:spacing w:line="240" w:lineRule="auto" w:after="20"/>
+              <w:jc w:val="left"/>
+            </w:pPr>
+            <w:r>
+              <w:rPr>
+                <w:sz w:val="20"/>
+              </w:rPr>
               <w:t xml:space="preserve">Sharqawy, Lienhard &amp; Zubair (2010); salinity 35 g/kg, about 15 degC</w:t>
             </w:r>
           </w:p>
@@ -3255,9 +4453,13 @@
           <w:p>
             <w:pPr>
               <w:pStyle w:val="Compact"/>
-              <w:jc w:val="left"/>
-            </w:pPr>
-            <w:r>
+              <w:spacing w:line="240" w:lineRule="auto" w:after="20"/>
+              <w:jc w:val="left"/>
+            </w:pPr>
+            <w:r>
+              <w:rPr>
+                <w:sz w:val="20"/>
+              </w:rPr>
               <w:t xml:space="preserve">process.efficiencies.compressor_isentropic</w:t>
             </w:r>
           </w:p>
@@ -3267,9 +4469,13 @@
           <w:p>
             <w:pPr>
               <w:pStyle w:val="Compact"/>
-              <w:jc w:val="left"/>
-            </w:pPr>
-            <w:r>
+              <w:spacing w:line="240" w:lineRule="auto" w:after="20"/>
+              <w:jc w:val="left"/>
+            </w:pPr>
+            <w:r>
+              <w:rPr>
+                <w:sz w:val="20"/>
+              </w:rPr>
               <w:t xml:space="preserve">0.75</w:t>
             </w:r>
           </w:p>
@@ -3279,9 +4485,13 @@
           <w:p>
             <w:pPr>
               <w:pStyle w:val="Compact"/>
-              <w:jc w:val="left"/>
-            </w:pPr>
-            <w:r>
+              <w:spacing w:line="240" w:lineRule="auto" w:after="20"/>
+              <w:jc w:val="left"/>
+            </w:pPr>
+            <w:r>
+              <w:rPr>
+                <w:sz w:val="20"/>
+              </w:rPr>
               <w:t xml:space="preserve">-</w:t>
             </w:r>
           </w:p>
@@ -3291,9 +4501,13 @@
           <w:p>
             <w:pPr>
               <w:pStyle w:val="Compact"/>
-              <w:jc w:val="left"/>
-            </w:pPr>
-            <w:r>
+              <w:spacing w:line="240" w:lineRule="auto" w:after="20"/>
+              <w:jc w:val="left"/>
+            </w:pPr>
+            <w:r>
+              <w:rPr>
+                <w:sz w:val="20"/>
+              </w:rPr>
               <w:t xml:space="preserve">Isentropic efficiency of export and re-compressors, Svendsen et al. (2023), LEOGO reference platform, IET Energy Syst. Integr., doi:10.1049/esi2.12085; dataset Zenodo 7373223 (values read from oogeso/tests/test_data/leogo_reference_platform.yaml)</w:t>
             </w:r>
           </w:p>
@@ -3305,9 +4519,13 @@
           <w:p>
             <w:pPr>
               <w:pStyle w:val="Compact"/>
-              <w:jc w:val="left"/>
-            </w:pPr>
-            <w:r>
+              <w:spacing w:line="240" w:lineRule="auto" w:after="20"/>
+              <w:jc w:val="left"/>
+            </w:pPr>
+            <w:r>
+              <w:rPr>
+                <w:sz w:val="20"/>
+              </w:rPr>
               <w:t xml:space="preserve">process.efficiencies.water_pump</w:t>
             </w:r>
           </w:p>
@@ -3317,9 +4535,13 @@
           <w:p>
             <w:pPr>
               <w:pStyle w:val="Compact"/>
-              <w:jc w:val="left"/>
-            </w:pPr>
-            <w:r>
+              <w:spacing w:line="240" w:lineRule="auto" w:after="20"/>
+              <w:jc w:val="left"/>
+            </w:pPr>
+            <w:r>
+              <w:rPr>
+                <w:sz w:val="20"/>
+              </w:rPr>
               <w:t xml:space="preserve">0.75</w:t>
             </w:r>
           </w:p>
@@ -3329,9 +4551,13 @@
           <w:p>
             <w:pPr>
               <w:pStyle w:val="Compact"/>
-              <w:jc w:val="left"/>
-            </w:pPr>
-            <w:r>
+              <w:spacing w:line="240" w:lineRule="auto" w:after="20"/>
+              <w:jc w:val="left"/>
+            </w:pPr>
+            <w:r>
+              <w:rPr>
+                <w:sz w:val="20"/>
+              </w:rPr>
               <w:t xml:space="preserve">-</w:t>
             </w:r>
           </w:p>
@@ -3341,9 +4567,13 @@
           <w:p>
             <w:pPr>
               <w:pStyle w:val="Compact"/>
-              <w:jc w:val="left"/>
-            </w:pPr>
-            <w:r>
+              <w:spacing w:line="240" w:lineRule="auto" w:after="20"/>
+              <w:jc w:val="left"/>
+            </w:pPr>
+            <w:r>
+              <w:rPr>
+                <w:sz w:val="20"/>
+              </w:rPr>
               <w:t xml:space="preserve">Water injection and seawater lift pumps, Svendsen et al. (2023), LEOGO reference platform, IET Energy Syst. Integr., doi:10.1049/esi2.12085; dataset Zenodo 7373223 (values read from oogeso/tests/test_data/leogo_reference_platform.yaml)</w:t>
             </w:r>
           </w:p>
@@ -3355,9 +4585,13 @@
           <w:p>
             <w:pPr>
               <w:pStyle w:val="Compact"/>
-              <w:jc w:val="left"/>
-            </w:pPr>
-            <w:r>
+              <w:spacing w:line="240" w:lineRule="auto" w:after="20"/>
+              <w:jc w:val="left"/>
+            </w:pPr>
+            <w:r>
+              <w:rPr>
+                <w:sz w:val="20"/>
+              </w:rPr>
               <w:t xml:space="preserve">process.efficiencies.oil_export_pump</w:t>
             </w:r>
           </w:p>
@@ -3367,9 +4601,13 @@
           <w:p>
             <w:pPr>
               <w:pStyle w:val="Compact"/>
-              <w:jc w:val="left"/>
-            </w:pPr>
-            <w:r>
+              <w:spacing w:line="240" w:lineRule="auto" w:after="20"/>
+              <w:jc w:val="left"/>
+            </w:pPr>
+            <w:r>
+              <w:rPr>
+                <w:sz w:val="20"/>
+              </w:rPr>
               <w:t xml:space="preserve">0.6</w:t>
             </w:r>
           </w:p>
@@ -3379,9 +4617,13 @@
           <w:p>
             <w:pPr>
               <w:pStyle w:val="Compact"/>
-              <w:jc w:val="left"/>
-            </w:pPr>
-            <w:r>
+              <w:spacing w:line="240" w:lineRule="auto" w:after="20"/>
+              <w:jc w:val="left"/>
+            </w:pPr>
+            <w:r>
+              <w:rPr>
+                <w:sz w:val="20"/>
+              </w:rPr>
               <w:t xml:space="preserve">-</w:t>
             </w:r>
           </w:p>
@@ -3391,9 +4633,13 @@
           <w:p>
             <w:pPr>
               <w:pStyle w:val="Compact"/>
-              <w:jc w:val="left"/>
-            </w:pPr>
-            <w:r>
+              <w:spacing w:line="240" w:lineRule="auto" w:after="20"/>
+              <w:jc w:val="left"/>
+            </w:pPr>
+            <w:r>
+              <w:rPr>
+                <w:sz w:val="20"/>
+              </w:rPr>
               <w:t xml:space="preserve">Oil export pump, Svendsen et al. (2023), LEOGO reference platform, IET Energy Syst. Integr., doi:10.1049/esi2.12085; dataset Zenodo 7373223 (values read from oogeso/tests/test_data/leogo_reference_platform.yaml)</w:t>
             </w:r>
           </w:p>
@@ -3405,9 +4651,13 @@
           <w:p>
             <w:pPr>
               <w:pStyle w:val="Compact"/>
-              <w:jc w:val="left"/>
-            </w:pPr>
-            <w:r>
+              <w:spacing w:line="240" w:lineRule="auto" w:after="20"/>
+              <w:jc w:val="left"/>
+            </w:pPr>
+            <w:r>
+              <w:rPr>
+                <w:sz w:val="20"/>
+              </w:rPr>
               <w:t xml:space="preserve">process.efficiencies.motor_and_drive</w:t>
             </w:r>
           </w:p>
@@ -3417,9 +4667,13 @@
           <w:p>
             <w:pPr>
               <w:pStyle w:val="Compact"/>
-              <w:jc w:val="left"/>
-            </w:pPr>
-            <w:r>
+              <w:spacing w:line="240" w:lineRule="auto" w:after="20"/>
+              <w:jc w:val="left"/>
+            </w:pPr>
+            <w:r>
+              <w:rPr>
+                <w:sz w:val="20"/>
+              </w:rPr>
               <w:t xml:space="preserve">1.0</w:t>
             </w:r>
           </w:p>
@@ -3429,9 +4683,13 @@
           <w:p>
             <w:pPr>
               <w:pStyle w:val="Compact"/>
-              <w:jc w:val="left"/>
-            </w:pPr>
-            <w:r>
+              <w:spacing w:line="240" w:lineRule="auto" w:after="20"/>
+              <w:jc w:val="left"/>
+            </w:pPr>
+            <w:r>
+              <w:rPr>
+                <w:sz w:val="20"/>
+              </w:rPr>
               <w:t xml:space="preserve">-</w:t>
             </w:r>
           </w:p>
@@ -3441,9 +4699,13 @@
           <w:p>
             <w:pPr>
               <w:pStyle w:val="Compact"/>
-              <w:jc w:val="left"/>
-            </w:pPr>
-            <w:r>
+              <w:spacing w:line="240" w:lineRule="auto" w:after="20"/>
+              <w:jc w:val="left"/>
+            </w:pPr>
+            <w:r>
+              <w:rPr>
+                <w:sz w:val="20"/>
+              </w:rPr>
               <w:t xml:space="preserve">Included in the LEOGO efficiencies above</w:t>
             </w:r>
           </w:p>
@@ -3455,9 +4717,13 @@
           <w:p>
             <w:pPr>
               <w:pStyle w:val="Compact"/>
-              <w:jc w:val="left"/>
-            </w:pPr>
-            <w:r>
+              <w:spacing w:line="240" w:lineRule="auto" w:after="20"/>
+              <w:jc w:val="left"/>
+            </w:pPr>
+            <w:r>
+              <w:rPr>
+                <w:sz w:val="20"/>
+              </w:rPr>
               <w:t xml:space="preserve">process.consumers.recompression.min_flow</w:t>
             </w:r>
           </w:p>
@@ -3467,9 +4733,13 @@
           <w:p>
             <w:pPr>
               <w:pStyle w:val="Compact"/>
-              <w:jc w:val="left"/>
-            </w:pPr>
-            <w:r>
+              <w:spacing w:line="240" w:lineRule="auto" w:after="20"/>
+              <w:jc w:val="left"/>
+            </w:pPr>
+            <w:r>
+              <w:rPr>
+                <w:sz w:val="20"/>
+              </w:rPr>
               <w:t xml:space="preserve">0.7</w:t>
             </w:r>
           </w:p>
@@ -3479,9 +4749,13 @@
           <w:p>
             <w:pPr>
               <w:pStyle w:val="Compact"/>
-              <w:jc w:val="left"/>
-            </w:pPr>
-            <w:r>
+              <w:spacing w:line="240" w:lineRule="auto" w:after="20"/>
+              <w:jc w:val="left"/>
+            </w:pPr>
+            <w:r>
+              <w:rPr>
+                <w:sz w:val="20"/>
+              </w:rPr>
               <w:t xml:space="preserve">-</w:t>
             </w:r>
           </w:p>
@@ -3491,9 +4765,13 @@
           <w:p>
             <w:pPr>
               <w:pStyle w:val="Compact"/>
-              <w:jc w:val="left"/>
-            </w:pPr>
-            <w:r>
+              <w:spacing w:line="240" w:lineRule="auto" w:after="20"/>
+              <w:jc w:val="left"/>
+            </w:pPr>
+            <w:r>
+              <w:rPr>
+                <w:sz w:val="20"/>
+              </w:rPr>
               <w:t xml:space="preserve">ASSUMPTION: surge margin; no public value found; verify</w:t>
             </w:r>
           </w:p>
@@ -3505,9 +4783,13 @@
           <w:p>
             <w:pPr>
               <w:pStyle w:val="Compact"/>
-              <w:jc w:val="left"/>
-            </w:pPr>
-            <w:r>
+              <w:spacing w:line="240" w:lineRule="auto" w:after="20"/>
+              <w:jc w:val="left"/>
+            </w:pPr>
+            <w:r>
+              <w:rPr>
+                <w:sz w:val="20"/>
+              </w:rPr>
               <w:t xml:space="preserve">process.consumers.export_compressor.min_flow</w:t>
             </w:r>
           </w:p>
@@ -3517,9 +4799,13 @@
           <w:p>
             <w:pPr>
               <w:pStyle w:val="Compact"/>
-              <w:jc w:val="left"/>
-            </w:pPr>
-            <w:r>
+              <w:spacing w:line="240" w:lineRule="auto" w:after="20"/>
+              <w:jc w:val="left"/>
+            </w:pPr>
+            <w:r>
+              <w:rPr>
+                <w:sz w:val="20"/>
+              </w:rPr>
               <w:t xml:space="preserve">0.7</w:t>
             </w:r>
           </w:p>
@@ -3529,9 +4815,13 @@
           <w:p>
             <w:pPr>
               <w:pStyle w:val="Compact"/>
-              <w:jc w:val="left"/>
-            </w:pPr>
-            <w:r>
+              <w:spacing w:line="240" w:lineRule="auto" w:after="20"/>
+              <w:jc w:val="left"/>
+            </w:pPr>
+            <w:r>
+              <w:rPr>
+                <w:sz w:val="20"/>
+              </w:rPr>
               <w:t xml:space="preserve">-</w:t>
             </w:r>
           </w:p>
@@ -3541,9 +4831,13 @@
           <w:p>
             <w:pPr>
               <w:pStyle w:val="Compact"/>
-              <w:jc w:val="left"/>
-            </w:pPr>
-            <w:r>
+              <w:spacing w:line="240" w:lineRule="auto" w:after="20"/>
+              <w:jc w:val="left"/>
+            </w:pPr>
+            <w:r>
+              <w:rPr>
+                <w:sz w:val="20"/>
+              </w:rPr>
               <w:t xml:space="preserve">ASSUMPTION: surge margin; no public value found; verify</w:t>
             </w:r>
           </w:p>
@@ -3555,9 +4849,13 @@
           <w:p>
             <w:pPr>
               <w:pStyle w:val="Compact"/>
-              <w:jc w:val="left"/>
-            </w:pPr>
-            <w:r>
+              <w:spacing w:line="240" w:lineRule="auto" w:after="20"/>
+              <w:jc w:val="left"/>
+            </w:pPr>
+            <w:r>
+              <w:rPr>
+                <w:sz w:val="20"/>
+              </w:rPr>
               <w:t xml:space="preserve">process.consumers.oil_export_pump.min_flow</w:t>
             </w:r>
           </w:p>
@@ -3567,9 +4865,13 @@
           <w:p>
             <w:pPr>
               <w:pStyle w:val="Compact"/>
-              <w:jc w:val="left"/>
-            </w:pPr>
-            <w:r>
+              <w:spacing w:line="240" w:lineRule="auto" w:after="20"/>
+              <w:jc w:val="left"/>
+            </w:pPr>
+            <w:r>
+              <w:rPr>
+                <w:sz w:val="20"/>
+              </w:rPr>
               <w:t xml:space="preserve">0.3</w:t>
             </w:r>
           </w:p>
@@ -3579,9 +4881,13 @@
           <w:p>
             <w:pPr>
               <w:pStyle w:val="Compact"/>
-              <w:jc w:val="left"/>
-            </w:pPr>
-            <w:r>
+              <w:spacing w:line="240" w:lineRule="auto" w:after="20"/>
+              <w:jc w:val="left"/>
+            </w:pPr>
+            <w:r>
+              <w:rPr>
+                <w:sz w:val="20"/>
+              </w:rPr>
               <w:t xml:space="preserve">-</w:t>
             </w:r>
           </w:p>
@@ -3591,9 +4897,13 @@
           <w:p>
             <w:pPr>
               <w:pStyle w:val="Compact"/>
-              <w:jc w:val="left"/>
-            </w:pPr>
-            <w:r>
+              <w:spacing w:line="240" w:lineRule="auto" w:after="20"/>
+              <w:jc w:val="left"/>
+            </w:pPr>
+            <w:r>
+              <w:rPr>
+                <w:sz w:val="20"/>
+              </w:rPr>
               <w:t xml:space="preserve">ASSUMPTION: pump minimum continuous flow; no public value found; verify</w:t>
             </w:r>
           </w:p>
@@ -3605,9 +4915,13 @@
           <w:p>
             <w:pPr>
               <w:pStyle w:val="Compact"/>
-              <w:jc w:val="left"/>
-            </w:pPr>
-            <w:r>
+              <w:spacing w:line="240" w:lineRule="auto" w:after="20"/>
+              <w:jc w:val="left"/>
+            </w:pPr>
+            <w:r>
+              <w:rPr>
+                <w:sz w:val="20"/>
+              </w:rPr>
               <w:t xml:space="preserve">process.consumers.water_injection_pump.min_flow</w:t>
             </w:r>
           </w:p>
@@ -3617,9 +4931,13 @@
           <w:p>
             <w:pPr>
               <w:pStyle w:val="Compact"/>
-              <w:jc w:val="left"/>
-            </w:pPr>
-            <w:r>
+              <w:spacing w:line="240" w:lineRule="auto" w:after="20"/>
+              <w:jc w:val="left"/>
+            </w:pPr>
+            <w:r>
+              <w:rPr>
+                <w:sz w:val="20"/>
+              </w:rPr>
               <w:t xml:space="preserve">0.3</w:t>
             </w:r>
           </w:p>
@@ -3629,9 +4947,13 @@
           <w:p>
             <w:pPr>
               <w:pStyle w:val="Compact"/>
-              <w:jc w:val="left"/>
-            </w:pPr>
-            <w:r>
+              <w:spacing w:line="240" w:lineRule="auto" w:after="20"/>
+              <w:jc w:val="left"/>
+            </w:pPr>
+            <w:r>
+              <w:rPr>
+                <w:sz w:val="20"/>
+              </w:rPr>
               <w:t xml:space="preserve">-</w:t>
             </w:r>
           </w:p>
@@ -3641,9 +4963,13 @@
           <w:p>
             <w:pPr>
               <w:pStyle w:val="Compact"/>
-              <w:jc w:val="left"/>
-            </w:pPr>
-            <w:r>
+              <w:spacing w:line="240" w:lineRule="auto" w:after="20"/>
+              <w:jc w:val="left"/>
+            </w:pPr>
+            <w:r>
+              <w:rPr>
+                <w:sz w:val="20"/>
+              </w:rPr>
               <w:t xml:space="preserve">ASSUMPTION: pump minimum continuous flow; no public value found; verify</w:t>
             </w:r>
           </w:p>
@@ -3655,9 +4981,13 @@
           <w:p>
             <w:pPr>
               <w:pStyle w:val="Compact"/>
-              <w:jc w:val="left"/>
-            </w:pPr>
-            <w:r>
+              <w:spacing w:line="240" w:lineRule="auto" w:after="20"/>
+              <w:jc w:val="left"/>
+            </w:pPr>
+            <w:r>
+              <w:rPr>
+                <w:sz w:val="20"/>
+              </w:rPr>
               <w:t xml:space="preserve">process.consumers.seawater_lift_pump.min_flow</w:t>
             </w:r>
           </w:p>
@@ -3667,9 +4997,13 @@
           <w:p>
             <w:pPr>
               <w:pStyle w:val="Compact"/>
-              <w:jc w:val="left"/>
-            </w:pPr>
-            <w:r>
+              <w:spacing w:line="240" w:lineRule="auto" w:after="20"/>
+              <w:jc w:val="left"/>
+            </w:pPr>
+            <w:r>
+              <w:rPr>
+                <w:sz w:val="20"/>
+              </w:rPr>
               <w:t xml:space="preserve">0.3</w:t>
             </w:r>
           </w:p>
@@ -3679,9 +5013,13 @@
           <w:p>
             <w:pPr>
               <w:pStyle w:val="Compact"/>
-              <w:jc w:val="left"/>
-            </w:pPr>
-            <w:r>
+              <w:spacing w:line="240" w:lineRule="auto" w:after="20"/>
+              <w:jc w:val="left"/>
+            </w:pPr>
+            <w:r>
+              <w:rPr>
+                <w:sz w:val="20"/>
+              </w:rPr>
               <w:t xml:space="preserve">-</w:t>
             </w:r>
           </w:p>
@@ -3691,9 +5029,13 @@
           <w:p>
             <w:pPr>
               <w:pStyle w:val="Compact"/>
-              <w:jc w:val="left"/>
-            </w:pPr>
-            <w:r>
+              <w:spacing w:line="240" w:lineRule="auto" w:after="20"/>
+              <w:jc w:val="left"/>
+            </w:pPr>
+            <w:r>
+              <w:rPr>
+                <w:sz w:val="20"/>
+              </w:rPr>
               <w:t xml:space="preserve">ASSUMPTION: pump minimum continuous flow; no public value found; verify</w:t>
             </w:r>
           </w:p>
@@ -3705,9 +5047,13 @@
           <w:p>
             <w:pPr>
               <w:pStyle w:val="Compact"/>
-              <w:jc w:val="left"/>
-            </w:pPr>
-            <w:r>
+              <w:spacing w:line="240" w:lineRule="auto" w:after="20"/>
+              <w:jc w:val="left"/>
+            </w:pPr>
+            <w:r>
+              <w:rPr>
+                <w:sz w:val="20"/>
+              </w:rPr>
               <w:t xml:space="preserve">process.base_load</w:t>
             </w:r>
           </w:p>
@@ -3717,9 +5063,13 @@
           <w:p>
             <w:pPr>
               <w:pStyle w:val="Compact"/>
-              <w:jc w:val="left"/>
-            </w:pPr>
-            <w:r>
+              <w:spacing w:line="240" w:lineRule="auto" w:after="20"/>
+              <w:jc w:val="left"/>
+            </w:pPr>
+            <w:r>
+              <w:rPr>
+                <w:sz w:val="20"/>
+              </w:rPr>
               <w:t xml:space="preserve">3.5</w:t>
             </w:r>
           </w:p>
@@ -3729,9 +5079,13 @@
           <w:p>
             <w:pPr>
               <w:pStyle w:val="Compact"/>
-              <w:jc w:val="left"/>
-            </w:pPr>
-            <w:r>
+              <w:spacing w:line="240" w:lineRule="auto" w:after="20"/>
+              <w:jc w:val="left"/>
+            </w:pPr>
+            <w:r>
+              <w:rPr>
+                <w:sz w:val="20"/>
+              </w:rPr>
               <w:t xml:space="preserve">MW</w:t>
             </w:r>
           </w:p>
@@ -3741,9 +5095,13 @@
           <w:p>
             <w:pPr>
               <w:pStyle w:val="Compact"/>
-              <w:jc w:val="left"/>
-            </w:pPr>
-            <w:r>
+              <w:spacing w:line="240" w:lineRule="auto" w:after="20"/>
+              <w:jc w:val="left"/>
+            </w:pPr>
+            <w:r>
+              <w:rPr>
+                <w:sz w:val="20"/>
+              </w:rPr>
               <w:t xml:space="preserve">2.5 MW general electric load + 1.0 MW air compressors, Svendsen et al. (2023), LEOGO reference platform, IET Energy Syst. Integr., doi:10.1049/esi2.12085; dataset Zenodo 7373223 (values read from oogeso/tests/test_data/leogo_reference_platform.yaml)</w:t>
             </w:r>
           </w:p>
@@ -3755,9 +5113,13 @@
           <w:p>
             <w:pPr>
               <w:pStyle w:val="Compact"/>
-              <w:jc w:val="left"/>
-            </w:pPr>
-            <w:r>
+              <w:spacing w:line="240" w:lineRule="auto" w:after="20"/>
+              <w:jc w:val="left"/>
+            </w:pPr>
+            <w:r>
+              <w:rPr>
+                <w:sz w:val="20"/>
+              </w:rPr>
               <w:t xml:space="preserve">process.heat_demand</w:t>
             </w:r>
           </w:p>
@@ -3767,9 +5129,13 @@
           <w:p>
             <w:pPr>
               <w:pStyle w:val="Compact"/>
-              <w:jc w:val="left"/>
-            </w:pPr>
-            <w:r>
+              <w:spacing w:line="240" w:lineRule="auto" w:after="20"/>
+              <w:jc w:val="left"/>
+            </w:pPr>
+            <w:r>
+              <w:rPr>
+                <w:sz w:val="20"/>
+              </w:rPr>
               <w:t xml:space="preserve">3.0</w:t>
             </w:r>
           </w:p>
@@ -3779,9 +5145,13 @@
           <w:p>
             <w:pPr>
               <w:pStyle w:val="Compact"/>
-              <w:jc w:val="left"/>
-            </w:pPr>
-            <w:r>
+              <w:spacing w:line="240" w:lineRule="auto" w:after="20"/>
+              <w:jc w:val="left"/>
+            </w:pPr>
+            <w:r>
+              <w:rPr>
+                <w:sz w:val="20"/>
+              </w:rPr>
               <w:t xml:space="preserve">MW</w:t>
             </w:r>
           </w:p>
@@ -3791,9 +5161,13 @@
           <w:p>
             <w:pPr>
               <w:pStyle w:val="Compact"/>
-              <w:jc w:val="left"/>
-            </w:pPr>
-            <w:r>
+              <w:spacing w:line="240" w:lineRule="auto" w:after="20"/>
+              <w:jc w:val="left"/>
+            </w:pPr>
+            <w:r>
+              <w:rPr>
+                <w:sz w:val="20"/>
+              </w:rPr>
               <w:t xml:space="preserve">Process/utility heat demand (thermal), Svendsen et al. (2023), LEOGO reference platform, IET Energy Syst. Integr., doi:10.1049/esi2.12085; dataset Zenodo 7373223 (values read from oogeso/tests/test_data/leogo_reference_platform.yaml); met by GT waste heat or an electric heater</w:t>
             </w:r>
           </w:p>
@@ -3805,9 +5179,13 @@
           <w:p>
             <w:pPr>
               <w:pStyle w:val="Compact"/>
-              <w:jc w:val="left"/>
-            </w:pPr>
-            <w:r>
+              <w:spacing w:line="240" w:lineRule="auto" w:after="20"/>
+              <w:jc w:val="left"/>
+            </w:pPr>
+            <w:r>
+              <w:rPr>
+                <w:sz w:val="20"/>
+              </w:rPr>
               <w:t xml:space="preserve">flexibility.production.min_fraction</w:t>
             </w:r>
           </w:p>
@@ -3817,9 +5195,13 @@
           <w:p>
             <w:pPr>
               <w:pStyle w:val="Compact"/>
-              <w:jc w:val="left"/>
-            </w:pPr>
-            <w:r>
+              <w:spacing w:line="240" w:lineRule="auto" w:after="20"/>
+              <w:jc w:val="left"/>
+            </w:pPr>
+            <w:r>
+              <w:rPr>
+                <w:sz w:val="20"/>
+              </w:rPr>
               <w:t xml:space="preserve">0.5</w:t>
             </w:r>
           </w:p>
@@ -3829,9 +5211,13 @@
           <w:p>
             <w:pPr>
               <w:pStyle w:val="Compact"/>
-              <w:jc w:val="left"/>
-            </w:pPr>
-            <w:r>
+              <w:spacing w:line="240" w:lineRule="auto" w:after="20"/>
+              <w:jc w:val="left"/>
+            </w:pPr>
+            <w:r>
+              <w:rPr>
+                <w:sz w:val="20"/>
+              </w:rPr>
               <w:t xml:space="preserve">-</w:t>
             </w:r>
           </w:p>
@@ -3841,9 +5227,13 @@
           <w:p>
             <w:pPr>
               <w:pStyle w:val="Compact"/>
-              <w:jc w:val="left"/>
-            </w:pPr>
-            <w:r>
+              <w:spacing w:line="240" w:lineRule="auto" w:after="20"/>
+              <w:jc w:val="left"/>
+            </w:pPr>
+            <w:r>
+              <w:rPr>
+                <w:sz w:val="20"/>
+              </w:rPr>
               <w:t xml:space="preserve">ASSUMPTION: lowest stable production turndown (separator / well limits); verify</w:t>
             </w:r>
           </w:p>
@@ -3855,9 +5245,13 @@
           <w:p>
             <w:pPr>
               <w:pStyle w:val="Compact"/>
-              <w:jc w:val="left"/>
-            </w:pPr>
-            <w:r>
+              <w:spacing w:line="240" w:lineRule="auto" w:after="20"/>
+              <w:jc w:val="left"/>
+            </w:pPr>
+            <w:r>
+              <w:rPr>
+                <w:sz w:val="20"/>
+              </w:rPr>
               <w:t xml:space="preserve">flexibility.production.max_fraction</w:t>
             </w:r>
           </w:p>
@@ -3867,9 +5261,13 @@
           <w:p>
             <w:pPr>
               <w:pStyle w:val="Compact"/>
-              <w:jc w:val="left"/>
-            </w:pPr>
-            <w:r>
+              <w:spacing w:line="240" w:lineRule="auto" w:after="20"/>
+              <w:jc w:val="left"/>
+            </w:pPr>
+            <w:r>
+              <w:rPr>
+                <w:sz w:val="20"/>
+              </w:rPr>
               <w:t xml:space="preserve">1.0</w:t>
             </w:r>
           </w:p>
@@ -3879,9 +5277,13 @@
           <w:p>
             <w:pPr>
               <w:pStyle w:val="Compact"/>
-              <w:jc w:val="left"/>
-            </w:pPr>
-            <w:r>
+              <w:spacing w:line="240" w:lineRule="auto" w:after="20"/>
+              <w:jc w:val="left"/>
+            </w:pPr>
+            <w:r>
+              <w:rPr>
+                <w:sz w:val="20"/>
+              </w:rPr>
               <w:t xml:space="preserve">-</w:t>
             </w:r>
           </w:p>
@@ -3891,9 +5293,13 @@
           <w:p>
             <w:pPr>
               <w:pStyle w:val="Compact"/>
-              <w:jc w:val="left"/>
-            </w:pPr>
-            <w:r>
+              <w:spacing w:line="240" w:lineRule="auto" w:after="20"/>
+              <w:jc w:val="left"/>
+            </w:pPr>
+            <w:r>
+              <w:rPr>
+                <w:sz w:val="20"/>
+              </w:rPr>
               <w:t xml:space="preserve">Design rate; no over-production to catch up</w:t>
             </w:r>
           </w:p>
@@ -3905,9 +5311,13 @@
           <w:p>
             <w:pPr>
               <w:pStyle w:val="Compact"/>
-              <w:jc w:val="left"/>
-            </w:pPr>
-            <w:r>
+              <w:spacing w:line="240" w:lineRule="auto" w:after="20"/>
+              <w:jc w:val="left"/>
+            </w:pPr>
+            <w:r>
+              <w:rPr>
+                <w:sz w:val="20"/>
+              </w:rPr>
               <w:t xml:space="preserve">flexibility.production.ramp_rate</w:t>
             </w:r>
           </w:p>
@@ -3917,9 +5327,13 @@
           <w:p>
             <w:pPr>
               <w:pStyle w:val="Compact"/>
-              <w:jc w:val="left"/>
-            </w:pPr>
-            <w:r>
+              <w:spacing w:line="240" w:lineRule="auto" w:after="20"/>
+              <w:jc w:val="left"/>
+            </w:pPr>
+            <w:r>
+              <w:rPr>
+                <w:sz w:val="20"/>
+              </w:rPr>
               <w:t xml:space="preserve">0.1</w:t>
             </w:r>
           </w:p>
@@ -3929,9 +5343,13 @@
           <w:p>
             <w:pPr>
               <w:pStyle w:val="Compact"/>
-              <w:jc w:val="left"/>
-            </w:pPr>
-            <w:r>
+              <w:spacing w:line="240" w:lineRule="auto" w:after="20"/>
+              <w:jc w:val="left"/>
+            </w:pPr>
+            <w:r>
+              <w:rPr>
+                <w:sz w:val="20"/>
+              </w:rPr>
               <w:t xml:space="preserve">1/h</w:t>
             </w:r>
           </w:p>
@@ -3941,9 +5359,13 @@
           <w:p>
             <w:pPr>
               <w:pStyle w:val="Compact"/>
-              <w:jc w:val="left"/>
-            </w:pPr>
-            <w:r>
+              <w:spacing w:line="240" w:lineRule="auto" w:after="20"/>
+              <w:jc w:val="left"/>
+            </w:pPr>
+            <w:r>
+              <w:rPr>
+                <w:sz w:val="20"/>
+              </w:rPr>
               <w:t xml:space="preserve">ASSUMPTION: max change in production fraction per hour (well choke / process stability); verify</w:t>
             </w:r>
           </w:p>
@@ -3955,9 +5377,13 @@
           <w:p>
             <w:pPr>
               <w:pStyle w:val="Compact"/>
-              <w:jc w:val="left"/>
-            </w:pPr>
-            <w:r>
+              <w:spacing w:line="240" w:lineRule="auto" w:after="20"/>
+              <w:jc w:val="left"/>
+            </w:pPr>
+            <w:r>
+              <w:rPr>
+                <w:sz w:val="20"/>
+              </w:rPr>
               <w:t xml:space="preserve">flexibility.water_injection.min_fraction</w:t>
             </w:r>
           </w:p>
@@ -3967,9 +5393,13 @@
           <w:p>
             <w:pPr>
               <w:pStyle w:val="Compact"/>
-              <w:jc w:val="left"/>
-            </w:pPr>
-            <w:r>
+              <w:spacing w:line="240" w:lineRule="auto" w:after="20"/>
+              <w:jc w:val="left"/>
+            </w:pPr>
+            <w:r>
+              <w:rPr>
+                <w:sz w:val="20"/>
+              </w:rPr>
               <w:t xml:space="preserve">0.0</w:t>
             </w:r>
           </w:p>
@@ -3979,9 +5409,13 @@
           <w:p>
             <w:pPr>
               <w:pStyle w:val="Compact"/>
-              <w:jc w:val="left"/>
-            </w:pPr>
-            <w:r>
+              <w:spacing w:line="240" w:lineRule="auto" w:after="20"/>
+              <w:jc w:val="left"/>
+            </w:pPr>
+            <w:r>
+              <w:rPr>
+                <w:sz w:val="20"/>
+              </w:rPr>
               <w:t xml:space="preserve">-</w:t>
             </w:r>
           </w:p>
@@ -3991,9 +5425,13 @@
           <w:p>
             <w:pPr>
               <w:pStyle w:val="Compact"/>
-              <w:jc w:val="left"/>
-            </w:pPr>
-            <w:r>
+              <w:spacing w:line="240" w:lineRule="auto" w:after="20"/>
+              <w:jc w:val="left"/>
+            </w:pPr>
+            <w:r>
+              <w:rPr>
+                <w:sz w:val="20"/>
+              </w:rPr>
               <w:t xml:space="preserve">ASSUMPTION: all injection pumps may stop for short periods</w:t>
             </w:r>
           </w:p>
@@ -4005,9 +5443,13 @@
           <w:p>
             <w:pPr>
               <w:pStyle w:val="Compact"/>
-              <w:jc w:val="left"/>
-            </w:pPr>
-            <w:r>
+              <w:spacing w:line="240" w:lineRule="auto" w:after="20"/>
+              <w:jc w:val="left"/>
+            </w:pPr>
+            <w:r>
+              <w:rPr>
+                <w:sz w:val="20"/>
+              </w:rPr>
               <w:t xml:space="preserve">flexibility.water_injection.max_fraction</w:t>
             </w:r>
           </w:p>
@@ -4017,9 +5459,13 @@
           <w:p>
             <w:pPr>
               <w:pStyle w:val="Compact"/>
-              <w:jc w:val="left"/>
-            </w:pPr>
-            <w:r>
+              <w:spacing w:line="240" w:lineRule="auto" w:after="20"/>
+              <w:jc w:val="left"/>
+            </w:pPr>
+            <w:r>
+              <w:rPr>
+                <w:sz w:val="20"/>
+              </w:rPr>
               <w:t xml:space="preserve">1.0</w:t>
             </w:r>
           </w:p>
@@ -4029,9 +5475,13 @@
           <w:p>
             <w:pPr>
               <w:pStyle w:val="Compact"/>
-              <w:jc w:val="left"/>
-            </w:pPr>
-            <w:r>
+              <w:spacing w:line="240" w:lineRule="auto" w:after="20"/>
+              <w:jc w:val="left"/>
+            </w:pPr>
+            <w:r>
+              <w:rPr>
+                <w:sz w:val="20"/>
+              </w:rPr>
               <w:t xml:space="preserve">-</w:t>
             </w:r>
           </w:p>
@@ -4041,9 +5491,13 @@
           <w:p>
             <w:pPr>
               <w:pStyle w:val="Compact"/>
-              <w:jc w:val="left"/>
-            </w:pPr>
-            <w:r>
+              <w:spacing w:line="240" w:lineRule="auto" w:after="20"/>
+              <w:jc w:val="left"/>
+            </w:pPr>
+            <w:r>
+              <w:rPr>
+                <w:sz w:val="20"/>
+              </w:rPr>
               <w:t xml:space="preserve">Installed pump capacity (design point)</w:t>
             </w:r>
           </w:p>
@@ -4055,9 +5509,13 @@
           <w:p>
             <w:pPr>
               <w:pStyle w:val="Compact"/>
-              <w:jc w:val="left"/>
-            </w:pPr>
-            <w:r>
+              <w:spacing w:line="240" w:lineRule="auto" w:after="20"/>
+              <w:jc w:val="left"/>
+            </w:pPr>
+            <w:r>
+              <w:rPr>
+                <w:sz w:val="20"/>
+              </w:rPr>
               <w:t xml:space="preserve">flexibility.water_injection.target_fraction</w:t>
             </w:r>
           </w:p>
@@ -4067,9 +5525,13 @@
           <w:p>
             <w:pPr>
               <w:pStyle w:val="Compact"/>
-              <w:jc w:val="left"/>
-            </w:pPr>
-            <w:r>
+              <w:spacing w:line="240" w:lineRule="auto" w:after="20"/>
+              <w:jc w:val="left"/>
+            </w:pPr>
+            <w:r>
+              <w:rPr>
+                <w:sz w:val="20"/>
+              </w:rPr>
               <w:t xml:space="preserve">0.85</w:t>
             </w:r>
           </w:p>
@@ -4079,9 +5541,13 @@
           <w:p>
             <w:pPr>
               <w:pStyle w:val="Compact"/>
-              <w:jc w:val="left"/>
-            </w:pPr>
-            <w:r>
+              <w:spacing w:line="240" w:lineRule="auto" w:after="20"/>
+              <w:jc w:val="left"/>
+            </w:pPr>
+            <w:r>
+              <w:rPr>
+                <w:sz w:val="20"/>
+              </w:rPr>
               <w:t xml:space="preserve">-</w:t>
             </w:r>
           </w:p>
@@ -4091,9 +5557,13 @@
           <w:p>
             <w:pPr>
               <w:pStyle w:val="Compact"/>
-              <w:jc w:val="left"/>
-            </w:pPr>
-            <w:r>
+              <w:spacing w:line="240" w:lineRule="auto" w:after="20"/>
+              <w:jc w:val="left"/>
+            </w:pPr>
+            <w:r>
+              <w:rPr>
+                <w:sz w:val="20"/>
+              </w:rPr>
               <w:t xml:space="preserve">ASSUMPTION: average injection needed for voidage replacement, as fraction of pump capacity</w:t>
             </w:r>
           </w:p>
@@ -4105,9 +5575,13 @@
           <w:p>
             <w:pPr>
               <w:pStyle w:val="Compact"/>
-              <w:jc w:val="left"/>
-            </w:pPr>
-            <w:r>
+              <w:spacing w:line="240" w:lineRule="auto" w:after="20"/>
+              <w:jc w:val="left"/>
+            </w:pPr>
+            <w:r>
+              <w:rPr>
+                <w:sz w:val="20"/>
+              </w:rPr>
               <w:t xml:space="preserve">flexibility.water_injection.ramp_rate</w:t>
             </w:r>
           </w:p>
@@ -4117,9 +5591,13 @@
           <w:p>
             <w:pPr>
               <w:pStyle w:val="Compact"/>
-              <w:jc w:val="left"/>
-            </w:pPr>
-            <w:r>
+              <w:spacing w:line="240" w:lineRule="auto" w:after="20"/>
+              <w:jc w:val="left"/>
+            </w:pPr>
+            <w:r>
+              <w:rPr>
+                <w:sz w:val="20"/>
+              </w:rPr>
               <w:t xml:space="preserve">0.34</w:t>
             </w:r>
           </w:p>
@@ -4129,9 +5607,13 @@
           <w:p>
             <w:pPr>
               <w:pStyle w:val="Compact"/>
-              <w:jc w:val="left"/>
-            </w:pPr>
-            <w:r>
+              <w:spacing w:line="240" w:lineRule="auto" w:after="20"/>
+              <w:jc w:val="left"/>
+            </w:pPr>
+            <w:r>
+              <w:rPr>
+                <w:sz w:val="20"/>
+              </w:rPr>
               <w:t xml:space="preserve">1/h</w:t>
             </w:r>
           </w:p>
@@ -4141,9 +5623,13 @@
           <w:p>
             <w:pPr>
               <w:pStyle w:val="Compact"/>
-              <w:jc w:val="left"/>
-            </w:pPr>
-            <w:r>
+              <w:spacing w:line="240" w:lineRule="auto" w:after="20"/>
+              <w:jc w:val="left"/>
+            </w:pPr>
+            <w:r>
+              <w:rPr>
+                <w:sz w:val="20"/>
+              </w:rPr>
               <w:t xml:space="preserve">ASSUMPTION: about one of three pumps started/stopped per hour</w:t>
             </w:r>
           </w:p>
@@ -4155,9 +5641,13 @@
           <w:p>
             <w:pPr>
               <w:pStyle w:val="Compact"/>
-              <w:jc w:val="left"/>
-            </w:pPr>
-            <w:r>
+              <w:spacing w:line="240" w:lineRule="auto" w:after="20"/>
+              <w:jc w:val="left"/>
+            </w:pPr>
+            <w:r>
+              <w:rPr>
+                <w:sz w:val="20"/>
+              </w:rPr>
               <w:t xml:space="preserve">flexibility.water_injection.max_deficit</w:t>
             </w:r>
           </w:p>
@@ -4167,9 +5657,13 @@
           <w:p>
             <w:pPr>
               <w:pStyle w:val="Compact"/>
-              <w:jc w:val="left"/>
-            </w:pPr>
-            <w:r>
+              <w:spacing w:line="240" w:lineRule="auto" w:after="20"/>
+              <w:jc w:val="left"/>
+            </w:pPr>
+            <w:r>
+              <w:rPr>
+                <w:sz w:val="20"/>
+              </w:rPr>
               <w:t xml:space="preserve">72.0</w:t>
             </w:r>
           </w:p>
@@ -4179,9 +5673,13 @@
           <w:p>
             <w:pPr>
               <w:pStyle w:val="Compact"/>
-              <w:jc w:val="left"/>
-            </w:pPr>
-            <w:r>
+              <w:spacing w:line="240" w:lineRule="auto" w:after="20"/>
+              <w:jc w:val="left"/>
+            </w:pPr>
+            <w:r>
+              <w:rPr>
+                <w:sz w:val="20"/>
+              </w:rPr>
               <w:t xml:space="preserve">h</w:t>
             </w:r>
           </w:p>
@@ -4191,9 +5689,13 @@
           <w:p>
             <w:pPr>
               <w:pStyle w:val="Compact"/>
-              <w:jc w:val="left"/>
-            </w:pPr>
-            <w:r>
+              <w:spacing w:line="240" w:lineRule="auto" w:after="20"/>
+              <w:jc w:val="left"/>
+            </w:pPr>
+            <w:r>
+              <w:rPr>
+                <w:sz w:val="20"/>
+              </w:rPr>
               <w:t xml:space="preserve">ASSUMPTION: up to 3 days of full-rate injection may be postponed without significant reservoir pressure loss; key sensitivity</w:t>
             </w:r>
           </w:p>
@@ -4205,9 +5707,13 @@
           <w:p>
             <w:pPr>
               <w:pStyle w:val="Compact"/>
-              <w:jc w:val="left"/>
-            </w:pPr>
-            <w:r>
+              <w:spacing w:line="240" w:lineRule="auto" w:after="20"/>
+              <w:jc w:val="left"/>
+            </w:pPr>
+            <w:r>
+              <w:rPr>
+                <w:sz w:val="20"/>
+              </w:rPr>
               <w:t xml:space="preserve">economics.oil_price</w:t>
             </w:r>
           </w:p>
@@ -4217,9 +5723,13 @@
           <w:p>
             <w:pPr>
               <w:pStyle w:val="Compact"/>
-              <w:jc w:val="left"/>
-            </w:pPr>
-            <w:r>
+              <w:spacing w:line="240" w:lineRule="auto" w:after="20"/>
+              <w:jc w:val="left"/>
+            </w:pPr>
+            <w:r>
+              <w:rPr>
+                <w:sz w:val="20"/>
+              </w:rPr>
               <w:t xml:space="preserve">4190.0</w:t>
             </w:r>
           </w:p>
@@ -4229,9 +5739,13 @@
           <w:p>
             <w:pPr>
               <w:pStyle w:val="Compact"/>
-              <w:jc w:val="left"/>
-            </w:pPr>
-            <w:r>
+              <w:spacing w:line="240" w:lineRule="auto" w:after="20"/>
+              <w:jc w:val="left"/>
+            </w:pPr>
+            <w:r>
+              <w:rPr>
+                <w:sz w:val="20"/>
+              </w:rPr>
               <w:t xml:space="preserve">NOK/Sm3</w:t>
             </w:r>
           </w:p>
@@ -4241,9 +5755,13 @@
           <w:p>
             <w:pPr>
               <w:pStyle w:val="Compact"/>
-              <w:jc w:val="left"/>
-            </w:pPr>
-            <w:r>
+              <w:spacing w:line="240" w:lineRule="auto" w:after="20"/>
+              <w:jc w:val="left"/>
+            </w:pPr>
+            <w:r>
+              <w:rPr>
+                <w:sz w:val="20"/>
+              </w:rPr>
               <w:t xml:space="preserve">Oil export price in Svendsen et al. (2023), LEOGO reference platform</w:t>
             </w:r>
           </w:p>
@@ -4255,9 +5773,13 @@
           <w:p>
             <w:pPr>
               <w:pStyle w:val="Compact"/>
-              <w:jc w:val="left"/>
-            </w:pPr>
-            <w:r>
+              <w:spacing w:line="240" w:lineRule="auto" w:after="20"/>
+              <w:jc w:val="left"/>
+            </w:pPr>
+            <w:r>
+              <w:rPr>
+                <w:sz w:val="20"/>
+              </w:rPr>
               <w:t xml:space="preserve">economics.gas_price</w:t>
             </w:r>
           </w:p>
@@ -4267,9 +5789,13 @@
           <w:p>
             <w:pPr>
               <w:pStyle w:val="Compact"/>
-              <w:jc w:val="left"/>
-            </w:pPr>
-            <w:r>
+              <w:spacing w:line="240" w:lineRule="auto" w:after="20"/>
+              <w:jc w:val="left"/>
+            </w:pPr>
+            <w:r>
+              <w:rPr>
+                <w:sz w:val="20"/>
+              </w:rPr>
               <w:t xml:space="preserve">4.19</w:t>
             </w:r>
           </w:p>
@@ -4279,9 +5805,13 @@
           <w:p>
             <w:pPr>
               <w:pStyle w:val="Compact"/>
-              <w:jc w:val="left"/>
-            </w:pPr>
-            <w:r>
+              <w:spacing w:line="240" w:lineRule="auto" w:after="20"/>
+              <w:jc w:val="left"/>
+            </w:pPr>
+            <w:r>
+              <w:rPr>
+                <w:sz w:val="20"/>
+              </w:rPr>
               <w:t xml:space="preserve">NOK/Sm3</w:t>
             </w:r>
           </w:p>
@@ -4291,9 +5821,13 @@
           <w:p>
             <w:pPr>
               <w:pStyle w:val="Compact"/>
-              <w:jc w:val="left"/>
-            </w:pPr>
-            <w:r>
+              <w:spacing w:line="240" w:lineRule="auto" w:after="20"/>
+              <w:jc w:val="left"/>
+            </w:pPr>
+            <w:r>
+              <w:rPr>
+                <w:sz w:val="20"/>
+              </w:rPr>
               <w:t xml:space="preserve">Gas export price in Svendsen et al. (2023), LEOGO; also the value of fuel gas burned instead of exported</w:t>
             </w:r>
           </w:p>
@@ -4305,9 +5839,13 @@
           <w:p>
             <w:pPr>
               <w:pStyle w:val="Compact"/>
-              <w:jc w:val="left"/>
-            </w:pPr>
-            <w:r>
+              <w:spacing w:line="240" w:lineRule="auto" w:after="20"/>
+              <w:jc w:val="left"/>
+            </w:pPr>
+            <w:r>
+              <w:rPr>
+                <w:sz w:val="20"/>
+              </w:rPr>
               <w:t xml:space="preserve">economics.co2_price</w:t>
             </w:r>
           </w:p>
@@ -4317,9 +5855,13 @@
           <w:p>
             <w:pPr>
               <w:pStyle w:val="Compact"/>
-              <w:jc w:val="left"/>
-            </w:pPr>
-            <w:r>
+              <w:spacing w:line="240" w:lineRule="auto" w:after="20"/>
+              <w:jc w:val="left"/>
+            </w:pPr>
+            <w:r>
+              <w:rPr>
+                <w:sz w:val="20"/>
+              </w:rPr>
               <w:t xml:space="preserve">2.0</w:t>
             </w:r>
           </w:p>
@@ -4329,9 +5871,13 @@
           <w:p>
             <w:pPr>
               <w:pStyle w:val="Compact"/>
-              <w:jc w:val="left"/>
-            </w:pPr>
-            <w:r>
+              <w:spacing w:line="240" w:lineRule="auto" w:after="20"/>
+              <w:jc w:val="left"/>
+            </w:pPr>
+            <w:r>
+              <w:rPr>
+                <w:sz w:val="20"/>
+              </w:rPr>
               <w:t xml:space="preserve">NOK/kg_CO2</w:t>
             </w:r>
           </w:p>
@@ -4341,9 +5887,13 @@
           <w:p>
             <w:pPr>
               <w:pStyle w:val="Compact"/>
-              <w:jc w:val="left"/>
-            </w:pPr>
-            <w:r>
+              <w:spacing w:line="240" w:lineRule="auto" w:after="20"/>
+              <w:jc w:val="left"/>
+            </w:pPr>
+            <w:r>
+              <w:rPr>
+                <w:sz w:val="20"/>
+              </w:rPr>
               <w:t xml:space="preserve">NOK 2000/t: Norwegian target total CO2 price (tax + EU ETS) by 2030, Meld. St. 13 (2020-2021) Klimaplan 2021-2030; varied in sensitivity</w:t>
             </w:r>
           </w:p>
@@ -4355,9 +5905,13 @@
           <w:p>
             <w:pPr>
               <w:pStyle w:val="Compact"/>
-              <w:jc w:val="left"/>
-            </w:pPr>
-            <w:r>
+              <w:spacing w:line="240" w:lineRule="auto" w:after="20"/>
+              <w:jc w:val="left"/>
+            </w:pPr>
+            <w:r>
+              <w:rPr>
+                <w:sz w:val="20"/>
+              </w:rPr>
               <w:t xml:space="preserve">economics.gt_start_cost</w:t>
             </w:r>
           </w:p>
@@ -4367,9 +5921,13 @@
           <w:p>
             <w:pPr>
               <w:pStyle w:val="Compact"/>
-              <w:jc w:val="left"/>
-            </w:pPr>
-            <w:r>
+              <w:spacing w:line="240" w:lineRule="auto" w:after="20"/>
+              <w:jc w:val="left"/>
+            </w:pPr>
+            <w:r>
+              <w:rPr>
+                <w:sz w:val="20"/>
+              </w:rPr>
               <w:t xml:space="preserve">2000.0</w:t>
             </w:r>
           </w:p>
@@ -4379,9 +5937,13 @@
           <w:p>
             <w:pPr>
               <w:pStyle w:val="Compact"/>
-              <w:jc w:val="left"/>
-            </w:pPr>
-            <w:r>
+              <w:spacing w:line="240" w:lineRule="auto" w:after="20"/>
+              <w:jc w:val="left"/>
+            </w:pPr>
+            <w:r>
+              <w:rPr>
+                <w:sz w:val="20"/>
+              </w:rPr>
               <w:t xml:space="preserve">NOK</w:t>
             </w:r>
           </w:p>
@@ -4391,9 +5953,13 @@
           <w:p>
             <w:pPr>
               <w:pStyle w:val="Compact"/>
-              <w:jc w:val="left"/>
-            </w:pPr>
-            <w:r>
+              <w:spacing w:line="240" w:lineRule="auto" w:after="20"/>
+              <w:jc w:val="left"/>
+            </w:pPr>
+            <w:r>
+              <w:rPr>
+                <w:sz w:val="20"/>
+              </w:rPr>
               <w:t xml:space="preserve">penalty_start in Svendsen et al. (2023), LEOGO</w:t>
             </w:r>
           </w:p>
@@ -4405,9 +5971,13 @@
           <w:p>
             <w:pPr>
               <w:pStyle w:val="Compact"/>
-              <w:jc w:val="left"/>
-            </w:pPr>
-            <w:r>
+              <w:spacing w:line="240" w:lineRule="auto" w:after="20"/>
+              <w:jc w:val="left"/>
+            </w:pPr>
+            <w:r>
+              <w:rPr>
+                <w:sz w:val="20"/>
+              </w:rPr>
               <w:t xml:space="preserve">economics.unserved_energy_cost</w:t>
             </w:r>
           </w:p>
@@ -4417,9 +5987,13 @@
           <w:p>
             <w:pPr>
               <w:pStyle w:val="Compact"/>
-              <w:jc w:val="left"/>
-            </w:pPr>
-            <w:r>
+              <w:spacing w:line="240" w:lineRule="auto" w:after="20"/>
+              <w:jc w:val="left"/>
+            </w:pPr>
+            <w:r>
+              <w:rPr>
+                <w:sz w:val="20"/>
+              </w:rPr>
               <w:t xml:space="preserve">1000000.0</w:t>
             </w:r>
           </w:p>
@@ -4429,9 +6003,13 @@
           <w:p>
             <w:pPr>
               <w:pStyle w:val="Compact"/>
-              <w:jc w:val="left"/>
-            </w:pPr>
-            <w:r>
+              <w:spacing w:line="240" w:lineRule="auto" w:after="20"/>
+              <w:jc w:val="left"/>
+            </w:pPr>
+            <w:r>
+              <w:rPr>
+                <w:sz w:val="20"/>
+              </w:rPr>
               <w:t xml:space="preserve">NOK/MWh</w:t>
             </w:r>
           </w:p>
@@ -4441,9 +6019,13 @@
           <w:p>
             <w:pPr>
               <w:pStyle w:val="Compact"/>
-              <w:jc w:val="left"/>
-            </w:pPr>
-            <w:r>
+              <w:spacing w:line="240" w:lineRule="auto" w:after="20"/>
+              <w:jc w:val="left"/>
+            </w:pPr>
+            <w:r>
+              <w:rPr>
+                <w:sz w:val="20"/>
+              </w:rPr>
               <w:t xml:space="preserve">Modelling choice: feasibility penalty, high enough that the 0.5 % MIP gap cannot leave demand unserved (LEOGO uses 36000 NOK/MWh for load shedding); should never be used</w:t>
             </w:r>
           </w:p>
@@ -4455,9 +6037,13 @@
           <w:p>
             <w:pPr>
               <w:pStyle w:val="Compact"/>
-              <w:jc w:val="left"/>
-            </w:pPr>
-            <w:r>
+              <w:spacing w:line="240" w:lineRule="auto" w:after="20"/>
+              <w:jc w:val="left"/>
+            </w:pPr>
+            <w:r>
+              <w:rPr>
+                <w:sz w:val="20"/>
+              </w:rPr>
               <w:t xml:space="preserve">economics.reserve_shortfall_cost</w:t>
             </w:r>
           </w:p>
@@ -4467,9 +6053,13 @@
           <w:p>
             <w:pPr>
               <w:pStyle w:val="Compact"/>
-              <w:jc w:val="left"/>
-            </w:pPr>
-            <w:r>
+              <w:spacing w:line="240" w:lineRule="auto" w:after="20"/>
+              <w:jc w:val="left"/>
+            </w:pPr>
+            <w:r>
+              <w:rPr>
+                <w:sz w:val="20"/>
+              </w:rPr>
               <w:t xml:space="preserve">1000000.0</w:t>
             </w:r>
           </w:p>
@@ -4479,9 +6069,13 @@
           <w:p>
             <w:pPr>
               <w:pStyle w:val="Compact"/>
-              <w:jc w:val="left"/>
-            </w:pPr>
-            <w:r>
+              <w:spacing w:line="240" w:lineRule="auto" w:after="20"/>
+              <w:jc w:val="left"/>
+            </w:pPr>
+            <w:r>
+              <w:rPr>
+                <w:sz w:val="20"/>
+              </w:rPr>
               <w:t xml:space="preserve">NOK/MWh</w:t>
             </w:r>
           </w:p>
@@ -4491,9 +6085,13 @@
           <w:p>
             <w:pPr>
               <w:pStyle w:val="Compact"/>
-              <w:jc w:val="left"/>
-            </w:pPr>
-            <w:r>
+              <w:spacing w:line="240" w:lineRule="auto" w:after="20"/>
+              <w:jc w:val="left"/>
+            </w:pPr>
+            <w:r>
+              <w:rPr>
+                <w:sz w:val="20"/>
+              </w:rPr>
               <w:t xml:space="preserve">Modelling choice: same feasibility penalty as unserved energy; should never be used</w:t>
             </w:r>
           </w:p>
@@ -4505,9 +6103,13 @@
           <w:p>
             <w:pPr>
               <w:pStyle w:val="Compact"/>
-              <w:jc w:val="left"/>
-            </w:pPr>
-            <w:r>
+              <w:spacing w:line="240" w:lineRule="auto" w:after="20"/>
+              <w:jc w:val="left"/>
+            </w:pPr>
+            <w:r>
+              <w:rPr>
+                <w:sz w:val="20"/>
+              </w:rPr>
               <w:t xml:space="preserve">economics.gas_per_oil_equivalent</w:t>
             </w:r>
           </w:p>
@@ -4517,9 +6119,13 @@
           <w:p>
             <w:pPr>
               <w:pStyle w:val="Compact"/>
-              <w:jc w:val="left"/>
-            </w:pPr>
-            <w:r>
+              <w:spacing w:line="240" w:lineRule="auto" w:after="20"/>
+              <w:jc w:val="left"/>
+            </w:pPr>
+            <w:r>
+              <w:rPr>
+                <w:sz w:val="20"/>
+              </w:rPr>
               <w:t xml:space="preserve">1000.0</w:t>
             </w:r>
           </w:p>
@@ -4529,9 +6135,13 @@
           <w:p>
             <w:pPr>
               <w:pStyle w:val="Compact"/>
-              <w:jc w:val="left"/>
-            </w:pPr>
-            <w:r>
+              <w:spacing w:line="240" w:lineRule="auto" w:after="20"/>
+              <w:jc w:val="left"/>
+            </w:pPr>
+            <w:r>
+              <w:rPr>
+                <w:sz w:val="20"/>
+              </w:rPr>
               <w:t xml:space="preserve">Sm3_gas/Sm3_oe</w:t>
             </w:r>
           </w:p>
@@ -4541,9 +6151,13 @@
           <w:p>
             <w:pPr>
               <w:pStyle w:val="Compact"/>
-              <w:jc w:val="left"/>
-            </w:pPr>
-            <w:r>
+              <w:spacing w:line="240" w:lineRule="auto" w:after="20"/>
+              <w:jc w:val="left"/>
+            </w:pPr>
+            <w:r>
+              <w:rPr>
+                <w:sz w:val="20"/>
+              </w:rPr>
               <w:t xml:space="preserve">Norwegian Offshore Directorate (Sodir) convention: 1000 Sm3 gas = 1 Sm3 oil equivalent</w:t>
             </w:r>
           </w:p>
@@ -4555,9 +6169,13 @@
           <w:p>
             <w:pPr>
               <w:pStyle w:val="Compact"/>
-              <w:jc w:val="left"/>
-            </w:pPr>
-            <w:r>
+              <w:spacing w:line="240" w:lineRule="auto" w:after="20"/>
+              <w:jc w:val="left"/>
+            </w:pPr>
+            <w:r>
+              <w:rPr>
+                <w:sz w:val="20"/>
+              </w:rPr>
               <w:t xml:space="preserve">investment.discount_rate</w:t>
             </w:r>
           </w:p>
@@ -4567,9 +6185,13 @@
           <w:p>
             <w:pPr>
               <w:pStyle w:val="Compact"/>
-              <w:jc w:val="left"/>
-            </w:pPr>
-            <w:r>
+              <w:spacing w:line="240" w:lineRule="auto" w:after="20"/>
+              <w:jc w:val="left"/>
+            </w:pPr>
+            <w:r>
+              <w:rPr>
+                <w:sz w:val="20"/>
+              </w:rPr>
               <w:t xml:space="preserve">0.07</w:t>
             </w:r>
           </w:p>
@@ -4579,9 +6201,13 @@
           <w:p>
             <w:pPr>
               <w:pStyle w:val="Compact"/>
-              <w:jc w:val="left"/>
-            </w:pPr>
-            <w:r>
+              <w:spacing w:line="240" w:lineRule="auto" w:after="20"/>
+              <w:jc w:val="left"/>
+            </w:pPr>
+            <w:r>
+              <w:rPr>
+                <w:sz w:val="20"/>
+              </w:rPr>
               <w:t xml:space="preserve">-</w:t>
             </w:r>
           </w:p>
@@ -4591,9 +6217,13 @@
           <w:p>
             <w:pPr>
               <w:pStyle w:val="Compact"/>
-              <w:jc w:val="left"/>
-            </w:pPr>
-            <w:r>
+              <w:spacing w:line="240" w:lineRule="auto" w:after="20"/>
+              <w:jc w:val="left"/>
+            </w:pPr>
+            <w:r>
+              <w:rPr>
+                <w:sz w:val="20"/>
+              </w:rPr>
               <w:t xml:space="preserve">Real discount rate; 4 % and 7 % are both used in the Norwegian Petroleum Directorate’s abatement-cost curves for power from shore (NPD conference abstract, IAEE); 4 % shown as sensitivity</w:t>
             </w:r>
           </w:p>
@@ -4605,9 +6235,13 @@
           <w:p>
             <w:pPr>
               <w:pStyle w:val="Compact"/>
-              <w:jc w:val="left"/>
-            </w:pPr>
-            <w:r>
+              <w:spacing w:line="240" w:lineRule="auto" w:after="20"/>
+              <w:jc w:val="left"/>
+            </w:pPr>
+            <w:r>
+              <w:rPr>
+                <w:sz w:val="20"/>
+              </w:rPr>
               <w:t xml:space="preserve">investment.discount_rate_low</w:t>
             </w:r>
           </w:p>
@@ -4617,9 +6251,13 @@
           <w:p>
             <w:pPr>
               <w:pStyle w:val="Compact"/>
-              <w:jc w:val="left"/>
-            </w:pPr>
-            <w:r>
+              <w:spacing w:line="240" w:lineRule="auto" w:after="20"/>
+              <w:jc w:val="left"/>
+            </w:pPr>
+            <w:r>
+              <w:rPr>
+                <w:sz w:val="20"/>
+              </w:rPr>
               <w:t xml:space="preserve">0.04</w:t>
             </w:r>
           </w:p>
@@ -4629,9 +6267,13 @@
           <w:p>
             <w:pPr>
               <w:pStyle w:val="Compact"/>
-              <w:jc w:val="left"/>
-            </w:pPr>
-            <w:r>
+              <w:spacing w:line="240" w:lineRule="auto" w:after="20"/>
+              <w:jc w:val="left"/>
+            </w:pPr>
+            <w:r>
+              <w:rPr>
+                <w:sz w:val="20"/>
+              </w:rPr>
               <w:t xml:space="preserve">-</w:t>
             </w:r>
           </w:p>
@@ -4641,9 +6283,13 @@
           <w:p>
             <w:pPr>
               <w:pStyle w:val="Compact"/>
-              <w:jc w:val="left"/>
-            </w:pPr>
-            <w:r>
+              <w:spacing w:line="240" w:lineRule="auto" w:after="20"/>
+              <w:jc w:val="left"/>
+            </w:pPr>
+            <w:r>
+              <w:rPr>
+                <w:sz w:val="20"/>
+              </w:rPr>
               <w:t xml:space="preserve">Lower real discount rate used in the same NPD abatement-cost curves</w:t>
             </w:r>
           </w:p>
@@ -4655,9 +6301,13 @@
           <w:p>
             <w:pPr>
               <w:pStyle w:val="Compact"/>
-              <w:jc w:val="left"/>
-            </w:pPr>
-            <w:r>
+              <w:spacing w:line="240" w:lineRule="auto" w:after="20"/>
+              <w:jc w:val="left"/>
+            </w:pPr>
+            <w:r>
+              <w:rPr>
+                <w:sz w:val="20"/>
+              </w:rPr>
               <w:t xml:space="preserve">investment.lifetime</w:t>
             </w:r>
           </w:p>
@@ -4667,9 +6317,13 @@
           <w:p>
             <w:pPr>
               <w:pStyle w:val="Compact"/>
-              <w:jc w:val="left"/>
-            </w:pPr>
-            <w:r>
+              <w:spacing w:line="240" w:lineRule="auto" w:after="20"/>
+              <w:jc w:val="left"/>
+            </w:pPr>
+            <w:r>
+              <w:rPr>
+                <w:sz w:val="20"/>
+              </w:rPr>
               <w:t xml:space="preserve">20</w:t>
             </w:r>
           </w:p>
@@ -4679,9 +6333,13 @@
           <w:p>
             <w:pPr>
               <w:pStyle w:val="Compact"/>
-              <w:jc w:val="left"/>
-            </w:pPr>
-            <w:r>
+              <w:spacing w:line="240" w:lineRule="auto" w:after="20"/>
+              <w:jc w:val="left"/>
+            </w:pPr>
+            <w:r>
+              <w:rPr>
+                <w:sz w:val="20"/>
+              </w:rPr>
               <w:t xml:space="preserve">yr</w:t>
             </w:r>
           </w:p>
@@ -4691,9 +6349,13 @@
           <w:p>
             <w:pPr>
               <w:pStyle w:val="Compact"/>
-              <w:jc w:val="left"/>
-            </w:pPr>
-            <w:r>
+              <w:spacing w:line="240" w:lineRule="auto" w:after="20"/>
+              <w:jc w:val="left"/>
+            </w:pPr>
+            <w:r>
+              <w:rPr>
+                <w:sz w:val="20"/>
+              </w:rPr>
               <w:t xml:space="preserve">ASSUMPTION: economic life of a retrofit wind farm on a producing field (remaining field life)</w:t>
             </w:r>
           </w:p>
@@ -4705,9 +6367,13 @@
           <w:p>
             <w:pPr>
               <w:pStyle w:val="Compact"/>
-              <w:jc w:val="left"/>
-            </w:pPr>
-            <w:r>
+              <w:spacing w:line="240" w:lineRule="auto" w:after="20"/>
+              <w:jc w:val="left"/>
+            </w:pPr>
+            <w:r>
+              <w:rPr>
+                <w:sz w:val="20"/>
+              </w:rPr>
               <w:t xml:space="preserve">investment.wind_capex</w:t>
             </w:r>
           </w:p>
@@ -4717,9 +6383,13 @@
           <w:p>
             <w:pPr>
               <w:pStyle w:val="Compact"/>
-              <w:jc w:val="left"/>
-            </w:pPr>
-            <w:r>
+              <w:spacing w:line="240" w:lineRule="auto" w:after="20"/>
+              <w:jc w:val="left"/>
+            </w:pPr>
+            <w:r>
+              <w:rPr>
+                <w:sz w:val="20"/>
+              </w:rPr>
               <w:t xml:space="preserve">84.1</w:t>
             </w:r>
           </w:p>
@@ -4729,9 +6399,13 @@
           <w:p>
             <w:pPr>
               <w:pStyle w:val="Compact"/>
-              <w:jc w:val="left"/>
-            </w:pPr>
-            <w:r>
+              <w:spacing w:line="240" w:lineRule="auto" w:after="20"/>
+              <w:jc w:val="left"/>
+            </w:pPr>
+            <w:r>
+              <w:rPr>
+                <w:sz w:val="20"/>
+              </w:rPr>
               <w:t xml:space="preserve">NOK/W</w:t>
             </w:r>
           </w:p>
@@ -4741,9 +6415,13 @@
           <w:p>
             <w:pPr>
               <w:pStyle w:val="Compact"/>
-              <w:jc w:val="left"/>
-            </w:pPr>
-            <w:r>
+              <w:spacing w:line="240" w:lineRule="auto" w:after="20"/>
+              <w:jc w:val="left"/>
+            </w:pPr>
+            <w:r>
+              <w:rPr>
+                <w:sz w:val="20"/>
+              </w:rPr>
               <w:t xml:space="preserve">Hywind Tampen: investment forecast of about NOK 7.4 billion for 88 MW at opening (Equinor, 23 Aug 2023), i.e. 84.1 MNOK/MW before Enova and NOx Fund support; first-of-a-kind floating farm</w:t>
             </w:r>
           </w:p>
@@ -4755,9 +6433,13 @@
           <w:p>
             <w:pPr>
               <w:pStyle w:val="Compact"/>
-              <w:jc w:val="left"/>
-            </w:pPr>
-            <w:r>
+              <w:spacing w:line="240" w:lineRule="auto" w:after="20"/>
+              <w:jc w:val="left"/>
+            </w:pPr>
+            <w:r>
+              <w:rPr>
+                <w:sz w:val="20"/>
+              </w:rPr>
               <w:t xml:space="preserve">investment.wind_om_low</w:t>
             </w:r>
           </w:p>
@@ -4767,9 +6449,13 @@
           <w:p>
             <w:pPr>
               <w:pStyle w:val="Compact"/>
-              <w:jc w:val="left"/>
-            </w:pPr>
-            <w:r>
+              <w:spacing w:line="240" w:lineRule="auto" w:after="20"/>
+              <w:jc w:val="left"/>
+            </w:pPr>
+            <w:r>
+              <w:rPr>
+                <w:sz w:val="20"/>
+              </w:rPr>
               <w:t xml:space="preserve">35.0</w:t>
             </w:r>
           </w:p>
@@ -4779,9 +6465,13 @@
           <w:p>
             <w:pPr>
               <w:pStyle w:val="Compact"/>
-              <w:jc w:val="left"/>
-            </w:pPr>
-            <w:r>
+              <w:spacing w:line="240" w:lineRule="auto" w:after="20"/>
+              <w:jc w:val="left"/>
+            </w:pPr>
+            <w:r>
+              <w:rPr>
+                <w:sz w:val="20"/>
+              </w:rPr>
               <w:t xml:space="preserve">EUR/kW/yr</w:t>
             </w:r>
           </w:p>
@@ -4791,9 +6481,13 @@
           <w:p>
             <w:pPr>
               <w:pStyle w:val="Compact"/>
-              <w:jc w:val="left"/>
-            </w:pPr>
-            <w:r>
+              <w:spacing w:line="240" w:lineRule="auto" w:after="20"/>
+              <w:jc w:val="left"/>
+            </w:pPr>
+            <w:r>
+              <w:rPr>
+                <w:sz w:val="20"/>
+              </w:rPr>
               <w:t xml:space="preserve">Floating wind O&amp;M with self-hoisting crane strategy, up to 64 % below the tow-to-port cost (Dighe et al., J. Mar. Sci. Eng. 2024, 12(11):1948, Marram Wind and Celtic Sea C case study)</w:t>
             </w:r>
           </w:p>
@@ -4805,9 +6499,13 @@
           <w:p>
             <w:pPr>
               <w:pStyle w:val="Compact"/>
-              <w:jc w:val="left"/>
-            </w:pPr>
-            <w:r>
+              <w:spacing w:line="240" w:lineRule="auto" w:after="20"/>
+              <w:jc w:val="left"/>
+            </w:pPr>
+            <w:r>
+              <w:rPr>
+                <w:sz w:val="20"/>
+              </w:rPr>
               <w:t xml:space="preserve">investment.wind_om_high</w:t>
             </w:r>
           </w:p>
@@ -4817,9 +6515,13 @@
           <w:p>
             <w:pPr>
               <w:pStyle w:val="Compact"/>
-              <w:jc w:val="left"/>
-            </w:pPr>
-            <w:r>
+              <w:spacing w:line="240" w:lineRule="auto" w:after="20"/>
+              <w:jc w:val="left"/>
+            </w:pPr>
+            <w:r>
+              <w:rPr>
+                <w:sz w:val="20"/>
+              </w:rPr>
               <w:t xml:space="preserve">97.0</w:t>
             </w:r>
           </w:p>
@@ -4829,9 +6531,13 @@
           <w:p>
             <w:pPr>
               <w:pStyle w:val="Compact"/>
-              <w:jc w:val="left"/>
-            </w:pPr>
-            <w:r>
+              <w:spacing w:line="240" w:lineRule="auto" w:after="20"/>
+              <w:jc w:val="left"/>
+            </w:pPr>
+            <w:r>
+              <w:rPr>
+                <w:sz w:val="20"/>
+              </w:rPr>
               <w:t xml:space="preserve">EUR/kW/yr</w:t>
             </w:r>
           </w:p>
@@ -4841,9 +6547,13 @@
           <w:p>
             <w:pPr>
               <w:pStyle w:val="Compact"/>
-              <w:jc w:val="left"/>
-            </w:pPr>
-            <w:r>
+              <w:spacing w:line="240" w:lineRule="auto" w:after="20"/>
+              <w:jc w:val="left"/>
+            </w:pPr>
+            <w:r>
+              <w:rPr>
+                <w:sz w:val="20"/>
+              </w:rPr>
               <w:t xml:space="preserve">Floating wind O&amp;M with tow-to-port repair strategy, 94-97 kEUR/MW/yr (Dighe et al., J. Mar. Sci. Eng. 2024, 12(11):1948)</w:t>
             </w:r>
           </w:p>
@@ -4855,9 +6565,13 @@
           <w:p>
             <w:pPr>
               <w:pStyle w:val="Compact"/>
-              <w:jc w:val="left"/>
-            </w:pPr>
-            <w:r>
+              <w:spacing w:line="240" w:lineRule="auto" w:after="20"/>
+              <w:jc w:val="left"/>
+            </w:pPr>
+            <w:r>
+              <w:rPr>
+                <w:sz w:val="20"/>
+              </w:rPr>
               <w:t xml:space="preserve">investment.eur_nok</w:t>
             </w:r>
           </w:p>
@@ -4867,9 +6581,13 @@
           <w:p>
             <w:pPr>
               <w:pStyle w:val="Compact"/>
-              <w:jc w:val="left"/>
-            </w:pPr>
-            <w:r>
+              <w:spacing w:line="240" w:lineRule="auto" w:after="20"/>
+              <w:jc w:val="left"/>
+            </w:pPr>
+            <w:r>
+              <w:rPr>
+                <w:sz w:val="20"/>
+              </w:rPr>
               <w:t xml:space="preserve">11.5</w:t>
             </w:r>
           </w:p>
@@ -4879,9 +6597,13 @@
           <w:p>
             <w:pPr>
               <w:pStyle w:val="Compact"/>
-              <w:jc w:val="left"/>
-            </w:pPr>
-            <w:r>
+              <w:spacing w:line="240" w:lineRule="auto" w:after="20"/>
+              <w:jc w:val="left"/>
+            </w:pPr>
+            <w:r>
+              <w:rPr>
+                <w:sz w:val="20"/>
+              </w:rPr>
               <w:t xml:space="preserve">NOK/EUR</w:t>
             </w:r>
           </w:p>
@@ -4891,9 +6613,13 @@
           <w:p>
             <w:pPr>
               <w:pStyle w:val="Compact"/>
-              <w:jc w:val="left"/>
-            </w:pPr>
-            <w:r>
+              <w:spacing w:line="240" w:lineRule="auto" w:after="20"/>
+              <w:jc w:val="left"/>
+            </w:pPr>
+            <w:r>
+              <w:rPr>
+                <w:sz w:val="20"/>
+              </w:rPr>
               <w:t xml:space="preserve">ASSUMPTION: approximate 2024-2025 exchange rate</w:t>
             </w:r>
           </w:p>
@@ -4905,9 +6631,13 @@
           <w:p>
             <w:pPr>
               <w:pStyle w:val="Compact"/>
-              <w:jc w:val="left"/>
-            </w:pPr>
-            <w:r>
+              <w:spacing w:line="240" w:lineRule="auto" w:after="20"/>
+              <w:jc w:val="left"/>
+            </w:pPr>
+            <w:r>
+              <w:rPr>
+                <w:sz w:val="20"/>
+              </w:rPr>
               <w:t xml:space="preserve">investment.power_from_shore_abatement_cost</w:t>
             </w:r>
           </w:p>
@@ -4917,9 +6647,13 @@
           <w:p>
             <w:pPr>
               <w:pStyle w:val="Compact"/>
-              <w:jc w:val="left"/>
-            </w:pPr>
-            <w:r>
+              <w:spacing w:line="240" w:lineRule="auto" w:after="20"/>
+              <w:jc w:val="left"/>
+            </w:pPr>
+            <w:r>
+              <w:rPr>
+                <w:sz w:val="20"/>
+              </w:rPr>
               <w:t xml:space="preserve">2000.0</w:t>
             </w:r>
           </w:p>
@@ -4929,9 +6663,13 @@
           <w:p>
             <w:pPr>
               <w:pStyle w:val="Compact"/>
-              <w:jc w:val="left"/>
-            </w:pPr>
-            <w:r>
+              <w:spacing w:line="240" w:lineRule="auto" w:after="20"/>
+              <w:jc w:val="left"/>
+            </w:pPr>
+            <w:r>
+              <w:rPr>
+                <w:sz w:val="20"/>
+              </w:rPr>
               <w:t xml:space="preserve">NOK/t_CO2</w:t>
             </w:r>
           </w:p>
@@ -4941,9 +6679,13 @@
           <w:p>
             <w:pPr>
               <w:pStyle w:val="Compact"/>
-              <w:jc w:val="left"/>
-            </w:pPr>
-            <w:r>
+              <w:spacing w:line="240" w:lineRule="auto" w:after="20"/>
+              <w:jc w:val="left"/>
+            </w:pPr>
+            <w:r>
+              <w:rPr>
+                <w:sz w:val="20"/>
+              </w:rPr>
               <w:t xml:space="preserve">Norwegian Offshore Directorate (2025): operators’ estimated abatement cost of the most recently approved power-from-shore projects (Melkøya, Njord/Draugen) just under NOK 2000 per tonne CO2 (2025-NOK); taken from a search summary, verify in the report. The 2020 report gave below NOK 1500/t for the then-planned projects</w:t>
             </w:r>
           </w:p>
@@ -4955,9 +6697,13 @@
           <w:p>
             <w:pPr>
               <w:pStyle w:val="Compact"/>
-              <w:jc w:val="left"/>
-            </w:pPr>
-            <w:r>
+              <w:spacing w:line="240" w:lineRule="auto" w:after="20"/>
+              <w:jc w:val="left"/>
+            </w:pPr>
+            <w:r>
+              <w:rPr>
+                <w:sz w:val="20"/>
+              </w:rPr>
               <w:t xml:space="preserve">scheduler.window_hours</w:t>
             </w:r>
           </w:p>
@@ -4967,9 +6713,13 @@
           <w:p>
             <w:pPr>
               <w:pStyle w:val="Compact"/>
-              <w:jc w:val="left"/>
-            </w:pPr>
-            <w:r>
+              <w:spacing w:line="240" w:lineRule="auto" w:after="20"/>
+              <w:jc w:val="left"/>
+            </w:pPr>
+            <w:r>
+              <w:rPr>
+                <w:sz w:val="20"/>
+              </w:rPr>
               <w:t xml:space="preserve">168</w:t>
             </w:r>
           </w:p>
@@ -4979,9 +6729,13 @@
           <w:p>
             <w:pPr>
               <w:pStyle w:val="Compact"/>
-              <w:jc w:val="left"/>
-            </w:pPr>
-            <w:r>
+              <w:spacing w:line="240" w:lineRule="auto" w:after="20"/>
+              <w:jc w:val="left"/>
+            </w:pPr>
+            <w:r>
+              <w:rPr>
+                <w:sz w:val="20"/>
+              </w:rPr>
               <w:t xml:space="preserve">h</w:t>
             </w:r>
           </w:p>
@@ -4991,9 +6745,13 @@
           <w:p>
             <w:pPr>
               <w:pStyle w:val="Compact"/>
-              <w:jc w:val="left"/>
-            </w:pPr>
-            <w:r>
+              <w:spacing w:line="240" w:lineRule="auto" w:after="20"/>
+              <w:jc w:val="left"/>
+            </w:pPr>
+            <w:r>
+              <w:rPr>
+                <w:sz w:val="20"/>
+              </w:rPr>
               <w:t xml:space="preserve">Modelling choice: one week committed per solve</w:t>
             </w:r>
           </w:p>
@@ -5005,9 +6763,13 @@
           <w:p>
             <w:pPr>
               <w:pStyle w:val="Compact"/>
-              <w:jc w:val="left"/>
-            </w:pPr>
-            <w:r>
+              <w:spacing w:line="240" w:lineRule="auto" w:after="20"/>
+              <w:jc w:val="left"/>
+            </w:pPr>
+            <w:r>
+              <w:rPr>
+                <w:sz w:val="20"/>
+              </w:rPr>
               <w:t xml:space="preserve">scheduler.lookahead_hours</w:t>
             </w:r>
           </w:p>
@@ -5017,9 +6779,13 @@
           <w:p>
             <w:pPr>
               <w:pStyle w:val="Compact"/>
-              <w:jc w:val="left"/>
-            </w:pPr>
-            <w:r>
+              <w:spacing w:line="240" w:lineRule="auto" w:after="20"/>
+              <w:jc w:val="left"/>
+            </w:pPr>
+            <w:r>
+              <w:rPr>
+                <w:sz w:val="20"/>
+              </w:rPr>
               <w:t xml:space="preserve">24</w:t>
             </w:r>
           </w:p>
@@ -5029,9 +6795,13 @@
           <w:p>
             <w:pPr>
               <w:pStyle w:val="Compact"/>
-              <w:jc w:val="left"/>
-            </w:pPr>
-            <w:r>
+              <w:spacing w:line="240" w:lineRule="auto" w:after="20"/>
+              <w:jc w:val="left"/>
+            </w:pPr>
+            <w:r>
+              <w:rPr>
+                <w:sz w:val="20"/>
+              </w:rPr>
               <w:t xml:space="preserve">h</w:t>
             </w:r>
           </w:p>
@@ -5041,9 +6811,13 @@
           <w:p>
             <w:pPr>
               <w:pStyle w:val="Compact"/>
-              <w:jc w:val="left"/>
-            </w:pPr>
-            <w:r>
+              <w:spacing w:line="240" w:lineRule="auto" w:after="20"/>
+              <w:jc w:val="left"/>
+            </w:pPr>
+            <w:r>
+              <w:rPr>
+                <w:sz w:val="20"/>
+              </w:rPr>
               <w:t xml:space="preserve">Modelling choice: extra day solved but not committed, so end-of-week decisions are sensible</w:t>
             </w:r>
           </w:p>
@@ -5055,9 +6829,13 @@
           <w:p>
             <w:pPr>
               <w:pStyle w:val="Compact"/>
-              <w:jc w:val="left"/>
-            </w:pPr>
-            <w:r>
+              <w:spacing w:line="240" w:lineRule="auto" w:after="20"/>
+              <w:jc w:val="left"/>
+            </w:pPr>
+            <w:r>
+              <w:rPr>
+                <w:sz w:val="20"/>
+              </w:rPr>
               <w:t xml:space="preserve">scheduler.mip_gap</w:t>
             </w:r>
           </w:p>
@@ -5067,9 +6845,13 @@
           <w:p>
             <w:pPr>
               <w:pStyle w:val="Compact"/>
-              <w:jc w:val="left"/>
-            </w:pPr>
-            <w:r>
+              <w:spacing w:line="240" w:lineRule="auto" w:after="20"/>
+              <w:jc w:val="left"/>
+            </w:pPr>
+            <w:r>
+              <w:rPr>
+                <w:sz w:val="20"/>
+              </w:rPr>
               <w:t xml:space="preserve">0.005</w:t>
             </w:r>
           </w:p>
@@ -5079,9 +6861,13 @@
           <w:p>
             <w:pPr>
               <w:pStyle w:val="Compact"/>
-              <w:jc w:val="left"/>
-            </w:pPr>
-            <w:r>
+              <w:spacing w:line="240" w:lineRule="auto" w:after="20"/>
+              <w:jc w:val="left"/>
+            </w:pPr>
+            <w:r>
+              <w:rPr>
+                <w:sz w:val="20"/>
+              </w:rPr>
               <w:t xml:space="preserve">-</w:t>
             </w:r>
           </w:p>
@@ -5091,9 +6877,13 @@
           <w:p>
             <w:pPr>
               <w:pStyle w:val="Compact"/>
-              <w:jc w:val="left"/>
-            </w:pPr>
-            <w:r>
+              <w:spacing w:line="240" w:lineRule="auto" w:after="20"/>
+              <w:jc w:val="left"/>
+            </w:pPr>
+            <w:r>
+              <w:rPr>
+                <w:sz w:val="20"/>
+              </w:rPr>
               <w:t xml:space="preserve">Modelling choice: solver stops within 0.5 % of the proven optimum</w:t>
             </w:r>
           </w:p>
@@ -5105,9 +6895,13 @@
           <w:p>
             <w:pPr>
               <w:pStyle w:val="Compact"/>
-              <w:jc w:val="left"/>
-            </w:pPr>
-            <w:r>
+              <w:spacing w:line="240" w:lineRule="auto" w:after="20"/>
+              <w:jc w:val="left"/>
+            </w:pPr>
+            <w:r>
+              <w:rPr>
+                <w:sz w:val="20"/>
+              </w:rPr>
               <w:t xml:space="preserve">scheduler.time_limit</w:t>
             </w:r>
           </w:p>
@@ -5117,9 +6911,13 @@
           <w:p>
             <w:pPr>
               <w:pStyle w:val="Compact"/>
-              <w:jc w:val="left"/>
-            </w:pPr>
-            <w:r>
+              <w:spacing w:line="240" w:lineRule="auto" w:after="20"/>
+              <w:jc w:val="left"/>
+            </w:pPr>
+            <w:r>
+              <w:rPr>
+                <w:sz w:val="20"/>
+              </w:rPr>
               <w:t xml:space="preserve">120</w:t>
             </w:r>
           </w:p>
@@ -5129,9 +6927,13 @@
           <w:p>
             <w:pPr>
               <w:pStyle w:val="Compact"/>
-              <w:jc w:val="left"/>
-            </w:pPr>
-            <w:r>
+              <w:spacing w:line="240" w:lineRule="auto" w:after="20"/>
+              <w:jc w:val="left"/>
+            </w:pPr>
+            <w:r>
+              <w:rPr>
+                <w:sz w:val="20"/>
+              </w:rPr>
               <w:t xml:space="preserve">s</w:t>
             </w:r>
           </w:p>
@@ -5141,9 +6943,13 @@
           <w:p>
             <w:pPr>
               <w:pStyle w:val="Compact"/>
-              <w:jc w:val="left"/>
-            </w:pPr>
-            <w:r>
+              <w:spacing w:line="240" w:lineRule="auto" w:after="20"/>
+              <w:jc w:val="left"/>
+            </w:pPr>
+            <w:r>
+              <w:rPr>
+                <w:sz w:val="20"/>
+              </w:rPr>
               <w:t xml:space="preserve">Modelling choice: per weekly solve</w:t>
             </w:r>
           </w:p>
@@ -5155,9 +6961,13 @@
           <w:p>
             <w:pPr>
               <w:pStyle w:val="Compact"/>
-              <w:jc w:val="left"/>
-            </w:pPr>
-            <w:r>
+              <w:spacing w:line="240" w:lineRule="auto" w:after="20"/>
+              <w:jc w:val="left"/>
+            </w:pPr>
+            <w:r>
+              <w:rPr>
+                <w:sz w:val="20"/>
+              </w:rPr>
               <w:t xml:space="preserve">scheduler.min_gt_online</w:t>
             </w:r>
           </w:p>
@@ -5167,9 +6977,13 @@
           <w:p>
             <w:pPr>
               <w:pStyle w:val="Compact"/>
-              <w:jc w:val="left"/>
-            </w:pPr>
-            <w:r>
+              <w:spacing w:line="240" w:lineRule="auto" w:after="20"/>
+              <w:jc w:val="left"/>
+            </w:pPr>
+            <w:r>
+              <w:rPr>
+                <w:sz w:val="20"/>
+              </w:rPr>
               <w:t xml:space="preserve">1</w:t>
             </w:r>
           </w:p>
@@ -5179,9 +6993,13 @@
           <w:p>
             <w:pPr>
               <w:pStyle w:val="Compact"/>
-              <w:jc w:val="left"/>
-            </w:pPr>
-            <w:r>
+              <w:spacing w:line="240" w:lineRule="auto" w:after="20"/>
+              <w:jc w:val="left"/>
+            </w:pPr>
+            <w:r>
+              <w:rPr>
+                <w:sz w:val="20"/>
+              </w:rPr>
               <w:t xml:space="preserve">-</w:t>
             </w:r>
           </w:p>
@@ -5191,9 +7009,13 @@
           <w:p>
             <w:pPr>
               <w:pStyle w:val="Compact"/>
-              <w:jc w:val="left"/>
-            </w:pPr>
-            <w:r>
+              <w:spacing w:line="240" w:lineRule="auto" w:after="20"/>
+              <w:jc w:val="left"/>
+            </w:pPr>
+            <w:r>
+              <w:rPr>
+                <w:sz w:val="20"/>
+              </w:rPr>
               <w:t xml:space="preserve">ASSUMPTION: wind turbines are grid-following; at least one GT online for frequency/voltage control (as on Hywind Tampen platforms)</w:t>
             </w:r>
           </w:p>
@@ -5205,9 +7027,13 @@
           <w:p>
             <w:pPr>
               <w:pStyle w:val="Compact"/>
-              <w:jc w:val="left"/>
-            </w:pPr>
-            <w:r>
+              <w:spacing w:line="240" w:lineRule="auto" w:after="20"/>
+              <w:jc w:val="left"/>
+            </w:pPr>
+            <w:r>
+              <w:rPr>
+                <w:sz w:val="20"/>
+              </w:rPr>
               <w:t xml:space="preserve">scheduler.electric_heater_efficiency</w:t>
             </w:r>
           </w:p>
@@ -5217,9 +7043,13 @@
           <w:p>
             <w:pPr>
               <w:pStyle w:val="Compact"/>
-              <w:jc w:val="left"/>
-            </w:pPr>
-            <w:r>
+              <w:spacing w:line="240" w:lineRule="auto" w:after="20"/>
+              <w:jc w:val="left"/>
+            </w:pPr>
+            <w:r>
+              <w:rPr>
+                <w:sz w:val="20"/>
+              </w:rPr>
               <w:t xml:space="preserve">0.99</w:t>
             </w:r>
           </w:p>
@@ -5229,9 +7059,13 @@
           <w:p>
             <w:pPr>
               <w:pStyle w:val="Compact"/>
-              <w:jc w:val="left"/>
-            </w:pPr>
-            <w:r>
+              <w:spacing w:line="240" w:lineRule="auto" w:after="20"/>
+              <w:jc w:val="left"/>
+            </w:pPr>
+            <w:r>
+              <w:rPr>
+                <w:sz w:val="20"/>
+              </w:rPr>
               <w:t xml:space="preserve">-</w:t>
             </w:r>
           </w:p>
@@ -5241,9 +7075,13 @@
           <w:p>
             <w:pPr>
               <w:pStyle w:val="Compact"/>
-              <w:jc w:val="left"/>
-            </w:pPr>
-            <w:r>
+              <w:spacing w:line="240" w:lineRule="auto" w:after="20"/>
+              <w:jc w:val="left"/>
+            </w:pPr>
+            <w:r>
+              <w:rPr>
+                <w:sz w:val="20"/>
+              </w:rPr>
               <w:t xml:space="preserve">ASSUMPTION: resistive electric heater</w:t>
             </w:r>
           </w:p>
@@ -5255,9 +7093,13 @@
           <w:p>
             <w:pPr>
               <w:pStyle w:val="Compact"/>
-              <w:jc w:val="left"/>
-            </w:pPr>
-            <w:r>
+              <w:spacing w:line="240" w:lineRule="auto" w:after="20"/>
+              <w:jc w:val="left"/>
+            </w:pPr>
+            <w:r>
+              <w:rPr>
+                <w:sz w:val="20"/>
+              </w:rPr>
               <w:t xml:space="preserve">scheduler.heater_tiebreak_cost</w:t>
             </w:r>
           </w:p>
@@ -5267,9 +7109,13 @@
           <w:p>
             <w:pPr>
               <w:pStyle w:val="Compact"/>
-              <w:jc w:val="left"/>
-            </w:pPr>
-            <w:r>
+              <w:spacing w:line="240" w:lineRule="auto" w:after="20"/>
+              <w:jc w:val="left"/>
+            </w:pPr>
+            <w:r>
+              <w:rPr>
+                <w:sz w:val="20"/>
+              </w:rPr>
               <w:t xml:space="preserve">0.1</w:t>
             </w:r>
           </w:p>
@@ -5279,9 +7125,13 @@
           <w:p>
             <w:pPr>
               <w:pStyle w:val="Compact"/>
-              <w:jc w:val="left"/>
-            </w:pPr>
-            <w:r>
+              <w:spacing w:line="240" w:lineRule="auto" w:after="20"/>
+              <w:jc w:val="left"/>
+            </w:pPr>
+            <w:r>
+              <w:rPr>
+                <w:sz w:val="20"/>
+              </w:rPr>
               <w:t xml:space="preserve">NOK/MWh</w:t>
             </w:r>
           </w:p>
@@ -5291,9 +7141,13 @@
           <w:p>
             <w:pPr>
               <w:pStyle w:val="Compact"/>
-              <w:jc w:val="left"/>
-            </w:pPr>
-            <w:r>
+              <w:spacing w:line="240" w:lineRule="auto" w:after="20"/>
+              <w:jc w:val="left"/>
+            </w:pPr>
+            <w:r>
+              <w:rPr>
+                <w:sz w:val="20"/>
+              </w:rPr>
               <w:t xml:space="preserve">Modelling choice: tiny cost so surplus wind is curtailed rather than dumped in the heater; does not change real decisions</w:t>
             </w:r>
           </w:p>
@@ -5305,9 +7159,13 @@
           <w:p>
             <w:pPr>
               <w:pStyle w:val="Compact"/>
-              <w:jc w:val="left"/>
-            </w:pPr>
-            <w:r>
+              <w:spacing w:line="240" w:lineRule="auto" w:after="20"/>
+              <w:jc w:val="left"/>
+            </w:pPr>
+            <w:r>
+              <w:rPr>
+                <w:sz w:val="20"/>
+              </w:rPr>
               <w:t xml:space="preserve">scheduler.battery.power</w:t>
             </w:r>
           </w:p>
@@ -5317,9 +7175,13 @@
           <w:p>
             <w:pPr>
               <w:pStyle w:val="Compact"/>
-              <w:jc w:val="left"/>
-            </w:pPr>
-            <w:r>
+              <w:spacing w:line="240" w:lineRule="auto" w:after="20"/>
+              <w:jc w:val="left"/>
+            </w:pPr>
+            <w:r>
+              <w:rPr>
+                <w:sz w:val="20"/>
+              </w:rPr>
               <w:t xml:space="preserve">0.0</w:t>
             </w:r>
           </w:p>
@@ -5329,9 +7191,13 @@
           <w:p>
             <w:pPr>
               <w:pStyle w:val="Compact"/>
-              <w:jc w:val="left"/>
-            </w:pPr>
-            <w:r>
+              <w:spacing w:line="240" w:lineRule="auto" w:after="20"/>
+              <w:jc w:val="left"/>
+            </w:pPr>
+            <w:r>
+              <w:rPr>
+                <w:sz w:val="20"/>
+              </w:rPr>
               <w:t xml:space="preserve">W</w:t>
             </w:r>
           </w:p>
@@ -5341,9 +7207,13 @@
           <w:p>
             <w:pPr>
               <w:pStyle w:val="Compact"/>
-              <w:jc w:val="left"/>
-            </w:pPr>
-            <w:r>
+              <w:spacing w:line="240" w:lineRule="auto" w:after="20"/>
+              <w:jc w:val="left"/>
+            </w:pPr>
+            <w:r>
+              <w:rPr>
+                <w:sz w:val="20"/>
+              </w:rPr>
               <w:t xml:space="preserve">Set per case; LEOGO option is 4 MW / 4 MWh (Svendsen et al., 2023)</w:t>
             </w:r>
           </w:p>
@@ -5355,9 +7225,13 @@
           <w:p>
             <w:pPr>
               <w:pStyle w:val="Compact"/>
-              <w:jc w:val="left"/>
-            </w:pPr>
-            <w:r>
+              <w:spacing w:line="240" w:lineRule="auto" w:after="20"/>
+              <w:jc w:val="left"/>
+            </w:pPr>
+            <w:r>
+              <w:rPr>
+                <w:sz w:val="20"/>
+              </w:rPr>
               <w:t xml:space="preserve">scheduler.battery.energy</w:t>
             </w:r>
           </w:p>
@@ -5367,9 +7241,13 @@
           <w:p>
             <w:pPr>
               <w:pStyle w:val="Compact"/>
-              <w:jc w:val="left"/>
-            </w:pPr>
-            <w:r>
+              <w:spacing w:line="240" w:lineRule="auto" w:after="20"/>
+              <w:jc w:val="left"/>
+            </w:pPr>
+            <w:r>
+              <w:rPr>
+                <w:sz w:val="20"/>
+              </w:rPr>
               <w:t xml:space="preserve">0.0</w:t>
             </w:r>
           </w:p>
@@ -5379,9 +7257,13 @@
           <w:p>
             <w:pPr>
               <w:pStyle w:val="Compact"/>
-              <w:jc w:val="left"/>
-            </w:pPr>
-            <w:r>
+              <w:spacing w:line="240" w:lineRule="auto" w:after="20"/>
+              <w:jc w:val="left"/>
+            </w:pPr>
+            <w:r>
+              <w:rPr>
+                <w:sz w:val="20"/>
+              </w:rPr>
               <w:t xml:space="preserve">J</w:t>
             </w:r>
           </w:p>
@@ -5391,9 +7273,13 @@
           <w:p>
             <w:pPr>
               <w:pStyle w:val="Compact"/>
-              <w:jc w:val="left"/>
-            </w:pPr>
-            <w:r>
+              <w:spacing w:line="240" w:lineRule="auto" w:after="20"/>
+              <w:jc w:val="left"/>
+            </w:pPr>
+            <w:r>
+              <w:rPr>
+                <w:sz w:val="20"/>
+              </w:rPr>
               <w:t xml:space="preserve">Set per case; LEOGO option is 4 MW / 4 MWh (Svendsen et al., 2023)</w:t>
             </w:r>
           </w:p>
@@ -5405,9 +7291,13 @@
           <w:p>
             <w:pPr>
               <w:pStyle w:val="Compact"/>
-              <w:jc w:val="left"/>
-            </w:pPr>
-            <w:r>
+              <w:spacing w:line="240" w:lineRule="auto" w:after="20"/>
+              <w:jc w:val="left"/>
+            </w:pPr>
+            <w:r>
+              <w:rPr>
+                <w:sz w:val="20"/>
+              </w:rPr>
               <w:t xml:space="preserve">scheduler.battery.round_trip_efficiency</w:t>
             </w:r>
           </w:p>
@@ -5417,9 +7307,13 @@
           <w:p>
             <w:pPr>
               <w:pStyle w:val="Compact"/>
-              <w:jc w:val="left"/>
-            </w:pPr>
-            <w:r>
+              <w:spacing w:line="240" w:lineRule="auto" w:after="20"/>
+              <w:jc w:val="left"/>
+            </w:pPr>
+            <w:r>
+              <w:rPr>
+                <w:sz w:val="20"/>
+              </w:rPr>
               <w:t xml:space="preserve">0.9</w:t>
             </w:r>
           </w:p>
@@ -5429,9 +7323,13 @@
           <w:p>
             <w:pPr>
               <w:pStyle w:val="Compact"/>
-              <w:jc w:val="left"/>
-            </w:pPr>
-            <w:r>
+              <w:spacing w:line="240" w:lineRule="auto" w:after="20"/>
+              <w:jc w:val="left"/>
+            </w:pPr>
+            <w:r>
+              <w:rPr>
+                <w:sz w:val="20"/>
+              </w:rPr>
               <w:t xml:space="preserve">-</w:t>
             </w:r>
           </w:p>
@@ -5441,9 +7339,13 @@
           <w:p>
             <w:pPr>
               <w:pStyle w:val="Compact"/>
-              <w:jc w:val="left"/>
-            </w:pPr>
-            <w:r>
+              <w:spacing w:line="240" w:lineRule="auto" w:after="20"/>
+              <w:jc w:val="left"/>
+            </w:pPr>
+            <w:r>
+              <w:rPr>
+                <w:sz w:val="20"/>
+              </w:rPr>
               <w:t xml:space="preserve">eta = 0.9 in Svendsen et al. (2023), LEOGO</w:t>
             </w:r>
           </w:p>
@@ -5455,9 +7357,13 @@
           <w:p>
             <w:pPr>
               <w:pStyle w:val="Compact"/>
-              <w:jc w:val="left"/>
-            </w:pPr>
-            <w:r>
+              <w:spacing w:line="240" w:lineRule="auto" w:after="20"/>
+              <w:jc w:val="left"/>
+            </w:pPr>
+            <w:r>
+              <w:rPr>
+                <w:sz w:val="20"/>
+              </w:rPr>
               <w:t xml:space="preserve">scheduler.battery.reserve_duration</w:t>
             </w:r>
           </w:p>
@@ -5467,9 +7373,13 @@
           <w:p>
             <w:pPr>
               <w:pStyle w:val="Compact"/>
-              <w:jc w:val="left"/>
-            </w:pPr>
-            <w:r>
+              <w:spacing w:line="240" w:lineRule="auto" w:after="20"/>
+              <w:jc w:val="left"/>
+            </w:pPr>
+            <w:r>
+              <w:rPr>
+                <w:sz w:val="20"/>
+              </w:rPr>
               <w:t xml:space="preserve">1800.0</w:t>
             </w:r>
           </w:p>
@@ -5479,9 +7389,13 @@
           <w:p>
             <w:pPr>
               <w:pStyle w:val="Compact"/>
-              <w:jc w:val="left"/>
-            </w:pPr>
-            <w:r>
+              <w:spacing w:line="240" w:lineRule="auto" w:after="20"/>
+              <w:jc w:val="left"/>
+            </w:pPr>
+            <w:r>
+              <w:rPr>
+                <w:sz w:val="20"/>
+              </w:rPr>
               <w:t xml:space="preserve">s</w:t>
             </w:r>
           </w:p>
@@ -5491,9 +7405,13 @@
           <w:p>
             <w:pPr>
               <w:pStyle w:val="Compact"/>
-              <w:jc w:val="left"/>
-            </w:pPr>
-            <w:r>
+              <w:spacing w:line="240" w:lineRule="auto" w:after="20"/>
+              <w:jc w:val="left"/>
+            </w:pPr>
+            <w:r>
+              <w:rPr>
+                <w:sz w:val="20"/>
+              </w:rPr>
               <w:t xml:space="preserve">reserve_storage_minutes = 30 in Svendsen et al. (2023), LEOGO: stored energy must sustain the reserve for 30 min</w:t>
             </w:r>
           </w:p>
@@ -5505,9 +7423,13 @@
           <w:p>
             <w:pPr>
               <w:pStyle w:val="Compact"/>
-              <w:jc w:val="left"/>
-            </w:pPr>
-            <w:r>
+              <w:spacing w:line="240" w:lineRule="auto" w:after="20"/>
+              <w:jc w:val="left"/>
+            </w:pPr>
+            <w:r>
+              <w:rPr>
+                <w:sz w:val="20"/>
+              </w:rPr>
               <w:t xml:space="preserve">cases.battery_size.power</w:t>
             </w:r>
           </w:p>
@@ -5517,9 +7439,13 @@
           <w:p>
             <w:pPr>
               <w:pStyle w:val="Compact"/>
-              <w:jc w:val="left"/>
-            </w:pPr>
-            <w:r>
+              <w:spacing w:line="240" w:lineRule="auto" w:after="20"/>
+              <w:jc w:val="left"/>
+            </w:pPr>
+            <w:r>
+              <w:rPr>
+                <w:sz w:val="20"/>
+              </w:rPr>
               <w:t xml:space="preserve">4.0</w:t>
             </w:r>
           </w:p>
@@ -5529,9 +7455,13 @@
           <w:p>
             <w:pPr>
               <w:pStyle w:val="Compact"/>
-              <w:jc w:val="left"/>
-            </w:pPr>
-            <w:r>
+              <w:spacing w:line="240" w:lineRule="auto" w:after="20"/>
+              <w:jc w:val="left"/>
+            </w:pPr>
+            <w:r>
+              <w:rPr>
+                <w:sz w:val="20"/>
+              </w:rPr>
               <w:t xml:space="preserve">MW</w:t>
             </w:r>
           </w:p>
@@ -5541,9 +7471,13 @@
           <w:p>
             <w:pPr>
               <w:pStyle w:val="Compact"/>
-              <w:jc w:val="left"/>
-            </w:pPr>
-            <w:r>
+              <w:spacing w:line="240" w:lineRule="auto" w:after="20"/>
+              <w:jc w:val="left"/>
+            </w:pPr>
+            <w:r>
+              <w:rPr>
+                <w:sz w:val="20"/>
+              </w:rPr>
               <w:t xml:space="preserve">LEOGO battery option 4 MW / 4 MWh (Svendsen et al., 2023)</w:t>
             </w:r>
           </w:p>
@@ -5555,9 +7489,13 @@
           <w:p>
             <w:pPr>
               <w:pStyle w:val="Compact"/>
-              <w:jc w:val="left"/>
-            </w:pPr>
-            <w:r>
+              <w:spacing w:line="240" w:lineRule="auto" w:after="20"/>
+              <w:jc w:val="left"/>
+            </w:pPr>
+            <w:r>
+              <w:rPr>
+                <w:sz w:val="20"/>
+              </w:rPr>
               <w:t xml:space="preserve">cases.battery_size.energy</w:t>
             </w:r>
           </w:p>
@@ -5567,9 +7505,13 @@
           <w:p>
             <w:pPr>
               <w:pStyle w:val="Compact"/>
-              <w:jc w:val="left"/>
-            </w:pPr>
-            <w:r>
+              <w:spacing w:line="240" w:lineRule="auto" w:after="20"/>
+              <w:jc w:val="left"/>
+            </w:pPr>
+            <w:r>
+              <w:rPr>
+                <w:sz w:val="20"/>
+              </w:rPr>
               <w:t xml:space="preserve">4.0</w:t>
             </w:r>
           </w:p>
@@ -5579,9 +7521,13 @@
           <w:p>
             <w:pPr>
               <w:pStyle w:val="Compact"/>
-              <w:jc w:val="left"/>
-            </w:pPr>
-            <w:r>
+              <w:spacing w:line="240" w:lineRule="auto" w:after="20"/>
+              <w:jc w:val="left"/>
+            </w:pPr>
+            <w:r>
+              <w:rPr>
+                <w:sz w:val="20"/>
+              </w:rPr>
               <w:t xml:space="preserve">MWh</w:t>
             </w:r>
           </w:p>
@@ -5591,9 +7537,13 @@
           <w:p>
             <w:pPr>
               <w:pStyle w:val="Compact"/>
-              <w:jc w:val="left"/>
-            </w:pPr>
-            <w:r>
+              <w:spacing w:line="240" w:lineRule="auto" w:after="20"/>
+              <w:jc w:val="left"/>
+            </w:pPr>
+            <w:r>
+              <w:rPr>
+                <w:sz w:val="20"/>
+              </w:rPr>
               <w:t xml:space="preserve">LEOGO battery option 4 MW / 4 MWh (Svendsen et al., 2023)</w:t>
             </w:r>
           </w:p>
@@ -5605,9 +7555,13 @@
           <w:p>
             <w:pPr>
               <w:pStyle w:val="Compact"/>
-              <w:jc w:val="left"/>
-            </w:pPr>
-            <w:r>
+              <w:spacing w:line="240" w:lineRule="auto" w:after="20"/>
+              <w:jc w:val="left"/>
+            </w:pPr>
+            <w:r>
+              <w:rPr>
+                <w:sz w:val="20"/>
+              </w:rPr>
               <w:t xml:space="preserve">validation.tolerance</w:t>
             </w:r>
           </w:p>
@@ -5617,9 +7571,13 @@
           <w:p>
             <w:pPr>
               <w:pStyle w:val="Compact"/>
-              <w:jc w:val="left"/>
-            </w:pPr>
-            <w:r>
+              <w:spacing w:line="240" w:lineRule="auto" w:after="20"/>
+              <w:jc w:val="left"/>
+            </w:pPr>
+            <w:r>
+              <w:rPr>
+                <w:sz w:val="20"/>
+              </w:rPr>
               <w:t xml:space="preserve">0.2</w:t>
             </w:r>
           </w:p>
@@ -5629,9 +7587,13 @@
           <w:p>
             <w:pPr>
               <w:pStyle w:val="Compact"/>
-              <w:jc w:val="left"/>
-            </w:pPr>
-            <w:r>
+              <w:spacing w:line="240" w:lineRule="auto" w:after="20"/>
+              <w:jc w:val="left"/>
+            </w:pPr>
+            <w:r>
+              <w:rPr>
+                <w:sz w:val="20"/>
+              </w:rPr>
               <w:t xml:space="preserve">-</w:t>
             </w:r>
           </w:p>
@@ -5641,9 +7603,13 @@
           <w:p>
             <w:pPr>
               <w:pStyle w:val="Compact"/>
-              <w:jc w:val="left"/>
-            </w:pPr>
-            <w:r>
+              <w:spacing w:line="240" w:lineRule="auto" w:after="20"/>
+              <w:jc w:val="left"/>
+            </w:pPr>
+            <w:r>
+              <w:rPr>
+                <w:sz w:val="20"/>
+              </w:rPr>
               <w:t xml:space="preserve">Modelling choice: +/-20 % counts as agreement for single published values</w:t>
             </w:r>
           </w:p>
@@ -5655,9 +7621,13 @@
           <w:p>
             <w:pPr>
               <w:pStyle w:val="Compact"/>
-              <w:jc w:val="left"/>
-            </w:pPr>
-            <w:r>
+              <w:spacing w:line="240" w:lineRule="auto" w:after="20"/>
+              <w:jc w:val="left"/>
+            </w:pPr>
+            <w:r>
+              <w:rPr>
+                <w:sz w:val="20"/>
+              </w:rPr>
               <w:t xml:space="preserve">validation.bbl_per_Sm3</w:t>
             </w:r>
           </w:p>
@@ -5667,9 +7637,13 @@
           <w:p>
             <w:pPr>
               <w:pStyle w:val="Compact"/>
-              <w:jc w:val="left"/>
-            </w:pPr>
-            <w:r>
+              <w:spacing w:line="240" w:lineRule="auto" w:after="20"/>
+              <w:jc w:val="left"/>
+            </w:pPr>
+            <w:r>
+              <w:rPr>
+                <w:sz w:val="20"/>
+              </w:rPr>
               <w:t xml:space="preserve">6.2898</w:t>
             </w:r>
           </w:p>
@@ -5679,9 +7653,13 @@
           <w:p>
             <w:pPr>
               <w:pStyle w:val="Compact"/>
-              <w:jc w:val="left"/>
-            </w:pPr>
-            <w:r>
+              <w:spacing w:line="240" w:lineRule="auto" w:after="20"/>
+              <w:jc w:val="left"/>
+            </w:pPr>
+            <w:r>
+              <w:rPr>
+                <w:sz w:val="20"/>
+              </w:rPr>
               <w:t xml:space="preserve">bbl/Sm3</w:t>
             </w:r>
           </w:p>
@@ -5691,9 +7669,13 @@
           <w:p>
             <w:pPr>
               <w:pStyle w:val="Compact"/>
-              <w:jc w:val="left"/>
-            </w:pPr>
-            <w:r>
+              <w:spacing w:line="240" w:lineRule="auto" w:after="20"/>
+              <w:jc w:val="left"/>
+            </w:pPr>
+            <w:r>
+              <w:rPr>
+                <w:sz w:val="20"/>
+              </w:rPr>
               <w:t xml:space="preserve">Standard conversion, 1 Sm3 = 6.2898 bbl (Norwegian Offshore Directorate)</w:t>
             </w:r>
           </w:p>
@@ -5705,9 +7687,13 @@
           <w:p>
             <w:pPr>
               <w:pStyle w:val="Compact"/>
-              <w:jc w:val="left"/>
-            </w:pPr>
-            <w:r>
+              <w:spacing w:line="240" w:lineRule="auto" w:after="20"/>
+              <w:jc w:val="left"/>
+            </w:pPr>
+            <w:r>
+              <w:rPr>
+                <w:sz w:val="20"/>
+              </w:rPr>
               <w:t xml:space="preserve">validation.benchmarks.platform_power_voldsund</w:t>
             </w:r>
           </w:p>
@@ -5717,9 +7703,13 @@
           <w:p>
             <w:pPr>
               <w:pStyle w:val="Compact"/>
-              <w:jc w:val="left"/>
-            </w:pPr>
-            <w:r>
+              <w:spacing w:line="240" w:lineRule="auto" w:after="20"/>
+              <w:jc w:val="left"/>
+            </w:pPr>
+            <w:r>
+              <w:rPr>
+                <w:sz w:val="20"/>
+              </w:rPr>
               <w:t xml:space="preserve">[17.0, 30.0]</w:t>
             </w:r>
           </w:p>
@@ -5729,9 +7719,13 @@
           <w:p>
             <w:pPr>
               <w:pStyle w:val="Compact"/>
-              <w:jc w:val="left"/>
-            </w:pPr>
-            <w:r>
+              <w:spacing w:line="240" w:lineRule="auto" w:after="20"/>
+              <w:jc w:val="left"/>
+            </w:pPr>
+            <w:r>
+              <w:rPr>
+                <w:sz w:val="20"/>
+              </w:rPr>
               <w:t xml:space="preserve">MW</w:t>
             </w:r>
           </w:p>
@@ -5741,9 +7735,13 @@
           <w:p>
             <w:pPr>
               <w:pStyle w:val="Compact"/>
-              <w:jc w:val="left"/>
-            </w:pPr>
-            <w:r>
+              <w:spacing w:line="240" w:lineRule="auto" w:after="20"/>
+              <w:jc w:val="left"/>
+            </w:pPr>
+            <w:r>
+              <w:rPr>
+                <w:sz w:val="20"/>
+              </w:rPr>
               <w:t xml:space="preserve">Voldsund et al. (2014), Energy 74:45-58, Table 5: power input to the processing plants of three real North Sea oil platforms, 25 / 30 / 17 MW (A, C, D; B is a gas-condensate platform, 5.5 MW). Platform A is the platform of Voldsund et al. (2013), Energy 55:716-727: about 24 MW for processing and about 34 MW for the whole platform</w:t>
             </w:r>
           </w:p>
@@ -5755,9 +7753,13 @@
           <w:p>
             <w:pPr>
               <w:pStyle w:val="Compact"/>
-              <w:jc w:val="left"/>
-            </w:pPr>
-            <w:r>
+              <w:spacing w:line="240" w:lineRule="auto" w:after="20"/>
+              <w:jc w:val="left"/>
+            </w:pPr>
+            <w:r>
+              <w:rPr>
+                <w:sz w:val="20"/>
+              </w:rPr>
               <w:t xml:space="preserve">validation.benchmarks.platform_power_nguyen</w:t>
             </w:r>
           </w:p>
@@ -5767,9 +7769,13 @@
           <w:p>
             <w:pPr>
               <w:pStyle w:val="Compact"/>
-              <w:jc w:val="left"/>
-            </w:pPr>
-            <w:r>
+              <w:spacing w:line="240" w:lineRule="auto" w:after="20"/>
+              <w:jc w:val="left"/>
+            </w:pPr>
+            <w:r>
+              <w:rPr>
+                <w:sz w:val="20"/>
+              </w:rPr>
               <w:t xml:space="preserve">[22.6, 31.1]</w:t>
             </w:r>
           </w:p>
@@ -5779,9 +7785,13 @@
           <w:p>
             <w:pPr>
               <w:pStyle w:val="Compact"/>
-              <w:jc w:val="left"/>
-            </w:pPr>
-            <w:r>
+              <w:spacing w:line="240" w:lineRule="auto" w:after="20"/>
+              <w:jc w:val="left"/>
+            </w:pPr>
+            <w:r>
+              <w:rPr>
+                <w:sz w:val="20"/>
+              </w:rPr>
               <w:t xml:space="preserve">MW</w:t>
             </w:r>
           </w:p>
@@ -5791,9 +7801,13 @@
           <w:p>
             <w:pPr>
               <w:pStyle w:val="Compact"/>
-              <w:jc w:val="left"/>
-            </w:pPr>
-            <w:r>
+              <w:spacing w:line="240" w:lineRule="auto" w:after="20"/>
+              <w:jc w:val="left"/>
+            </w:pPr>
+            <w:r>
+              <w:rPr>
+                <w:sz w:val="20"/>
+              </w:rPr>
               <w:t xml:space="preserve">Nguyen et al. (2013), Energy 62:23-36, Table 6 and text: platform power consumption 22.6-31.1 MW over six North Sea reservoir-fluid cases</w:t>
             </w:r>
           </w:p>
@@ -5805,9 +7819,13 @@
           <w:p>
             <w:pPr>
               <w:pStyle w:val="Compact"/>
-              <w:jc w:val="left"/>
-            </w:pPr>
-            <w:r>
+              <w:spacing w:line="240" w:lineRule="auto" w:after="20"/>
+              <w:jc w:val="left"/>
+            </w:pPr>
+            <w:r>
+              <w:rPr>
+                <w:sz w:val="20"/>
+              </w:rPr>
               <w:t xml:space="preserve">validation.benchmarks.platform_power_castberg</w:t>
             </w:r>
           </w:p>
@@ -5817,9 +7835,13 @@
           <w:p>
             <w:pPr>
               <w:pStyle w:val="Compact"/>
-              <w:jc w:val="left"/>
-            </w:pPr>
-            <w:r>
+              <w:spacing w:line="240" w:lineRule="auto" w:after="20"/>
+              <w:jc w:val="left"/>
+            </w:pPr>
+            <w:r>
+              <w:rPr>
+                <w:sz w:val="20"/>
+              </w:rPr>
               <w:t xml:space="preserve">25.0</w:t>
             </w:r>
           </w:p>
@@ -5829,9 +7851,13 @@
           <w:p>
             <w:pPr>
               <w:pStyle w:val="Compact"/>
-              <w:jc w:val="left"/>
-            </w:pPr>
-            <w:r>
+              <w:spacing w:line="240" w:lineRule="auto" w:after="20"/>
+              <w:jc w:val="left"/>
+            </w:pPr>
+            <w:r>
+              <w:rPr>
+                <w:sz w:val="20"/>
+              </w:rPr>
               <w:t xml:space="preserve">MW</w:t>
             </w:r>
           </w:p>
@@ -5841,9 +7867,13 @@
           <w:p>
             <w:pPr>
               <w:pStyle w:val="Compact"/>
-              <w:jc w:val="left"/>
-            </w:pPr>
-            <w:r>
+              <w:spacing w:line="240" w:lineRule="auto" w:after="20"/>
+              <w:jc w:val="left"/>
+            </w:pPr>
+            <w:r>
+              <w:rPr>
+                <w:sz w:val="20"/>
+              </w:rPr>
               <w:t xml:space="preserve">Johan Castberg PDO part II impact assessment: about 25 MW average, 50 MW peak (via search summary; verify)</w:t>
             </w:r>
           </w:p>
@@ -5855,9 +7885,13 @@
           <w:p>
             <w:pPr>
               <w:pStyle w:val="Compact"/>
-              <w:jc w:val="left"/>
-            </w:pPr>
-            <w:r>
+              <w:spacing w:line="240" w:lineRule="auto" w:after="20"/>
+              <w:jc w:val="left"/>
+            </w:pPr>
+            <w:r>
+              <w:rPr>
+                <w:sz w:val="20"/>
+              </w:rPr>
               <w:t xml:space="preserve">validation.benchmarks.platform_power_hywind_tampen</w:t>
             </w:r>
           </w:p>
@@ -5867,9 +7901,13 @@
           <w:p>
             <w:pPr>
               <w:pStyle w:val="Compact"/>
-              <w:jc w:val="left"/>
-            </w:pPr>
-            <w:r>
+              <w:spacing w:line="240" w:lineRule="auto" w:after="20"/>
+              <w:jc w:val="left"/>
+            </w:pPr>
+            <w:r>
+              <w:rPr>
+                <w:sz w:val="20"/>
+              </w:rPr>
               <w:t xml:space="preserve">25.1</w:t>
             </w:r>
           </w:p>
@@ -5879,9 +7917,13 @@
           <w:p>
             <w:pPr>
               <w:pStyle w:val="Compact"/>
-              <w:jc w:val="left"/>
-            </w:pPr>
-            <w:r>
+              <w:spacing w:line="240" w:lineRule="auto" w:after="20"/>
+              <w:jc w:val="left"/>
+            </w:pPr>
+            <w:r>
+              <w:rPr>
+                <w:sz w:val="20"/>
+              </w:rPr>
               <w:t xml:space="preserve">MW</w:t>
             </w:r>
           </w:p>
@@ -5891,9 +7933,13 @@
           <w:p>
             <w:pPr>
               <w:pStyle w:val="Compact"/>
-              <w:jc w:val="left"/>
-            </w:pPr>
-            <w:r>
+              <w:spacing w:line="240" w:lineRule="auto" w:after="20"/>
+              <w:jc w:val="left"/>
+            </w:pPr>
+            <w:r>
+              <w:rPr>
+                <w:sz w:val="20"/>
+              </w:rPr>
               <w:t xml:space="preserve">Implied: 384 GWh/yr expected from Hywind Tampen covers about 35 % of the electricity of 5 platforms (Snorre A/B, Gullfaks A/B/C) -&gt; 384/0.35/8760/5 = 25.1 MW per platform (SNL; Equinor)</w:t>
             </w:r>
           </w:p>
@@ -5905,9 +7951,13 @@
           <w:p>
             <w:pPr>
               <w:pStyle w:val="Compact"/>
-              <w:jc w:val="left"/>
-            </w:pPr>
-            <w:r>
+              <w:spacing w:line="240" w:lineRule="auto" w:after="20"/>
+              <w:jc w:val="left"/>
+            </w:pPr>
+            <w:r>
+              <w:rPr>
+                <w:sz w:val="20"/>
+              </w:rPr>
               <w:t xml:space="preserve">validation.benchmarks.wind_capacity_factor_tampen_design</w:t>
             </w:r>
           </w:p>
@@ -5917,9 +7967,13 @@
           <w:p>
             <w:pPr>
               <w:pStyle w:val="Compact"/>
-              <w:jc w:val="left"/>
-            </w:pPr>
-            <w:r>
+              <w:spacing w:line="240" w:lineRule="auto" w:after="20"/>
+              <w:jc w:val="left"/>
+            </w:pPr>
+            <w:r>
+              <w:rPr>
+                <w:sz w:val="20"/>
+              </w:rPr>
               <w:t xml:space="preserve">0.498</w:t>
             </w:r>
           </w:p>
@@ -5929,9 +7983,13 @@
           <w:p>
             <w:pPr>
               <w:pStyle w:val="Compact"/>
-              <w:jc w:val="left"/>
-            </w:pPr>
-            <w:r>
+              <w:spacing w:line="240" w:lineRule="auto" w:after="20"/>
+              <w:jc w:val="left"/>
+            </w:pPr>
+            <w:r>
+              <w:rPr>
+                <w:sz w:val="20"/>
+              </w:rPr>
               <w:t xml:space="preserve">-</w:t>
             </w:r>
           </w:p>
@@ -5941,9 +7999,13 @@
           <w:p>
             <w:pPr>
               <w:pStyle w:val="Compact"/>
-              <w:jc w:val="left"/>
-            </w:pPr>
-            <w:r>
+              <w:spacing w:line="240" w:lineRule="auto" w:after="20"/>
+              <w:jc w:val="left"/>
+            </w:pPr>
+            <w:r>
+              <w:rPr>
+                <w:sz w:val="20"/>
+              </w:rPr>
               <w:t xml:space="preserve">Hywind Tampen expected 384 GWh/yr from 88 MW (SNL, Hywind Tampen) -&gt; 0.498</w:t>
             </w:r>
           </w:p>
@@ -5955,9 +8017,13 @@
           <w:p>
             <w:pPr>
               <w:pStyle w:val="Compact"/>
-              <w:jc w:val="left"/>
-            </w:pPr>
-            <w:r>
+              <w:spacing w:line="240" w:lineRule="auto" w:after="20"/>
+              <w:jc w:val="left"/>
+            </w:pPr>
+            <w:r>
+              <w:rPr>
+                <w:sz w:val="20"/>
+              </w:rPr>
               <w:t xml:space="preserve">validation.benchmarks.wind_capacity_factor_tampen_q1_2025</w:t>
             </w:r>
           </w:p>
@@ -5967,9 +8033,13 @@
           <w:p>
             <w:pPr>
               <w:pStyle w:val="Compact"/>
-              <w:jc w:val="left"/>
-            </w:pPr>
-            <w:r>
+              <w:spacing w:line="240" w:lineRule="auto" w:after="20"/>
+              <w:jc w:val="left"/>
+            </w:pPr>
+            <w:r>
+              <w:rPr>
+                <w:sz w:val="20"/>
+              </w:rPr>
               <w:t xml:space="preserve">0.584</w:t>
             </w:r>
           </w:p>
@@ -5979,9 +8049,13 @@
           <w:p>
             <w:pPr>
               <w:pStyle w:val="Compact"/>
-              <w:jc w:val="left"/>
-            </w:pPr>
-            <w:r>
+              <w:spacing w:line="240" w:lineRule="auto" w:after="20"/>
+              <w:jc w:val="left"/>
+            </w:pPr>
+            <w:r>
+              <w:rPr>
+                <w:sz w:val="20"/>
+              </w:rPr>
               <w:t xml:space="preserve">-</w:t>
             </w:r>
           </w:p>
@@ -5991,9 +8065,13 @@
           <w:p>
             <w:pPr>
               <w:pStyle w:val="Compact"/>
-              <w:jc w:val="left"/>
-            </w:pPr>
-            <w:r>
+              <w:spacing w:line="240" w:lineRule="auto" w:after="20"/>
+              <w:jc w:val="left"/>
+            </w:pPr>
+            <w:r>
+              <w:rPr>
+                <w:sz w:val="20"/>
+              </w:rPr>
               <w:t xml:space="preserve">Equinor via Norwegian Offshore Wind: 58.4 % capacity factor in Q1 2025 (winter quarter)</w:t>
             </w:r>
           </w:p>
@@ -6005,9 +8083,13 @@
           <w:p>
             <w:pPr>
               <w:pStyle w:val="Compact"/>
-              <w:jc w:val="left"/>
-            </w:pPr>
-            <w:r>
+              <w:spacing w:line="240" w:lineRule="auto" w:after="20"/>
+              <w:jc w:val="left"/>
+            </w:pPr>
+            <w:r>
+              <w:rPr>
+                <w:sz w:val="20"/>
+              </w:rPr>
               <w:t xml:space="preserve">validation.benchmarks.co2_avoided_per_wind_mwh</w:t>
             </w:r>
           </w:p>
@@ -6017,9 +8099,13 @@
           <w:p>
             <w:pPr>
               <w:pStyle w:val="Compact"/>
-              <w:jc w:val="left"/>
-            </w:pPr>
-            <w:r>
+              <w:spacing w:line="240" w:lineRule="auto" w:after="20"/>
+              <w:jc w:val="left"/>
+            </w:pPr>
+            <w:r>
+              <w:rPr>
+                <w:sz w:val="20"/>
+              </w:rPr>
               <w:t xml:space="preserve">0.52</w:t>
             </w:r>
           </w:p>
@@ -6029,9 +8115,13 @@
           <w:p>
             <w:pPr>
               <w:pStyle w:val="Compact"/>
-              <w:jc w:val="left"/>
-            </w:pPr>
-            <w:r>
+              <w:spacing w:line="240" w:lineRule="auto" w:after="20"/>
+              <w:jc w:val="left"/>
+            </w:pPr>
+            <w:r>
+              <w:rPr>
+                <w:sz w:val="20"/>
+              </w:rPr>
               <w:t xml:space="preserve">t/MWh</w:t>
             </w:r>
           </w:p>
@@ -6041,9 +8131,13 @@
           <w:p>
             <w:pPr>
               <w:pStyle w:val="Compact"/>
-              <w:jc w:val="left"/>
-            </w:pPr>
-            <w:r>
+              <w:spacing w:line="240" w:lineRule="auto" w:after="20"/>
+              <w:jc w:val="left"/>
+            </w:pPr>
+            <w:r>
+              <w:rPr>
+                <w:sz w:val="20"/>
+              </w:rPr>
               <w:t xml:space="preserve">Hywind Tampen: about 200 kt CO2/yr avoided (Equinor FID) for 384 GWh/yr expected (SNL) -&gt; 0.52 t/MWh</w:t>
             </w:r>
           </w:p>
@@ -6055,9 +8149,13 @@
           <w:p>
             <w:pPr>
               <w:pStyle w:val="Compact"/>
-              <w:jc w:val="left"/>
-            </w:pPr>
-            <w:r>
+              <w:spacing w:line="240" w:lineRule="auto" w:after="20"/>
+              <w:jc w:val="left"/>
+            </w:pPr>
+            <w:r>
+              <w:rPr>
+                <w:sz w:val="20"/>
+              </w:rPr>
               <w:t xml:space="preserve">validation.benchmarks.co2_avoided_per_wind_mwh_2gt</w:t>
             </w:r>
           </w:p>
@@ -6067,9 +8165,13 @@
           <w:p>
             <w:pPr>
               <w:pStyle w:val="Compact"/>
-              <w:jc w:val="left"/>
-            </w:pPr>
-            <w:r>
+              <w:spacing w:line="240" w:lineRule="auto" w:after="20"/>
+              <w:jc w:val="left"/>
+            </w:pPr>
+            <w:r>
+              <w:rPr>
+                <w:sz w:val="20"/>
+              </w:rPr>
               <w:t xml:space="preserve">0.52</w:t>
             </w:r>
           </w:p>
@@ -6079,9 +8181,13 @@
           <w:p>
             <w:pPr>
               <w:pStyle w:val="Compact"/>
-              <w:jc w:val="left"/>
-            </w:pPr>
-            <w:r>
+              <w:spacing w:line="240" w:lineRule="auto" w:after="20"/>
+              <w:jc w:val="left"/>
+            </w:pPr>
+            <w:r>
+              <w:rPr>
+                <w:sz w:val="20"/>
+              </w:rPr>
               <w:t xml:space="preserve">t/MWh</w:t>
             </w:r>
           </w:p>
@@ -6091,9 +8197,13 @@
           <w:p>
             <w:pPr>
               <w:pStyle w:val="Compact"/>
-              <w:jc w:val="left"/>
-            </w:pPr>
-            <w:r>
+              <w:spacing w:line="240" w:lineRule="auto" w:after="20"/>
+              <w:jc w:val="left"/>
+            </w:pPr>
+            <w:r>
+              <w:rPr>
+                <w:sz w:val="20"/>
+              </w:rPr>
               <w:t xml:space="preserve">Same Hywind Tampen benchmark (200 kt / 384 GWh), compared with the model run that keeps 2 GTs online (sensitivity gt_operation_practice)</w:t>
             </w:r>
           </w:p>
@@ -6105,9 +8215,13 @@
           <w:p>
             <w:pPr>
               <w:pStyle w:val="Compact"/>
-              <w:jc w:val="left"/>
-            </w:pPr>
-            <w:r>
+              <w:spacing w:line="240" w:lineRule="auto" w:after="20"/>
+              <w:jc w:val="left"/>
+            </w:pPr>
+            <w:r>
+              <w:rPr>
+                <w:sz w:val="20"/>
+              </w:rPr>
               <w:t xml:space="preserve">validation.benchmarks.co2_intensity_ncs_2023</w:t>
             </w:r>
           </w:p>
@@ -6117,9 +8231,13 @@
           <w:p>
             <w:pPr>
               <w:pStyle w:val="Compact"/>
-              <w:jc w:val="left"/>
-            </w:pPr>
-            <w:r>
+              <w:spacing w:line="240" w:lineRule="auto" w:after="20"/>
+              <w:jc w:val="left"/>
+            </w:pPr>
+            <w:r>
+              <w:rPr>
+                <w:sz w:val="20"/>
+              </w:rPr>
               <w:t xml:space="preserve">7.3</w:t>
             </w:r>
           </w:p>
@@ -6129,9 +8247,13 @@
           <w:p>
             <w:pPr>
               <w:pStyle w:val="Compact"/>
-              <w:jc w:val="left"/>
-            </w:pPr>
-            <w:r>
+              <w:spacing w:line="240" w:lineRule="auto" w:after="20"/>
+              <w:jc w:val="left"/>
+            </w:pPr>
+            <w:r>
+              <w:rPr>
+                <w:sz w:val="20"/>
+              </w:rPr>
               <w:t xml:space="preserve">kg/boe</w:t>
             </w:r>
           </w:p>
@@ -6141,9 +8263,13 @@
           <w:p>
             <w:pPr>
               <w:pStyle w:val="Compact"/>
-              <w:jc w:val="left"/>
-            </w:pPr>
-            <w:r>
+              <w:spacing w:line="240" w:lineRule="auto" w:after="20"/>
+              <w:jc w:val="left"/>
+            </w:pPr>
+            <w:r>
+              <w:rPr>
+                <w:sz w:val="20"/>
+              </w:rPr>
               <w:t xml:space="preserve">Offshore Norge climate and environmental report 2024: NCS average 7.3 kg CO2/boe in 2023</w:t>
             </w:r>
           </w:p>
@@ -6155,9 +8281,13 @@
           <w:p>
             <w:pPr>
               <w:pStyle w:val="Compact"/>
-              <w:jc w:val="left"/>
-            </w:pPr>
-            <w:r>
+              <w:spacing w:line="240" w:lineRule="auto" w:after="20"/>
+              <w:jc w:val="left"/>
+            </w:pPr>
+            <w:r>
+              <w:rPr>
+                <w:sz w:val="20"/>
+              </w:rPr>
               <w:t xml:space="preserve">validation.benchmarks.co2_intensity_non_electrified</w:t>
             </w:r>
           </w:p>
@@ -6167,9 +8297,13 @@
           <w:p>
             <w:pPr>
               <w:pStyle w:val="Compact"/>
-              <w:jc w:val="left"/>
-            </w:pPr>
-            <w:r>
+              <w:spacing w:line="240" w:lineRule="auto" w:after="20"/>
+              <w:jc w:val="left"/>
+            </w:pPr>
+            <w:r>
+              <w:rPr>
+                <w:sz w:val="20"/>
+              </w:rPr>
               <w:t xml:space="preserve">10.5</w:t>
             </w:r>
           </w:p>
@@ -6179,9 +8313,13 @@
           <w:p>
             <w:pPr>
               <w:pStyle w:val="Compact"/>
-              <w:jc w:val="left"/>
-            </w:pPr>
-            <w:r>
+              <w:spacing w:line="240" w:lineRule="auto" w:after="20"/>
+              <w:jc w:val="left"/>
+            </w:pPr>
+            <w:r>
+              <w:rPr>
+                <w:sz w:val="20"/>
+              </w:rPr>
               <w:t xml:space="preserve">kg/boe</w:t>
             </w:r>
           </w:p>
@@ -6191,9 +8329,13 @@
           <w:p>
             <w:pPr>
               <w:pStyle w:val="Compact"/>
-              <w:jc w:val="left"/>
-            </w:pPr>
-            <w:r>
+              <w:spacing w:line="240" w:lineRule="auto" w:after="20"/>
+              <w:jc w:val="left"/>
+            </w:pPr>
+            <w:r>
+              <w:rPr>
+                <w:sz w:val="20"/>
+              </w:rPr>
               <w:t xml:space="preserve">Westwood Global Energy (2022 estimate): about 10.5 kg CO2/boe for non-electrified NCS hubs</w:t>
             </w:r>
           </w:p>
@@ -6205,9 +8347,13 @@
           <w:p>
             <w:pPr>
               <w:pStyle w:val="Compact"/>
-              <w:jc w:val="left"/>
-            </w:pPr>
-            <w:r>
+              <w:spacing w:line="240" w:lineRule="auto" w:after="20"/>
+              <w:jc w:val="left"/>
+            </w:pPr>
+            <w:r>
+              <w:rPr>
+                <w:sz w:val="20"/>
+              </w:rPr>
               <w:t xml:space="preserve">validation.benchmarks.leogo_water_injection</w:t>
             </w:r>
           </w:p>
@@ -6217,9 +8363,13 @@
           <w:p>
             <w:pPr>
               <w:pStyle w:val="Compact"/>
-              <w:jc w:val="left"/>
-            </w:pPr>
-            <w:r>
+              <w:spacing w:line="240" w:lineRule="auto" w:after="20"/>
+              <w:jc w:val="left"/>
+            </w:pPr>
+            <w:r>
+              <w:rPr>
+                <w:sz w:val="20"/>
+              </w:rPr>
               <w:t xml:space="preserve">8.99</w:t>
             </w:r>
           </w:p>
@@ -6229,9 +8379,13 @@
           <w:p>
             <w:pPr>
               <w:pStyle w:val="Compact"/>
-              <w:jc w:val="left"/>
-            </w:pPr>
-            <w:r>
+              <w:spacing w:line="240" w:lineRule="auto" w:after="20"/>
+              <w:jc w:val="left"/>
+            </w:pPr>
+            <w:r>
+              <w:rPr>
+                <w:sz w:val="20"/>
+              </w:rPr>
               <w:t xml:space="preserve">kWh/m3</w:t>
             </w:r>
           </w:p>
@@ -6241,9 +8395,13 @@
           <w:p>
             <w:pPr>
               <w:pStyle w:val="Compact"/>
-              <w:jc w:val="left"/>
-            </w:pPr>
-            <w:r>
+              <w:spacing w:line="240" w:lineRule="auto" w:after="20"/>
+              <w:jc w:val="left"/>
+            </w:pPr>
+            <w:r>
+              <w:rPr>
+                <w:sz w:val="20"/>
+              </w:rPr>
               <w:t xml:space="preserve">LEOGO: 8.97 MW for 0.277 m3/s at 0.7 -&gt; 25 MPa, eta 0.75 (Svendsen et al., 2023; leogo_resultobject.json in Oogeso)</w:t>
             </w:r>
           </w:p>
@@ -6251,14 +8409,37 @@
       </w:tr>
     </w:tbl>
     <w:bookmarkEnd w:id="32"/>
-    <w:bookmarkEnd w:id="33"/>
-    <w:sectPr/>
+    <w:sectPr>
+      <w:footerReference r:id="rId9" w:type="default"/>
+      <w:pgSz w:h="15840" w:w="12240"/>
+      <w:pgMar w:bottom="1440" w:left="1440" w:right="1440" w:top="1440"/>
+    </w:sectPr>
   </w:body>
 </w:document>
 </file>
 
 <file path=word/comments.xml><?xml version="1.0" encoding="utf-8"?>
 <w:comments xmlns:w="http://schemas.openxmlformats.org/wordprocessingml/2006/main" xmlns:m="http://schemas.openxmlformats.org/officeDocument/2006/math" xmlns:r="http://schemas.openxmlformats.org/officeDocument/2006/relationships" xmlns:o="urn:schemas-microsoft-com:office:office" xmlns:v="urn:schemas-microsoft-com:vml" xmlns:w10="urn:schemas-microsoft-com:office:word" xmlns:a="http://schemas.openxmlformats.org/drawingml/2006/main" xmlns:pic="http://schemas.openxmlformats.org/drawingml/2006/picture" xmlns:wp="http://schemas.openxmlformats.org/drawingml/2006/wordprocessingDrawing"/>
+</file>
+
+<file path=word/footer1.xml><?xml version="1.0" encoding="utf-8"?>
+<w:ftr xmlns:m="http://schemas.openxmlformats.org/officeDocument/2006/math" xmlns:mc="http://schemas.openxmlformats.org/markup-compatibility/2006" xmlns:mo="http://schemas.microsoft.com/office/mac/office/2008/main" xmlns:mv="urn:schemas-microsoft-com:mac:vml" xmlns:o="urn:schemas-microsoft-com:office:office" xmlns:r="http://schemas.openxmlformats.org/officeDocument/2006/relationships" xmlns:v="urn:schemas-microsoft-com:vml" xmlns:w10="urn:schemas-microsoft-com:office:word" xmlns:w14="http://schemas.microsoft.com/office/word/2010/wordml" xmlns:w="http://schemas.openxmlformats.org/wordprocessingml/2006/main" xmlns:wne="http://schemas.microsoft.com/office/word/2006/wordml" xmlns:wp14="http://schemas.microsoft.com/office/word/2010/wordprocessingDrawing" xmlns:wp="http://schemas.openxmlformats.org/drawingml/2006/wordprocessingDrawing" xmlns:wpc="http://schemas.microsoft.com/office/word/2010/wordprocessingCanvas" xmlns:wpg="http://schemas.microsoft.com/office/word/2010/wordprocessingGroup" xmlns:wpi="http://schemas.microsoft.com/office/word/2010/wordprocessingInk" xmlns:wps="http://schemas.microsoft.com/office/word/2010/wordprocessingShape" mc:Ignorable="w14 wp14">
+  <w:p>
+    <w:pPr>
+      <w:pStyle w:val="Footer"/>
+      <w:jc w:val="center"/>
+    </w:pPr>
+    <w:r>
+      <w:fldChar w:fldCharType="begin"/>
+    </w:r>
+    <w:r>
+      <w:instrText xml:space="preserve"> PAGE </w:instrText>
+    </w:r>
+    <w:r>
+      <w:fldChar w:fldCharType="end"/>
+    </w:r>
+  </w:p>
+</w:ftr>
 </file>
 
 <file path=word/footnotes.xml><?xml version="1.0" encoding="utf-8"?>
@@ -6385,29 +8566,59 @@
   <w:style w:default="1" w:styleId="Normal" w:type="paragraph">
     <w:name w:val="Normal"/>
     <w:qFormat/>
+    <w:pPr>
+      <w:spacing w:after="120" w:before="0" w:line="360" w:lineRule="auto"/>
+      <w:jc w:val="both"/>
+    </w:pPr>
+    <w:rPr>
+      <w:rFonts w:ascii="Times New Roman" w:cs="Times New Roman" w:eastAsia="Times New Roman" w:hAnsi="Times New Roman"/>
+      <w:color w:val="000000"/>
+      <w:sz w:val="20"/>
+    </w:rPr>
   </w:style>
   <w:style w:styleId="BodyText" w:type="paragraph">
     <w:name w:val="Body Text"/>
     <w:basedOn w:val="Normal"/>
     <w:link w:val="BodyTextChar"/>
     <w:pPr>
-      <w:spacing w:after="180" w:before="180"/>
+      <w:spacing w:after="120" w:before="0" w:line="360" w:lineRule="auto"/>
+      <w:jc w:val="both"/>
     </w:pPr>
     <w:qFormat/>
+    <w:rPr>
+      <w:rFonts w:ascii="Times New Roman" w:cs="Times New Roman" w:eastAsia="Times New Roman" w:hAnsi="Times New Roman"/>
+      <w:color w:val="000000"/>
+      <w:sz w:val="20"/>
+    </w:rPr>
   </w:style>
   <w:style w:customStyle="1" w:styleId="FirstParagraph" w:type="paragraph">
     <w:name w:val="First Paragraph"/>
     <w:basedOn w:val="BodyText"/>
     <w:next w:val="BodyText"/>
     <w:qFormat/>
+    <w:pPr>
+      <w:spacing w:after="120" w:before="0" w:line="360" w:lineRule="auto"/>
+      <w:jc w:val="both"/>
+    </w:pPr>
+    <w:rPr>
+      <w:rFonts w:ascii="Times New Roman" w:cs="Times New Roman" w:eastAsia="Times New Roman" w:hAnsi="Times New Roman"/>
+      <w:color w:val="000000"/>
+      <w:sz w:val="20"/>
+    </w:rPr>
   </w:style>
   <w:style w:customStyle="1" w:styleId="Compact" w:type="paragraph">
     <w:name w:val="Compact"/>
     <w:basedOn w:val="BodyText"/>
     <w:qFormat/>
     <w:pPr>
-      <w:spacing w:after="36" w:before="36"/>
+      <w:spacing w:after="40" w:before="0" w:line="360" w:lineRule="auto"/>
+      <w:jc w:val="both"/>
     </w:pPr>
+    <w:rPr>
+      <w:rFonts w:ascii="Times New Roman" w:cs="Times New Roman" w:eastAsia="Times New Roman" w:hAnsi="Times New Roman"/>
+      <w:color w:val="000000"/>
+      <w:sz w:val="20"/>
+    </w:rPr>
   </w:style>
   <w:style w:styleId="Title" w:type="paragraph">
     <w:name w:val="Title"/>
@@ -6417,15 +8628,15 @@
     <w:pPr>
       <w:keepNext/>
       <w:keepLines/>
-      <w:spacing w:after="240" w:before="480"/>
-      <w:jc w:val="center"/>
+      <w:spacing w:after="240" w:before="0" w:line="360" w:lineRule="auto"/>
+      <w:jc w:val="left"/>
     </w:pPr>
     <w:rPr>
-      <w:rFonts w:asciiTheme="majorHAnsi" w:cstheme="majorBidi" w:eastAsiaTheme="majorEastAsia" w:hAnsiTheme="majorHAnsi"/>
+      <w:rFonts w:ascii="Times New Roman" w:cs="Times New Roman" w:eastAsia="Times New Roman" w:hAnsi="Times New Roman"/>
       <w:b/>
       <w:bCs/>
-      <w:color w:themeColor="accent1" w:themeShade="B5" w:val="345A8A"/>
-      <w:sz w:val="36"/>
+      <w:color w:val="000000"/>
+      <w:sz w:val="20"/>
       <w:szCs w:val="36"/>
     </w:rPr>
   </w:style>
@@ -6452,8 +8663,14 @@
     <w:pPr>
       <w:keepNext/>
       <w:keepLines/>
-      <w:jc w:val="center"/>
+      <w:spacing w:after="120" w:before="120" w:line="360" w:lineRule="auto"/>
+      <w:jc w:val="left"/>
     </w:pPr>
+    <w:rPr>
+      <w:rFonts w:ascii="Times New Roman" w:cs="Times New Roman" w:eastAsia="Times New Roman" w:hAnsi="Times New Roman"/>
+      <w:color w:val="000000"/>
+      <w:sz w:val="20"/>
+    </w:rPr>
   </w:style>
   <w:style w:styleId="Date" w:type="paragraph">
     <w:name w:val="Date"/>
@@ -6464,6 +8681,11 @@
       <w:keepLines/>
       <w:jc w:val="center"/>
     </w:pPr>
+    <w:rPr>
+      <w:rFonts w:ascii="Times New Roman" w:cs="Times New Roman" w:eastAsia="Times New Roman" w:hAnsi="Times New Roman"/>
+      <w:color w:val="000000"/>
+      <w:sz w:val="20"/>
+    </w:rPr>
   </w:style>
   <w:style w:customStyle="1" w:styleId="AbstractTitle" w:type="paragraph">
     <w:name w:val="Abstract Title"/>
@@ -6495,6 +8717,8 @@
       <w:spacing w:after="300" w:before="100"/>
     </w:pPr>
     <w:rPr>
+      <w:rFonts w:ascii="Times New Roman" w:cs="Times New Roman" w:eastAsia="Times New Roman" w:hAnsi="Times New Roman"/>
+      <w:color w:val="000000"/>
       <w:sz w:val="20"/>
       <w:szCs w:val="20"/>
     </w:rPr>
@@ -6504,8 +8728,16 @@
     <w:basedOn w:val="Normal"/>
     <w:next w:val="Bibliography"/>
     <w:qFormat/>
-    <w:pPr/>
-    <w:rPr/>
+    <w:pPr>
+      <w:spacing w:after="80" w:before="0" w:line="360" w:lineRule="auto"/>
+      <w:ind w:hanging="454" w:left="454"/>
+      <w:jc w:val="left"/>
+    </w:pPr>
+    <w:rPr>
+      <w:rFonts w:ascii="Times New Roman" w:cs="Times New Roman" w:eastAsia="Times New Roman" w:hAnsi="Times New Roman"/>
+      <w:color w:val="000000"/>
+      <w:sz w:val="20"/>
+    </w:rPr>
   </w:style>
   <w:style w:styleId="Heading1" w:type="paragraph">
     <w:name w:val="Heading 1"/>
@@ -6516,15 +8748,17 @@
     <w:pPr>
       <w:keepNext/>
       <w:keepLines/>
-      <w:spacing w:after="0" w:before="480"/>
+      <w:spacing w:after="120" w:before="280" w:line="360" w:lineRule="auto"/>
+      <w:jc w:val="left"/>
       <w:outlineLvl w:val="0"/>
     </w:pPr>
     <w:rPr>
-      <w:rFonts w:asciiTheme="majorHAnsi" w:cstheme="majorBidi" w:eastAsiaTheme="majorEastAsia" w:hAnsiTheme="majorHAnsi"/>
+      <w:rFonts w:ascii="Times New Roman" w:cs="Times New Roman" w:eastAsia="Times New Roman" w:hAnsi="Times New Roman"/>
       <w:b/>
       <w:bCs/>
-      <w:color w:themeColor="accent1" w:val="4F81BD"/>
-      <w:sz w:val="32"/>
+      <w:i w:val="0"/>
+      <w:color w:val="000000"/>
+      <w:sz w:val="20"/>
       <w:szCs w:val="32"/>
     </w:rPr>
   </w:style>
@@ -6538,15 +8772,17 @@
     <w:pPr>
       <w:keepNext/>
       <w:keepLines/>
-      <w:spacing w:after="0" w:before="200"/>
+      <w:spacing w:after="120" w:before="200" w:line="360" w:lineRule="auto"/>
+      <w:jc w:val="left"/>
       <w:outlineLvl w:val="1"/>
     </w:pPr>
     <w:rPr>
-      <w:rFonts w:asciiTheme="majorHAnsi" w:cstheme="majorBidi" w:eastAsiaTheme="majorEastAsia" w:hAnsiTheme="majorHAnsi"/>
+      <w:rFonts w:ascii="Times New Roman" w:cs="Times New Roman" w:eastAsia="Times New Roman" w:hAnsi="Times New Roman"/>
       <w:b/>
       <w:bCs/>
-      <w:color w:themeColor="accent1" w:val="4F81BD"/>
-      <w:sz w:val="28"/>
+      <w:i w:val="0"/>
+      <w:color w:val="000000"/>
+      <w:sz w:val="20"/>
       <w:szCs w:val="28"/>
     </w:rPr>
   </w:style>
@@ -6560,15 +8796,17 @@
     <w:pPr>
       <w:keepNext/>
       <w:keepLines/>
-      <w:spacing w:after="0" w:before="200"/>
+      <w:spacing w:after="120" w:before="160" w:line="360" w:lineRule="auto"/>
+      <w:jc w:val="left"/>
       <w:outlineLvl w:val="2"/>
     </w:pPr>
     <w:rPr>
-      <w:rFonts w:asciiTheme="majorHAnsi" w:cstheme="majorBidi" w:eastAsiaTheme="majorEastAsia" w:hAnsiTheme="majorHAnsi"/>
+      <w:rFonts w:ascii="Times New Roman" w:cs="Times New Roman" w:eastAsia="Times New Roman" w:hAnsi="Times New Roman"/>
       <w:b/>
       <w:bCs/>
-      <w:color w:themeColor="accent1" w:val="4F81BD"/>
-      <w:sz w:val="24"/>
+      <w:i w:val="0"/>
+      <w:color w:val="000000"/>
+      <w:sz w:val="20"/>
       <w:szCs w:val="24"/>
     </w:rPr>
   </w:style>
@@ -6703,9 +8941,15 @@
     <w:unhideWhenUsed/>
     <w:qFormat/>
     <w:pPr>
-      <w:spacing w:after="100" w:before="100"/>
-      <w:ind w:firstLine="0" w:left="480" w:right="480"/>
+      <w:spacing w:after="120" w:before="0" w:line="360" w:lineRule="auto"/>
+      <w:ind w:left="480" w:right="480"/>
+      <w:jc w:val="both"/>
     </w:pPr>
+    <w:rPr>
+      <w:rFonts w:ascii="Times New Roman" w:cs="Times New Roman" w:eastAsia="Times New Roman" w:hAnsi="Times New Roman"/>
+      <w:color w:val="000000"/>
+      <w:sz w:val="20"/>
+    </w:rPr>
   </w:style>
   <w:style w:styleId="FootnoteText" w:type="paragraph">
     <w:name w:val="Footnote Text"/>
@@ -6714,6 +8958,11 @@
     <w:uiPriority w:val="9"/>
     <w:unhideWhenUsed/>
     <w:qFormat/>
+    <w:rPr>
+      <w:rFonts w:ascii="Times New Roman" w:cs="Times New Roman" w:eastAsia="Times New Roman" w:hAnsi="Times New Roman"/>
+      <w:color w:val="000000"/>
+      <w:sz w:val="20"/>
+    </w:rPr>
   </w:style>
   <w:style w:default="1" w:styleId="DefaultParagraphFont" w:type="character">
     <w:name w:val="Default Paragraph Font"/>
@@ -6726,6 +8975,11 @@
     <w:semiHidden/>
     <w:unhideWhenUsed/>
     <w:qFormat/>
+    <w:rPr>
+      <w:rFonts w:ascii="Times New Roman" w:cs="Times New Roman" w:eastAsia="Times New Roman" w:hAnsi="Times New Roman"/>
+      <w:color w:val="000000"/>
+      <w:sz w:val="20"/>
+    </w:rPr>
     <w:tblPr>
       <w:tblInd w:type="dxa" w:w="0"/>
       <w:tblCellMar>
@@ -6785,14 +9039,34 @@
     <w:pPr>
       <w:keepNext/>
     </w:pPr>
+    <w:rPr>
+      <w:rFonts w:ascii="Times New Roman" w:cs="Times New Roman" w:eastAsia="Times New Roman" w:hAnsi="Times New Roman"/>
+      <w:color w:val="000000"/>
+      <w:sz w:val="20"/>
+    </w:rPr>
   </w:style>
   <w:style w:customStyle="1" w:styleId="ImageCaption" w:type="paragraph">
     <w:name w:val="Image Caption"/>
     <w:basedOn w:val="Caption"/>
+    <w:rPr>
+      <w:rFonts w:ascii="Times New Roman" w:cs="Times New Roman" w:eastAsia="Times New Roman" w:hAnsi="Times New Roman"/>
+      <w:color w:val="000000"/>
+      <w:sz w:val="20"/>
+    </w:rPr>
   </w:style>
   <w:style w:customStyle="1" w:styleId="Figure" w:type="paragraph">
     <w:name w:val="Figure"/>
     <w:basedOn w:val="Normal"/>
+    <w:pPr>
+      <w:keepNext/>
+      <w:spacing w:after="0" w:before="120" w:line="240" w:lineRule="auto"/>
+      <w:jc w:val="center"/>
+    </w:pPr>
+    <w:rPr>
+      <w:rFonts w:ascii="Times New Roman" w:cs="Times New Roman" w:eastAsia="Times New Roman" w:hAnsi="Times New Roman"/>
+      <w:color w:val="000000"/>
+      <w:sz w:val="20"/>
+    </w:rPr>
   </w:style>
   <w:style w:customStyle="1" w:styleId="CaptionedFigure" w:type="paragraph">
     <w:name w:val="Captioned Figure"/>
@@ -6800,6 +9074,11 @@
     <w:pPr>
       <w:keepNext/>
     </w:pPr>
+    <w:rPr>
+      <w:rFonts w:ascii="Times New Roman" w:cs="Times New Roman" w:eastAsia="Times New Roman" w:hAnsi="Times New Roman"/>
+      <w:color w:val="000000"/>
+      <w:sz w:val="20"/>
+    </w:rPr>
   </w:style>
   <w:style w:customStyle="1" w:styleId="BodyTextChar" w:type="character">
     <w:name w:val="Body Text Char"/>
@@ -6829,7 +9108,8 @@
     <w:name w:val="Hyperlink"/>
     <w:basedOn w:val="BodyTextChar"/>
     <w:rPr>
-      <w:color w:themeColor="accent1" w:val="4F81BD"/>
+      <w:color w:val="000000"/>
+      <w:u w:val="none"/>
     </w:rPr>
   </w:style>
   <w:style w:styleId="TOCHeading" w:type="paragraph">
@@ -6848,6 +9128,33 @@
       <w:b w:val="0"/>
       <w:bCs w:val="0"/>
       <w:color w:themeColor="accent1" w:themeShade="BF" w:val="365F91"/>
+    </w:rPr>
+  </w:style>
+  <w:style w:customStyle="1" w:styleId="Affiliation" w:type="paragraph">
+    <w:name w:val="Affiliation"/>
+    <w:basedOn w:val="Normal"/>
+    <w:pPr>
+      <w:spacing w:after="80" w:before="0" w:line="360" w:lineRule="auto"/>
+      <w:jc w:val="left"/>
+    </w:pPr>
+    <w:rPr>
+      <w:rFonts w:ascii="Times New Roman" w:cs="Times New Roman" w:eastAsia="Times New Roman" w:hAnsi="Times New Roman"/>
+      <w:i/>
+      <w:color w:val="000000"/>
+      <w:sz w:val="20"/>
+    </w:rPr>
+  </w:style>
+  <w:style w:customStyle="1" w:styleId="FigureCaption" w:type="paragraph">
+    <w:name w:val="Figure Caption"/>
+    <w:basedOn w:val="Normal"/>
+    <w:pPr>
+      <w:spacing w:after="200" w:before="80" w:line="360" w:lineRule="auto"/>
+      <w:jc w:val="both"/>
+    </w:pPr>
+    <w:rPr>
+      <w:rFonts w:ascii="Times New Roman" w:cs="Times New Roman" w:eastAsia="Times New Roman" w:hAnsi="Times New Roman"/>
+      <w:color w:val="000000"/>
+      <w:sz w:val="20"/>
     </w:rPr>
   </w:style>
   <w:style w:type="paragraph" w:customStyle="1" w:styleId="SourceCode">

--- a/docs/paper/supplementary.docx
+++ b/docs/paper/supplementary.docx
@@ -213,7 +213,7 @@
         <w:pStyle w:val="FirstParagraph"/>
       </w:pPr>
       <w:r>
-        <w:t xml:space="preserve">Monthly emissions follow the wind. With fixed demand (case 2) they range</w:t>
+        <w:t xml:space="preserve">Monthly emissions follow the wind. With fixed demand (Case 2) they range</w:t>
       </w:r>
       <w:r>
         <w:t xml:space="preserve"> </w:t>
@@ -225,7 +225,7 @@
         <w:t xml:space="preserve"> </w:t>
       </w:r>
       <w:r>
-        <w:t xml:space="preserve">flexibility (case 2 − case 3) is present in every month (0.43–0.77 kt). It</w:t>
+        <w:t xml:space="preserve">flexibility (Case 2 − Case 3) is present in every month (0.43–0.77 kt). It</w:t>
       </w:r>
       <w:r>
         <w:t xml:space="preserve"> </w:t>
@@ -302,7 +302,7 @@
         <w:t xml:space="preserve"> </w:t>
       </w:r>
       <w:r>
-        <w:t xml:space="preserve">Monthly CO2 emissions for cases 1–4.</w:t>
+        <w:t xml:space="preserve">Monthly CO2 emissions for Cases 1–4.</w:t>
       </w:r>
     </w:p>
     <w:bookmarkEnd w:id="31"/>

--- a/docs/paper/supplementary.docx
+++ b/docs/paper/supplementary.docx
@@ -65,7 +65,7 @@
       <w:r>
         <w:drawing>
           <wp:inline>
-            <wp:extent cx="5399999" cy="1955481"/>
+            <wp:extent cx="5759999" cy="2085847"/>
             <wp:effectExtent b="0" l="0" r="0" t="0"/>
             <wp:docPr descr="" title="" id="21" name="Picture"/>
             <a:graphic>
@@ -86,7 +86,7 @@
                   <pic:spPr bwMode="auto">
                     <a:xfrm>
                       <a:off x="0" y="0"/>
-                      <a:ext cx="5399999" cy="1955481"/>
+                      <a:ext cx="5759999" cy="2085847"/>
                     </a:xfrm>
                     <a:prstGeom prst="rect">
                       <a:avLst/>
@@ -140,7 +140,7 @@
       <w:r>
         <w:drawing>
           <wp:inline>
-            <wp:extent cx="5399999" cy="2170764"/>
+            <wp:extent cx="5759999" cy="2315481"/>
             <wp:effectExtent b="0" l="0" r="0" t="0"/>
             <wp:docPr descr="" title="" id="25" name="Picture"/>
             <a:graphic>
@@ -161,7 +161,7 @@
                   <pic:spPr bwMode="auto">
                     <a:xfrm>
                       <a:off x="0" y="0"/>
-                      <a:ext cx="5399999" cy="2170764"/>
+                      <a:ext cx="5759999" cy="2315481"/>
                     </a:xfrm>
                     <a:prstGeom prst="rect">
                       <a:avLst/>
@@ -247,7 +247,7 @@
       <w:r>
         <w:drawing>
           <wp:inline>
-            <wp:extent cx="5399999" cy="2576763"/>
+            <wp:extent cx="5759999" cy="2750937"/>
             <wp:effectExtent b="0" l="0" r="0" t="0"/>
             <wp:docPr descr="" title="" id="29" name="Picture"/>
             <a:graphic>
@@ -268,7 +268,7 @@
                   <pic:spPr bwMode="auto">
                     <a:xfrm>
                       <a:off x="0" y="0"/>
-                      <a:ext cx="5399999" cy="2576763"/>
+                      <a:ext cx="5759999" cy="2750937"/>
                     </a:xfrm>
                     <a:prstGeom prst="rect">
                       <a:avLst/>

--- a/docs/paper/supplementary.docx
+++ b/docs/paper/supplementary.docx
@@ -32,21 +32,7 @@
           <w:bCs/>
           <w:b/>
         </w:rPr>
-        <w:t xml:space="preserve">Scheduling flexible topside loads to reduce gas turbine emissions on a</w:t>
-      </w:r>
-      <w:r>
-        <w:rPr>
-          <w:bCs/>
-          <w:b/>
-        </w:rPr>
-        <w:t xml:space="preserve"> </w:t>
-      </w:r>
-      <w:r>
-        <w:rPr>
-          <w:bCs/>
-          <w:b/>
-        </w:rPr>
-        <w:t xml:space="preserve">wind-powered offshore oil platform</w:t>
+        <w:t xml:space="preserve">Flexible topside load scheduling on a wind-powered offshore oil platform: effects on gas turbine fuel use and CO2 emissions</w:t>
       </w:r>
     </w:p>
     <w:bookmarkStart w:id="23" w:name="s1.-wind-resource"/>

--- a/docs/paper/supplementary.docx
+++ b/docs/paper/supplementary.docx
@@ -32,7 +32,29 @@
           <w:bCs/>
           <w:b/>
         </w:rPr>
-        <w:t xml:space="preserve">Flexible topside load scheduling on a wind-powered offshore oil platform: effects on gas turbine fuel use and CO2 emissions</w:t>
+        <w:t xml:space="preserve">Flexible top-side load scheduling on a wind-powered offshore oil platform: effects on gas turbine fuel use and CO</w:t>
+      </w:r>
+      <w:r>
+        <w:rPr>
+          <w:vertAlign w:val="subscript"/>
+          <w:bCs/>
+          <w:b/>
+        </w:rPr>
+        <w:t xml:space="preserve">2</w:t>
+      </w:r>
+      <w:r>
+        <w:rPr>
+          <w:bCs/>
+          <w:b/>
+        </w:rPr>
+        <w:t xml:space="preserve"> </w:t>
+      </w:r>
+      <w:r>
+        <w:rPr>
+          <w:bCs/>
+          <w:b/>
+        </w:rPr>
+        <w:t xml:space="preserve">emissions</w:t>
       </w:r>
     </w:p>
     <w:bookmarkStart w:id="23" w:name="s1.-wind-resource"/>
@@ -181,7 +203,19 @@
         <w:t xml:space="preserve"> </w:t>
       </w:r>
       <w:r>
-        <w:t xml:space="preserve">Part-load electric efficiency (left) and specific CO2 emission (right) of the gas turbines. Shaded: below minimum stable load. The main units follow the LEOGO reference turbine. The small unit (Solar Turbines Mars 100, 11.35 MW, 32.9 % ISO efficiency) is used only in the GT fleet sensitivity; its part-load shape is assumed equal to that of the main units.</w:t>
+        <w:t xml:space="preserve">Part-load electric efficiency (left) and specific CO</w:t>
+      </w:r>
+      <w:r>
+        <w:rPr>
+          <w:vertAlign w:val="subscript"/>
+        </w:rPr>
+        <w:t xml:space="preserve">2</w:t>
+      </w:r>
+      <w:r>
+        <w:t xml:space="preserve"> </w:t>
+      </w:r>
+      <w:r>
+        <w:t xml:space="preserve">emission (right) of the gas turbines. Shaded: below minimum stable load. The main units follow the LEOGO reference turbine. The small unit (Solar Turbines Mars 100, 11.35 MW, 32.9 % ISO efficiency) is used only in the GT fleet sensitivity; its part-load shape is assumed equal to that of the main units.</w:t>
       </w:r>
     </w:p>
     <w:bookmarkEnd w:id="27"/>
@@ -288,7 +322,19 @@
         <w:t xml:space="preserve"> </w:t>
       </w:r>
       <w:r>
-        <w:t xml:space="preserve">Monthly CO2 emissions for Cases 1–4.</w:t>
+        <w:t xml:space="preserve">Monthly CO</w:t>
+      </w:r>
+      <w:r>
+        <w:rPr>
+          <w:vertAlign w:val="subscript"/>
+        </w:rPr>
+        <w:t xml:space="preserve">2</w:t>
+      </w:r>
+      <w:r>
+        <w:t xml:space="preserve"> </w:t>
+      </w:r>
+      <w:r>
+        <w:t xml:space="preserve">emissions for Cases 1–4.</w:t>
       </w:r>
     </w:p>
     <w:bookmarkEnd w:id="31"/>
@@ -373,10 +419,10 @@
         </w:tblBorders>
       </w:tblPr>
       <w:tblGrid>
-        <w:gridCol w:w="746"/>
-        <w:gridCol w:w="2100"/>
-        <w:gridCol w:w="417"/>
-        <w:gridCol w:w="4655"/>
+        <w:gridCol w:w="2360"/>
+        <w:gridCol w:w="1656"/>
+        <w:gridCol w:w="1283"/>
+        <w:gridCol w:w="4058"/>
       </w:tblGrid>
       <w:tr>
         <w:trPr>
@@ -384,6 +430,7 @@
         </w:trPr>
         <w:tc>
           <w:tcPr>
+            <w:tcW w:type="dxa" w:w="2360"/>
             <w:tcBorders>
               <w:bottom w:val="single" w:sz="4" w:space="0" w:color="000000"/>
             </w:tcBorders>
@@ -405,6 +452,7 @@
         </w:tc>
         <w:tc>
           <w:tcPr>
+            <w:tcW w:type="dxa" w:w="1656"/>
             <w:tcBorders>
               <w:bottom w:val="single" w:sz="4" w:space="0" w:color="000000"/>
             </w:tcBorders>
@@ -426,6 +474,7 @@
         </w:tc>
         <w:tc>
           <w:tcPr>
+            <w:tcW w:type="dxa" w:w="1283"/>
             <w:tcBorders>
               <w:bottom w:val="single" w:sz="4" w:space="0" w:color="000000"/>
             </w:tcBorders>
@@ -447,6 +496,7 @@
         </w:tc>
         <w:tc>
           <w:tcPr>
+            <w:tcW w:type="dxa" w:w="4058"/>
             <w:tcBorders>
               <w:bottom w:val="single" w:sz="4" w:space="0" w:color="000000"/>
             </w:tcBorders>
@@ -469,7 +519,9 @@
       </w:tr>
       <w:tr>
         <w:tc>
-          <w:tcPr/>
+          <w:tcPr>
+            <w:tcW w:type="dxa" w:w="2360"/>
+          </w:tcPr>
           <w:p>
             <w:pPr>
               <w:pStyle w:val="Compact"/>
@@ -485,7 +537,9 @@
           </w:p>
         </w:tc>
         <w:tc>
-          <w:tcPr/>
+          <w:tcPr>
+            <w:tcW w:type="dxa" w:w="1656"/>
+          </w:tcPr>
           <w:p>
             <w:pPr>
               <w:pStyle w:val="Compact"/>
@@ -501,7 +555,9 @@
           </w:p>
         </w:tc>
         <w:tc>
-          <w:tcPr/>
+          <w:tcPr>
+            <w:tcW w:type="dxa" w:w="1283"/>
+          </w:tcPr>
           <w:p>
             <w:pPr>
               <w:pStyle w:val="Compact"/>
@@ -517,7 +573,9 @@
           </w:p>
         </w:tc>
         <w:tc>
-          <w:tcPr/>
+          <w:tcPr>
+            <w:tcW w:type="dxa" w:w="4058"/>
+          </w:tcPr>
           <w:p>
             <w:pPr>
               <w:pStyle w:val="Compact"/>
@@ -535,7 +593,9 @@
       </w:tr>
       <w:tr>
         <w:tc>
-          <w:tcPr/>
+          <w:tcPr>
+            <w:tcW w:type="dxa" w:w="2360"/>
+          </w:tcPr>
           <w:p>
             <w:pPr>
               <w:pStyle w:val="Compact"/>
@@ -551,7 +611,9 @@
           </w:p>
         </w:tc>
         <w:tc>
-          <w:tcPr/>
+          <w:tcPr>
+            <w:tcW w:type="dxa" w:w="1656"/>
+          </w:tcPr>
           <w:p>
             <w:pPr>
               <w:pStyle w:val="Compact"/>
@@ -567,7 +629,9 @@
           </w:p>
         </w:tc>
         <w:tc>
-          <w:tcPr/>
+          <w:tcPr>
+            <w:tcW w:type="dxa" w:w="1283"/>
+          </w:tcPr>
           <w:p>
             <w:pPr>
               <w:pStyle w:val="Compact"/>
@@ -583,7 +647,9 @@
           </w:p>
         </w:tc>
         <w:tc>
-          <w:tcPr/>
+          <w:tcPr>
+            <w:tcW w:type="dxa" w:w="4058"/>
+          </w:tcPr>
           <w:p>
             <w:pPr>
               <w:pStyle w:val="Compact"/>
@@ -601,7 +667,9 @@
       </w:tr>
       <w:tr>
         <w:tc>
-          <w:tcPr/>
+          <w:tcPr>
+            <w:tcW w:type="dxa" w:w="2360"/>
+          </w:tcPr>
           <w:p>
             <w:pPr>
               <w:pStyle w:val="Compact"/>
@@ -617,7 +685,9 @@
           </w:p>
         </w:tc>
         <w:tc>
-          <w:tcPr/>
+          <w:tcPr>
+            <w:tcW w:type="dxa" w:w="1656"/>
+          </w:tcPr>
           <w:p>
             <w:pPr>
               <w:pStyle w:val="Compact"/>
@@ -633,7 +703,9 @@
           </w:p>
         </w:tc>
         <w:tc>
-          <w:tcPr/>
+          <w:tcPr>
+            <w:tcW w:type="dxa" w:w="1283"/>
+          </w:tcPr>
           <w:p>
             <w:pPr>
               <w:pStyle w:val="Compact"/>
@@ -649,7 +721,9 @@
           </w:p>
         </w:tc>
         <w:tc>
-          <w:tcPr/>
+          <w:tcPr>
+            <w:tcW w:type="dxa" w:w="4058"/>
+          </w:tcPr>
           <w:p>
             <w:pPr>
               <w:pStyle w:val="Compact"/>
@@ -667,7 +741,9 @@
       </w:tr>
       <w:tr>
         <w:tc>
-          <w:tcPr/>
+          <w:tcPr>
+            <w:tcW w:type="dxa" w:w="2360"/>
+          </w:tcPr>
           <w:p>
             <w:pPr>
               <w:pStyle w:val="Compact"/>
@@ -683,7 +759,9 @@
           </w:p>
         </w:tc>
         <w:tc>
-          <w:tcPr/>
+          <w:tcPr>
+            <w:tcW w:type="dxa" w:w="1656"/>
+          </w:tcPr>
           <w:p>
             <w:pPr>
               <w:pStyle w:val="Compact"/>
@@ -699,7 +777,9 @@
           </w:p>
         </w:tc>
         <w:tc>
-          <w:tcPr/>
+          <w:tcPr>
+            <w:tcW w:type="dxa" w:w="1283"/>
+          </w:tcPr>
           <w:p>
             <w:pPr>
               <w:pStyle w:val="Compact"/>
@@ -715,7 +795,9 @@
           </w:p>
         </w:tc>
         <w:tc>
-          <w:tcPr/>
+          <w:tcPr>
+            <w:tcW w:type="dxa" w:w="4058"/>
+          </w:tcPr>
           <w:p>
             <w:pPr>
               <w:pStyle w:val="Compact"/>
@@ -733,7 +815,9 @@
       </w:tr>
       <w:tr>
         <w:tc>
-          <w:tcPr/>
+          <w:tcPr>
+            <w:tcW w:type="dxa" w:w="2360"/>
+          </w:tcPr>
           <w:p>
             <w:pPr>
               <w:pStyle w:val="Compact"/>
@@ -749,7 +833,9 @@
           </w:p>
         </w:tc>
         <w:tc>
-          <w:tcPr/>
+          <w:tcPr>
+            <w:tcW w:type="dxa" w:w="1656"/>
+          </w:tcPr>
           <w:p>
             <w:pPr>
               <w:pStyle w:val="Compact"/>
@@ -765,7 +851,9 @@
           </w:p>
         </w:tc>
         <w:tc>
-          <w:tcPr/>
+          <w:tcPr>
+            <w:tcW w:type="dxa" w:w="1283"/>
+          </w:tcPr>
           <w:p>
             <w:pPr>
               <w:pStyle w:val="Compact"/>
@@ -781,7 +869,9 @@
           </w:p>
         </w:tc>
         <w:tc>
-          <w:tcPr/>
+          <w:tcPr>
+            <w:tcW w:type="dxa" w:w="4058"/>
+          </w:tcPr>
           <w:p>
             <w:pPr>
               <w:pStyle w:val="Compact"/>
@@ -799,7 +889,9 @@
       </w:tr>
       <w:tr>
         <w:tc>
-          <w:tcPr/>
+          <w:tcPr>
+            <w:tcW w:type="dxa" w:w="2360"/>
+          </w:tcPr>
           <w:p>
             <w:pPr>
               <w:pStyle w:val="Compact"/>
@@ -815,7 +907,9 @@
           </w:p>
         </w:tc>
         <w:tc>
-          <w:tcPr/>
+          <w:tcPr>
+            <w:tcW w:type="dxa" w:w="1656"/>
+          </w:tcPr>
           <w:p>
             <w:pPr>
               <w:pStyle w:val="Compact"/>
@@ -831,7 +925,9 @@
           </w:p>
         </w:tc>
         <w:tc>
-          <w:tcPr/>
+          <w:tcPr>
+            <w:tcW w:type="dxa" w:w="1283"/>
+          </w:tcPr>
           <w:p>
             <w:pPr>
               <w:pStyle w:val="Compact"/>
@@ -847,7 +943,9 @@
           </w:p>
         </w:tc>
         <w:tc>
-          <w:tcPr/>
+          <w:tcPr>
+            <w:tcW w:type="dxa" w:w="4058"/>
+          </w:tcPr>
           <w:p>
             <w:pPr>
               <w:pStyle w:val="Compact"/>
@@ -865,7 +963,9 @@
       </w:tr>
       <w:tr>
         <w:tc>
-          <w:tcPr/>
+          <w:tcPr>
+            <w:tcW w:type="dxa" w:w="2360"/>
+          </w:tcPr>
           <w:p>
             <w:pPr>
               <w:pStyle w:val="Compact"/>
@@ -881,7 +981,9 @@
           </w:p>
         </w:tc>
         <w:tc>
-          <w:tcPr/>
+          <w:tcPr>
+            <w:tcW w:type="dxa" w:w="1656"/>
+          </w:tcPr>
           <w:p>
             <w:pPr>
               <w:pStyle w:val="Compact"/>
@@ -897,7 +999,9 @@
           </w:p>
         </w:tc>
         <w:tc>
-          <w:tcPr/>
+          <w:tcPr>
+            <w:tcW w:type="dxa" w:w="1283"/>
+          </w:tcPr>
           <w:p>
             <w:pPr>
               <w:pStyle w:val="Compact"/>
@@ -913,7 +1017,9 @@
           </w:p>
         </w:tc>
         <w:tc>
-          <w:tcPr/>
+          <w:tcPr>
+            <w:tcW w:type="dxa" w:w="4058"/>
+          </w:tcPr>
           <w:p>
             <w:pPr>
               <w:pStyle w:val="Compact"/>
@@ -931,7 +1037,9 @@
       </w:tr>
       <w:tr>
         <w:tc>
-          <w:tcPr/>
+          <w:tcPr>
+            <w:tcW w:type="dxa" w:w="2360"/>
+          </w:tcPr>
           <w:p>
             <w:pPr>
               <w:pStyle w:val="Compact"/>
@@ -947,7 +1055,9 @@
           </w:p>
         </w:tc>
         <w:tc>
-          <w:tcPr/>
+          <w:tcPr>
+            <w:tcW w:type="dxa" w:w="1656"/>
+          </w:tcPr>
           <w:p>
             <w:pPr>
               <w:pStyle w:val="Compact"/>
@@ -963,7 +1073,9 @@
           </w:p>
         </w:tc>
         <w:tc>
-          <w:tcPr/>
+          <w:tcPr>
+            <w:tcW w:type="dxa" w:w="1283"/>
+          </w:tcPr>
           <w:p>
             <w:pPr>
               <w:pStyle w:val="Compact"/>
@@ -979,7 +1091,9 @@
           </w:p>
         </w:tc>
         <w:tc>
-          <w:tcPr/>
+          <w:tcPr>
+            <w:tcW w:type="dxa" w:w="4058"/>
+          </w:tcPr>
           <w:p>
             <w:pPr>
               <w:pStyle w:val="Compact"/>
@@ -997,7 +1111,9 @@
       </w:tr>
       <w:tr>
         <w:tc>
-          <w:tcPr/>
+          <w:tcPr>
+            <w:tcW w:type="dxa" w:w="2360"/>
+          </w:tcPr>
           <w:p>
             <w:pPr>
               <w:pStyle w:val="Compact"/>
@@ -1013,7 +1129,9 @@
           </w:p>
         </w:tc>
         <w:tc>
-          <w:tcPr/>
+          <w:tcPr>
+            <w:tcW w:type="dxa" w:w="1656"/>
+          </w:tcPr>
           <w:p>
             <w:pPr>
               <w:pStyle w:val="Compact"/>
@@ -1029,7 +1147,9 @@
           </w:p>
         </w:tc>
         <w:tc>
-          <w:tcPr/>
+          <w:tcPr>
+            <w:tcW w:type="dxa" w:w="1283"/>
+          </w:tcPr>
           <w:p>
             <w:pPr>
               <w:pStyle w:val="Compact"/>
@@ -1045,7 +1165,9 @@
           </w:p>
         </w:tc>
         <w:tc>
-          <w:tcPr/>
+          <w:tcPr>
+            <w:tcW w:type="dxa" w:w="4058"/>
+          </w:tcPr>
           <w:p>
             <w:pPr>
               <w:pStyle w:val="Compact"/>
@@ -1063,7 +1185,9 @@
       </w:tr>
       <w:tr>
         <w:tc>
-          <w:tcPr/>
+          <w:tcPr>
+            <w:tcW w:type="dxa" w:w="2360"/>
+          </w:tcPr>
           <w:p>
             <w:pPr>
               <w:pStyle w:val="Compact"/>
@@ -1079,7 +1203,9 @@
           </w:p>
         </w:tc>
         <w:tc>
-          <w:tcPr/>
+          <w:tcPr>
+            <w:tcW w:type="dxa" w:w="1656"/>
+          </w:tcPr>
           <w:p>
             <w:pPr>
               <w:pStyle w:val="Compact"/>
@@ -1095,7 +1221,9 @@
           </w:p>
         </w:tc>
         <w:tc>
-          <w:tcPr/>
+          <w:tcPr>
+            <w:tcW w:type="dxa" w:w="1283"/>
+          </w:tcPr>
           <w:p>
             <w:pPr>
               <w:pStyle w:val="Compact"/>
@@ -1111,7 +1239,9 @@
           </w:p>
         </w:tc>
         <w:tc>
-          <w:tcPr/>
+          <w:tcPr>
+            <w:tcW w:type="dxa" w:w="4058"/>
+          </w:tcPr>
           <w:p>
             <w:pPr>
               <w:pStyle w:val="Compact"/>
@@ -1129,7 +1259,9 @@
       </w:tr>
       <w:tr>
         <w:tc>
-          <w:tcPr/>
+          <w:tcPr>
+            <w:tcW w:type="dxa" w:w="2360"/>
+          </w:tcPr>
           <w:p>
             <w:pPr>
               <w:pStyle w:val="Compact"/>
@@ -1145,7 +1277,9 @@
           </w:p>
         </w:tc>
         <w:tc>
-          <w:tcPr/>
+          <w:tcPr>
+            <w:tcW w:type="dxa" w:w="1656"/>
+          </w:tcPr>
           <w:p>
             <w:pPr>
               <w:pStyle w:val="Compact"/>
@@ -1161,7 +1295,9 @@
           </w:p>
         </w:tc>
         <w:tc>
-          <w:tcPr/>
+          <w:tcPr>
+            <w:tcW w:type="dxa" w:w="1283"/>
+          </w:tcPr>
           <w:p>
             <w:pPr>
               <w:pStyle w:val="Compact"/>
@@ -1177,7 +1313,9 @@
           </w:p>
         </w:tc>
         <w:tc>
-          <w:tcPr/>
+          <w:tcPr>
+            <w:tcW w:type="dxa" w:w="4058"/>
+          </w:tcPr>
           <w:p>
             <w:pPr>
               <w:pStyle w:val="Compact"/>
@@ -1195,7 +1333,9 @@
       </w:tr>
       <w:tr>
         <w:tc>
-          <w:tcPr/>
+          <w:tcPr>
+            <w:tcW w:type="dxa" w:w="2360"/>
+          </w:tcPr>
           <w:p>
             <w:pPr>
               <w:pStyle w:val="Compact"/>
@@ -1211,7 +1351,9 @@
           </w:p>
         </w:tc>
         <w:tc>
-          <w:tcPr/>
+          <w:tcPr>
+            <w:tcW w:type="dxa" w:w="1656"/>
+          </w:tcPr>
           <w:p>
             <w:pPr>
               <w:pStyle w:val="Compact"/>
@@ -1227,7 +1369,9 @@
           </w:p>
         </w:tc>
         <w:tc>
-          <w:tcPr/>
+          <w:tcPr>
+            <w:tcW w:type="dxa" w:w="1283"/>
+          </w:tcPr>
           <w:p>
             <w:pPr>
               <w:pStyle w:val="Compact"/>
@@ -1243,7 +1387,9 @@
           </w:p>
         </w:tc>
         <w:tc>
-          <w:tcPr/>
+          <w:tcPr>
+            <w:tcW w:type="dxa" w:w="4058"/>
+          </w:tcPr>
           <w:p>
             <w:pPr>
               <w:pStyle w:val="Compact"/>
@@ -1261,7 +1407,9 @@
       </w:tr>
       <w:tr>
         <w:tc>
-          <w:tcPr/>
+          <w:tcPr>
+            <w:tcW w:type="dxa" w:w="2360"/>
+          </w:tcPr>
           <w:p>
             <w:pPr>
               <w:pStyle w:val="Compact"/>
@@ -1277,7 +1425,9 @@
           </w:p>
         </w:tc>
         <w:tc>
-          <w:tcPr/>
+          <w:tcPr>
+            <w:tcW w:type="dxa" w:w="1656"/>
+          </w:tcPr>
           <w:p>
             <w:pPr>
               <w:pStyle w:val="Compact"/>
@@ -1293,7 +1443,9 @@
           </w:p>
         </w:tc>
         <w:tc>
-          <w:tcPr/>
+          <w:tcPr>
+            <w:tcW w:type="dxa" w:w="1283"/>
+          </w:tcPr>
           <w:p>
             <w:pPr>
               <w:pStyle w:val="Compact"/>
@@ -1309,7 +1461,9 @@
           </w:p>
         </w:tc>
         <w:tc>
-          <w:tcPr/>
+          <w:tcPr>
+            <w:tcW w:type="dxa" w:w="4058"/>
+          </w:tcPr>
           <w:p>
             <w:pPr>
               <w:pStyle w:val="Compact"/>
@@ -1327,7 +1481,9 @@
       </w:tr>
       <w:tr>
         <w:tc>
-          <w:tcPr/>
+          <w:tcPr>
+            <w:tcW w:type="dxa" w:w="2360"/>
+          </w:tcPr>
           <w:p>
             <w:pPr>
               <w:pStyle w:val="Compact"/>
@@ -1343,7 +1499,9 @@
           </w:p>
         </w:tc>
         <w:tc>
-          <w:tcPr/>
+          <w:tcPr>
+            <w:tcW w:type="dxa" w:w="1656"/>
+          </w:tcPr>
           <w:p>
             <w:pPr>
               <w:pStyle w:val="Compact"/>
@@ -1359,7 +1517,9 @@
           </w:p>
         </w:tc>
         <w:tc>
-          <w:tcPr/>
+          <w:tcPr>
+            <w:tcW w:type="dxa" w:w="1283"/>
+          </w:tcPr>
           <w:p>
             <w:pPr>
               <w:pStyle w:val="Compact"/>
@@ -1375,7 +1535,9 @@
           </w:p>
         </w:tc>
         <w:tc>
-          <w:tcPr/>
+          <w:tcPr>
+            <w:tcW w:type="dxa" w:w="4058"/>
+          </w:tcPr>
           <w:p>
             <w:pPr>
               <w:pStyle w:val="Compact"/>
@@ -1393,7 +1555,9 @@
       </w:tr>
       <w:tr>
         <w:tc>
-          <w:tcPr/>
+          <w:tcPr>
+            <w:tcW w:type="dxa" w:w="2360"/>
+          </w:tcPr>
           <w:p>
             <w:pPr>
               <w:pStyle w:val="Compact"/>
@@ -1409,7 +1573,9 @@
           </w:p>
         </w:tc>
         <w:tc>
-          <w:tcPr/>
+          <w:tcPr>
+            <w:tcW w:type="dxa" w:w="1656"/>
+          </w:tcPr>
           <w:p>
             <w:pPr>
               <w:pStyle w:val="Compact"/>
@@ -1425,7 +1591,9 @@
           </w:p>
         </w:tc>
         <w:tc>
-          <w:tcPr/>
+          <w:tcPr>
+            <w:tcW w:type="dxa" w:w="1283"/>
+          </w:tcPr>
           <w:p>
             <w:pPr>
               <w:pStyle w:val="Compact"/>
@@ -1441,7 +1609,9 @@
           </w:p>
         </w:tc>
         <w:tc>
-          <w:tcPr/>
+          <w:tcPr>
+            <w:tcW w:type="dxa" w:w="4058"/>
+          </w:tcPr>
           <w:p>
             <w:pPr>
               <w:pStyle w:val="Compact"/>
@@ -1459,7 +1629,9 @@
       </w:tr>
       <w:tr>
         <w:tc>
-          <w:tcPr/>
+          <w:tcPr>
+            <w:tcW w:type="dxa" w:w="2360"/>
+          </w:tcPr>
           <w:p>
             <w:pPr>
               <w:pStyle w:val="Compact"/>
@@ -1475,7 +1647,9 @@
           </w:p>
         </w:tc>
         <w:tc>
-          <w:tcPr/>
+          <w:tcPr>
+            <w:tcW w:type="dxa" w:w="1656"/>
+          </w:tcPr>
           <w:p>
             <w:pPr>
               <w:pStyle w:val="Compact"/>
@@ -1491,7 +1665,9 @@
           </w:p>
         </w:tc>
         <w:tc>
-          <w:tcPr/>
+          <w:tcPr>
+            <w:tcW w:type="dxa" w:w="1283"/>
+          </w:tcPr>
           <w:p>
             <w:pPr>
               <w:pStyle w:val="Compact"/>
@@ -1507,7 +1683,9 @@
           </w:p>
         </w:tc>
         <w:tc>
-          <w:tcPr/>
+          <w:tcPr>
+            <w:tcW w:type="dxa" w:w="4058"/>
+          </w:tcPr>
           <w:p>
             <w:pPr>
               <w:pStyle w:val="Compact"/>
@@ -1525,7 +1703,9 @@
       </w:tr>
       <w:tr>
         <w:tc>
-          <w:tcPr/>
+          <w:tcPr>
+            <w:tcW w:type="dxa" w:w="2360"/>
+          </w:tcPr>
           <w:p>
             <w:pPr>
               <w:pStyle w:val="Compact"/>
@@ -1541,7 +1721,9 @@
           </w:p>
         </w:tc>
         <w:tc>
-          <w:tcPr/>
+          <w:tcPr>
+            <w:tcW w:type="dxa" w:w="1656"/>
+          </w:tcPr>
           <w:p>
             <w:pPr>
               <w:pStyle w:val="Compact"/>
@@ -1821,7 +2003,9 @@
           </w:p>
         </w:tc>
         <w:tc>
-          <w:tcPr/>
+          <w:tcPr>
+            <w:tcW w:type="dxa" w:w="1283"/>
+          </w:tcPr>
           <w:p>
             <w:pPr>
               <w:pStyle w:val="Compact"/>
@@ -1837,7 +2021,9 @@
           </w:p>
         </w:tc>
         <w:tc>
-          <w:tcPr/>
+          <w:tcPr>
+            <w:tcW w:type="dxa" w:w="4058"/>
+          </w:tcPr>
           <w:p>
             <w:pPr>
               <w:pStyle w:val="Compact"/>
@@ -1855,7 +2041,9 @@
       </w:tr>
       <w:tr>
         <w:tc>
-          <w:tcPr/>
+          <w:tcPr>
+            <w:tcW w:type="dxa" w:w="2360"/>
+          </w:tcPr>
           <w:p>
             <w:pPr>
               <w:pStyle w:val="Compact"/>
@@ -1871,7 +2059,9 @@
           </w:p>
         </w:tc>
         <w:tc>
-          <w:tcPr/>
+          <w:tcPr>
+            <w:tcW w:type="dxa" w:w="1656"/>
+          </w:tcPr>
           <w:p>
             <w:pPr>
               <w:pStyle w:val="Compact"/>
@@ -1887,7 +2077,9 @@
           </w:p>
         </w:tc>
         <w:tc>
-          <w:tcPr/>
+          <w:tcPr>
+            <w:tcW w:type="dxa" w:w="1283"/>
+          </w:tcPr>
           <w:p>
             <w:pPr>
               <w:pStyle w:val="Compact"/>
@@ -1903,7 +2095,9 @@
           </w:p>
         </w:tc>
         <w:tc>
-          <w:tcPr/>
+          <w:tcPr>
+            <w:tcW w:type="dxa" w:w="4058"/>
+          </w:tcPr>
           <w:p>
             <w:pPr>
               <w:pStyle w:val="Compact"/>
@@ -1921,7 +2115,9 @@
       </w:tr>
       <w:tr>
         <w:tc>
-          <w:tcPr/>
+          <w:tcPr>
+            <w:tcW w:type="dxa" w:w="2360"/>
+          </w:tcPr>
           <w:p>
             <w:pPr>
               <w:pStyle w:val="Compact"/>
@@ -1937,7 +2133,9 @@
           </w:p>
         </w:tc>
         <w:tc>
-          <w:tcPr/>
+          <w:tcPr>
+            <w:tcW w:type="dxa" w:w="1656"/>
+          </w:tcPr>
           <w:p>
             <w:pPr>
               <w:pStyle w:val="Compact"/>
@@ -1953,7 +2151,9 @@
           </w:p>
         </w:tc>
         <w:tc>
-          <w:tcPr/>
+          <w:tcPr>
+            <w:tcW w:type="dxa" w:w="1283"/>
+          </w:tcPr>
           <w:p>
             <w:pPr>
               <w:pStyle w:val="Compact"/>
@@ -1969,7 +2169,9 @@
           </w:p>
         </w:tc>
         <w:tc>
-          <w:tcPr/>
+          <w:tcPr>
+            <w:tcW w:type="dxa" w:w="4058"/>
+          </w:tcPr>
           <w:p>
             <w:pPr>
               <w:pStyle w:val="Compact"/>
@@ -1987,7 +2189,9 @@
       </w:tr>
       <w:tr>
         <w:tc>
-          <w:tcPr/>
+          <w:tcPr>
+            <w:tcW w:type="dxa" w:w="2360"/>
+          </w:tcPr>
           <w:p>
             <w:pPr>
               <w:pStyle w:val="Compact"/>
@@ -2003,7 +2207,9 @@
           </w:p>
         </w:tc>
         <w:tc>
-          <w:tcPr/>
+          <w:tcPr>
+            <w:tcW w:type="dxa" w:w="1656"/>
+          </w:tcPr>
           <w:p>
             <w:pPr>
               <w:pStyle w:val="Compact"/>
@@ -2019,7 +2225,9 @@
           </w:p>
         </w:tc>
         <w:tc>
-          <w:tcPr/>
+          <w:tcPr>
+            <w:tcW w:type="dxa" w:w="1283"/>
+          </w:tcPr>
           <w:p>
             <w:pPr>
               <w:pStyle w:val="Compact"/>
@@ -2035,7 +2243,9 @@
           </w:p>
         </w:tc>
         <w:tc>
-          <w:tcPr/>
+          <w:tcPr>
+            <w:tcW w:type="dxa" w:w="4058"/>
+          </w:tcPr>
           <w:p>
             <w:pPr>
               <w:pStyle w:val="Compact"/>
@@ -2053,7 +2263,9 @@
       </w:tr>
       <w:tr>
         <w:tc>
-          <w:tcPr/>
+          <w:tcPr>
+            <w:tcW w:type="dxa" w:w="2360"/>
+          </w:tcPr>
           <w:p>
             <w:pPr>
               <w:pStyle w:val="Compact"/>
@@ -2069,7 +2281,9 @@
           </w:p>
         </w:tc>
         <w:tc>
-          <w:tcPr/>
+          <w:tcPr>
+            <w:tcW w:type="dxa" w:w="1656"/>
+          </w:tcPr>
           <w:p>
             <w:pPr>
               <w:pStyle w:val="Compact"/>
@@ -2085,7 +2299,9 @@
           </w:p>
         </w:tc>
         <w:tc>
-          <w:tcPr/>
+          <w:tcPr>
+            <w:tcW w:type="dxa" w:w="1283"/>
+          </w:tcPr>
           <w:p>
             <w:pPr>
               <w:pStyle w:val="Compact"/>
@@ -2101,7 +2317,9 @@
           </w:p>
         </w:tc>
         <w:tc>
-          <w:tcPr/>
+          <w:tcPr>
+            <w:tcW w:type="dxa" w:w="4058"/>
+          </w:tcPr>
           <w:p>
             <w:pPr>
               <w:pStyle w:val="Compact"/>
@@ -2119,7 +2337,9 @@
       </w:tr>
       <w:tr>
         <w:tc>
-          <w:tcPr/>
+          <w:tcPr>
+            <w:tcW w:type="dxa" w:w="2360"/>
+          </w:tcPr>
           <w:p>
             <w:pPr>
               <w:pStyle w:val="Compact"/>
@@ -2135,7 +2355,9 @@
           </w:p>
         </w:tc>
         <w:tc>
-          <w:tcPr/>
+          <w:tcPr>
+            <w:tcW w:type="dxa" w:w="1656"/>
+          </w:tcPr>
           <w:p>
             <w:pPr>
               <w:pStyle w:val="Compact"/>
@@ -2151,7 +2373,9 @@
           </w:p>
         </w:tc>
         <w:tc>
-          <w:tcPr/>
+          <w:tcPr>
+            <w:tcW w:type="dxa" w:w="1283"/>
+          </w:tcPr>
           <w:p>
             <w:pPr>
               <w:pStyle w:val="Compact"/>
@@ -2167,7 +2391,9 @@
           </w:p>
         </w:tc>
         <w:tc>
-          <w:tcPr/>
+          <w:tcPr>
+            <w:tcW w:type="dxa" w:w="4058"/>
+          </w:tcPr>
           <w:p>
             <w:pPr>
               <w:pStyle w:val="Compact"/>
@@ -2185,7 +2411,9 @@
       </w:tr>
       <w:tr>
         <w:tc>
-          <w:tcPr/>
+          <w:tcPr>
+            <w:tcW w:type="dxa" w:w="2360"/>
+          </w:tcPr>
           <w:p>
             <w:pPr>
               <w:pStyle w:val="Compact"/>
@@ -2201,7 +2429,9 @@
           </w:p>
         </w:tc>
         <w:tc>
-          <w:tcPr/>
+          <w:tcPr>
+            <w:tcW w:type="dxa" w:w="1656"/>
+          </w:tcPr>
           <w:p>
             <w:pPr>
               <w:pStyle w:val="Compact"/>
@@ -2217,7 +2447,9 @@
           </w:p>
         </w:tc>
         <w:tc>
-          <w:tcPr/>
+          <w:tcPr>
+            <w:tcW w:type="dxa" w:w="1283"/>
+          </w:tcPr>
           <w:p>
             <w:pPr>
               <w:pStyle w:val="Compact"/>
@@ -2233,7 +2465,9 @@
           </w:p>
         </w:tc>
         <w:tc>
-          <w:tcPr/>
+          <w:tcPr>
+            <w:tcW w:type="dxa" w:w="4058"/>
+          </w:tcPr>
           <w:p>
             <w:pPr>
               <w:pStyle w:val="Compact"/>
@@ -2251,7 +2485,9 @@
       </w:tr>
       <w:tr>
         <w:tc>
-          <w:tcPr/>
+          <w:tcPr>
+            <w:tcW w:type="dxa" w:w="2360"/>
+          </w:tcPr>
           <w:p>
             <w:pPr>
               <w:pStyle w:val="Compact"/>
@@ -2267,7 +2503,9 @@
           </w:p>
         </w:tc>
         <w:tc>
-          <w:tcPr/>
+          <w:tcPr>
+            <w:tcW w:type="dxa" w:w="1656"/>
+          </w:tcPr>
           <w:p>
             <w:pPr>
               <w:pStyle w:val="Compact"/>
@@ -2283,7 +2521,9 @@
           </w:p>
         </w:tc>
         <w:tc>
-          <w:tcPr/>
+          <w:tcPr>
+            <w:tcW w:type="dxa" w:w="1283"/>
+          </w:tcPr>
           <w:p>
             <w:pPr>
               <w:pStyle w:val="Compact"/>
@@ -2299,7 +2539,9 @@
           </w:p>
         </w:tc>
         <w:tc>
-          <w:tcPr/>
+          <w:tcPr>
+            <w:tcW w:type="dxa" w:w="4058"/>
+          </w:tcPr>
           <w:p>
             <w:pPr>
               <w:pStyle w:val="Compact"/>
@@ -2317,7 +2559,9 @@
       </w:tr>
       <w:tr>
         <w:tc>
-          <w:tcPr/>
+          <w:tcPr>
+            <w:tcW w:type="dxa" w:w="2360"/>
+          </w:tcPr>
           <w:p>
             <w:pPr>
               <w:pStyle w:val="Compact"/>
@@ -2333,7 +2577,9 @@
           </w:p>
         </w:tc>
         <w:tc>
-          <w:tcPr/>
+          <w:tcPr>
+            <w:tcW w:type="dxa" w:w="1656"/>
+          </w:tcPr>
           <w:p>
             <w:pPr>
               <w:pStyle w:val="Compact"/>
@@ -2349,7 +2595,9 @@
           </w:p>
         </w:tc>
         <w:tc>
-          <w:tcPr/>
+          <w:tcPr>
+            <w:tcW w:type="dxa" w:w="1283"/>
+          </w:tcPr>
           <w:p>
             <w:pPr>
               <w:pStyle w:val="Compact"/>
@@ -2365,7 +2613,9 @@
           </w:p>
         </w:tc>
         <w:tc>
-          <w:tcPr/>
+          <w:tcPr>
+            <w:tcW w:type="dxa" w:w="4058"/>
+          </w:tcPr>
           <w:p>
             <w:pPr>
               <w:pStyle w:val="Compact"/>
@@ -2383,7 +2633,9 @@
       </w:tr>
       <w:tr>
         <w:tc>
-          <w:tcPr/>
+          <w:tcPr>
+            <w:tcW w:type="dxa" w:w="2360"/>
+          </w:tcPr>
           <w:p>
             <w:pPr>
               <w:pStyle w:val="Compact"/>
@@ -2399,7 +2651,9 @@
           </w:p>
         </w:tc>
         <w:tc>
-          <w:tcPr/>
+          <w:tcPr>
+            <w:tcW w:type="dxa" w:w="1656"/>
+          </w:tcPr>
           <w:p>
             <w:pPr>
               <w:pStyle w:val="Compact"/>
@@ -2415,7 +2669,9 @@
           </w:p>
         </w:tc>
         <w:tc>
-          <w:tcPr/>
+          <w:tcPr>
+            <w:tcW w:type="dxa" w:w="1283"/>
+          </w:tcPr>
           <w:p>
             <w:pPr>
               <w:pStyle w:val="Compact"/>
@@ -2431,7 +2687,9 @@
           </w:p>
         </w:tc>
         <w:tc>
-          <w:tcPr/>
+          <w:tcPr>
+            <w:tcW w:type="dxa" w:w="4058"/>
+          </w:tcPr>
           <w:p>
             <w:pPr>
               <w:pStyle w:val="Compact"/>
@@ -2449,7 +2707,9 @@
       </w:tr>
       <w:tr>
         <w:tc>
-          <w:tcPr/>
+          <w:tcPr>
+            <w:tcW w:type="dxa" w:w="2360"/>
+          </w:tcPr>
           <w:p>
             <w:pPr>
               <w:pStyle w:val="Compact"/>
@@ -2465,7 +2725,9 @@
           </w:p>
         </w:tc>
         <w:tc>
-          <w:tcPr/>
+          <w:tcPr>
+            <w:tcW w:type="dxa" w:w="1656"/>
+          </w:tcPr>
           <w:p>
             <w:pPr>
               <w:pStyle w:val="Compact"/>
@@ -2481,7 +2743,9 @@
           </w:p>
         </w:tc>
         <w:tc>
-          <w:tcPr/>
+          <w:tcPr>
+            <w:tcW w:type="dxa" w:w="1283"/>
+          </w:tcPr>
           <w:p>
             <w:pPr>
               <w:pStyle w:val="Compact"/>
@@ -2497,7 +2761,9 @@
           </w:p>
         </w:tc>
         <w:tc>
-          <w:tcPr/>
+          <w:tcPr>
+            <w:tcW w:type="dxa" w:w="4058"/>
+          </w:tcPr>
           <w:p>
             <w:pPr>
               <w:pStyle w:val="Compact"/>
@@ -2515,7 +2781,9 @@
       </w:tr>
       <w:tr>
         <w:tc>
-          <w:tcPr/>
+          <w:tcPr>
+            <w:tcW w:type="dxa" w:w="2360"/>
+          </w:tcPr>
           <w:p>
             <w:pPr>
               <w:pStyle w:val="Compact"/>
@@ -2531,7 +2799,9 @@
           </w:p>
         </w:tc>
         <w:tc>
-          <w:tcPr/>
+          <w:tcPr>
+            <w:tcW w:type="dxa" w:w="1656"/>
+          </w:tcPr>
           <w:p>
             <w:pPr>
               <w:pStyle w:val="Compact"/>
@@ -2547,7 +2817,9 @@
           </w:p>
         </w:tc>
         <w:tc>
-          <w:tcPr/>
+          <w:tcPr>
+            <w:tcW w:type="dxa" w:w="1283"/>
+          </w:tcPr>
           <w:p>
             <w:pPr>
               <w:pStyle w:val="Compact"/>
@@ -2563,7 +2835,9 @@
           </w:p>
         </w:tc>
         <w:tc>
-          <w:tcPr/>
+          <w:tcPr>
+            <w:tcW w:type="dxa" w:w="4058"/>
+          </w:tcPr>
           <w:p>
             <w:pPr>
               <w:pStyle w:val="Compact"/>
@@ -2581,7 +2855,9 @@
       </w:tr>
       <w:tr>
         <w:tc>
-          <w:tcPr/>
+          <w:tcPr>
+            <w:tcW w:type="dxa" w:w="2360"/>
+          </w:tcPr>
           <w:p>
             <w:pPr>
               <w:pStyle w:val="Compact"/>
@@ -2597,7 +2873,9 @@
           </w:p>
         </w:tc>
         <w:tc>
-          <w:tcPr/>
+          <w:tcPr>
+            <w:tcW w:type="dxa" w:w="1656"/>
+          </w:tcPr>
           <w:p>
             <w:pPr>
               <w:pStyle w:val="Compact"/>
@@ -2613,7 +2891,9 @@
           </w:p>
         </w:tc>
         <w:tc>
-          <w:tcPr/>
+          <w:tcPr>
+            <w:tcW w:type="dxa" w:w="1283"/>
+          </w:tcPr>
           <w:p>
             <w:pPr>
               <w:pStyle w:val="Compact"/>
@@ -2629,7 +2909,9 @@
           </w:p>
         </w:tc>
         <w:tc>
-          <w:tcPr/>
+          <w:tcPr>
+            <w:tcW w:type="dxa" w:w="4058"/>
+          </w:tcPr>
           <w:p>
             <w:pPr>
               <w:pStyle w:val="Compact"/>
@@ -2647,7 +2929,9 @@
       </w:tr>
       <w:tr>
         <w:tc>
-          <w:tcPr/>
+          <w:tcPr>
+            <w:tcW w:type="dxa" w:w="2360"/>
+          </w:tcPr>
           <w:p>
             <w:pPr>
               <w:pStyle w:val="Compact"/>
@@ -2663,7 +2947,9 @@
           </w:p>
         </w:tc>
         <w:tc>
-          <w:tcPr/>
+          <w:tcPr>
+            <w:tcW w:type="dxa" w:w="1656"/>
+          </w:tcPr>
           <w:p>
             <w:pPr>
               <w:pStyle w:val="Compact"/>
@@ -2679,7 +2965,9 @@
           </w:p>
         </w:tc>
         <w:tc>
-          <w:tcPr/>
+          <w:tcPr>
+            <w:tcW w:type="dxa" w:w="1283"/>
+          </w:tcPr>
           <w:p>
             <w:pPr>
               <w:pStyle w:val="Compact"/>
@@ -2695,7 +2983,9 @@
           </w:p>
         </w:tc>
         <w:tc>
-          <w:tcPr/>
+          <w:tcPr>
+            <w:tcW w:type="dxa" w:w="4058"/>
+          </w:tcPr>
           <w:p>
             <w:pPr>
               <w:pStyle w:val="Compact"/>
@@ -2713,7 +3003,9 @@
       </w:tr>
       <w:tr>
         <w:tc>
-          <w:tcPr/>
+          <w:tcPr>
+            <w:tcW w:type="dxa" w:w="2360"/>
+          </w:tcPr>
           <w:p>
             <w:pPr>
               <w:pStyle w:val="Compact"/>
@@ -2729,7 +3021,9 @@
           </w:p>
         </w:tc>
         <w:tc>
-          <w:tcPr/>
+          <w:tcPr>
+            <w:tcW w:type="dxa" w:w="1656"/>
+          </w:tcPr>
           <w:p>
             <w:pPr>
               <w:pStyle w:val="Compact"/>
@@ -2745,7 +3039,9 @@
           </w:p>
         </w:tc>
         <w:tc>
-          <w:tcPr/>
+          <w:tcPr>
+            <w:tcW w:type="dxa" w:w="1283"/>
+          </w:tcPr>
           <w:p>
             <w:pPr>
               <w:pStyle w:val="Compact"/>
@@ -2761,7 +3057,9 @@
           </w:p>
         </w:tc>
         <w:tc>
-          <w:tcPr/>
+          <w:tcPr>
+            <w:tcW w:type="dxa" w:w="4058"/>
+          </w:tcPr>
           <w:p>
             <w:pPr>
               <w:pStyle w:val="Compact"/>
@@ -2779,7 +3077,9 @@
       </w:tr>
       <w:tr>
         <w:tc>
-          <w:tcPr/>
+          <w:tcPr>
+            <w:tcW w:type="dxa" w:w="2360"/>
+          </w:tcPr>
           <w:p>
             <w:pPr>
               <w:pStyle w:val="Compact"/>
@@ -2795,7 +3095,9 @@
           </w:p>
         </w:tc>
         <w:tc>
-          <w:tcPr/>
+          <w:tcPr>
+            <w:tcW w:type="dxa" w:w="1656"/>
+          </w:tcPr>
           <w:p>
             <w:pPr>
               <w:pStyle w:val="Compact"/>
@@ -2811,7 +3113,9 @@
           </w:p>
         </w:tc>
         <w:tc>
-          <w:tcPr/>
+          <w:tcPr>
+            <w:tcW w:type="dxa" w:w="1283"/>
+          </w:tcPr>
           <w:p>
             <w:pPr>
               <w:pStyle w:val="Compact"/>
@@ -2827,7 +3131,9 @@
           </w:p>
         </w:tc>
         <w:tc>
-          <w:tcPr/>
+          <w:tcPr>
+            <w:tcW w:type="dxa" w:w="4058"/>
+          </w:tcPr>
           <w:p>
             <w:pPr>
               <w:pStyle w:val="Compact"/>
@@ -2845,7 +3151,9 @@
       </w:tr>
       <w:tr>
         <w:tc>
-          <w:tcPr/>
+          <w:tcPr>
+            <w:tcW w:type="dxa" w:w="2360"/>
+          </w:tcPr>
           <w:p>
             <w:pPr>
               <w:pStyle w:val="Compact"/>
@@ -2861,7 +3169,9 @@
           </w:p>
         </w:tc>
         <w:tc>
-          <w:tcPr/>
+          <w:tcPr>
+            <w:tcW w:type="dxa" w:w="1656"/>
+          </w:tcPr>
           <w:p>
             <w:pPr>
               <w:pStyle w:val="Compact"/>
@@ -2877,7 +3187,9 @@
           </w:p>
         </w:tc>
         <w:tc>
-          <w:tcPr/>
+          <w:tcPr>
+            <w:tcW w:type="dxa" w:w="1283"/>
+          </w:tcPr>
           <w:p>
             <w:pPr>
               <w:pStyle w:val="Compact"/>
@@ -2893,7 +3205,9 @@
           </w:p>
         </w:tc>
         <w:tc>
-          <w:tcPr/>
+          <w:tcPr>
+            <w:tcW w:type="dxa" w:w="4058"/>
+          </w:tcPr>
           <w:p>
             <w:pPr>
               <w:pStyle w:val="Compact"/>
@@ -2911,7 +3225,9 @@
       </w:tr>
       <w:tr>
         <w:tc>
-          <w:tcPr/>
+          <w:tcPr>
+            <w:tcW w:type="dxa" w:w="2360"/>
+          </w:tcPr>
           <w:p>
             <w:pPr>
               <w:pStyle w:val="Compact"/>
@@ -2927,7 +3243,9 @@
           </w:p>
         </w:tc>
         <w:tc>
-          <w:tcPr/>
+          <w:tcPr>
+            <w:tcW w:type="dxa" w:w="1656"/>
+          </w:tcPr>
           <w:p>
             <w:pPr>
               <w:pStyle w:val="Compact"/>
@@ -3237,7 +3555,9 @@
           </w:p>
         </w:tc>
         <w:tc>
-          <w:tcPr/>
+          <w:tcPr>
+            <w:tcW w:type="dxa" w:w="1283"/>
+          </w:tcPr>
           <w:p>
             <w:pPr>
               <w:pStyle w:val="Compact"/>
@@ -3253,7 +3573,9 @@
           </w:p>
         </w:tc>
         <w:tc>
-          <w:tcPr/>
+          <w:tcPr>
+            <w:tcW w:type="dxa" w:w="4058"/>
+          </w:tcPr>
           <w:p>
             <w:pPr>
               <w:pStyle w:val="Compact"/>
@@ -3271,7 +3593,9 @@
       </w:tr>
       <w:tr>
         <w:tc>
-          <w:tcPr/>
+          <w:tcPr>
+            <w:tcW w:type="dxa" w:w="2360"/>
+          </w:tcPr>
           <w:p>
             <w:pPr>
               <w:pStyle w:val="Compact"/>
@@ -3287,7 +3611,9 @@
           </w:p>
         </w:tc>
         <w:tc>
-          <w:tcPr/>
+          <w:tcPr>
+            <w:tcW w:type="dxa" w:w="1656"/>
+          </w:tcPr>
           <w:p>
             <w:pPr>
               <w:pStyle w:val="Compact"/>
@@ -3477,7 +3803,9 @@
           </w:p>
         </w:tc>
         <w:tc>
-          <w:tcPr/>
+          <w:tcPr>
+            <w:tcW w:type="dxa" w:w="1283"/>
+          </w:tcPr>
           <w:p>
             <w:pPr>
               <w:pStyle w:val="Compact"/>
@@ -3493,7 +3821,9 @@
           </w:p>
         </w:tc>
         <w:tc>
-          <w:tcPr/>
+          <w:tcPr>
+            <w:tcW w:type="dxa" w:w="4058"/>
+          </w:tcPr>
           <w:p>
             <w:pPr>
               <w:pStyle w:val="Compact"/>
@@ -3511,7 +3841,9 @@
       </w:tr>
       <w:tr>
         <w:tc>
-          <w:tcPr/>
+          <w:tcPr>
+            <w:tcW w:type="dxa" w:w="2360"/>
+          </w:tcPr>
           <w:p>
             <w:pPr>
               <w:pStyle w:val="Compact"/>
@@ -3527,7 +3859,9 @@
           </w:p>
         </w:tc>
         <w:tc>
-          <w:tcPr/>
+          <w:tcPr>
+            <w:tcW w:type="dxa" w:w="1656"/>
+          </w:tcPr>
           <w:p>
             <w:pPr>
               <w:pStyle w:val="Compact"/>
@@ -3543,7 +3877,9 @@
           </w:p>
         </w:tc>
         <w:tc>
-          <w:tcPr/>
+          <w:tcPr>
+            <w:tcW w:type="dxa" w:w="1283"/>
+          </w:tcPr>
           <w:p>
             <w:pPr>
               <w:pStyle w:val="Compact"/>
@@ -3559,7 +3895,9 @@
           </w:p>
         </w:tc>
         <w:tc>
-          <w:tcPr/>
+          <w:tcPr>
+            <w:tcW w:type="dxa" w:w="4058"/>
+          </w:tcPr>
           <w:p>
             <w:pPr>
               <w:pStyle w:val="Compact"/>
@@ -3577,7 +3915,9 @@
       </w:tr>
       <w:tr>
         <w:tc>
-          <w:tcPr/>
+          <w:tcPr>
+            <w:tcW w:type="dxa" w:w="2360"/>
+          </w:tcPr>
           <w:p>
             <w:pPr>
               <w:pStyle w:val="Compact"/>
@@ -3593,7 +3933,9 @@
           </w:p>
         </w:tc>
         <w:tc>
-          <w:tcPr/>
+          <w:tcPr>
+            <w:tcW w:type="dxa" w:w="1656"/>
+          </w:tcPr>
           <w:p>
             <w:pPr>
               <w:pStyle w:val="Compact"/>
@@ -3609,7 +3951,9 @@
           </w:p>
         </w:tc>
         <w:tc>
-          <w:tcPr/>
+          <w:tcPr>
+            <w:tcW w:type="dxa" w:w="1283"/>
+          </w:tcPr>
           <w:p>
             <w:pPr>
               <w:pStyle w:val="Compact"/>
@@ -3625,7 +3969,9 @@
           </w:p>
         </w:tc>
         <w:tc>
-          <w:tcPr/>
+          <w:tcPr>
+            <w:tcW w:type="dxa" w:w="4058"/>
+          </w:tcPr>
           <w:p>
             <w:pPr>
               <w:pStyle w:val="Compact"/>
@@ -3643,7 +3989,9 @@
       </w:tr>
       <w:tr>
         <w:tc>
-          <w:tcPr/>
+          <w:tcPr>
+            <w:tcW w:type="dxa" w:w="2360"/>
+          </w:tcPr>
           <w:p>
             <w:pPr>
               <w:pStyle w:val="Compact"/>
@@ -3659,7 +4007,9 @@
           </w:p>
         </w:tc>
         <w:tc>
-          <w:tcPr/>
+          <w:tcPr>
+            <w:tcW w:type="dxa" w:w="1656"/>
+          </w:tcPr>
           <w:p>
             <w:pPr>
               <w:pStyle w:val="Compact"/>
@@ -3675,7 +4025,9 @@
           </w:p>
         </w:tc>
         <w:tc>
-          <w:tcPr/>
+          <w:tcPr>
+            <w:tcW w:type="dxa" w:w="1283"/>
+          </w:tcPr>
           <w:p>
             <w:pPr>
               <w:pStyle w:val="Compact"/>
@@ -3691,7 +4043,9 @@
           </w:p>
         </w:tc>
         <w:tc>
-          <w:tcPr/>
+          <w:tcPr>
+            <w:tcW w:type="dxa" w:w="4058"/>
+          </w:tcPr>
           <w:p>
             <w:pPr>
               <w:pStyle w:val="Compact"/>
@@ -3709,7 +4063,9 @@
       </w:tr>
       <w:tr>
         <w:tc>
-          <w:tcPr/>
+          <w:tcPr>
+            <w:tcW w:type="dxa" w:w="2360"/>
+          </w:tcPr>
           <w:p>
             <w:pPr>
               <w:pStyle w:val="Compact"/>
@@ -3725,7 +4081,9 @@
           </w:p>
         </w:tc>
         <w:tc>
-          <w:tcPr/>
+          <w:tcPr>
+            <w:tcW w:type="dxa" w:w="1656"/>
+          </w:tcPr>
           <w:p>
             <w:pPr>
               <w:pStyle w:val="Compact"/>
@@ -3741,7 +4099,9 @@
           </w:p>
         </w:tc>
         <w:tc>
-          <w:tcPr/>
+          <w:tcPr>
+            <w:tcW w:type="dxa" w:w="1283"/>
+          </w:tcPr>
           <w:p>
             <w:pPr>
               <w:pStyle w:val="Compact"/>
@@ -3757,7 +4117,9 @@
           </w:p>
         </w:tc>
         <w:tc>
-          <w:tcPr/>
+          <w:tcPr>
+            <w:tcW w:type="dxa" w:w="4058"/>
+          </w:tcPr>
           <w:p>
             <w:pPr>
               <w:pStyle w:val="Compact"/>
@@ -3775,7 +4137,9 @@
       </w:tr>
       <w:tr>
         <w:tc>
-          <w:tcPr/>
+          <w:tcPr>
+            <w:tcW w:type="dxa" w:w="2360"/>
+          </w:tcPr>
           <w:p>
             <w:pPr>
               <w:pStyle w:val="Compact"/>
@@ -3791,7 +4155,9 @@
           </w:p>
         </w:tc>
         <w:tc>
-          <w:tcPr/>
+          <w:tcPr>
+            <w:tcW w:type="dxa" w:w="1656"/>
+          </w:tcPr>
           <w:p>
             <w:pPr>
               <w:pStyle w:val="Compact"/>
@@ -3807,7 +4173,9 @@
           </w:p>
         </w:tc>
         <w:tc>
-          <w:tcPr/>
+          <w:tcPr>
+            <w:tcW w:type="dxa" w:w="1283"/>
+          </w:tcPr>
           <w:p>
             <w:pPr>
               <w:pStyle w:val="Compact"/>
@@ -3823,7 +4191,9 @@
           </w:p>
         </w:tc>
         <w:tc>
-          <w:tcPr/>
+          <w:tcPr>
+            <w:tcW w:type="dxa" w:w="4058"/>
+          </w:tcPr>
           <w:p>
             <w:pPr>
               <w:pStyle w:val="Compact"/>
@@ -3841,7 +4211,9 @@
       </w:tr>
       <w:tr>
         <w:tc>
-          <w:tcPr/>
+          <w:tcPr>
+            <w:tcW w:type="dxa" w:w="2360"/>
+          </w:tcPr>
           <w:p>
             <w:pPr>
               <w:pStyle w:val="Compact"/>
@@ -3857,7 +4229,9 @@
           </w:p>
         </w:tc>
         <w:tc>
-          <w:tcPr/>
+          <w:tcPr>
+            <w:tcW w:type="dxa" w:w="1656"/>
+          </w:tcPr>
           <w:p>
             <w:pPr>
               <w:pStyle w:val="Compact"/>
@@ -3873,7 +4247,9 @@
           </w:p>
         </w:tc>
         <w:tc>
-          <w:tcPr/>
+          <w:tcPr>
+            <w:tcW w:type="dxa" w:w="1283"/>
+          </w:tcPr>
           <w:p>
             <w:pPr>
               <w:pStyle w:val="Compact"/>
@@ -3889,7 +4265,9 @@
           </w:p>
         </w:tc>
         <w:tc>
-          <w:tcPr/>
+          <w:tcPr>
+            <w:tcW w:type="dxa" w:w="4058"/>
+          </w:tcPr>
           <w:p>
             <w:pPr>
               <w:pStyle w:val="Compact"/>
@@ -3907,7 +4285,9 @@
       </w:tr>
       <w:tr>
         <w:tc>
-          <w:tcPr/>
+          <w:tcPr>
+            <w:tcW w:type="dxa" w:w="2360"/>
+          </w:tcPr>
           <w:p>
             <w:pPr>
               <w:pStyle w:val="Compact"/>
@@ -3923,7 +4303,9 @@
           </w:p>
         </w:tc>
         <w:tc>
-          <w:tcPr/>
+          <w:tcPr>
+            <w:tcW w:type="dxa" w:w="1656"/>
+          </w:tcPr>
           <w:p>
             <w:pPr>
               <w:pStyle w:val="Compact"/>
@@ -3939,7 +4321,9 @@
           </w:p>
         </w:tc>
         <w:tc>
-          <w:tcPr/>
+          <w:tcPr>
+            <w:tcW w:type="dxa" w:w="1283"/>
+          </w:tcPr>
           <w:p>
             <w:pPr>
               <w:pStyle w:val="Compact"/>
@@ -3955,7 +4339,9 @@
           </w:p>
         </w:tc>
         <w:tc>
-          <w:tcPr/>
+          <w:tcPr>
+            <w:tcW w:type="dxa" w:w="4058"/>
+          </w:tcPr>
           <w:p>
             <w:pPr>
               <w:pStyle w:val="Compact"/>
@@ -3973,7 +4359,9 @@
       </w:tr>
       <w:tr>
         <w:tc>
-          <w:tcPr/>
+          <w:tcPr>
+            <w:tcW w:type="dxa" w:w="2360"/>
+          </w:tcPr>
           <w:p>
             <w:pPr>
               <w:pStyle w:val="Compact"/>
@@ -3989,7 +4377,9 @@
           </w:p>
         </w:tc>
         <w:tc>
-          <w:tcPr/>
+          <w:tcPr>
+            <w:tcW w:type="dxa" w:w="1656"/>
+          </w:tcPr>
           <w:p>
             <w:pPr>
               <w:pStyle w:val="Compact"/>
@@ -4005,7 +4395,9 @@
           </w:p>
         </w:tc>
         <w:tc>
-          <w:tcPr/>
+          <w:tcPr>
+            <w:tcW w:type="dxa" w:w="1283"/>
+          </w:tcPr>
           <w:p>
             <w:pPr>
               <w:pStyle w:val="Compact"/>
@@ -4021,7 +4413,9 @@
           </w:p>
         </w:tc>
         <w:tc>
-          <w:tcPr/>
+          <w:tcPr>
+            <w:tcW w:type="dxa" w:w="4058"/>
+          </w:tcPr>
           <w:p>
             <w:pPr>
               <w:pStyle w:val="Compact"/>
@@ -4039,7 +4433,9 @@
       </w:tr>
       <w:tr>
         <w:tc>
-          <w:tcPr/>
+          <w:tcPr>
+            <w:tcW w:type="dxa" w:w="2360"/>
+          </w:tcPr>
           <w:p>
             <w:pPr>
               <w:pStyle w:val="Compact"/>
@@ -4055,7 +4451,9 @@
           </w:p>
         </w:tc>
         <w:tc>
-          <w:tcPr/>
+          <w:tcPr>
+            <w:tcW w:type="dxa" w:w="1656"/>
+          </w:tcPr>
           <w:p>
             <w:pPr>
               <w:pStyle w:val="Compact"/>
@@ -4071,7 +4469,9 @@
           </w:p>
         </w:tc>
         <w:tc>
-          <w:tcPr/>
+          <w:tcPr>
+            <w:tcW w:type="dxa" w:w="1283"/>
+          </w:tcPr>
           <w:p>
             <w:pPr>
               <w:pStyle w:val="Compact"/>
@@ -4087,7 +4487,9 @@
           </w:p>
         </w:tc>
         <w:tc>
-          <w:tcPr/>
+          <w:tcPr>
+            <w:tcW w:type="dxa" w:w="4058"/>
+          </w:tcPr>
           <w:p>
             <w:pPr>
               <w:pStyle w:val="Compact"/>
@@ -4105,7 +4507,9 @@
       </w:tr>
       <w:tr>
         <w:tc>
-          <w:tcPr/>
+          <w:tcPr>
+            <w:tcW w:type="dxa" w:w="2360"/>
+          </w:tcPr>
           <w:p>
             <w:pPr>
               <w:pStyle w:val="Compact"/>
@@ -4121,7 +4525,9 @@
           </w:p>
         </w:tc>
         <w:tc>
-          <w:tcPr/>
+          <w:tcPr>
+            <w:tcW w:type="dxa" w:w="1656"/>
+          </w:tcPr>
           <w:p>
             <w:pPr>
               <w:pStyle w:val="Compact"/>
@@ -4137,7 +4543,9 @@
           </w:p>
         </w:tc>
         <w:tc>
-          <w:tcPr/>
+          <w:tcPr>
+            <w:tcW w:type="dxa" w:w="1283"/>
+          </w:tcPr>
           <w:p>
             <w:pPr>
               <w:pStyle w:val="Compact"/>
@@ -4153,7 +4561,9 @@
           </w:p>
         </w:tc>
         <w:tc>
-          <w:tcPr/>
+          <w:tcPr>
+            <w:tcW w:type="dxa" w:w="4058"/>
+          </w:tcPr>
           <w:p>
             <w:pPr>
               <w:pStyle w:val="Compact"/>
@@ -4171,7 +4581,9 @@
       </w:tr>
       <w:tr>
         <w:tc>
-          <w:tcPr/>
+          <w:tcPr>
+            <w:tcW w:type="dxa" w:w="2360"/>
+          </w:tcPr>
           <w:p>
             <w:pPr>
               <w:pStyle w:val="Compact"/>
@@ -4187,7 +4599,9 @@
           </w:p>
         </w:tc>
         <w:tc>
-          <w:tcPr/>
+          <w:tcPr>
+            <w:tcW w:type="dxa" w:w="1656"/>
+          </w:tcPr>
           <w:p>
             <w:pPr>
               <w:pStyle w:val="Compact"/>
@@ -4203,7 +4617,9 @@
           </w:p>
         </w:tc>
         <w:tc>
-          <w:tcPr/>
+          <w:tcPr>
+            <w:tcW w:type="dxa" w:w="1283"/>
+          </w:tcPr>
           <w:p>
             <w:pPr>
               <w:pStyle w:val="Compact"/>
@@ -4219,7 +4635,9 @@
           </w:p>
         </w:tc>
         <w:tc>
-          <w:tcPr/>
+          <w:tcPr>
+            <w:tcW w:type="dxa" w:w="4058"/>
+          </w:tcPr>
           <w:p>
             <w:pPr>
               <w:pStyle w:val="Compact"/>
@@ -4237,7 +4655,9 @@
       </w:tr>
       <w:tr>
         <w:tc>
-          <w:tcPr/>
+          <w:tcPr>
+            <w:tcW w:type="dxa" w:w="2360"/>
+          </w:tcPr>
           <w:p>
             <w:pPr>
               <w:pStyle w:val="Compact"/>
@@ -4253,7 +4673,9 @@
           </w:p>
         </w:tc>
         <w:tc>
-          <w:tcPr/>
+          <w:tcPr>
+            <w:tcW w:type="dxa" w:w="1656"/>
+          </w:tcPr>
           <w:p>
             <w:pPr>
               <w:pStyle w:val="Compact"/>
@@ -4269,7 +4691,9 @@
           </w:p>
         </w:tc>
         <w:tc>
-          <w:tcPr/>
+          <w:tcPr>
+            <w:tcW w:type="dxa" w:w="1283"/>
+          </w:tcPr>
           <w:p>
             <w:pPr>
               <w:pStyle w:val="Compact"/>
@@ -4285,7 +4709,9 @@
           </w:p>
         </w:tc>
         <w:tc>
-          <w:tcPr/>
+          <w:tcPr>
+            <w:tcW w:type="dxa" w:w="4058"/>
+          </w:tcPr>
           <w:p>
             <w:pPr>
               <w:pStyle w:val="Compact"/>
@@ -4303,7 +4729,9 @@
       </w:tr>
       <w:tr>
         <w:tc>
-          <w:tcPr/>
+          <w:tcPr>
+            <w:tcW w:type="dxa" w:w="2360"/>
+          </w:tcPr>
           <w:p>
             <w:pPr>
               <w:pStyle w:val="Compact"/>
@@ -4319,7 +4747,9 @@
           </w:p>
         </w:tc>
         <w:tc>
-          <w:tcPr/>
+          <w:tcPr>
+            <w:tcW w:type="dxa" w:w="1656"/>
+          </w:tcPr>
           <w:p>
             <w:pPr>
               <w:pStyle w:val="Compact"/>
@@ -4335,7 +4765,9 @@
           </w:p>
         </w:tc>
         <w:tc>
-          <w:tcPr/>
+          <w:tcPr>
+            <w:tcW w:type="dxa" w:w="1283"/>
+          </w:tcPr>
           <w:p>
             <w:pPr>
               <w:pStyle w:val="Compact"/>
@@ -4351,7 +4783,9 @@
           </w:p>
         </w:tc>
         <w:tc>
-          <w:tcPr/>
+          <w:tcPr>
+            <w:tcW w:type="dxa" w:w="4058"/>
+          </w:tcPr>
           <w:p>
             <w:pPr>
               <w:pStyle w:val="Compact"/>
@@ -4369,7 +4803,9 @@
       </w:tr>
       <w:tr>
         <w:tc>
-          <w:tcPr/>
+          <w:tcPr>
+            <w:tcW w:type="dxa" w:w="2360"/>
+          </w:tcPr>
           <w:p>
             <w:pPr>
               <w:pStyle w:val="Compact"/>
@@ -4385,7 +4821,9 @@
           </w:p>
         </w:tc>
         <w:tc>
-          <w:tcPr/>
+          <w:tcPr>
+            <w:tcW w:type="dxa" w:w="1656"/>
+          </w:tcPr>
           <w:p>
             <w:pPr>
               <w:pStyle w:val="Compact"/>
@@ -4401,7 +4839,9 @@
           </w:p>
         </w:tc>
         <w:tc>
-          <w:tcPr/>
+          <w:tcPr>
+            <w:tcW w:type="dxa" w:w="1283"/>
+          </w:tcPr>
           <w:p>
             <w:pPr>
               <w:pStyle w:val="Compact"/>
@@ -4417,7 +4857,9 @@
           </w:p>
         </w:tc>
         <w:tc>
-          <w:tcPr/>
+          <w:tcPr>
+            <w:tcW w:type="dxa" w:w="4058"/>
+          </w:tcPr>
           <w:p>
             <w:pPr>
               <w:pStyle w:val="Compact"/>
@@ -4435,7 +4877,9 @@
       </w:tr>
       <w:tr>
         <w:tc>
-          <w:tcPr/>
+          <w:tcPr>
+            <w:tcW w:type="dxa" w:w="2360"/>
+          </w:tcPr>
           <w:p>
             <w:pPr>
               <w:pStyle w:val="Compact"/>
@@ -4451,7 +4895,9 @@
           </w:p>
         </w:tc>
         <w:tc>
-          <w:tcPr/>
+          <w:tcPr>
+            <w:tcW w:type="dxa" w:w="1656"/>
+          </w:tcPr>
           <w:p>
             <w:pPr>
               <w:pStyle w:val="Compact"/>
@@ -4467,7 +4913,9 @@
           </w:p>
         </w:tc>
         <w:tc>
-          <w:tcPr/>
+          <w:tcPr>
+            <w:tcW w:type="dxa" w:w="1283"/>
+          </w:tcPr>
           <w:p>
             <w:pPr>
               <w:pStyle w:val="Compact"/>
@@ -4483,7 +4931,9 @@
           </w:p>
         </w:tc>
         <w:tc>
-          <w:tcPr/>
+          <w:tcPr>
+            <w:tcW w:type="dxa" w:w="4058"/>
+          </w:tcPr>
           <w:p>
             <w:pPr>
               <w:pStyle w:val="Compact"/>
@@ -4501,7 +4951,9 @@
       </w:tr>
       <w:tr>
         <w:tc>
-          <w:tcPr/>
+          <w:tcPr>
+            <w:tcW w:type="dxa" w:w="2360"/>
+          </w:tcPr>
           <w:p>
             <w:pPr>
               <w:pStyle w:val="Compact"/>
@@ -4517,7 +4969,9 @@
           </w:p>
         </w:tc>
         <w:tc>
-          <w:tcPr/>
+          <w:tcPr>
+            <w:tcW w:type="dxa" w:w="1656"/>
+          </w:tcPr>
           <w:p>
             <w:pPr>
               <w:pStyle w:val="Compact"/>
@@ -4533,7 +4987,9 @@
           </w:p>
         </w:tc>
         <w:tc>
-          <w:tcPr/>
+          <w:tcPr>
+            <w:tcW w:type="dxa" w:w="1283"/>
+          </w:tcPr>
           <w:p>
             <w:pPr>
               <w:pStyle w:val="Compact"/>
@@ -4549,7 +5005,9 @@
           </w:p>
         </w:tc>
         <w:tc>
-          <w:tcPr/>
+          <w:tcPr>
+            <w:tcW w:type="dxa" w:w="4058"/>
+          </w:tcPr>
           <w:p>
             <w:pPr>
               <w:pStyle w:val="Compact"/>
@@ -4567,7 +5025,9 @@
       </w:tr>
       <w:tr>
         <w:tc>
-          <w:tcPr/>
+          <w:tcPr>
+            <w:tcW w:type="dxa" w:w="2360"/>
+          </w:tcPr>
           <w:p>
             <w:pPr>
               <w:pStyle w:val="Compact"/>
@@ -4583,7 +5043,9 @@
           </w:p>
         </w:tc>
         <w:tc>
-          <w:tcPr/>
+          <w:tcPr>
+            <w:tcW w:type="dxa" w:w="1656"/>
+          </w:tcPr>
           <w:p>
             <w:pPr>
               <w:pStyle w:val="Compact"/>
@@ -4599,7 +5061,9 @@
           </w:p>
         </w:tc>
         <w:tc>
-          <w:tcPr/>
+          <w:tcPr>
+            <w:tcW w:type="dxa" w:w="1283"/>
+          </w:tcPr>
           <w:p>
             <w:pPr>
               <w:pStyle w:val="Compact"/>
@@ -4615,7 +5079,9 @@
           </w:p>
         </w:tc>
         <w:tc>
-          <w:tcPr/>
+          <w:tcPr>
+            <w:tcW w:type="dxa" w:w="4058"/>
+          </w:tcPr>
           <w:p>
             <w:pPr>
               <w:pStyle w:val="Compact"/>
@@ -4633,7 +5099,9 @@
       </w:tr>
       <w:tr>
         <w:tc>
-          <w:tcPr/>
+          <w:tcPr>
+            <w:tcW w:type="dxa" w:w="2360"/>
+          </w:tcPr>
           <w:p>
             <w:pPr>
               <w:pStyle w:val="Compact"/>
@@ -4649,7 +5117,9 @@
           </w:p>
         </w:tc>
         <w:tc>
-          <w:tcPr/>
+          <w:tcPr>
+            <w:tcW w:type="dxa" w:w="1656"/>
+          </w:tcPr>
           <w:p>
             <w:pPr>
               <w:pStyle w:val="Compact"/>
@@ -4665,7 +5135,9 @@
           </w:p>
         </w:tc>
         <w:tc>
-          <w:tcPr/>
+          <w:tcPr>
+            <w:tcW w:type="dxa" w:w="1283"/>
+          </w:tcPr>
           <w:p>
             <w:pPr>
               <w:pStyle w:val="Compact"/>
@@ -4681,7 +5153,9 @@
           </w:p>
         </w:tc>
         <w:tc>
-          <w:tcPr/>
+          <w:tcPr>
+            <w:tcW w:type="dxa" w:w="4058"/>
+          </w:tcPr>
           <w:p>
             <w:pPr>
               <w:pStyle w:val="Compact"/>
@@ -4699,7 +5173,9 @@
       </w:tr>
       <w:tr>
         <w:tc>
-          <w:tcPr/>
+          <w:tcPr>
+            <w:tcW w:type="dxa" w:w="2360"/>
+          </w:tcPr>
           <w:p>
             <w:pPr>
               <w:pStyle w:val="Compact"/>
@@ -4715,7 +5191,9 @@
           </w:p>
         </w:tc>
         <w:tc>
-          <w:tcPr/>
+          <w:tcPr>
+            <w:tcW w:type="dxa" w:w="1656"/>
+          </w:tcPr>
           <w:p>
             <w:pPr>
               <w:pStyle w:val="Compact"/>
@@ -4731,7 +5209,9 @@
           </w:p>
         </w:tc>
         <w:tc>
-          <w:tcPr/>
+          <w:tcPr>
+            <w:tcW w:type="dxa" w:w="1283"/>
+          </w:tcPr>
           <w:p>
             <w:pPr>
               <w:pStyle w:val="Compact"/>
@@ -4747,7 +5227,9 @@
           </w:p>
         </w:tc>
         <w:tc>
-          <w:tcPr/>
+          <w:tcPr>
+            <w:tcW w:type="dxa" w:w="4058"/>
+          </w:tcPr>
           <w:p>
             <w:pPr>
               <w:pStyle w:val="Compact"/>
@@ -4765,7 +5247,9 @@
       </w:tr>
       <w:tr>
         <w:tc>
-          <w:tcPr/>
+          <w:tcPr>
+            <w:tcW w:type="dxa" w:w="2360"/>
+          </w:tcPr>
           <w:p>
             <w:pPr>
               <w:pStyle w:val="Compact"/>
@@ -4781,7 +5265,9 @@
           </w:p>
         </w:tc>
         <w:tc>
-          <w:tcPr/>
+          <w:tcPr>
+            <w:tcW w:type="dxa" w:w="1656"/>
+          </w:tcPr>
           <w:p>
             <w:pPr>
               <w:pStyle w:val="Compact"/>
@@ -4797,7 +5283,9 @@
           </w:p>
         </w:tc>
         <w:tc>
-          <w:tcPr/>
+          <w:tcPr>
+            <w:tcW w:type="dxa" w:w="1283"/>
+          </w:tcPr>
           <w:p>
             <w:pPr>
               <w:pStyle w:val="Compact"/>
@@ -4813,7 +5301,9 @@
           </w:p>
         </w:tc>
         <w:tc>
-          <w:tcPr/>
+          <w:tcPr>
+            <w:tcW w:type="dxa" w:w="4058"/>
+          </w:tcPr>
           <w:p>
             <w:pPr>
               <w:pStyle w:val="Compact"/>
@@ -4831,7 +5321,9 @@
       </w:tr>
       <w:tr>
         <w:tc>
-          <w:tcPr/>
+          <w:tcPr>
+            <w:tcW w:type="dxa" w:w="2360"/>
+          </w:tcPr>
           <w:p>
             <w:pPr>
               <w:pStyle w:val="Compact"/>
@@ -4847,7 +5339,9 @@
           </w:p>
         </w:tc>
         <w:tc>
-          <w:tcPr/>
+          <w:tcPr>
+            <w:tcW w:type="dxa" w:w="1656"/>
+          </w:tcPr>
           <w:p>
             <w:pPr>
               <w:pStyle w:val="Compact"/>
@@ -4863,7 +5357,9 @@
           </w:p>
         </w:tc>
         <w:tc>
-          <w:tcPr/>
+          <w:tcPr>
+            <w:tcW w:type="dxa" w:w="1283"/>
+          </w:tcPr>
           <w:p>
             <w:pPr>
               <w:pStyle w:val="Compact"/>
@@ -4879,7 +5375,9 @@
           </w:p>
         </w:tc>
         <w:tc>
-          <w:tcPr/>
+          <w:tcPr>
+            <w:tcW w:type="dxa" w:w="4058"/>
+          </w:tcPr>
           <w:p>
             <w:pPr>
               <w:pStyle w:val="Compact"/>
@@ -4897,7 +5395,9 @@
       </w:tr>
       <w:tr>
         <w:tc>
-          <w:tcPr/>
+          <w:tcPr>
+            <w:tcW w:type="dxa" w:w="2360"/>
+          </w:tcPr>
           <w:p>
             <w:pPr>
               <w:pStyle w:val="Compact"/>
@@ -4913,7 +5413,9 @@
           </w:p>
         </w:tc>
         <w:tc>
-          <w:tcPr/>
+          <w:tcPr>
+            <w:tcW w:type="dxa" w:w="1656"/>
+          </w:tcPr>
           <w:p>
             <w:pPr>
               <w:pStyle w:val="Compact"/>
@@ -4929,7 +5431,9 @@
           </w:p>
         </w:tc>
         <w:tc>
-          <w:tcPr/>
+          <w:tcPr>
+            <w:tcW w:type="dxa" w:w="1283"/>
+          </w:tcPr>
           <w:p>
             <w:pPr>
               <w:pStyle w:val="Compact"/>
@@ -4945,7 +5449,9 @@
           </w:p>
         </w:tc>
         <w:tc>
-          <w:tcPr/>
+          <w:tcPr>
+            <w:tcW w:type="dxa" w:w="4058"/>
+          </w:tcPr>
           <w:p>
             <w:pPr>
               <w:pStyle w:val="Compact"/>
@@ -4963,7 +5469,9 @@
       </w:tr>
       <w:tr>
         <w:tc>
-          <w:tcPr/>
+          <w:tcPr>
+            <w:tcW w:type="dxa" w:w="2360"/>
+          </w:tcPr>
           <w:p>
             <w:pPr>
               <w:pStyle w:val="Compact"/>
@@ -4979,7 +5487,9 @@
           </w:p>
         </w:tc>
         <w:tc>
-          <w:tcPr/>
+          <w:tcPr>
+            <w:tcW w:type="dxa" w:w="1656"/>
+          </w:tcPr>
           <w:p>
             <w:pPr>
               <w:pStyle w:val="Compact"/>
@@ -4995,7 +5505,9 @@
           </w:p>
         </w:tc>
         <w:tc>
-          <w:tcPr/>
+          <w:tcPr>
+            <w:tcW w:type="dxa" w:w="1283"/>
+          </w:tcPr>
           <w:p>
             <w:pPr>
               <w:pStyle w:val="Compact"/>
@@ -5011,7 +5523,9 @@
           </w:p>
         </w:tc>
         <w:tc>
-          <w:tcPr/>
+          <w:tcPr>
+            <w:tcW w:type="dxa" w:w="4058"/>
+          </w:tcPr>
           <w:p>
             <w:pPr>
               <w:pStyle w:val="Compact"/>
@@ -5029,7 +5543,9 @@
       </w:tr>
       <w:tr>
         <w:tc>
-          <w:tcPr/>
+          <w:tcPr>
+            <w:tcW w:type="dxa" w:w="2360"/>
+          </w:tcPr>
           <w:p>
             <w:pPr>
               <w:pStyle w:val="Compact"/>
@@ -5045,7 +5561,9 @@
           </w:p>
         </w:tc>
         <w:tc>
-          <w:tcPr/>
+          <w:tcPr>
+            <w:tcW w:type="dxa" w:w="1656"/>
+          </w:tcPr>
           <w:p>
             <w:pPr>
               <w:pStyle w:val="Compact"/>
@@ -5061,7 +5579,9 @@
           </w:p>
         </w:tc>
         <w:tc>
-          <w:tcPr/>
+          <w:tcPr>
+            <w:tcW w:type="dxa" w:w="1283"/>
+          </w:tcPr>
           <w:p>
             <w:pPr>
               <w:pStyle w:val="Compact"/>
@@ -5077,7 +5597,9 @@
           </w:p>
         </w:tc>
         <w:tc>
-          <w:tcPr/>
+          <w:tcPr>
+            <w:tcW w:type="dxa" w:w="4058"/>
+          </w:tcPr>
           <w:p>
             <w:pPr>
               <w:pStyle w:val="Compact"/>
@@ -5095,7 +5617,9 @@
       </w:tr>
       <w:tr>
         <w:tc>
-          <w:tcPr/>
+          <w:tcPr>
+            <w:tcW w:type="dxa" w:w="2360"/>
+          </w:tcPr>
           <w:p>
             <w:pPr>
               <w:pStyle w:val="Compact"/>
@@ -5111,7 +5635,9 @@
           </w:p>
         </w:tc>
         <w:tc>
-          <w:tcPr/>
+          <w:tcPr>
+            <w:tcW w:type="dxa" w:w="1656"/>
+          </w:tcPr>
           <w:p>
             <w:pPr>
               <w:pStyle w:val="Compact"/>
@@ -5127,7 +5653,9 @@
           </w:p>
         </w:tc>
         <w:tc>
-          <w:tcPr/>
+          <w:tcPr>
+            <w:tcW w:type="dxa" w:w="1283"/>
+          </w:tcPr>
           <w:p>
             <w:pPr>
               <w:pStyle w:val="Compact"/>
@@ -5143,7 +5671,9 @@
           </w:p>
         </w:tc>
         <w:tc>
-          <w:tcPr/>
+          <w:tcPr>
+            <w:tcW w:type="dxa" w:w="4058"/>
+          </w:tcPr>
           <w:p>
             <w:pPr>
               <w:pStyle w:val="Compact"/>
@@ -5161,7 +5691,9 @@
       </w:tr>
       <w:tr>
         <w:tc>
-          <w:tcPr/>
+          <w:tcPr>
+            <w:tcW w:type="dxa" w:w="2360"/>
+          </w:tcPr>
           <w:p>
             <w:pPr>
               <w:pStyle w:val="Compact"/>
@@ -5177,7 +5709,9 @@
           </w:p>
         </w:tc>
         <w:tc>
-          <w:tcPr/>
+          <w:tcPr>
+            <w:tcW w:type="dxa" w:w="1656"/>
+          </w:tcPr>
           <w:p>
             <w:pPr>
               <w:pStyle w:val="Compact"/>
@@ -5193,7 +5727,9 @@
           </w:p>
         </w:tc>
         <w:tc>
-          <w:tcPr/>
+          <w:tcPr>
+            <w:tcW w:type="dxa" w:w="1283"/>
+          </w:tcPr>
           <w:p>
             <w:pPr>
               <w:pStyle w:val="Compact"/>
@@ -5209,7 +5745,9 @@
           </w:p>
         </w:tc>
         <w:tc>
-          <w:tcPr/>
+          <w:tcPr>
+            <w:tcW w:type="dxa" w:w="4058"/>
+          </w:tcPr>
           <w:p>
             <w:pPr>
               <w:pStyle w:val="Compact"/>
@@ -5227,7 +5765,9 @@
       </w:tr>
       <w:tr>
         <w:tc>
-          <w:tcPr/>
+          <w:tcPr>
+            <w:tcW w:type="dxa" w:w="2360"/>
+          </w:tcPr>
           <w:p>
             <w:pPr>
               <w:pStyle w:val="Compact"/>
@@ -5243,7 +5783,9 @@
           </w:p>
         </w:tc>
         <w:tc>
-          <w:tcPr/>
+          <w:tcPr>
+            <w:tcW w:type="dxa" w:w="1656"/>
+          </w:tcPr>
           <w:p>
             <w:pPr>
               <w:pStyle w:val="Compact"/>
@@ -5259,7 +5801,9 @@
           </w:p>
         </w:tc>
         <w:tc>
-          <w:tcPr/>
+          <w:tcPr>
+            <w:tcW w:type="dxa" w:w="1283"/>
+          </w:tcPr>
           <w:p>
             <w:pPr>
               <w:pStyle w:val="Compact"/>
@@ -5275,7 +5819,9 @@
           </w:p>
         </w:tc>
         <w:tc>
-          <w:tcPr/>
+          <w:tcPr>
+            <w:tcW w:type="dxa" w:w="4058"/>
+          </w:tcPr>
           <w:p>
             <w:pPr>
               <w:pStyle w:val="Compact"/>
@@ -5293,7 +5839,9 @@
       </w:tr>
       <w:tr>
         <w:tc>
-          <w:tcPr/>
+          <w:tcPr>
+            <w:tcW w:type="dxa" w:w="2360"/>
+          </w:tcPr>
           <w:p>
             <w:pPr>
               <w:pStyle w:val="Compact"/>
@@ -5309,7 +5857,9 @@
           </w:p>
         </w:tc>
         <w:tc>
-          <w:tcPr/>
+          <w:tcPr>
+            <w:tcW w:type="dxa" w:w="1656"/>
+          </w:tcPr>
           <w:p>
             <w:pPr>
               <w:pStyle w:val="Compact"/>
@@ -5325,7 +5875,9 @@
           </w:p>
         </w:tc>
         <w:tc>
-          <w:tcPr/>
+          <w:tcPr>
+            <w:tcW w:type="dxa" w:w="1283"/>
+          </w:tcPr>
           <w:p>
             <w:pPr>
               <w:pStyle w:val="Compact"/>
@@ -5341,7 +5893,9 @@
           </w:p>
         </w:tc>
         <w:tc>
-          <w:tcPr/>
+          <w:tcPr>
+            <w:tcW w:type="dxa" w:w="4058"/>
+          </w:tcPr>
           <w:p>
             <w:pPr>
               <w:pStyle w:val="Compact"/>
@@ -5359,7 +5913,9 @@
       </w:tr>
       <w:tr>
         <w:tc>
-          <w:tcPr/>
+          <w:tcPr>
+            <w:tcW w:type="dxa" w:w="2360"/>
+          </w:tcPr>
           <w:p>
             <w:pPr>
               <w:pStyle w:val="Compact"/>
@@ -5375,7 +5931,9 @@
           </w:p>
         </w:tc>
         <w:tc>
-          <w:tcPr/>
+          <w:tcPr>
+            <w:tcW w:type="dxa" w:w="1656"/>
+          </w:tcPr>
           <w:p>
             <w:pPr>
               <w:pStyle w:val="Compact"/>
@@ -5391,7 +5949,9 @@
           </w:p>
         </w:tc>
         <w:tc>
-          <w:tcPr/>
+          <w:tcPr>
+            <w:tcW w:type="dxa" w:w="1283"/>
+          </w:tcPr>
           <w:p>
             <w:pPr>
               <w:pStyle w:val="Compact"/>
@@ -5407,7 +5967,9 @@
           </w:p>
         </w:tc>
         <w:tc>
-          <w:tcPr/>
+          <w:tcPr>
+            <w:tcW w:type="dxa" w:w="4058"/>
+          </w:tcPr>
           <w:p>
             <w:pPr>
               <w:pStyle w:val="Compact"/>
@@ -5425,7 +5987,9 @@
       </w:tr>
       <w:tr>
         <w:tc>
-          <w:tcPr/>
+          <w:tcPr>
+            <w:tcW w:type="dxa" w:w="2360"/>
+          </w:tcPr>
           <w:p>
             <w:pPr>
               <w:pStyle w:val="Compact"/>
@@ -5441,7 +6005,9 @@
           </w:p>
         </w:tc>
         <w:tc>
-          <w:tcPr/>
+          <w:tcPr>
+            <w:tcW w:type="dxa" w:w="1656"/>
+          </w:tcPr>
           <w:p>
             <w:pPr>
               <w:pStyle w:val="Compact"/>
@@ -5457,7 +6023,9 @@
           </w:p>
         </w:tc>
         <w:tc>
-          <w:tcPr/>
+          <w:tcPr>
+            <w:tcW w:type="dxa" w:w="1283"/>
+          </w:tcPr>
           <w:p>
             <w:pPr>
               <w:pStyle w:val="Compact"/>
@@ -5473,7 +6041,9 @@
           </w:p>
         </w:tc>
         <w:tc>
-          <w:tcPr/>
+          <w:tcPr>
+            <w:tcW w:type="dxa" w:w="4058"/>
+          </w:tcPr>
           <w:p>
             <w:pPr>
               <w:pStyle w:val="Compact"/>
@@ -5491,7 +6061,9 @@
       </w:tr>
       <w:tr>
         <w:tc>
-          <w:tcPr/>
+          <w:tcPr>
+            <w:tcW w:type="dxa" w:w="2360"/>
+          </w:tcPr>
           <w:p>
             <w:pPr>
               <w:pStyle w:val="Compact"/>
@@ -5507,7 +6079,9 @@
           </w:p>
         </w:tc>
         <w:tc>
-          <w:tcPr/>
+          <w:tcPr>
+            <w:tcW w:type="dxa" w:w="1656"/>
+          </w:tcPr>
           <w:p>
             <w:pPr>
               <w:pStyle w:val="Compact"/>
@@ -5523,7 +6097,9 @@
           </w:p>
         </w:tc>
         <w:tc>
-          <w:tcPr/>
+          <w:tcPr>
+            <w:tcW w:type="dxa" w:w="1283"/>
+          </w:tcPr>
           <w:p>
             <w:pPr>
               <w:pStyle w:val="Compact"/>
@@ -5539,7 +6115,9 @@
           </w:p>
         </w:tc>
         <w:tc>
-          <w:tcPr/>
+          <w:tcPr>
+            <w:tcW w:type="dxa" w:w="4058"/>
+          </w:tcPr>
           <w:p>
             <w:pPr>
               <w:pStyle w:val="Compact"/>
@@ -5557,7 +6135,9 @@
       </w:tr>
       <w:tr>
         <w:tc>
-          <w:tcPr/>
+          <w:tcPr>
+            <w:tcW w:type="dxa" w:w="2360"/>
+          </w:tcPr>
           <w:p>
             <w:pPr>
               <w:pStyle w:val="Compact"/>
@@ -5573,7 +6153,9 @@
           </w:p>
         </w:tc>
         <w:tc>
-          <w:tcPr/>
+          <w:tcPr>
+            <w:tcW w:type="dxa" w:w="1656"/>
+          </w:tcPr>
           <w:p>
             <w:pPr>
               <w:pStyle w:val="Compact"/>
@@ -5589,7 +6171,9 @@
           </w:p>
         </w:tc>
         <w:tc>
-          <w:tcPr/>
+          <w:tcPr>
+            <w:tcW w:type="dxa" w:w="1283"/>
+          </w:tcPr>
           <w:p>
             <w:pPr>
               <w:pStyle w:val="Compact"/>
@@ -5605,7 +6189,9 @@
           </w:p>
         </w:tc>
         <w:tc>
-          <w:tcPr/>
+          <w:tcPr>
+            <w:tcW w:type="dxa" w:w="4058"/>
+          </w:tcPr>
           <w:p>
             <w:pPr>
               <w:pStyle w:val="Compact"/>
@@ -5623,7 +6209,9 @@
       </w:tr>
       <w:tr>
         <w:tc>
-          <w:tcPr/>
+          <w:tcPr>
+            <w:tcW w:type="dxa" w:w="2360"/>
+          </w:tcPr>
           <w:p>
             <w:pPr>
               <w:pStyle w:val="Compact"/>
@@ -5639,7 +6227,9 @@
           </w:p>
         </w:tc>
         <w:tc>
-          <w:tcPr/>
+          <w:tcPr>
+            <w:tcW w:type="dxa" w:w="1656"/>
+          </w:tcPr>
           <w:p>
             <w:pPr>
               <w:pStyle w:val="Compact"/>
@@ -5655,7 +6245,9 @@
           </w:p>
         </w:tc>
         <w:tc>
-          <w:tcPr/>
+          <w:tcPr>
+            <w:tcW w:type="dxa" w:w="1283"/>
+          </w:tcPr>
           <w:p>
             <w:pPr>
               <w:pStyle w:val="Compact"/>
@@ -5671,7 +6263,9 @@
           </w:p>
         </w:tc>
         <w:tc>
-          <w:tcPr/>
+          <w:tcPr>
+            <w:tcW w:type="dxa" w:w="4058"/>
+          </w:tcPr>
           <w:p>
             <w:pPr>
               <w:pStyle w:val="Compact"/>
@@ -5689,7 +6283,9 @@
       </w:tr>
       <w:tr>
         <w:tc>
-          <w:tcPr/>
+          <w:tcPr>
+            <w:tcW w:type="dxa" w:w="2360"/>
+          </w:tcPr>
           <w:p>
             <w:pPr>
               <w:pStyle w:val="Compact"/>
@@ -5705,7 +6301,9 @@
           </w:p>
         </w:tc>
         <w:tc>
-          <w:tcPr/>
+          <w:tcPr>
+            <w:tcW w:type="dxa" w:w="1656"/>
+          </w:tcPr>
           <w:p>
             <w:pPr>
               <w:pStyle w:val="Compact"/>
@@ -5721,7 +6319,9 @@
           </w:p>
         </w:tc>
         <w:tc>
-          <w:tcPr/>
+          <w:tcPr>
+            <w:tcW w:type="dxa" w:w="1283"/>
+          </w:tcPr>
           <w:p>
             <w:pPr>
               <w:pStyle w:val="Compact"/>
@@ -5737,7 +6337,9 @@
           </w:p>
         </w:tc>
         <w:tc>
-          <w:tcPr/>
+          <w:tcPr>
+            <w:tcW w:type="dxa" w:w="4058"/>
+          </w:tcPr>
           <w:p>
             <w:pPr>
               <w:pStyle w:val="Compact"/>
@@ -5755,7 +6357,9 @@
       </w:tr>
       <w:tr>
         <w:tc>
-          <w:tcPr/>
+          <w:tcPr>
+            <w:tcW w:type="dxa" w:w="2360"/>
+          </w:tcPr>
           <w:p>
             <w:pPr>
               <w:pStyle w:val="Compact"/>
@@ -5771,7 +6375,9 @@
           </w:p>
         </w:tc>
         <w:tc>
-          <w:tcPr/>
+          <w:tcPr>
+            <w:tcW w:type="dxa" w:w="1656"/>
+          </w:tcPr>
           <w:p>
             <w:pPr>
               <w:pStyle w:val="Compact"/>
@@ -5787,7 +6393,9 @@
           </w:p>
         </w:tc>
         <w:tc>
-          <w:tcPr/>
+          <w:tcPr>
+            <w:tcW w:type="dxa" w:w="1283"/>
+          </w:tcPr>
           <w:p>
             <w:pPr>
               <w:pStyle w:val="Compact"/>
@@ -5803,7 +6411,9 @@
           </w:p>
         </w:tc>
         <w:tc>
-          <w:tcPr/>
+          <w:tcPr>
+            <w:tcW w:type="dxa" w:w="4058"/>
+          </w:tcPr>
           <w:p>
             <w:pPr>
               <w:pStyle w:val="Compact"/>
@@ -5821,7 +6431,9 @@
       </w:tr>
       <w:tr>
         <w:tc>
-          <w:tcPr/>
+          <w:tcPr>
+            <w:tcW w:type="dxa" w:w="2360"/>
+          </w:tcPr>
           <w:p>
             <w:pPr>
               <w:pStyle w:val="Compact"/>
@@ -5837,7 +6449,9 @@
           </w:p>
         </w:tc>
         <w:tc>
-          <w:tcPr/>
+          <w:tcPr>
+            <w:tcW w:type="dxa" w:w="1656"/>
+          </w:tcPr>
           <w:p>
             <w:pPr>
               <w:pStyle w:val="Compact"/>
@@ -5853,7 +6467,9 @@
           </w:p>
         </w:tc>
         <w:tc>
-          <w:tcPr/>
+          <w:tcPr>
+            <w:tcW w:type="dxa" w:w="1283"/>
+          </w:tcPr>
           <w:p>
             <w:pPr>
               <w:pStyle w:val="Compact"/>
@@ -5869,7 +6485,9 @@
           </w:p>
         </w:tc>
         <w:tc>
-          <w:tcPr/>
+          <w:tcPr>
+            <w:tcW w:type="dxa" w:w="4058"/>
+          </w:tcPr>
           <w:p>
             <w:pPr>
               <w:pStyle w:val="Compact"/>
@@ -5887,7 +6505,9 @@
       </w:tr>
       <w:tr>
         <w:tc>
-          <w:tcPr/>
+          <w:tcPr>
+            <w:tcW w:type="dxa" w:w="2360"/>
+          </w:tcPr>
           <w:p>
             <w:pPr>
               <w:pStyle w:val="Compact"/>
@@ -5903,7 +6523,9 @@
           </w:p>
         </w:tc>
         <w:tc>
-          <w:tcPr/>
+          <w:tcPr>
+            <w:tcW w:type="dxa" w:w="1656"/>
+          </w:tcPr>
           <w:p>
             <w:pPr>
               <w:pStyle w:val="Compact"/>
@@ -5919,7 +6541,9 @@
           </w:p>
         </w:tc>
         <w:tc>
-          <w:tcPr/>
+          <w:tcPr>
+            <w:tcW w:type="dxa" w:w="1283"/>
+          </w:tcPr>
           <w:p>
             <w:pPr>
               <w:pStyle w:val="Compact"/>
@@ -5935,7 +6559,9 @@
           </w:p>
         </w:tc>
         <w:tc>
-          <w:tcPr/>
+          <w:tcPr>
+            <w:tcW w:type="dxa" w:w="4058"/>
+          </w:tcPr>
           <w:p>
             <w:pPr>
               <w:pStyle w:val="Compact"/>
@@ -5953,7 +6579,9 @@
       </w:tr>
       <w:tr>
         <w:tc>
-          <w:tcPr/>
+          <w:tcPr>
+            <w:tcW w:type="dxa" w:w="2360"/>
+          </w:tcPr>
           <w:p>
             <w:pPr>
               <w:pStyle w:val="Compact"/>
@@ -5969,7 +6597,9 @@
           </w:p>
         </w:tc>
         <w:tc>
-          <w:tcPr/>
+          <w:tcPr>
+            <w:tcW w:type="dxa" w:w="1656"/>
+          </w:tcPr>
           <w:p>
             <w:pPr>
               <w:pStyle w:val="Compact"/>
@@ -5985,7 +6615,9 @@
           </w:p>
         </w:tc>
         <w:tc>
-          <w:tcPr/>
+          <w:tcPr>
+            <w:tcW w:type="dxa" w:w="1283"/>
+          </w:tcPr>
           <w:p>
             <w:pPr>
               <w:pStyle w:val="Compact"/>
@@ -6001,7 +6633,9 @@
           </w:p>
         </w:tc>
         <w:tc>
-          <w:tcPr/>
+          <w:tcPr>
+            <w:tcW w:type="dxa" w:w="4058"/>
+          </w:tcPr>
           <w:p>
             <w:pPr>
               <w:pStyle w:val="Compact"/>
@@ -6019,7 +6653,9 @@
       </w:tr>
       <w:tr>
         <w:tc>
-          <w:tcPr/>
+          <w:tcPr>
+            <w:tcW w:type="dxa" w:w="2360"/>
+          </w:tcPr>
           <w:p>
             <w:pPr>
               <w:pStyle w:val="Compact"/>
@@ -6035,7 +6671,9 @@
           </w:p>
         </w:tc>
         <w:tc>
-          <w:tcPr/>
+          <w:tcPr>
+            <w:tcW w:type="dxa" w:w="1656"/>
+          </w:tcPr>
           <w:p>
             <w:pPr>
               <w:pStyle w:val="Compact"/>
@@ -6051,7 +6689,9 @@
           </w:p>
         </w:tc>
         <w:tc>
-          <w:tcPr/>
+          <w:tcPr>
+            <w:tcW w:type="dxa" w:w="1283"/>
+          </w:tcPr>
           <w:p>
             <w:pPr>
               <w:pStyle w:val="Compact"/>
@@ -6067,7 +6707,9 @@
           </w:p>
         </w:tc>
         <w:tc>
-          <w:tcPr/>
+          <w:tcPr>
+            <w:tcW w:type="dxa" w:w="4058"/>
+          </w:tcPr>
           <w:p>
             <w:pPr>
               <w:pStyle w:val="Compact"/>
@@ -6085,7 +6727,9 @@
       </w:tr>
       <w:tr>
         <w:tc>
-          <w:tcPr/>
+          <w:tcPr>
+            <w:tcW w:type="dxa" w:w="2360"/>
+          </w:tcPr>
           <w:p>
             <w:pPr>
               <w:pStyle w:val="Compact"/>
@@ -6101,7 +6745,9 @@
           </w:p>
         </w:tc>
         <w:tc>
-          <w:tcPr/>
+          <w:tcPr>
+            <w:tcW w:type="dxa" w:w="1656"/>
+          </w:tcPr>
           <w:p>
             <w:pPr>
               <w:pStyle w:val="Compact"/>
@@ -6117,7 +6763,9 @@
           </w:p>
         </w:tc>
         <w:tc>
-          <w:tcPr/>
+          <w:tcPr>
+            <w:tcW w:type="dxa" w:w="1283"/>
+          </w:tcPr>
           <w:p>
             <w:pPr>
               <w:pStyle w:val="Compact"/>
@@ -6133,7 +6781,9 @@
           </w:p>
         </w:tc>
         <w:tc>
-          <w:tcPr/>
+          <w:tcPr>
+            <w:tcW w:type="dxa" w:w="4058"/>
+          </w:tcPr>
           <w:p>
             <w:pPr>
               <w:pStyle w:val="Compact"/>
@@ -6151,7 +6801,9 @@
       </w:tr>
       <w:tr>
         <w:tc>
-          <w:tcPr/>
+          <w:tcPr>
+            <w:tcW w:type="dxa" w:w="2360"/>
+          </w:tcPr>
           <w:p>
             <w:pPr>
               <w:pStyle w:val="Compact"/>
@@ -6167,7 +6819,9 @@
           </w:p>
         </w:tc>
         <w:tc>
-          <w:tcPr/>
+          <w:tcPr>
+            <w:tcW w:type="dxa" w:w="1656"/>
+          </w:tcPr>
           <w:p>
             <w:pPr>
               <w:pStyle w:val="Compact"/>
@@ -6183,7 +6837,9 @@
           </w:p>
         </w:tc>
         <w:tc>
-          <w:tcPr/>
+          <w:tcPr>
+            <w:tcW w:type="dxa" w:w="1283"/>
+          </w:tcPr>
           <w:p>
             <w:pPr>
               <w:pStyle w:val="Compact"/>
@@ -6199,7 +6855,9 @@
           </w:p>
         </w:tc>
         <w:tc>
-          <w:tcPr/>
+          <w:tcPr>
+            <w:tcW w:type="dxa" w:w="4058"/>
+          </w:tcPr>
           <w:p>
             <w:pPr>
               <w:pStyle w:val="Compact"/>
@@ -6217,7 +6875,9 @@
       </w:tr>
       <w:tr>
         <w:tc>
-          <w:tcPr/>
+          <w:tcPr>
+            <w:tcW w:type="dxa" w:w="2360"/>
+          </w:tcPr>
           <w:p>
             <w:pPr>
               <w:pStyle w:val="Compact"/>
@@ -6233,7 +6893,9 @@
           </w:p>
         </w:tc>
         <w:tc>
-          <w:tcPr/>
+          <w:tcPr>
+            <w:tcW w:type="dxa" w:w="1656"/>
+          </w:tcPr>
           <w:p>
             <w:pPr>
               <w:pStyle w:val="Compact"/>
@@ -6249,7 +6911,9 @@
           </w:p>
         </w:tc>
         <w:tc>
-          <w:tcPr/>
+          <w:tcPr>
+            <w:tcW w:type="dxa" w:w="1283"/>
+          </w:tcPr>
           <w:p>
             <w:pPr>
               <w:pStyle w:val="Compact"/>
@@ -6265,7 +6929,9 @@
           </w:p>
         </w:tc>
         <w:tc>
-          <w:tcPr/>
+          <w:tcPr>
+            <w:tcW w:type="dxa" w:w="4058"/>
+          </w:tcPr>
           <w:p>
             <w:pPr>
               <w:pStyle w:val="Compact"/>
@@ -6283,7 +6949,9 @@
       </w:tr>
       <w:tr>
         <w:tc>
-          <w:tcPr/>
+          <w:tcPr>
+            <w:tcW w:type="dxa" w:w="2360"/>
+          </w:tcPr>
           <w:p>
             <w:pPr>
               <w:pStyle w:val="Compact"/>
@@ -6299,7 +6967,9 @@
           </w:p>
         </w:tc>
         <w:tc>
-          <w:tcPr/>
+          <w:tcPr>
+            <w:tcW w:type="dxa" w:w="1656"/>
+          </w:tcPr>
           <w:p>
             <w:pPr>
               <w:pStyle w:val="Compact"/>
@@ -6315,7 +6985,9 @@
           </w:p>
         </w:tc>
         <w:tc>
-          <w:tcPr/>
+          <w:tcPr>
+            <w:tcW w:type="dxa" w:w="1283"/>
+          </w:tcPr>
           <w:p>
             <w:pPr>
               <w:pStyle w:val="Compact"/>
@@ -6331,7 +7003,9 @@
           </w:p>
         </w:tc>
         <w:tc>
-          <w:tcPr/>
+          <w:tcPr>
+            <w:tcW w:type="dxa" w:w="4058"/>
+          </w:tcPr>
           <w:p>
             <w:pPr>
               <w:pStyle w:val="Compact"/>
@@ -6349,7 +7023,9 @@
       </w:tr>
       <w:tr>
         <w:tc>
-          <w:tcPr/>
+          <w:tcPr>
+            <w:tcW w:type="dxa" w:w="2360"/>
+          </w:tcPr>
           <w:p>
             <w:pPr>
               <w:pStyle w:val="Compact"/>
@@ -6365,7 +7041,9 @@
           </w:p>
         </w:tc>
         <w:tc>
-          <w:tcPr/>
+          <w:tcPr>
+            <w:tcW w:type="dxa" w:w="1656"/>
+          </w:tcPr>
           <w:p>
             <w:pPr>
               <w:pStyle w:val="Compact"/>
@@ -6381,7 +7059,9 @@
           </w:p>
         </w:tc>
         <w:tc>
-          <w:tcPr/>
+          <w:tcPr>
+            <w:tcW w:type="dxa" w:w="1283"/>
+          </w:tcPr>
           <w:p>
             <w:pPr>
               <w:pStyle w:val="Compact"/>
@@ -6397,7 +7077,9 @@
           </w:p>
         </w:tc>
         <w:tc>
-          <w:tcPr/>
+          <w:tcPr>
+            <w:tcW w:type="dxa" w:w="4058"/>
+          </w:tcPr>
           <w:p>
             <w:pPr>
               <w:pStyle w:val="Compact"/>
@@ -6415,7 +7097,9 @@
       </w:tr>
       <w:tr>
         <w:tc>
-          <w:tcPr/>
+          <w:tcPr>
+            <w:tcW w:type="dxa" w:w="2360"/>
+          </w:tcPr>
           <w:p>
             <w:pPr>
               <w:pStyle w:val="Compact"/>
@@ -6431,7 +7115,9 @@
           </w:p>
         </w:tc>
         <w:tc>
-          <w:tcPr/>
+          <w:tcPr>
+            <w:tcW w:type="dxa" w:w="1656"/>
+          </w:tcPr>
           <w:p>
             <w:pPr>
               <w:pStyle w:val="Compact"/>
@@ -6447,7 +7133,9 @@
           </w:p>
         </w:tc>
         <w:tc>
-          <w:tcPr/>
+          <w:tcPr>
+            <w:tcW w:type="dxa" w:w="1283"/>
+          </w:tcPr>
           <w:p>
             <w:pPr>
               <w:pStyle w:val="Compact"/>
@@ -6463,7 +7151,9 @@
           </w:p>
         </w:tc>
         <w:tc>
-          <w:tcPr/>
+          <w:tcPr>
+            <w:tcW w:type="dxa" w:w="4058"/>
+          </w:tcPr>
           <w:p>
             <w:pPr>
               <w:pStyle w:val="Compact"/>
@@ -6481,7 +7171,9 @@
       </w:tr>
       <w:tr>
         <w:tc>
-          <w:tcPr/>
+          <w:tcPr>
+            <w:tcW w:type="dxa" w:w="2360"/>
+          </w:tcPr>
           <w:p>
             <w:pPr>
               <w:pStyle w:val="Compact"/>
@@ -6497,7 +7189,9 @@
           </w:p>
         </w:tc>
         <w:tc>
-          <w:tcPr/>
+          <w:tcPr>
+            <w:tcW w:type="dxa" w:w="1656"/>
+          </w:tcPr>
           <w:p>
             <w:pPr>
               <w:pStyle w:val="Compact"/>
@@ -6513,7 +7207,9 @@
           </w:p>
         </w:tc>
         <w:tc>
-          <w:tcPr/>
+          <w:tcPr>
+            <w:tcW w:type="dxa" w:w="1283"/>
+          </w:tcPr>
           <w:p>
             <w:pPr>
               <w:pStyle w:val="Compact"/>
@@ -6529,7 +7225,9 @@
           </w:p>
         </w:tc>
         <w:tc>
-          <w:tcPr/>
+          <w:tcPr>
+            <w:tcW w:type="dxa" w:w="4058"/>
+          </w:tcPr>
           <w:p>
             <w:pPr>
               <w:pStyle w:val="Compact"/>
@@ -6547,7 +7245,9 @@
       </w:tr>
       <w:tr>
         <w:tc>
-          <w:tcPr/>
+          <w:tcPr>
+            <w:tcW w:type="dxa" w:w="2360"/>
+          </w:tcPr>
           <w:p>
             <w:pPr>
               <w:pStyle w:val="Compact"/>
@@ -6563,7 +7263,9 @@
           </w:p>
         </w:tc>
         <w:tc>
-          <w:tcPr/>
+          <w:tcPr>
+            <w:tcW w:type="dxa" w:w="1656"/>
+          </w:tcPr>
           <w:p>
             <w:pPr>
               <w:pStyle w:val="Compact"/>
@@ -6579,7 +7281,9 @@
           </w:p>
         </w:tc>
         <w:tc>
-          <w:tcPr/>
+          <w:tcPr>
+            <w:tcW w:type="dxa" w:w="1283"/>
+          </w:tcPr>
           <w:p>
             <w:pPr>
               <w:pStyle w:val="Compact"/>
@@ -6595,7 +7299,9 @@
           </w:p>
         </w:tc>
         <w:tc>
-          <w:tcPr/>
+          <w:tcPr>
+            <w:tcW w:type="dxa" w:w="4058"/>
+          </w:tcPr>
           <w:p>
             <w:pPr>
               <w:pStyle w:val="Compact"/>
@@ -6613,7 +7319,9 @@
       </w:tr>
       <w:tr>
         <w:tc>
-          <w:tcPr/>
+          <w:tcPr>
+            <w:tcW w:type="dxa" w:w="2360"/>
+          </w:tcPr>
           <w:p>
             <w:pPr>
               <w:pStyle w:val="Compact"/>
@@ -6629,7 +7337,9 @@
           </w:p>
         </w:tc>
         <w:tc>
-          <w:tcPr/>
+          <w:tcPr>
+            <w:tcW w:type="dxa" w:w="1656"/>
+          </w:tcPr>
           <w:p>
             <w:pPr>
               <w:pStyle w:val="Compact"/>
@@ -6645,7 +7355,9 @@
           </w:p>
         </w:tc>
         <w:tc>
-          <w:tcPr/>
+          <w:tcPr>
+            <w:tcW w:type="dxa" w:w="1283"/>
+          </w:tcPr>
           <w:p>
             <w:pPr>
               <w:pStyle w:val="Compact"/>
@@ -6661,7 +7373,9 @@
           </w:p>
         </w:tc>
         <w:tc>
-          <w:tcPr/>
+          <w:tcPr>
+            <w:tcW w:type="dxa" w:w="4058"/>
+          </w:tcPr>
           <w:p>
             <w:pPr>
               <w:pStyle w:val="Compact"/>
@@ -6679,7 +7393,9 @@
       </w:tr>
       <w:tr>
         <w:tc>
-          <w:tcPr/>
+          <w:tcPr>
+            <w:tcW w:type="dxa" w:w="2360"/>
+          </w:tcPr>
           <w:p>
             <w:pPr>
               <w:pStyle w:val="Compact"/>
@@ -6695,7 +7411,9 @@
           </w:p>
         </w:tc>
         <w:tc>
-          <w:tcPr/>
+          <w:tcPr>
+            <w:tcW w:type="dxa" w:w="1656"/>
+          </w:tcPr>
           <w:p>
             <w:pPr>
               <w:pStyle w:val="Compact"/>
@@ -6711,7 +7429,9 @@
           </w:p>
         </w:tc>
         <w:tc>
-          <w:tcPr/>
+          <w:tcPr>
+            <w:tcW w:type="dxa" w:w="1283"/>
+          </w:tcPr>
           <w:p>
             <w:pPr>
               <w:pStyle w:val="Compact"/>
@@ -6727,7 +7447,9 @@
           </w:p>
         </w:tc>
         <w:tc>
-          <w:tcPr/>
+          <w:tcPr>
+            <w:tcW w:type="dxa" w:w="4058"/>
+          </w:tcPr>
           <w:p>
             <w:pPr>
               <w:pStyle w:val="Compact"/>
@@ -6745,7 +7467,9 @@
       </w:tr>
       <w:tr>
         <w:tc>
-          <w:tcPr/>
+          <w:tcPr>
+            <w:tcW w:type="dxa" w:w="2360"/>
+          </w:tcPr>
           <w:p>
             <w:pPr>
               <w:pStyle w:val="Compact"/>
@@ -6761,7 +7485,9 @@
           </w:p>
         </w:tc>
         <w:tc>
-          <w:tcPr/>
+          <w:tcPr>
+            <w:tcW w:type="dxa" w:w="1656"/>
+          </w:tcPr>
           <w:p>
             <w:pPr>
               <w:pStyle w:val="Compact"/>
@@ -6777,7 +7503,9 @@
           </w:p>
         </w:tc>
         <w:tc>
-          <w:tcPr/>
+          <w:tcPr>
+            <w:tcW w:type="dxa" w:w="1283"/>
+          </w:tcPr>
           <w:p>
             <w:pPr>
               <w:pStyle w:val="Compact"/>
@@ -6793,7 +7521,9 @@
           </w:p>
         </w:tc>
         <w:tc>
-          <w:tcPr/>
+          <w:tcPr>
+            <w:tcW w:type="dxa" w:w="4058"/>
+          </w:tcPr>
           <w:p>
             <w:pPr>
               <w:pStyle w:val="Compact"/>
@@ -6811,7 +7541,9 @@
       </w:tr>
       <w:tr>
         <w:tc>
-          <w:tcPr/>
+          <w:tcPr>
+            <w:tcW w:type="dxa" w:w="2360"/>
+          </w:tcPr>
           <w:p>
             <w:pPr>
               <w:pStyle w:val="Compact"/>
@@ -6827,7 +7559,9 @@
           </w:p>
         </w:tc>
         <w:tc>
-          <w:tcPr/>
+          <w:tcPr>
+            <w:tcW w:type="dxa" w:w="1656"/>
+          </w:tcPr>
           <w:p>
             <w:pPr>
               <w:pStyle w:val="Compact"/>
@@ -6843,7 +7577,9 @@
           </w:p>
         </w:tc>
         <w:tc>
-          <w:tcPr/>
+          <w:tcPr>
+            <w:tcW w:type="dxa" w:w="1283"/>
+          </w:tcPr>
           <w:p>
             <w:pPr>
               <w:pStyle w:val="Compact"/>
@@ -6859,7 +7595,9 @@
           </w:p>
         </w:tc>
         <w:tc>
-          <w:tcPr/>
+          <w:tcPr>
+            <w:tcW w:type="dxa" w:w="4058"/>
+          </w:tcPr>
           <w:p>
             <w:pPr>
               <w:pStyle w:val="Compact"/>
@@ -6877,7 +7615,9 @@
       </w:tr>
       <w:tr>
         <w:tc>
-          <w:tcPr/>
+          <w:tcPr>
+            <w:tcW w:type="dxa" w:w="2360"/>
+          </w:tcPr>
           <w:p>
             <w:pPr>
               <w:pStyle w:val="Compact"/>
@@ -6893,7 +7633,9 @@
           </w:p>
         </w:tc>
         <w:tc>
-          <w:tcPr/>
+          <w:tcPr>
+            <w:tcW w:type="dxa" w:w="1656"/>
+          </w:tcPr>
           <w:p>
             <w:pPr>
               <w:pStyle w:val="Compact"/>
@@ -6909,7 +7651,9 @@
           </w:p>
         </w:tc>
         <w:tc>
-          <w:tcPr/>
+          <w:tcPr>
+            <w:tcW w:type="dxa" w:w="1283"/>
+          </w:tcPr>
           <w:p>
             <w:pPr>
               <w:pStyle w:val="Compact"/>
@@ -6925,7 +7669,9 @@
           </w:p>
         </w:tc>
         <w:tc>
-          <w:tcPr/>
+          <w:tcPr>
+            <w:tcW w:type="dxa" w:w="4058"/>
+          </w:tcPr>
           <w:p>
             <w:pPr>
               <w:pStyle w:val="Compact"/>
@@ -6943,7 +7689,9 @@
       </w:tr>
       <w:tr>
         <w:tc>
-          <w:tcPr/>
+          <w:tcPr>
+            <w:tcW w:type="dxa" w:w="2360"/>
+          </w:tcPr>
           <w:p>
             <w:pPr>
               <w:pStyle w:val="Compact"/>
@@ -6959,7 +7707,9 @@
           </w:p>
         </w:tc>
         <w:tc>
-          <w:tcPr/>
+          <w:tcPr>
+            <w:tcW w:type="dxa" w:w="1656"/>
+          </w:tcPr>
           <w:p>
             <w:pPr>
               <w:pStyle w:val="Compact"/>
@@ -6975,7 +7725,9 @@
           </w:p>
         </w:tc>
         <w:tc>
-          <w:tcPr/>
+          <w:tcPr>
+            <w:tcW w:type="dxa" w:w="1283"/>
+          </w:tcPr>
           <w:p>
             <w:pPr>
               <w:pStyle w:val="Compact"/>
@@ -6991,7 +7743,9 @@
           </w:p>
         </w:tc>
         <w:tc>
-          <w:tcPr/>
+          <w:tcPr>
+            <w:tcW w:type="dxa" w:w="4058"/>
+          </w:tcPr>
           <w:p>
             <w:pPr>
               <w:pStyle w:val="Compact"/>
@@ -7009,7 +7763,9 @@
       </w:tr>
       <w:tr>
         <w:tc>
-          <w:tcPr/>
+          <w:tcPr>
+            <w:tcW w:type="dxa" w:w="2360"/>
+          </w:tcPr>
           <w:p>
             <w:pPr>
               <w:pStyle w:val="Compact"/>
@@ -7025,7 +7781,9 @@
           </w:p>
         </w:tc>
         <w:tc>
-          <w:tcPr/>
+          <w:tcPr>
+            <w:tcW w:type="dxa" w:w="1656"/>
+          </w:tcPr>
           <w:p>
             <w:pPr>
               <w:pStyle w:val="Compact"/>
@@ -7041,7 +7799,9 @@
           </w:p>
         </w:tc>
         <w:tc>
-          <w:tcPr/>
+          <w:tcPr>
+            <w:tcW w:type="dxa" w:w="1283"/>
+          </w:tcPr>
           <w:p>
             <w:pPr>
               <w:pStyle w:val="Compact"/>
@@ -7057,7 +7817,9 @@
           </w:p>
         </w:tc>
         <w:tc>
-          <w:tcPr/>
+          <w:tcPr>
+            <w:tcW w:type="dxa" w:w="4058"/>
+          </w:tcPr>
           <w:p>
             <w:pPr>
               <w:pStyle w:val="Compact"/>
@@ -7075,7 +7837,9 @@
       </w:tr>
       <w:tr>
         <w:tc>
-          <w:tcPr/>
+          <w:tcPr>
+            <w:tcW w:type="dxa" w:w="2360"/>
+          </w:tcPr>
           <w:p>
             <w:pPr>
               <w:pStyle w:val="Compact"/>
@@ -7091,7 +7855,9 @@
           </w:p>
         </w:tc>
         <w:tc>
-          <w:tcPr/>
+          <w:tcPr>
+            <w:tcW w:type="dxa" w:w="1656"/>
+          </w:tcPr>
           <w:p>
             <w:pPr>
               <w:pStyle w:val="Compact"/>
@@ -7107,7 +7873,9 @@
           </w:p>
         </w:tc>
         <w:tc>
-          <w:tcPr/>
+          <w:tcPr>
+            <w:tcW w:type="dxa" w:w="1283"/>
+          </w:tcPr>
           <w:p>
             <w:pPr>
               <w:pStyle w:val="Compact"/>
@@ -7123,7 +7891,9 @@
           </w:p>
         </w:tc>
         <w:tc>
-          <w:tcPr/>
+          <w:tcPr>
+            <w:tcW w:type="dxa" w:w="4058"/>
+          </w:tcPr>
           <w:p>
             <w:pPr>
               <w:pStyle w:val="Compact"/>
@@ -7141,7 +7911,9 @@
       </w:tr>
       <w:tr>
         <w:tc>
-          <w:tcPr/>
+          <w:tcPr>
+            <w:tcW w:type="dxa" w:w="2360"/>
+          </w:tcPr>
           <w:p>
             <w:pPr>
               <w:pStyle w:val="Compact"/>
@@ -7157,7 +7929,9 @@
           </w:p>
         </w:tc>
         <w:tc>
-          <w:tcPr/>
+          <w:tcPr>
+            <w:tcW w:type="dxa" w:w="1656"/>
+          </w:tcPr>
           <w:p>
             <w:pPr>
               <w:pStyle w:val="Compact"/>
@@ -7173,7 +7947,9 @@
           </w:p>
         </w:tc>
         <w:tc>
-          <w:tcPr/>
+          <w:tcPr>
+            <w:tcW w:type="dxa" w:w="1283"/>
+          </w:tcPr>
           <w:p>
             <w:pPr>
               <w:pStyle w:val="Compact"/>
@@ -7189,7 +7965,9 @@
           </w:p>
         </w:tc>
         <w:tc>
-          <w:tcPr/>
+          <w:tcPr>
+            <w:tcW w:type="dxa" w:w="4058"/>
+          </w:tcPr>
           <w:p>
             <w:pPr>
               <w:pStyle w:val="Compact"/>
@@ -7207,7 +7985,9 @@
       </w:tr>
       <w:tr>
         <w:tc>
-          <w:tcPr/>
+          <w:tcPr>
+            <w:tcW w:type="dxa" w:w="2360"/>
+          </w:tcPr>
           <w:p>
             <w:pPr>
               <w:pStyle w:val="Compact"/>
@@ -7223,7 +8003,9 @@
           </w:p>
         </w:tc>
         <w:tc>
-          <w:tcPr/>
+          <w:tcPr>
+            <w:tcW w:type="dxa" w:w="1656"/>
+          </w:tcPr>
           <w:p>
             <w:pPr>
               <w:pStyle w:val="Compact"/>
@@ -7239,7 +8021,9 @@
           </w:p>
         </w:tc>
         <w:tc>
-          <w:tcPr/>
+          <w:tcPr>
+            <w:tcW w:type="dxa" w:w="1283"/>
+          </w:tcPr>
           <w:p>
             <w:pPr>
               <w:pStyle w:val="Compact"/>
@@ -7255,7 +8039,9 @@
           </w:p>
         </w:tc>
         <w:tc>
-          <w:tcPr/>
+          <w:tcPr>
+            <w:tcW w:type="dxa" w:w="4058"/>
+          </w:tcPr>
           <w:p>
             <w:pPr>
               <w:pStyle w:val="Compact"/>
@@ -7273,7 +8059,9 @@
       </w:tr>
       <w:tr>
         <w:tc>
-          <w:tcPr/>
+          <w:tcPr>
+            <w:tcW w:type="dxa" w:w="2360"/>
+          </w:tcPr>
           <w:p>
             <w:pPr>
               <w:pStyle w:val="Compact"/>
@@ -7289,7 +8077,9 @@
           </w:p>
         </w:tc>
         <w:tc>
-          <w:tcPr/>
+          <w:tcPr>
+            <w:tcW w:type="dxa" w:w="1656"/>
+          </w:tcPr>
           <w:p>
             <w:pPr>
               <w:pStyle w:val="Compact"/>
@@ -7305,7 +8095,9 @@
           </w:p>
         </w:tc>
         <w:tc>
-          <w:tcPr/>
+          <w:tcPr>
+            <w:tcW w:type="dxa" w:w="1283"/>
+          </w:tcPr>
           <w:p>
             <w:pPr>
               <w:pStyle w:val="Compact"/>
@@ -7321,7 +8113,9 @@
           </w:p>
         </w:tc>
         <w:tc>
-          <w:tcPr/>
+          <w:tcPr>
+            <w:tcW w:type="dxa" w:w="4058"/>
+          </w:tcPr>
           <w:p>
             <w:pPr>
               <w:pStyle w:val="Compact"/>
@@ -7339,7 +8133,9 @@
       </w:tr>
       <w:tr>
         <w:tc>
-          <w:tcPr/>
+          <w:tcPr>
+            <w:tcW w:type="dxa" w:w="2360"/>
+          </w:tcPr>
           <w:p>
             <w:pPr>
               <w:pStyle w:val="Compact"/>
@@ -7355,7 +8151,9 @@
           </w:p>
         </w:tc>
         <w:tc>
-          <w:tcPr/>
+          <w:tcPr>
+            <w:tcW w:type="dxa" w:w="1656"/>
+          </w:tcPr>
           <w:p>
             <w:pPr>
               <w:pStyle w:val="Compact"/>
@@ -7371,7 +8169,9 @@
           </w:p>
         </w:tc>
         <w:tc>
-          <w:tcPr/>
+          <w:tcPr>
+            <w:tcW w:type="dxa" w:w="1283"/>
+          </w:tcPr>
           <w:p>
             <w:pPr>
               <w:pStyle w:val="Compact"/>
@@ -7387,7 +8187,9 @@
           </w:p>
         </w:tc>
         <w:tc>
-          <w:tcPr/>
+          <w:tcPr>
+            <w:tcW w:type="dxa" w:w="4058"/>
+          </w:tcPr>
           <w:p>
             <w:pPr>
               <w:pStyle w:val="Compact"/>
@@ -7405,7 +8207,9 @@
       </w:tr>
       <w:tr>
         <w:tc>
-          <w:tcPr/>
+          <w:tcPr>
+            <w:tcW w:type="dxa" w:w="2360"/>
+          </w:tcPr>
           <w:p>
             <w:pPr>
               <w:pStyle w:val="Compact"/>
@@ -7421,7 +8225,9 @@
           </w:p>
         </w:tc>
         <w:tc>
-          <w:tcPr/>
+          <w:tcPr>
+            <w:tcW w:type="dxa" w:w="1656"/>
+          </w:tcPr>
           <w:p>
             <w:pPr>
               <w:pStyle w:val="Compact"/>
@@ -7437,7 +8243,9 @@
           </w:p>
         </w:tc>
         <w:tc>
-          <w:tcPr/>
+          <w:tcPr>
+            <w:tcW w:type="dxa" w:w="1283"/>
+          </w:tcPr>
           <w:p>
             <w:pPr>
               <w:pStyle w:val="Compact"/>
@@ -7453,7 +8261,9 @@
           </w:p>
         </w:tc>
         <w:tc>
-          <w:tcPr/>
+          <w:tcPr>
+            <w:tcW w:type="dxa" w:w="4058"/>
+          </w:tcPr>
           <w:p>
             <w:pPr>
               <w:pStyle w:val="Compact"/>
@@ -7471,7 +8281,9 @@
       </w:tr>
       <w:tr>
         <w:tc>
-          <w:tcPr/>
+          <w:tcPr>
+            <w:tcW w:type="dxa" w:w="2360"/>
+          </w:tcPr>
           <w:p>
             <w:pPr>
               <w:pStyle w:val="Compact"/>
@@ -7487,7 +8299,9 @@
           </w:p>
         </w:tc>
         <w:tc>
-          <w:tcPr/>
+          <w:tcPr>
+            <w:tcW w:type="dxa" w:w="1656"/>
+          </w:tcPr>
           <w:p>
             <w:pPr>
               <w:pStyle w:val="Compact"/>
@@ -7503,7 +8317,9 @@
           </w:p>
         </w:tc>
         <w:tc>
-          <w:tcPr/>
+          <w:tcPr>
+            <w:tcW w:type="dxa" w:w="1283"/>
+          </w:tcPr>
           <w:p>
             <w:pPr>
               <w:pStyle w:val="Compact"/>
@@ -7519,7 +8335,9 @@
           </w:p>
         </w:tc>
         <w:tc>
-          <w:tcPr/>
+          <w:tcPr>
+            <w:tcW w:type="dxa" w:w="4058"/>
+          </w:tcPr>
           <w:p>
             <w:pPr>
               <w:pStyle w:val="Compact"/>
@@ -7537,7 +8355,9 @@
       </w:tr>
       <w:tr>
         <w:tc>
-          <w:tcPr/>
+          <w:tcPr>
+            <w:tcW w:type="dxa" w:w="2360"/>
+          </w:tcPr>
           <w:p>
             <w:pPr>
               <w:pStyle w:val="Compact"/>
@@ -7553,7 +8373,9 @@
           </w:p>
         </w:tc>
         <w:tc>
-          <w:tcPr/>
+          <w:tcPr>
+            <w:tcW w:type="dxa" w:w="1656"/>
+          </w:tcPr>
           <w:p>
             <w:pPr>
               <w:pStyle w:val="Compact"/>
@@ -7569,7 +8391,9 @@
           </w:p>
         </w:tc>
         <w:tc>
-          <w:tcPr/>
+          <w:tcPr>
+            <w:tcW w:type="dxa" w:w="1283"/>
+          </w:tcPr>
           <w:p>
             <w:pPr>
               <w:pStyle w:val="Compact"/>
@@ -7585,7 +8409,9 @@
           </w:p>
         </w:tc>
         <w:tc>
-          <w:tcPr/>
+          <w:tcPr>
+            <w:tcW w:type="dxa" w:w="4058"/>
+          </w:tcPr>
           <w:p>
             <w:pPr>
               <w:pStyle w:val="Compact"/>
@@ -7603,7 +8429,9 @@
       </w:tr>
       <w:tr>
         <w:tc>
-          <w:tcPr/>
+          <w:tcPr>
+            <w:tcW w:type="dxa" w:w="2360"/>
+          </w:tcPr>
           <w:p>
             <w:pPr>
               <w:pStyle w:val="Compact"/>
@@ -7619,7 +8447,9 @@
           </w:p>
         </w:tc>
         <w:tc>
-          <w:tcPr/>
+          <w:tcPr>
+            <w:tcW w:type="dxa" w:w="1656"/>
+          </w:tcPr>
           <w:p>
             <w:pPr>
               <w:pStyle w:val="Compact"/>
@@ -7635,7 +8465,9 @@
           </w:p>
         </w:tc>
         <w:tc>
-          <w:tcPr/>
+          <w:tcPr>
+            <w:tcW w:type="dxa" w:w="1283"/>
+          </w:tcPr>
           <w:p>
             <w:pPr>
               <w:pStyle w:val="Compact"/>
@@ -7651,7 +8483,9 @@
           </w:p>
         </w:tc>
         <w:tc>
-          <w:tcPr/>
+          <w:tcPr>
+            <w:tcW w:type="dxa" w:w="4058"/>
+          </w:tcPr>
           <w:p>
             <w:pPr>
               <w:pStyle w:val="Compact"/>
@@ -7669,7 +8503,9 @@
       </w:tr>
       <w:tr>
         <w:tc>
-          <w:tcPr/>
+          <w:tcPr>
+            <w:tcW w:type="dxa" w:w="2360"/>
+          </w:tcPr>
           <w:p>
             <w:pPr>
               <w:pStyle w:val="Compact"/>
@@ -7685,7 +8521,9 @@
           </w:p>
         </w:tc>
         <w:tc>
-          <w:tcPr/>
+          <w:tcPr>
+            <w:tcW w:type="dxa" w:w="1656"/>
+          </w:tcPr>
           <w:p>
             <w:pPr>
               <w:pStyle w:val="Compact"/>
@@ -7701,7 +8539,9 @@
           </w:p>
         </w:tc>
         <w:tc>
-          <w:tcPr/>
+          <w:tcPr>
+            <w:tcW w:type="dxa" w:w="1283"/>
+          </w:tcPr>
           <w:p>
             <w:pPr>
               <w:pStyle w:val="Compact"/>
@@ -7717,7 +8557,9 @@
           </w:p>
         </w:tc>
         <w:tc>
-          <w:tcPr/>
+          <w:tcPr>
+            <w:tcW w:type="dxa" w:w="4058"/>
+          </w:tcPr>
           <w:p>
             <w:pPr>
               <w:pStyle w:val="Compact"/>
@@ -7735,7 +8577,9 @@
       </w:tr>
       <w:tr>
         <w:tc>
-          <w:tcPr/>
+          <w:tcPr>
+            <w:tcW w:type="dxa" w:w="2360"/>
+          </w:tcPr>
           <w:p>
             <w:pPr>
               <w:pStyle w:val="Compact"/>
@@ -7751,7 +8595,9 @@
           </w:p>
         </w:tc>
         <w:tc>
-          <w:tcPr/>
+          <w:tcPr>
+            <w:tcW w:type="dxa" w:w="1656"/>
+          </w:tcPr>
           <w:p>
             <w:pPr>
               <w:pStyle w:val="Compact"/>
@@ -7767,7 +8613,9 @@
           </w:p>
         </w:tc>
         <w:tc>
-          <w:tcPr/>
+          <w:tcPr>
+            <w:tcW w:type="dxa" w:w="1283"/>
+          </w:tcPr>
           <w:p>
             <w:pPr>
               <w:pStyle w:val="Compact"/>
@@ -7783,7 +8631,9 @@
           </w:p>
         </w:tc>
         <w:tc>
-          <w:tcPr/>
+          <w:tcPr>
+            <w:tcW w:type="dxa" w:w="4058"/>
+          </w:tcPr>
           <w:p>
             <w:pPr>
               <w:pStyle w:val="Compact"/>
@@ -7801,7 +8651,9 @@
       </w:tr>
       <w:tr>
         <w:tc>
-          <w:tcPr/>
+          <w:tcPr>
+            <w:tcW w:type="dxa" w:w="2360"/>
+          </w:tcPr>
           <w:p>
             <w:pPr>
               <w:pStyle w:val="Compact"/>
@@ -7817,7 +8669,9 @@
           </w:p>
         </w:tc>
         <w:tc>
-          <w:tcPr/>
+          <w:tcPr>
+            <w:tcW w:type="dxa" w:w="1656"/>
+          </w:tcPr>
           <w:p>
             <w:pPr>
               <w:pStyle w:val="Compact"/>
@@ -7833,7 +8687,9 @@
           </w:p>
         </w:tc>
         <w:tc>
-          <w:tcPr/>
+          <w:tcPr>
+            <w:tcW w:type="dxa" w:w="1283"/>
+          </w:tcPr>
           <w:p>
             <w:pPr>
               <w:pStyle w:val="Compact"/>
@@ -7849,7 +8705,9 @@
           </w:p>
         </w:tc>
         <w:tc>
-          <w:tcPr/>
+          <w:tcPr>
+            <w:tcW w:type="dxa" w:w="4058"/>
+          </w:tcPr>
           <w:p>
             <w:pPr>
               <w:pStyle w:val="Compact"/>
@@ -7867,7 +8725,9 @@
       </w:tr>
       <w:tr>
         <w:tc>
-          <w:tcPr/>
+          <w:tcPr>
+            <w:tcW w:type="dxa" w:w="2360"/>
+          </w:tcPr>
           <w:p>
             <w:pPr>
               <w:pStyle w:val="Compact"/>
@@ -7883,7 +8743,9 @@
           </w:p>
         </w:tc>
         <w:tc>
-          <w:tcPr/>
+          <w:tcPr>
+            <w:tcW w:type="dxa" w:w="1656"/>
+          </w:tcPr>
           <w:p>
             <w:pPr>
               <w:pStyle w:val="Compact"/>
@@ -7899,7 +8761,9 @@
           </w:p>
         </w:tc>
         <w:tc>
-          <w:tcPr/>
+          <w:tcPr>
+            <w:tcW w:type="dxa" w:w="1283"/>
+          </w:tcPr>
           <w:p>
             <w:pPr>
               <w:pStyle w:val="Compact"/>
@@ -7915,7 +8779,9 @@
           </w:p>
         </w:tc>
         <w:tc>
-          <w:tcPr/>
+          <w:tcPr>
+            <w:tcW w:type="dxa" w:w="4058"/>
+          </w:tcPr>
           <w:p>
             <w:pPr>
               <w:pStyle w:val="Compact"/>
@@ -7933,7 +8799,9 @@
       </w:tr>
       <w:tr>
         <w:tc>
-          <w:tcPr/>
+          <w:tcPr>
+            <w:tcW w:type="dxa" w:w="2360"/>
+          </w:tcPr>
           <w:p>
             <w:pPr>
               <w:pStyle w:val="Compact"/>
@@ -7949,7 +8817,9 @@
           </w:p>
         </w:tc>
         <w:tc>
-          <w:tcPr/>
+          <w:tcPr>
+            <w:tcW w:type="dxa" w:w="1656"/>
+          </w:tcPr>
           <w:p>
             <w:pPr>
               <w:pStyle w:val="Compact"/>
@@ -7965,7 +8835,9 @@
           </w:p>
         </w:tc>
         <w:tc>
-          <w:tcPr/>
+          <w:tcPr>
+            <w:tcW w:type="dxa" w:w="1283"/>
+          </w:tcPr>
           <w:p>
             <w:pPr>
               <w:pStyle w:val="Compact"/>
@@ -7981,7 +8853,9 @@
           </w:p>
         </w:tc>
         <w:tc>
-          <w:tcPr/>
+          <w:tcPr>
+            <w:tcW w:type="dxa" w:w="4058"/>
+          </w:tcPr>
           <w:p>
             <w:pPr>
               <w:pStyle w:val="Compact"/>
@@ -7999,7 +8873,9 @@
       </w:tr>
       <w:tr>
         <w:tc>
-          <w:tcPr/>
+          <w:tcPr>
+            <w:tcW w:type="dxa" w:w="2360"/>
+          </w:tcPr>
           <w:p>
             <w:pPr>
               <w:pStyle w:val="Compact"/>
@@ -8015,7 +8891,9 @@
           </w:p>
         </w:tc>
         <w:tc>
-          <w:tcPr/>
+          <w:tcPr>
+            <w:tcW w:type="dxa" w:w="1656"/>
+          </w:tcPr>
           <w:p>
             <w:pPr>
               <w:pStyle w:val="Compact"/>
@@ -8031,7 +8909,9 @@
           </w:p>
         </w:tc>
         <w:tc>
-          <w:tcPr/>
+          <w:tcPr>
+            <w:tcW w:type="dxa" w:w="1283"/>
+          </w:tcPr>
           <w:p>
             <w:pPr>
               <w:pStyle w:val="Compact"/>
@@ -8047,7 +8927,9 @@
           </w:p>
         </w:tc>
         <w:tc>
-          <w:tcPr/>
+          <w:tcPr>
+            <w:tcW w:type="dxa" w:w="4058"/>
+          </w:tcPr>
           <w:p>
             <w:pPr>
               <w:pStyle w:val="Compact"/>
@@ -8065,7 +8947,9 @@
       </w:tr>
       <w:tr>
         <w:tc>
-          <w:tcPr/>
+          <w:tcPr>
+            <w:tcW w:type="dxa" w:w="2360"/>
+          </w:tcPr>
           <w:p>
             <w:pPr>
               <w:pStyle w:val="Compact"/>
@@ -8081,7 +8965,9 @@
           </w:p>
         </w:tc>
         <w:tc>
-          <w:tcPr/>
+          <w:tcPr>
+            <w:tcW w:type="dxa" w:w="1656"/>
+          </w:tcPr>
           <w:p>
             <w:pPr>
               <w:pStyle w:val="Compact"/>
@@ -8097,7 +8983,9 @@
           </w:p>
         </w:tc>
         <w:tc>
-          <w:tcPr/>
+          <w:tcPr>
+            <w:tcW w:type="dxa" w:w="1283"/>
+          </w:tcPr>
           <w:p>
             <w:pPr>
               <w:pStyle w:val="Compact"/>
@@ -8113,7 +9001,9 @@
           </w:p>
         </w:tc>
         <w:tc>
-          <w:tcPr/>
+          <w:tcPr>
+            <w:tcW w:type="dxa" w:w="4058"/>
+          </w:tcPr>
           <w:p>
             <w:pPr>
               <w:pStyle w:val="Compact"/>
@@ -8131,7 +9021,9 @@
       </w:tr>
       <w:tr>
         <w:tc>
-          <w:tcPr/>
+          <w:tcPr>
+            <w:tcW w:type="dxa" w:w="2360"/>
+          </w:tcPr>
           <w:p>
             <w:pPr>
               <w:pStyle w:val="Compact"/>
@@ -8147,7 +9039,9 @@
           </w:p>
         </w:tc>
         <w:tc>
-          <w:tcPr/>
+          <w:tcPr>
+            <w:tcW w:type="dxa" w:w="1656"/>
+          </w:tcPr>
           <w:p>
             <w:pPr>
               <w:pStyle w:val="Compact"/>
@@ -8163,7 +9057,9 @@
           </w:p>
         </w:tc>
         <w:tc>
-          <w:tcPr/>
+          <w:tcPr>
+            <w:tcW w:type="dxa" w:w="1283"/>
+          </w:tcPr>
           <w:p>
             <w:pPr>
               <w:pStyle w:val="Compact"/>
@@ -8179,7 +9075,9 @@
           </w:p>
         </w:tc>
         <w:tc>
-          <w:tcPr/>
+          <w:tcPr>
+            <w:tcW w:type="dxa" w:w="4058"/>
+          </w:tcPr>
           <w:p>
             <w:pPr>
               <w:pStyle w:val="Compact"/>
@@ -8197,7 +9095,9 @@
       </w:tr>
       <w:tr>
         <w:tc>
-          <w:tcPr/>
+          <w:tcPr>
+            <w:tcW w:type="dxa" w:w="2360"/>
+          </w:tcPr>
           <w:p>
             <w:pPr>
               <w:pStyle w:val="Compact"/>
@@ -8213,7 +9113,9 @@
           </w:p>
         </w:tc>
         <w:tc>
-          <w:tcPr/>
+          <w:tcPr>
+            <w:tcW w:type="dxa" w:w="1656"/>
+          </w:tcPr>
           <w:p>
             <w:pPr>
               <w:pStyle w:val="Compact"/>
@@ -8229,7 +9131,9 @@
           </w:p>
         </w:tc>
         <w:tc>
-          <w:tcPr/>
+          <w:tcPr>
+            <w:tcW w:type="dxa" w:w="1283"/>
+          </w:tcPr>
           <w:p>
             <w:pPr>
               <w:pStyle w:val="Compact"/>
@@ -8245,7 +9149,9 @@
           </w:p>
         </w:tc>
         <w:tc>
-          <w:tcPr/>
+          <w:tcPr>
+            <w:tcW w:type="dxa" w:w="4058"/>
+          </w:tcPr>
           <w:p>
             <w:pPr>
               <w:pStyle w:val="Compact"/>
@@ -8263,7 +9169,9 @@
       </w:tr>
       <w:tr>
         <w:tc>
-          <w:tcPr/>
+          <w:tcPr>
+            <w:tcW w:type="dxa" w:w="2360"/>
+          </w:tcPr>
           <w:p>
             <w:pPr>
               <w:pStyle w:val="Compact"/>
@@ -8279,7 +9187,9 @@
           </w:p>
         </w:tc>
         <w:tc>
-          <w:tcPr/>
+          <w:tcPr>
+            <w:tcW w:type="dxa" w:w="1656"/>
+          </w:tcPr>
           <w:p>
             <w:pPr>
               <w:pStyle w:val="Compact"/>
@@ -8295,7 +9205,9 @@
           </w:p>
         </w:tc>
         <w:tc>
-          <w:tcPr/>
+          <w:tcPr>
+            <w:tcW w:type="dxa" w:w="1283"/>
+          </w:tcPr>
           <w:p>
             <w:pPr>
               <w:pStyle w:val="Compact"/>
@@ -8311,7 +9223,9 @@
           </w:p>
         </w:tc>
         <w:tc>
-          <w:tcPr/>
+          <w:tcPr>
+            <w:tcW w:type="dxa" w:w="4058"/>
+          </w:tcPr>
           <w:p>
             <w:pPr>
               <w:pStyle w:val="Compact"/>
@@ -8329,7 +9243,9 @@
       </w:tr>
       <w:tr>
         <w:tc>
-          <w:tcPr/>
+          <w:tcPr>
+            <w:tcW w:type="dxa" w:w="2360"/>
+          </w:tcPr>
           <w:p>
             <w:pPr>
               <w:pStyle w:val="Compact"/>
@@ -8345,7 +9261,9 @@
           </w:p>
         </w:tc>
         <w:tc>
-          <w:tcPr/>
+          <w:tcPr>
+            <w:tcW w:type="dxa" w:w="1656"/>
+          </w:tcPr>
           <w:p>
             <w:pPr>
               <w:pStyle w:val="Compact"/>
@@ -8361,7 +9279,9 @@
           </w:p>
         </w:tc>
         <w:tc>
-          <w:tcPr/>
+          <w:tcPr>
+            <w:tcW w:type="dxa" w:w="1283"/>
+          </w:tcPr>
           <w:p>
             <w:pPr>
               <w:pStyle w:val="Compact"/>
@@ -8377,7 +9297,9 @@
           </w:p>
         </w:tc>
         <w:tc>
-          <w:tcPr/>
+          <w:tcPr>
+            <w:tcW w:type="dxa" w:w="4058"/>
+          </w:tcPr>
           <w:p>
             <w:pPr>
               <w:pStyle w:val="Compact"/>

--- a/docs/paper/supplementary.docx
+++ b/docs/paper/supplementary.docx
@@ -9317,6 +9317,78 @@
       </w:tr>
     </w:tbl>
     <w:bookmarkEnd w:id="32"/>
+    <w:bookmarkStart w:id="33" w:name="s5.-model-verification"/>
+    <w:p>
+      <w:pPr>
+        <w:pStyle w:val="Heading1"/>
+      </w:pPr>
+      <w:r>
+        <w:t xml:space="preserve">S5. Model verification</w:t>
+      </w:r>
+    </w:p>
+    <w:p>
+      <w:pPr>
+        <w:pStyle w:val="FirstParagraph"/>
+      </w:pPr>
+      <w:r>
+        <w:t xml:space="preserve">The model components were verified by automated tests before the case</w:t>
+      </w:r>
+      <w:r>
+        <w:t xml:space="preserve"> </w:t>
+      </w:r>
+      <w:r>
+        <w:t xml:space="preserve">runs. The water injection pump power from NeqSim matches a hand calculation</w:t>
+      </w:r>
+      <w:r>
+        <w:t xml:space="preserve"> </w:t>
+      </w:r>
+      <w:r>
+        <w:t xml:space="preserve">of hydraulic power, the fuel model reproduces the LEOGO fuel coefficients,</w:t>
+      </w:r>
+      <w:r>
+        <w:t xml:space="preserve"> </w:t>
+      </w:r>
+      <w:r>
+        <w:t xml:space="preserve">and the piecewise-linear lever curves used by the scheduler match the</w:t>
+      </w:r>
+      <w:r>
+        <w:t xml:space="preserve"> </w:t>
+      </w:r>
+      <w:r>
+        <w:t xml:space="preserve">process model at every breakpoint. For the scheduler, the tests check on</w:t>
+      </w:r>
+      <w:r>
+        <w:t xml:space="preserve"> </w:t>
+      </w:r>
+      <w:r>
+        <w:t xml:space="preserve">short synthetic wind series that the power and heat balances close in every</w:t>
+      </w:r>
+      <w:r>
+        <w:t xml:space="preserve"> </w:t>
+      </w:r>
+      <w:r>
+        <w:t xml:space="preserve">hour, that the consumer limits and ramp rates are respected, that the fuel</w:t>
+      </w:r>
+      <w:r>
+        <w:t xml:space="preserve"> </w:t>
+      </w:r>
+      <w:r>
+        <w:t xml:space="preserve">reported equals the GT model applied to the scheduled loads, that a zero</w:t>
+      </w:r>
+      <w:r>
+        <w:t xml:space="preserve"> </w:t>
+      </w:r>
+      <w:r>
+        <w:t xml:space="preserve">deficit limit reproduces fixed injection, and that neither flexibility nor</w:t>
+      </w:r>
+      <w:r>
+        <w:t xml:space="preserve"> </w:t>
+      </w:r>
+      <w:r>
+        <w:t xml:space="preserve">a battery ever increases fuel use compared with fixed demand.</w:t>
+      </w:r>
+    </w:p>
+    <w:bookmarkEnd w:id="33"/>
     <w:sectPr>
       <w:footerReference r:id="rId9" w:type="default"/>
       <w:pgSz w:h="15840" w:w="12240"/>

--- a/docs/paper/supplementary.docx
+++ b/docs/paper/supplementary.docx
@@ -388,6 +388,7 @@
     <w:p>
       <w:pPr>
         <w:pStyle w:val="BodyText"/>
+        <w:keepNext/>
       </w:pPr>
       <w:r>
         <w:rPr>
@@ -427,6 +428,7 @@
       <w:tr>
         <w:trPr>
           <w:tblHeader w:val="true"/>
+          <w:tblHeader/>
         </w:trPr>
         <w:tc>
           <w:tcPr>

--- a/docs/paper/supplementary.docx
+++ b/docs/paper/supplementary.docx
@@ -420,10 +420,10 @@
         </w:tblBorders>
       </w:tblPr>
       <w:tblGrid>
-        <w:gridCol w:w="2360"/>
-        <w:gridCol w:w="1656"/>
-        <w:gridCol w:w="1283"/>
-        <w:gridCol w:w="4058"/>
+        <w:gridCol w:w="2340"/>
+        <w:gridCol w:w="2340"/>
+        <w:gridCol w:w="2340"/>
+        <w:gridCol w:w="2340"/>
       </w:tblGrid>
       <w:tr>
         <w:trPr>
@@ -432,7 +432,7 @@
         </w:trPr>
         <w:tc>
           <w:tcPr>
-            <w:tcW w:type="dxa" w:w="2360"/>
+            <w:tcW w:type="dxa" w:w="2340"/>
             <w:tcBorders>
               <w:bottom w:val="single" w:sz="4" w:space="0" w:color="000000"/>
             </w:tcBorders>
@@ -454,7 +454,7 @@
         </w:tc>
         <w:tc>
           <w:tcPr>
-            <w:tcW w:type="dxa" w:w="1656"/>
+            <w:tcW w:type="dxa" w:w="2340"/>
             <w:tcBorders>
               <w:bottom w:val="single" w:sz="4" w:space="0" w:color="000000"/>
             </w:tcBorders>
@@ -476,7 +476,7 @@
         </w:tc>
         <w:tc>
           <w:tcPr>
-            <w:tcW w:type="dxa" w:w="1283"/>
+            <w:tcW w:type="dxa" w:w="2340"/>
             <w:tcBorders>
               <w:bottom w:val="single" w:sz="4" w:space="0" w:color="000000"/>
             </w:tcBorders>
@@ -498,7 +498,7 @@
         </w:tc>
         <w:tc>
           <w:tcPr>
-            <w:tcW w:type="dxa" w:w="4058"/>
+            <w:tcW w:type="dxa" w:w="2340"/>
             <w:tcBorders>
               <w:bottom w:val="single" w:sz="4" w:space="0" w:color="000000"/>
             </w:tcBorders>
@@ -522,7 +522,7 @@
       <w:tr>
         <w:tc>
           <w:tcPr>
-            <w:tcW w:type="dxa" w:w="2360"/>
+            <w:tcW w:type="dxa" w:w="2340"/>
           </w:tcPr>
           <w:p>
             <w:pPr>
@@ -540,7 +540,7 @@
         </w:tc>
         <w:tc>
           <w:tcPr>
-            <w:tcW w:type="dxa" w:w="1656"/>
+            <w:tcW w:type="dxa" w:w="2340"/>
           </w:tcPr>
           <w:p>
             <w:pPr>
@@ -558,7 +558,7 @@
         </w:tc>
         <w:tc>
           <w:tcPr>
-            <w:tcW w:type="dxa" w:w="1283"/>
+            <w:tcW w:type="dxa" w:w="2340"/>
           </w:tcPr>
           <w:p>
             <w:pPr>
@@ -576,7 +576,7 @@
         </w:tc>
         <w:tc>
           <w:tcPr>
-            <w:tcW w:type="dxa" w:w="4058"/>
+            <w:tcW w:type="dxa" w:w="2340"/>
           </w:tcPr>
           <w:p>
             <w:pPr>
@@ -596,7 +596,7 @@
       <w:tr>
         <w:tc>
           <w:tcPr>
-            <w:tcW w:type="dxa" w:w="2360"/>
+            <w:tcW w:type="dxa" w:w="2340"/>
           </w:tcPr>
           <w:p>
             <w:pPr>
@@ -614,7 +614,7 @@
         </w:tc>
         <w:tc>
           <w:tcPr>
-            <w:tcW w:type="dxa" w:w="1656"/>
+            <w:tcW w:type="dxa" w:w="2340"/>
           </w:tcPr>
           <w:p>
             <w:pPr>
@@ -632,7 +632,7 @@
         </w:tc>
         <w:tc>
           <w:tcPr>
-            <w:tcW w:type="dxa" w:w="1283"/>
+            <w:tcW w:type="dxa" w:w="2340"/>
           </w:tcPr>
           <w:p>
             <w:pPr>
@@ -650,7 +650,7 @@
         </w:tc>
         <w:tc>
           <w:tcPr>
-            <w:tcW w:type="dxa" w:w="4058"/>
+            <w:tcW w:type="dxa" w:w="2340"/>
           </w:tcPr>
           <w:p>
             <w:pPr>
@@ -670,7 +670,7 @@
       <w:tr>
         <w:tc>
           <w:tcPr>
-            <w:tcW w:type="dxa" w:w="2360"/>
+            <w:tcW w:type="dxa" w:w="2340"/>
           </w:tcPr>
           <w:p>
             <w:pPr>
@@ -688,7 +688,7 @@
         </w:tc>
         <w:tc>
           <w:tcPr>
-            <w:tcW w:type="dxa" w:w="1656"/>
+            <w:tcW w:type="dxa" w:w="2340"/>
           </w:tcPr>
           <w:p>
             <w:pPr>
@@ -706,7 +706,7 @@
         </w:tc>
         <w:tc>
           <w:tcPr>
-            <w:tcW w:type="dxa" w:w="1283"/>
+            <w:tcW w:type="dxa" w:w="2340"/>
           </w:tcPr>
           <w:p>
             <w:pPr>
@@ -724,7 +724,7 @@
         </w:tc>
         <w:tc>
           <w:tcPr>
-            <w:tcW w:type="dxa" w:w="4058"/>
+            <w:tcW w:type="dxa" w:w="2340"/>
           </w:tcPr>
           <w:p>
             <w:pPr>
@@ -744,7 +744,7 @@
       <w:tr>
         <w:tc>
           <w:tcPr>
-            <w:tcW w:type="dxa" w:w="2360"/>
+            <w:tcW w:type="dxa" w:w="2340"/>
           </w:tcPr>
           <w:p>
             <w:pPr>
@@ -762,7 +762,7 @@
         </w:tc>
         <w:tc>
           <w:tcPr>
-            <w:tcW w:type="dxa" w:w="1656"/>
+            <w:tcW w:type="dxa" w:w="2340"/>
           </w:tcPr>
           <w:p>
             <w:pPr>
@@ -780,7 +780,7 @@
         </w:tc>
         <w:tc>
           <w:tcPr>
-            <w:tcW w:type="dxa" w:w="1283"/>
+            <w:tcW w:type="dxa" w:w="2340"/>
           </w:tcPr>
           <w:p>
             <w:pPr>
@@ -798,7 +798,7 @@
         </w:tc>
         <w:tc>
           <w:tcPr>
-            <w:tcW w:type="dxa" w:w="4058"/>
+            <w:tcW w:type="dxa" w:w="2340"/>
           </w:tcPr>
           <w:p>
             <w:pPr>
@@ -818,7 +818,7 @@
       <w:tr>
         <w:tc>
           <w:tcPr>
-            <w:tcW w:type="dxa" w:w="2360"/>
+            <w:tcW w:type="dxa" w:w="2340"/>
           </w:tcPr>
           <w:p>
             <w:pPr>
@@ -836,7 +836,7 @@
         </w:tc>
         <w:tc>
           <w:tcPr>
-            <w:tcW w:type="dxa" w:w="1656"/>
+            <w:tcW w:type="dxa" w:w="2340"/>
           </w:tcPr>
           <w:p>
             <w:pPr>
@@ -854,7 +854,7 @@
         </w:tc>
         <w:tc>
           <w:tcPr>
-            <w:tcW w:type="dxa" w:w="1283"/>
+            <w:tcW w:type="dxa" w:w="2340"/>
           </w:tcPr>
           <w:p>
             <w:pPr>
@@ -872,7 +872,7 @@
         </w:tc>
         <w:tc>
           <w:tcPr>
-            <w:tcW w:type="dxa" w:w="4058"/>
+            <w:tcW w:type="dxa" w:w="2340"/>
           </w:tcPr>
           <w:p>
             <w:pPr>
@@ -892,7 +892,7 @@
       <w:tr>
         <w:tc>
           <w:tcPr>
-            <w:tcW w:type="dxa" w:w="2360"/>
+            <w:tcW w:type="dxa" w:w="2340"/>
           </w:tcPr>
           <w:p>
             <w:pPr>
@@ -910,7 +910,7 @@
         </w:tc>
         <w:tc>
           <w:tcPr>
-            <w:tcW w:type="dxa" w:w="1656"/>
+            <w:tcW w:type="dxa" w:w="2340"/>
           </w:tcPr>
           <w:p>
             <w:pPr>
@@ -928,7 +928,7 @@
         </w:tc>
         <w:tc>
           <w:tcPr>
-            <w:tcW w:type="dxa" w:w="1283"/>
+            <w:tcW w:type="dxa" w:w="2340"/>
           </w:tcPr>
           <w:p>
             <w:pPr>
@@ -946,7 +946,7 @@
         </w:tc>
         <w:tc>
           <w:tcPr>
-            <w:tcW w:type="dxa" w:w="4058"/>
+            <w:tcW w:type="dxa" w:w="2340"/>
           </w:tcPr>
           <w:p>
             <w:pPr>
@@ -966,7 +966,7 @@
       <w:tr>
         <w:tc>
           <w:tcPr>
-            <w:tcW w:type="dxa" w:w="2360"/>
+            <w:tcW w:type="dxa" w:w="2340"/>
           </w:tcPr>
           <w:p>
             <w:pPr>
@@ -984,7 +984,7 @@
         </w:tc>
         <w:tc>
           <w:tcPr>
-            <w:tcW w:type="dxa" w:w="1656"/>
+            <w:tcW w:type="dxa" w:w="2340"/>
           </w:tcPr>
           <w:p>
             <w:pPr>
@@ -1002,7 +1002,7 @@
         </w:tc>
         <w:tc>
           <w:tcPr>
-            <w:tcW w:type="dxa" w:w="1283"/>
+            <w:tcW w:type="dxa" w:w="2340"/>
           </w:tcPr>
           <w:p>
             <w:pPr>
@@ -1020,7 +1020,7 @@
         </w:tc>
         <w:tc>
           <w:tcPr>
-            <w:tcW w:type="dxa" w:w="4058"/>
+            <w:tcW w:type="dxa" w:w="2340"/>
           </w:tcPr>
           <w:p>
             <w:pPr>
@@ -1040,7 +1040,7 @@
       <w:tr>
         <w:tc>
           <w:tcPr>
-            <w:tcW w:type="dxa" w:w="2360"/>
+            <w:tcW w:type="dxa" w:w="2340"/>
           </w:tcPr>
           <w:p>
             <w:pPr>
@@ -1058,7 +1058,7 @@
         </w:tc>
         <w:tc>
           <w:tcPr>
-            <w:tcW w:type="dxa" w:w="1656"/>
+            <w:tcW w:type="dxa" w:w="2340"/>
           </w:tcPr>
           <w:p>
             <w:pPr>
@@ -1076,7 +1076,7 @@
         </w:tc>
         <w:tc>
           <w:tcPr>
-            <w:tcW w:type="dxa" w:w="1283"/>
+            <w:tcW w:type="dxa" w:w="2340"/>
           </w:tcPr>
           <w:p>
             <w:pPr>
@@ -1094,7 +1094,7 @@
         </w:tc>
         <w:tc>
           <w:tcPr>
-            <w:tcW w:type="dxa" w:w="4058"/>
+            <w:tcW w:type="dxa" w:w="2340"/>
           </w:tcPr>
           <w:p>
             <w:pPr>
@@ -1114,7 +1114,7 @@
       <w:tr>
         <w:tc>
           <w:tcPr>
-            <w:tcW w:type="dxa" w:w="2360"/>
+            <w:tcW w:type="dxa" w:w="2340"/>
           </w:tcPr>
           <w:p>
             <w:pPr>
@@ -1132,7 +1132,7 @@
         </w:tc>
         <w:tc>
           <w:tcPr>
-            <w:tcW w:type="dxa" w:w="1656"/>
+            <w:tcW w:type="dxa" w:w="2340"/>
           </w:tcPr>
           <w:p>
             <w:pPr>
@@ -1150,7 +1150,7 @@
         </w:tc>
         <w:tc>
           <w:tcPr>
-            <w:tcW w:type="dxa" w:w="1283"/>
+            <w:tcW w:type="dxa" w:w="2340"/>
           </w:tcPr>
           <w:p>
             <w:pPr>
@@ -1168,7 +1168,7 @@
         </w:tc>
         <w:tc>
           <w:tcPr>
-            <w:tcW w:type="dxa" w:w="4058"/>
+            <w:tcW w:type="dxa" w:w="2340"/>
           </w:tcPr>
           <w:p>
             <w:pPr>
@@ -1188,7 +1188,7 @@
       <w:tr>
         <w:tc>
           <w:tcPr>
-            <w:tcW w:type="dxa" w:w="2360"/>
+            <w:tcW w:type="dxa" w:w="2340"/>
           </w:tcPr>
           <w:p>
             <w:pPr>
@@ -1206,7 +1206,7 @@
         </w:tc>
         <w:tc>
           <w:tcPr>
-            <w:tcW w:type="dxa" w:w="1656"/>
+            <w:tcW w:type="dxa" w:w="2340"/>
           </w:tcPr>
           <w:p>
             <w:pPr>
@@ -1224,7 +1224,7 @@
         </w:tc>
         <w:tc>
           <w:tcPr>
-            <w:tcW w:type="dxa" w:w="1283"/>
+            <w:tcW w:type="dxa" w:w="2340"/>
           </w:tcPr>
           <w:p>
             <w:pPr>
@@ -1242,7 +1242,7 @@
         </w:tc>
         <w:tc>
           <w:tcPr>
-            <w:tcW w:type="dxa" w:w="4058"/>
+            <w:tcW w:type="dxa" w:w="2340"/>
           </w:tcPr>
           <w:p>
             <w:pPr>
@@ -1262,7 +1262,7 @@
       <w:tr>
         <w:tc>
           <w:tcPr>
-            <w:tcW w:type="dxa" w:w="2360"/>
+            <w:tcW w:type="dxa" w:w="2340"/>
           </w:tcPr>
           <w:p>
             <w:pPr>
@@ -1280,7 +1280,7 @@
         </w:tc>
         <w:tc>
           <w:tcPr>
-            <w:tcW w:type="dxa" w:w="1656"/>
+            <w:tcW w:type="dxa" w:w="2340"/>
           </w:tcPr>
           <w:p>
             <w:pPr>
@@ -1298,7 +1298,7 @@
         </w:tc>
         <w:tc>
           <w:tcPr>
-            <w:tcW w:type="dxa" w:w="1283"/>
+            <w:tcW w:type="dxa" w:w="2340"/>
           </w:tcPr>
           <w:p>
             <w:pPr>
@@ -1316,7 +1316,7 @@
         </w:tc>
         <w:tc>
           <w:tcPr>
-            <w:tcW w:type="dxa" w:w="4058"/>
+            <w:tcW w:type="dxa" w:w="2340"/>
           </w:tcPr>
           <w:p>
             <w:pPr>
@@ -1336,7 +1336,7 @@
       <w:tr>
         <w:tc>
           <w:tcPr>
-            <w:tcW w:type="dxa" w:w="2360"/>
+            <w:tcW w:type="dxa" w:w="2340"/>
           </w:tcPr>
           <w:p>
             <w:pPr>
@@ -1354,7 +1354,7 @@
         </w:tc>
         <w:tc>
           <w:tcPr>
-            <w:tcW w:type="dxa" w:w="1656"/>
+            <w:tcW w:type="dxa" w:w="2340"/>
           </w:tcPr>
           <w:p>
             <w:pPr>
@@ -1372,7 +1372,7 @@
         </w:tc>
         <w:tc>
           <w:tcPr>
-            <w:tcW w:type="dxa" w:w="1283"/>
+            <w:tcW w:type="dxa" w:w="2340"/>
           </w:tcPr>
           <w:p>
             <w:pPr>
@@ -1390,7 +1390,7 @@
         </w:tc>
         <w:tc>
           <w:tcPr>
-            <w:tcW w:type="dxa" w:w="4058"/>
+            <w:tcW w:type="dxa" w:w="2340"/>
           </w:tcPr>
           <w:p>
             <w:pPr>
@@ -1410,7 +1410,7 @@
       <w:tr>
         <w:tc>
           <w:tcPr>
-            <w:tcW w:type="dxa" w:w="2360"/>
+            <w:tcW w:type="dxa" w:w="2340"/>
           </w:tcPr>
           <w:p>
             <w:pPr>
@@ -1428,7 +1428,7 @@
         </w:tc>
         <w:tc>
           <w:tcPr>
-            <w:tcW w:type="dxa" w:w="1656"/>
+            <w:tcW w:type="dxa" w:w="2340"/>
           </w:tcPr>
           <w:p>
             <w:pPr>
@@ -1446,7 +1446,7 @@
         </w:tc>
         <w:tc>
           <w:tcPr>
-            <w:tcW w:type="dxa" w:w="1283"/>
+            <w:tcW w:type="dxa" w:w="2340"/>
           </w:tcPr>
           <w:p>
             <w:pPr>
@@ -1464,7 +1464,7 @@
         </w:tc>
         <w:tc>
           <w:tcPr>
-            <w:tcW w:type="dxa" w:w="4058"/>
+            <w:tcW w:type="dxa" w:w="2340"/>
           </w:tcPr>
           <w:p>
             <w:pPr>
@@ -1484,7 +1484,7 @@
       <w:tr>
         <w:tc>
           <w:tcPr>
-            <w:tcW w:type="dxa" w:w="2360"/>
+            <w:tcW w:type="dxa" w:w="2340"/>
           </w:tcPr>
           <w:p>
             <w:pPr>
@@ -1502,7 +1502,7 @@
         </w:tc>
         <w:tc>
           <w:tcPr>
-            <w:tcW w:type="dxa" w:w="1656"/>
+            <w:tcW w:type="dxa" w:w="2340"/>
           </w:tcPr>
           <w:p>
             <w:pPr>
@@ -1520,7 +1520,7 @@
         </w:tc>
         <w:tc>
           <w:tcPr>
-            <w:tcW w:type="dxa" w:w="1283"/>
+            <w:tcW w:type="dxa" w:w="2340"/>
           </w:tcPr>
           <w:p>
             <w:pPr>
@@ -1538,7 +1538,7 @@
         </w:tc>
         <w:tc>
           <w:tcPr>
-            <w:tcW w:type="dxa" w:w="4058"/>
+            <w:tcW w:type="dxa" w:w="2340"/>
           </w:tcPr>
           <w:p>
             <w:pPr>
@@ -1558,7 +1558,7 @@
       <w:tr>
         <w:tc>
           <w:tcPr>
-            <w:tcW w:type="dxa" w:w="2360"/>
+            <w:tcW w:type="dxa" w:w="2340"/>
           </w:tcPr>
           <w:p>
             <w:pPr>
@@ -1576,7 +1576,7 @@
         </w:tc>
         <w:tc>
           <w:tcPr>
-            <w:tcW w:type="dxa" w:w="1656"/>
+            <w:tcW w:type="dxa" w:w="2340"/>
           </w:tcPr>
           <w:p>
             <w:pPr>
@@ -1594,7 +1594,7 @@
         </w:tc>
         <w:tc>
           <w:tcPr>
-            <w:tcW w:type="dxa" w:w="1283"/>
+            <w:tcW w:type="dxa" w:w="2340"/>
           </w:tcPr>
           <w:p>
             <w:pPr>
@@ -1612,7 +1612,7 @@
         </w:tc>
         <w:tc>
           <w:tcPr>
-            <w:tcW w:type="dxa" w:w="4058"/>
+            <w:tcW w:type="dxa" w:w="2340"/>
           </w:tcPr>
           <w:p>
             <w:pPr>
@@ -1632,7 +1632,7 @@
       <w:tr>
         <w:tc>
           <w:tcPr>
-            <w:tcW w:type="dxa" w:w="2360"/>
+            <w:tcW w:type="dxa" w:w="2340"/>
           </w:tcPr>
           <w:p>
             <w:pPr>
@@ -1650,7 +1650,7 @@
         </w:tc>
         <w:tc>
           <w:tcPr>
-            <w:tcW w:type="dxa" w:w="1656"/>
+            <w:tcW w:type="dxa" w:w="2340"/>
           </w:tcPr>
           <w:p>
             <w:pPr>
@@ -1668,7 +1668,7 @@
         </w:tc>
         <w:tc>
           <w:tcPr>
-            <w:tcW w:type="dxa" w:w="1283"/>
+            <w:tcW w:type="dxa" w:w="2340"/>
           </w:tcPr>
           <w:p>
             <w:pPr>
@@ -1686,7 +1686,7 @@
         </w:tc>
         <w:tc>
           <w:tcPr>
-            <w:tcW w:type="dxa" w:w="4058"/>
+            <w:tcW w:type="dxa" w:w="2340"/>
           </w:tcPr>
           <w:p>
             <w:pPr>
@@ -1706,7 +1706,7 @@
       <w:tr>
         <w:tc>
           <w:tcPr>
-            <w:tcW w:type="dxa" w:w="2360"/>
+            <w:tcW w:type="dxa" w:w="2340"/>
           </w:tcPr>
           <w:p>
             <w:pPr>
@@ -1724,7 +1724,7 @@
         </w:tc>
         <w:tc>
           <w:tcPr>
-            <w:tcW w:type="dxa" w:w="1656"/>
+            <w:tcW w:type="dxa" w:w="2340"/>
           </w:tcPr>
           <w:p>
             <w:pPr>
@@ -2006,7 +2006,7 @@
         </w:tc>
         <w:tc>
           <w:tcPr>
-            <w:tcW w:type="dxa" w:w="1283"/>
+            <w:tcW w:type="dxa" w:w="2340"/>
           </w:tcPr>
           <w:p>
             <w:pPr>
@@ -2024,7 +2024,7 @@
         </w:tc>
         <w:tc>
           <w:tcPr>
-            <w:tcW w:type="dxa" w:w="4058"/>
+            <w:tcW w:type="dxa" w:w="2340"/>
           </w:tcPr>
           <w:p>
             <w:pPr>
@@ -2044,7 +2044,7 @@
       <w:tr>
         <w:tc>
           <w:tcPr>
-            <w:tcW w:type="dxa" w:w="2360"/>
+            <w:tcW w:type="dxa" w:w="2340"/>
           </w:tcPr>
           <w:p>
             <w:pPr>
@@ -2062,7 +2062,7 @@
         </w:tc>
         <w:tc>
           <w:tcPr>
-            <w:tcW w:type="dxa" w:w="1656"/>
+            <w:tcW w:type="dxa" w:w="2340"/>
           </w:tcPr>
           <w:p>
             <w:pPr>
@@ -2080,7 +2080,7 @@
         </w:tc>
         <w:tc>
           <w:tcPr>
-            <w:tcW w:type="dxa" w:w="1283"/>
+            <w:tcW w:type="dxa" w:w="2340"/>
           </w:tcPr>
           <w:p>
             <w:pPr>
@@ -2098,7 +2098,7 @@
         </w:tc>
         <w:tc>
           <w:tcPr>
-            <w:tcW w:type="dxa" w:w="4058"/>
+            <w:tcW w:type="dxa" w:w="2340"/>
           </w:tcPr>
           <w:p>
             <w:pPr>
@@ -2118,7 +2118,7 @@
       <w:tr>
         <w:tc>
           <w:tcPr>
-            <w:tcW w:type="dxa" w:w="2360"/>
+            <w:tcW w:type="dxa" w:w="2340"/>
           </w:tcPr>
           <w:p>
             <w:pPr>
@@ -2136,7 +2136,7 @@
         </w:tc>
         <w:tc>
           <w:tcPr>
-            <w:tcW w:type="dxa" w:w="1656"/>
+            <w:tcW w:type="dxa" w:w="2340"/>
           </w:tcPr>
           <w:p>
             <w:pPr>
@@ -2154,7 +2154,7 @@
         </w:tc>
         <w:tc>
           <w:tcPr>
-            <w:tcW w:type="dxa" w:w="1283"/>
+            <w:tcW w:type="dxa" w:w="2340"/>
           </w:tcPr>
           <w:p>
             <w:pPr>
@@ -2172,7 +2172,7 @@
         </w:tc>
         <w:tc>
           <w:tcPr>
-            <w:tcW w:type="dxa" w:w="4058"/>
+            <w:tcW w:type="dxa" w:w="2340"/>
           </w:tcPr>
           <w:p>
             <w:pPr>
@@ -2192,7 +2192,7 @@
       <w:tr>
         <w:tc>
           <w:tcPr>
-            <w:tcW w:type="dxa" w:w="2360"/>
+            <w:tcW w:type="dxa" w:w="2340"/>
           </w:tcPr>
           <w:p>
             <w:pPr>
@@ -2210,7 +2210,7 @@
         </w:tc>
         <w:tc>
           <w:tcPr>
-            <w:tcW w:type="dxa" w:w="1656"/>
+            <w:tcW w:type="dxa" w:w="2340"/>
           </w:tcPr>
           <w:p>
             <w:pPr>
@@ -2228,7 +2228,7 @@
         </w:tc>
         <w:tc>
           <w:tcPr>
-            <w:tcW w:type="dxa" w:w="1283"/>
+            <w:tcW w:type="dxa" w:w="2340"/>
           </w:tcPr>
           <w:p>
             <w:pPr>
@@ -2246,7 +2246,7 @@
         </w:tc>
         <w:tc>
           <w:tcPr>
-            <w:tcW w:type="dxa" w:w="4058"/>
+            <w:tcW w:type="dxa" w:w="2340"/>
           </w:tcPr>
           <w:p>
             <w:pPr>
@@ -2266,7 +2266,7 @@
       <w:tr>
         <w:tc>
           <w:tcPr>
-            <w:tcW w:type="dxa" w:w="2360"/>
+            <w:tcW w:type="dxa" w:w="2340"/>
           </w:tcPr>
           <w:p>
             <w:pPr>
@@ -2284,7 +2284,7 @@
         </w:tc>
         <w:tc>
           <w:tcPr>
-            <w:tcW w:type="dxa" w:w="1656"/>
+            <w:tcW w:type="dxa" w:w="2340"/>
           </w:tcPr>
           <w:p>
             <w:pPr>
@@ -2302,7 +2302,7 @@
         </w:tc>
         <w:tc>
           <w:tcPr>
-            <w:tcW w:type="dxa" w:w="1283"/>
+            <w:tcW w:type="dxa" w:w="2340"/>
           </w:tcPr>
           <w:p>
             <w:pPr>
@@ -2320,7 +2320,7 @@
         </w:tc>
         <w:tc>
           <w:tcPr>
-            <w:tcW w:type="dxa" w:w="4058"/>
+            <w:tcW w:type="dxa" w:w="2340"/>
           </w:tcPr>
           <w:p>
             <w:pPr>
@@ -2340,7 +2340,7 @@
       <w:tr>
         <w:tc>
           <w:tcPr>
-            <w:tcW w:type="dxa" w:w="2360"/>
+            <w:tcW w:type="dxa" w:w="2340"/>
           </w:tcPr>
           <w:p>
             <w:pPr>
@@ -2358,7 +2358,7 @@
         </w:tc>
         <w:tc>
           <w:tcPr>
-            <w:tcW w:type="dxa" w:w="1656"/>
+            <w:tcW w:type="dxa" w:w="2340"/>
           </w:tcPr>
           <w:p>
             <w:pPr>
@@ -2376,7 +2376,7 @@
         </w:tc>
         <w:tc>
           <w:tcPr>
-            <w:tcW w:type="dxa" w:w="1283"/>
+            <w:tcW w:type="dxa" w:w="2340"/>
           </w:tcPr>
           <w:p>
             <w:pPr>
@@ -2394,7 +2394,7 @@
         </w:tc>
         <w:tc>
           <w:tcPr>
-            <w:tcW w:type="dxa" w:w="4058"/>
+            <w:tcW w:type="dxa" w:w="2340"/>
           </w:tcPr>
           <w:p>
             <w:pPr>
@@ -2414,7 +2414,7 @@
       <w:tr>
         <w:tc>
           <w:tcPr>
-            <w:tcW w:type="dxa" w:w="2360"/>
+            <w:tcW w:type="dxa" w:w="2340"/>
           </w:tcPr>
           <w:p>
             <w:pPr>
@@ -2432,7 +2432,7 @@
         </w:tc>
         <w:tc>
           <w:tcPr>
-            <w:tcW w:type="dxa" w:w="1656"/>
+            <w:tcW w:type="dxa" w:w="2340"/>
           </w:tcPr>
           <w:p>
             <w:pPr>
@@ -2450,7 +2450,7 @@
         </w:tc>
         <w:tc>
           <w:tcPr>
-            <w:tcW w:type="dxa" w:w="1283"/>
+            <w:tcW w:type="dxa" w:w="2340"/>
           </w:tcPr>
           <w:p>
             <w:pPr>
@@ -2468,7 +2468,7 @@
         </w:tc>
         <w:tc>
           <w:tcPr>
-            <w:tcW w:type="dxa" w:w="4058"/>
+            <w:tcW w:type="dxa" w:w="2340"/>
           </w:tcPr>
           <w:p>
             <w:pPr>
@@ -2488,7 +2488,7 @@
       <w:tr>
         <w:tc>
           <w:tcPr>
-            <w:tcW w:type="dxa" w:w="2360"/>
+            <w:tcW w:type="dxa" w:w="2340"/>
           </w:tcPr>
           <w:p>
             <w:pPr>
@@ -2506,7 +2506,7 @@
         </w:tc>
         <w:tc>
           <w:tcPr>
-            <w:tcW w:type="dxa" w:w="1656"/>
+            <w:tcW w:type="dxa" w:w="2340"/>
           </w:tcPr>
           <w:p>
             <w:pPr>
@@ -2524,7 +2524,7 @@
         </w:tc>
         <w:tc>
           <w:tcPr>
-            <w:tcW w:type="dxa" w:w="1283"/>
+            <w:tcW w:type="dxa" w:w="2340"/>
           </w:tcPr>
           <w:p>
             <w:pPr>
@@ -2542,7 +2542,7 @@
         </w:tc>
         <w:tc>
           <w:tcPr>
-            <w:tcW w:type="dxa" w:w="4058"/>
+            <w:tcW w:type="dxa" w:w="2340"/>
           </w:tcPr>
           <w:p>
             <w:pPr>
@@ -2562,7 +2562,7 @@
       <w:tr>
         <w:tc>
           <w:tcPr>
-            <w:tcW w:type="dxa" w:w="2360"/>
+            <w:tcW w:type="dxa" w:w="2340"/>
           </w:tcPr>
           <w:p>
             <w:pPr>
@@ -2580,7 +2580,7 @@
         </w:tc>
         <w:tc>
           <w:tcPr>
-            <w:tcW w:type="dxa" w:w="1656"/>
+            <w:tcW w:type="dxa" w:w="2340"/>
           </w:tcPr>
           <w:p>
             <w:pPr>
@@ -2598,7 +2598,7 @@
         </w:tc>
         <w:tc>
           <w:tcPr>
-            <w:tcW w:type="dxa" w:w="1283"/>
+            <w:tcW w:type="dxa" w:w="2340"/>
           </w:tcPr>
           <w:p>
             <w:pPr>
@@ -2616,7 +2616,7 @@
         </w:tc>
         <w:tc>
           <w:tcPr>
-            <w:tcW w:type="dxa" w:w="4058"/>
+            <w:tcW w:type="dxa" w:w="2340"/>
           </w:tcPr>
           <w:p>
             <w:pPr>
@@ -2636,7 +2636,7 @@
       <w:tr>
         <w:tc>
           <w:tcPr>
-            <w:tcW w:type="dxa" w:w="2360"/>
+            <w:tcW w:type="dxa" w:w="2340"/>
           </w:tcPr>
           <w:p>
             <w:pPr>
@@ -2654,7 +2654,7 @@
         </w:tc>
         <w:tc>
           <w:tcPr>
-            <w:tcW w:type="dxa" w:w="1656"/>
+            <w:tcW w:type="dxa" w:w="2340"/>
           </w:tcPr>
           <w:p>
             <w:pPr>
@@ -2672,7 +2672,7 @@
         </w:tc>
         <w:tc>
           <w:tcPr>
-            <w:tcW w:type="dxa" w:w="1283"/>
+            <w:tcW w:type="dxa" w:w="2340"/>
           </w:tcPr>
           <w:p>
             <w:pPr>
@@ -2690,7 +2690,7 @@
         </w:tc>
         <w:tc>
           <w:tcPr>
-            <w:tcW w:type="dxa" w:w="4058"/>
+            <w:tcW w:type="dxa" w:w="2340"/>
           </w:tcPr>
           <w:p>
             <w:pPr>
@@ -2710,7 +2710,7 @@
       <w:tr>
         <w:tc>
           <w:tcPr>
-            <w:tcW w:type="dxa" w:w="2360"/>
+            <w:tcW w:type="dxa" w:w="2340"/>
           </w:tcPr>
           <w:p>
             <w:pPr>
@@ -2728,7 +2728,7 @@
         </w:tc>
         <w:tc>
           <w:tcPr>
-            <w:tcW w:type="dxa" w:w="1656"/>
+            <w:tcW w:type="dxa" w:w="2340"/>
           </w:tcPr>
           <w:p>
             <w:pPr>
@@ -2746,7 +2746,7 @@
         </w:tc>
         <w:tc>
           <w:tcPr>
-            <w:tcW w:type="dxa" w:w="1283"/>
+            <w:tcW w:type="dxa" w:w="2340"/>
           </w:tcPr>
           <w:p>
             <w:pPr>
@@ -2764,7 +2764,7 @@
         </w:tc>
         <w:tc>
           <w:tcPr>
-            <w:tcW w:type="dxa" w:w="4058"/>
+            <w:tcW w:type="dxa" w:w="2340"/>
           </w:tcPr>
           <w:p>
             <w:pPr>
@@ -2784,7 +2784,7 @@
       <w:tr>
         <w:tc>
           <w:tcPr>
-            <w:tcW w:type="dxa" w:w="2360"/>
+            <w:tcW w:type="dxa" w:w="2340"/>
           </w:tcPr>
           <w:p>
             <w:pPr>
@@ -2802,7 +2802,7 @@
         </w:tc>
         <w:tc>
           <w:tcPr>
-            <w:tcW w:type="dxa" w:w="1656"/>
+            <w:tcW w:type="dxa" w:w="2340"/>
           </w:tcPr>
           <w:p>
             <w:pPr>
@@ -2820,7 +2820,7 @@
         </w:tc>
         <w:tc>
           <w:tcPr>
-            <w:tcW w:type="dxa" w:w="1283"/>
+            <w:tcW w:type="dxa" w:w="2340"/>
           </w:tcPr>
           <w:p>
             <w:pPr>
@@ -2838,7 +2838,7 @@
         </w:tc>
         <w:tc>
           <w:tcPr>
-            <w:tcW w:type="dxa" w:w="4058"/>
+            <w:tcW w:type="dxa" w:w="2340"/>
           </w:tcPr>
           <w:p>
             <w:pPr>
@@ -2858,7 +2858,7 @@
       <w:tr>
         <w:tc>
           <w:tcPr>
-            <w:tcW w:type="dxa" w:w="2360"/>
+            <w:tcW w:type="dxa" w:w="2340"/>
           </w:tcPr>
           <w:p>
             <w:pPr>
@@ -2876,7 +2876,7 @@
         </w:tc>
         <w:tc>
           <w:tcPr>
-            <w:tcW w:type="dxa" w:w="1656"/>
+            <w:tcW w:type="dxa" w:w="2340"/>
           </w:tcPr>
           <w:p>
             <w:pPr>
@@ -2894,7 +2894,7 @@
         </w:tc>
         <w:tc>
           <w:tcPr>
-            <w:tcW w:type="dxa" w:w="1283"/>
+            <w:tcW w:type="dxa" w:w="2340"/>
           </w:tcPr>
           <w:p>
             <w:pPr>
@@ -2912,7 +2912,7 @@
         </w:tc>
         <w:tc>
           <w:tcPr>
-            <w:tcW w:type="dxa" w:w="4058"/>
+            <w:tcW w:type="dxa" w:w="2340"/>
           </w:tcPr>
           <w:p>
             <w:pPr>
@@ -2932,7 +2932,7 @@
       <w:tr>
         <w:tc>
           <w:tcPr>
-            <w:tcW w:type="dxa" w:w="2360"/>
+            <w:tcW w:type="dxa" w:w="2340"/>
           </w:tcPr>
           <w:p>
             <w:pPr>
@@ -2950,7 +2950,7 @@
         </w:tc>
         <w:tc>
           <w:tcPr>
-            <w:tcW w:type="dxa" w:w="1656"/>
+            <w:tcW w:type="dxa" w:w="2340"/>
           </w:tcPr>
           <w:p>
             <w:pPr>
@@ -2968,7 +2968,7 @@
         </w:tc>
         <w:tc>
           <w:tcPr>
-            <w:tcW w:type="dxa" w:w="1283"/>
+            <w:tcW w:type="dxa" w:w="2340"/>
           </w:tcPr>
           <w:p>
             <w:pPr>
@@ -2986,7 +2986,7 @@
         </w:tc>
         <w:tc>
           <w:tcPr>
-            <w:tcW w:type="dxa" w:w="4058"/>
+            <w:tcW w:type="dxa" w:w="2340"/>
           </w:tcPr>
           <w:p>
             <w:pPr>
@@ -3006,7 +3006,7 @@
       <w:tr>
         <w:tc>
           <w:tcPr>
-            <w:tcW w:type="dxa" w:w="2360"/>
+            <w:tcW w:type="dxa" w:w="2340"/>
           </w:tcPr>
           <w:p>
             <w:pPr>
@@ -3024,7 +3024,7 @@
         </w:tc>
         <w:tc>
           <w:tcPr>
-            <w:tcW w:type="dxa" w:w="1656"/>
+            <w:tcW w:type="dxa" w:w="2340"/>
           </w:tcPr>
           <w:p>
             <w:pPr>
@@ -3042,7 +3042,7 @@
         </w:tc>
         <w:tc>
           <w:tcPr>
-            <w:tcW w:type="dxa" w:w="1283"/>
+            <w:tcW w:type="dxa" w:w="2340"/>
           </w:tcPr>
           <w:p>
             <w:pPr>
@@ -3060,7 +3060,7 @@
         </w:tc>
         <w:tc>
           <w:tcPr>
-            <w:tcW w:type="dxa" w:w="4058"/>
+            <w:tcW w:type="dxa" w:w="2340"/>
           </w:tcPr>
           <w:p>
             <w:pPr>
@@ -3080,7 +3080,7 @@
       <w:tr>
         <w:tc>
           <w:tcPr>
-            <w:tcW w:type="dxa" w:w="2360"/>
+            <w:tcW w:type="dxa" w:w="2340"/>
           </w:tcPr>
           <w:p>
             <w:pPr>
@@ -3098,7 +3098,7 @@
         </w:tc>
         <w:tc>
           <w:tcPr>
-            <w:tcW w:type="dxa" w:w="1656"/>
+            <w:tcW w:type="dxa" w:w="2340"/>
           </w:tcPr>
           <w:p>
             <w:pPr>
@@ -3116,7 +3116,7 @@
         </w:tc>
         <w:tc>
           <w:tcPr>
-            <w:tcW w:type="dxa" w:w="1283"/>
+            <w:tcW w:type="dxa" w:w="2340"/>
           </w:tcPr>
           <w:p>
             <w:pPr>
@@ -3134,7 +3134,7 @@
         </w:tc>
         <w:tc>
           <w:tcPr>
-            <w:tcW w:type="dxa" w:w="4058"/>
+            <w:tcW w:type="dxa" w:w="2340"/>
           </w:tcPr>
           <w:p>
             <w:pPr>
@@ -3154,7 +3154,7 @@
       <w:tr>
         <w:tc>
           <w:tcPr>
-            <w:tcW w:type="dxa" w:w="2360"/>
+            <w:tcW w:type="dxa" w:w="2340"/>
           </w:tcPr>
           <w:p>
             <w:pPr>
@@ -3172,7 +3172,7 @@
         </w:tc>
         <w:tc>
           <w:tcPr>
-            <w:tcW w:type="dxa" w:w="1656"/>
+            <w:tcW w:type="dxa" w:w="2340"/>
           </w:tcPr>
           <w:p>
             <w:pPr>
@@ -3190,7 +3190,7 @@
         </w:tc>
         <w:tc>
           <w:tcPr>
-            <w:tcW w:type="dxa" w:w="1283"/>
+            <w:tcW w:type="dxa" w:w="2340"/>
           </w:tcPr>
           <w:p>
             <w:pPr>
@@ -3208,7 +3208,7 @@
         </w:tc>
         <w:tc>
           <w:tcPr>
-            <w:tcW w:type="dxa" w:w="4058"/>
+            <w:tcW w:type="dxa" w:w="2340"/>
           </w:tcPr>
           <w:p>
             <w:pPr>
@@ -3228,7 +3228,7 @@
       <w:tr>
         <w:tc>
           <w:tcPr>
-            <w:tcW w:type="dxa" w:w="2360"/>
+            <w:tcW w:type="dxa" w:w="2340"/>
           </w:tcPr>
           <w:p>
             <w:pPr>
@@ -3246,7 +3246,7 @@
         </w:tc>
         <w:tc>
           <w:tcPr>
-            <w:tcW w:type="dxa" w:w="1656"/>
+            <w:tcW w:type="dxa" w:w="2340"/>
           </w:tcPr>
           <w:p>
             <w:pPr>
@@ -3558,7 +3558,7 @@
         </w:tc>
         <w:tc>
           <w:tcPr>
-            <w:tcW w:type="dxa" w:w="1283"/>
+            <w:tcW w:type="dxa" w:w="2340"/>
           </w:tcPr>
           <w:p>
             <w:pPr>
@@ -3576,7 +3576,7 @@
         </w:tc>
         <w:tc>
           <w:tcPr>
-            <w:tcW w:type="dxa" w:w="4058"/>
+            <w:tcW w:type="dxa" w:w="2340"/>
           </w:tcPr>
           <w:p>
             <w:pPr>
@@ -3596,7 +3596,7 @@
       <w:tr>
         <w:tc>
           <w:tcPr>
-            <w:tcW w:type="dxa" w:w="2360"/>
+            <w:tcW w:type="dxa" w:w="2340"/>
           </w:tcPr>
           <w:p>
             <w:pPr>
@@ -3614,7 +3614,7 @@
         </w:tc>
         <w:tc>
           <w:tcPr>
-            <w:tcW w:type="dxa" w:w="1656"/>
+            <w:tcW w:type="dxa" w:w="2340"/>
           </w:tcPr>
           <w:p>
             <w:pPr>
@@ -3806,7 +3806,7 @@
         </w:tc>
         <w:tc>
           <w:tcPr>
-            <w:tcW w:type="dxa" w:w="1283"/>
+            <w:tcW w:type="dxa" w:w="2340"/>
           </w:tcPr>
           <w:p>
             <w:pPr>
@@ -3824,7 +3824,7 @@
         </w:tc>
         <w:tc>
           <w:tcPr>
-            <w:tcW w:type="dxa" w:w="4058"/>
+            <w:tcW w:type="dxa" w:w="2340"/>
           </w:tcPr>
           <w:p>
             <w:pPr>
@@ -3844,7 +3844,7 @@
       <w:tr>
         <w:tc>
           <w:tcPr>
-            <w:tcW w:type="dxa" w:w="2360"/>
+            <w:tcW w:type="dxa" w:w="2340"/>
           </w:tcPr>
           <w:p>
             <w:pPr>
@@ -3862,7 +3862,7 @@
         </w:tc>
         <w:tc>
           <w:tcPr>
-            <w:tcW w:type="dxa" w:w="1656"/>
+            <w:tcW w:type="dxa" w:w="2340"/>
           </w:tcPr>
           <w:p>
             <w:pPr>
@@ -3880,7 +3880,7 @@
         </w:tc>
         <w:tc>
           <w:tcPr>
-            <w:tcW w:type="dxa" w:w="1283"/>
+            <w:tcW w:type="dxa" w:w="2340"/>
           </w:tcPr>
           <w:p>
             <w:pPr>
@@ -3898,7 +3898,7 @@
         </w:tc>
         <w:tc>
           <w:tcPr>
-            <w:tcW w:type="dxa" w:w="4058"/>
+            <w:tcW w:type="dxa" w:w="2340"/>
           </w:tcPr>
           <w:p>
             <w:pPr>
@@ -3918,7 +3918,7 @@
       <w:tr>
         <w:tc>
           <w:tcPr>
-            <w:tcW w:type="dxa" w:w="2360"/>
+            <w:tcW w:type="dxa" w:w="2340"/>
           </w:tcPr>
           <w:p>
             <w:pPr>
@@ -3936,7 +3936,7 @@
         </w:tc>
         <w:tc>
           <w:tcPr>
-            <w:tcW w:type="dxa" w:w="1656"/>
+            <w:tcW w:type="dxa" w:w="2340"/>
           </w:tcPr>
           <w:p>
             <w:pPr>
@@ -3954,7 +3954,7 @@
         </w:tc>
         <w:tc>
           <w:tcPr>
-            <w:tcW w:type="dxa" w:w="1283"/>
+            <w:tcW w:type="dxa" w:w="2340"/>
           </w:tcPr>
           <w:p>
             <w:pPr>
@@ -3972,7 +3972,7 @@
         </w:tc>
         <w:tc>
           <w:tcPr>
-            <w:tcW w:type="dxa" w:w="4058"/>
+            <w:tcW w:type="dxa" w:w="2340"/>
           </w:tcPr>
           <w:p>
             <w:pPr>
@@ -3992,7 +3992,7 @@
       <w:tr>
         <w:tc>
           <w:tcPr>
-            <w:tcW w:type="dxa" w:w="2360"/>
+            <w:tcW w:type="dxa" w:w="2340"/>
           </w:tcPr>
           <w:p>
             <w:pPr>
@@ -4010,7 +4010,7 @@
         </w:tc>
         <w:tc>
           <w:tcPr>
-            <w:tcW w:type="dxa" w:w="1656"/>
+            <w:tcW w:type="dxa" w:w="2340"/>
           </w:tcPr>
           <w:p>
             <w:pPr>
@@ -4028,7 +4028,7 @@
         </w:tc>
         <w:tc>
           <w:tcPr>
-            <w:tcW w:type="dxa" w:w="1283"/>
+            <w:tcW w:type="dxa" w:w="2340"/>
           </w:tcPr>
           <w:p>
             <w:pPr>
@@ -4046,7 +4046,7 @@
         </w:tc>
         <w:tc>
           <w:tcPr>
-            <w:tcW w:type="dxa" w:w="4058"/>
+            <w:tcW w:type="dxa" w:w="2340"/>
           </w:tcPr>
           <w:p>
             <w:pPr>
@@ -4066,7 +4066,7 @@
       <w:tr>
         <w:tc>
           <w:tcPr>
-            <w:tcW w:type="dxa" w:w="2360"/>
+            <w:tcW w:type="dxa" w:w="2340"/>
           </w:tcPr>
           <w:p>
             <w:pPr>
@@ -4084,7 +4084,7 @@
         </w:tc>
         <w:tc>
           <w:tcPr>
-            <w:tcW w:type="dxa" w:w="1656"/>
+            <w:tcW w:type="dxa" w:w="2340"/>
           </w:tcPr>
           <w:p>
             <w:pPr>
@@ -4102,7 +4102,7 @@
         </w:tc>
         <w:tc>
           <w:tcPr>
-            <w:tcW w:type="dxa" w:w="1283"/>
+            <w:tcW w:type="dxa" w:w="2340"/>
           </w:tcPr>
           <w:p>
             <w:pPr>
@@ -4120,7 +4120,7 @@
         </w:tc>
         <w:tc>
           <w:tcPr>
-            <w:tcW w:type="dxa" w:w="4058"/>
+            <w:tcW w:type="dxa" w:w="2340"/>
           </w:tcPr>
           <w:p>
             <w:pPr>
@@ -4140,7 +4140,7 @@
       <w:tr>
         <w:tc>
           <w:tcPr>
-            <w:tcW w:type="dxa" w:w="2360"/>
+            <w:tcW w:type="dxa" w:w="2340"/>
           </w:tcPr>
           <w:p>
             <w:pPr>
@@ -4158,7 +4158,7 @@
         </w:tc>
         <w:tc>
           <w:tcPr>
-            <w:tcW w:type="dxa" w:w="1656"/>
+            <w:tcW w:type="dxa" w:w="2340"/>
           </w:tcPr>
           <w:p>
             <w:pPr>
@@ -4176,7 +4176,7 @@
         </w:tc>
         <w:tc>
           <w:tcPr>
-            <w:tcW w:type="dxa" w:w="1283"/>
+            <w:tcW w:type="dxa" w:w="2340"/>
           </w:tcPr>
           <w:p>
             <w:pPr>
@@ -4194,7 +4194,7 @@
         </w:tc>
         <w:tc>
           <w:tcPr>
-            <w:tcW w:type="dxa" w:w="4058"/>
+            <w:tcW w:type="dxa" w:w="2340"/>
           </w:tcPr>
           <w:p>
             <w:pPr>
@@ -4214,7 +4214,7 @@
       <w:tr>
         <w:tc>
           <w:tcPr>
-            <w:tcW w:type="dxa" w:w="2360"/>
+            <w:tcW w:type="dxa" w:w="2340"/>
           </w:tcPr>
           <w:p>
             <w:pPr>
@@ -4232,7 +4232,7 @@
         </w:tc>
         <w:tc>
           <w:tcPr>
-            <w:tcW w:type="dxa" w:w="1656"/>
+            <w:tcW w:type="dxa" w:w="2340"/>
           </w:tcPr>
           <w:p>
             <w:pPr>
@@ -4250,7 +4250,7 @@
         </w:tc>
         <w:tc>
           <w:tcPr>
-            <w:tcW w:type="dxa" w:w="1283"/>
+            <w:tcW w:type="dxa" w:w="2340"/>
           </w:tcPr>
           <w:p>
             <w:pPr>
@@ -4268,7 +4268,7 @@
         </w:tc>
         <w:tc>
           <w:tcPr>
-            <w:tcW w:type="dxa" w:w="4058"/>
+            <w:tcW w:type="dxa" w:w="2340"/>
           </w:tcPr>
           <w:p>
             <w:pPr>
@@ -4288,7 +4288,7 @@
       <w:tr>
         <w:tc>
           <w:tcPr>
-            <w:tcW w:type="dxa" w:w="2360"/>
+            <w:tcW w:type="dxa" w:w="2340"/>
           </w:tcPr>
           <w:p>
             <w:pPr>
@@ -4306,7 +4306,7 @@
         </w:tc>
         <w:tc>
           <w:tcPr>
-            <w:tcW w:type="dxa" w:w="1656"/>
+            <w:tcW w:type="dxa" w:w="2340"/>
           </w:tcPr>
           <w:p>
             <w:pPr>
@@ -4324,7 +4324,7 @@
         </w:tc>
         <w:tc>
           <w:tcPr>
-            <w:tcW w:type="dxa" w:w="1283"/>
+            <w:tcW w:type="dxa" w:w="2340"/>
           </w:tcPr>
           <w:p>
             <w:pPr>
@@ -4342,7 +4342,7 @@
         </w:tc>
         <w:tc>
           <w:tcPr>
-            <w:tcW w:type="dxa" w:w="4058"/>
+            <w:tcW w:type="dxa" w:w="2340"/>
           </w:tcPr>
           <w:p>
             <w:pPr>
@@ -4362,7 +4362,7 @@
       <w:tr>
         <w:tc>
           <w:tcPr>
-            <w:tcW w:type="dxa" w:w="2360"/>
+            <w:tcW w:type="dxa" w:w="2340"/>
           </w:tcPr>
           <w:p>
             <w:pPr>
@@ -4380,7 +4380,7 @@
         </w:tc>
         <w:tc>
           <w:tcPr>
-            <w:tcW w:type="dxa" w:w="1656"/>
+            <w:tcW w:type="dxa" w:w="2340"/>
           </w:tcPr>
           <w:p>
             <w:pPr>
@@ -4398,7 +4398,7 @@
         </w:tc>
         <w:tc>
           <w:tcPr>
-            <w:tcW w:type="dxa" w:w="1283"/>
+            <w:tcW w:type="dxa" w:w="2340"/>
           </w:tcPr>
           <w:p>
             <w:pPr>
@@ -4416,7 +4416,7 @@
         </w:tc>
         <w:tc>
           <w:tcPr>
-            <w:tcW w:type="dxa" w:w="4058"/>
+            <w:tcW w:type="dxa" w:w="2340"/>
           </w:tcPr>
           <w:p>
             <w:pPr>
@@ -4436,7 +4436,7 @@
       <w:tr>
         <w:tc>
           <w:tcPr>
-            <w:tcW w:type="dxa" w:w="2360"/>
+            <w:tcW w:type="dxa" w:w="2340"/>
           </w:tcPr>
           <w:p>
             <w:pPr>
@@ -4454,7 +4454,7 @@
         </w:tc>
         <w:tc>
           <w:tcPr>
-            <w:tcW w:type="dxa" w:w="1656"/>
+            <w:tcW w:type="dxa" w:w="2340"/>
           </w:tcPr>
           <w:p>
             <w:pPr>
@@ -4472,7 +4472,7 @@
         </w:tc>
         <w:tc>
           <w:tcPr>
-            <w:tcW w:type="dxa" w:w="1283"/>
+            <w:tcW w:type="dxa" w:w="2340"/>
           </w:tcPr>
           <w:p>
             <w:pPr>
@@ -4490,7 +4490,7 @@
         </w:tc>
         <w:tc>
           <w:tcPr>
-            <w:tcW w:type="dxa" w:w="4058"/>
+            <w:tcW w:type="dxa" w:w="2340"/>
           </w:tcPr>
           <w:p>
             <w:pPr>
@@ -4510,7 +4510,7 @@
       <w:tr>
         <w:tc>
           <w:tcPr>
-            <w:tcW w:type="dxa" w:w="2360"/>
+            <w:tcW w:type="dxa" w:w="2340"/>
           </w:tcPr>
           <w:p>
             <w:pPr>
@@ -4528,7 +4528,7 @@
         </w:tc>
         <w:tc>
           <w:tcPr>
-            <w:tcW w:type="dxa" w:w="1656"/>
+            <w:tcW w:type="dxa" w:w="2340"/>
           </w:tcPr>
           <w:p>
             <w:pPr>
@@ -4546,7 +4546,7 @@
         </w:tc>
         <w:tc>
           <w:tcPr>
-            <w:tcW w:type="dxa" w:w="1283"/>
+            <w:tcW w:type="dxa" w:w="2340"/>
           </w:tcPr>
           <w:p>
             <w:pPr>
@@ -4564,7 +4564,7 @@
         </w:tc>
         <w:tc>
           <w:tcPr>
-            <w:tcW w:type="dxa" w:w="4058"/>
+            <w:tcW w:type="dxa" w:w="2340"/>
           </w:tcPr>
           <w:p>
             <w:pPr>
@@ -4584,7 +4584,7 @@
       <w:tr>
         <w:tc>
           <w:tcPr>
-            <w:tcW w:type="dxa" w:w="2360"/>
+            <w:tcW w:type="dxa" w:w="2340"/>
           </w:tcPr>
           <w:p>
             <w:pPr>
@@ -4602,7 +4602,7 @@
         </w:tc>
         <w:tc>
           <w:tcPr>
-            <w:tcW w:type="dxa" w:w="1656"/>
+            <w:tcW w:type="dxa" w:w="2340"/>
           </w:tcPr>
           <w:p>
             <w:pPr>
@@ -4620,7 +4620,7 @@
         </w:tc>
         <w:tc>
           <w:tcPr>
-            <w:tcW w:type="dxa" w:w="1283"/>
+            <w:tcW w:type="dxa" w:w="2340"/>
           </w:tcPr>
           <w:p>
             <w:pPr>
@@ -4638,7 +4638,7 @@
         </w:tc>
         <w:tc>
           <w:tcPr>
-            <w:tcW w:type="dxa" w:w="4058"/>
+            <w:tcW w:type="dxa" w:w="2340"/>
           </w:tcPr>
           <w:p>
             <w:pPr>
@@ -4658,7 +4658,7 @@
       <w:tr>
         <w:tc>
           <w:tcPr>
-            <w:tcW w:type="dxa" w:w="2360"/>
+            <w:tcW w:type="dxa" w:w="2340"/>
           </w:tcPr>
           <w:p>
             <w:pPr>
@@ -4676,7 +4676,7 @@
         </w:tc>
         <w:tc>
           <w:tcPr>
-            <w:tcW w:type="dxa" w:w="1656"/>
+            <w:tcW w:type="dxa" w:w="2340"/>
           </w:tcPr>
           <w:p>
             <w:pPr>
@@ -4694,7 +4694,7 @@
         </w:tc>
         <w:tc>
           <w:tcPr>
-            <w:tcW w:type="dxa" w:w="1283"/>
+            <w:tcW w:type="dxa" w:w="2340"/>
           </w:tcPr>
           <w:p>
             <w:pPr>
@@ -4712,7 +4712,7 @@
         </w:tc>
         <w:tc>
           <w:tcPr>
-            <w:tcW w:type="dxa" w:w="4058"/>
+            <w:tcW w:type="dxa" w:w="2340"/>
           </w:tcPr>
           <w:p>
             <w:pPr>
@@ -4732,7 +4732,7 @@
       <w:tr>
         <w:tc>
           <w:tcPr>
-            <w:tcW w:type="dxa" w:w="2360"/>
+            <w:tcW w:type="dxa" w:w="2340"/>
           </w:tcPr>
           <w:p>
             <w:pPr>
@@ -4750,7 +4750,7 @@
         </w:tc>
         <w:tc>
           <w:tcPr>
-            <w:tcW w:type="dxa" w:w="1656"/>
+            <w:tcW w:type="dxa" w:w="2340"/>
           </w:tcPr>
           <w:p>
             <w:pPr>
@@ -4768,7 +4768,7 @@
         </w:tc>
         <w:tc>
           <w:tcPr>
-            <w:tcW w:type="dxa" w:w="1283"/>
+            <w:tcW w:type="dxa" w:w="2340"/>
           </w:tcPr>
           <w:p>
             <w:pPr>
@@ -4786,7 +4786,7 @@
         </w:tc>
         <w:tc>
           <w:tcPr>
-            <w:tcW w:type="dxa" w:w="4058"/>
+            <w:tcW w:type="dxa" w:w="2340"/>
           </w:tcPr>
           <w:p>
             <w:pPr>
@@ -4806,7 +4806,7 @@
       <w:tr>
         <w:tc>
           <w:tcPr>
-            <w:tcW w:type="dxa" w:w="2360"/>
+            <w:tcW w:type="dxa" w:w="2340"/>
           </w:tcPr>
           <w:p>
             <w:pPr>
@@ -4824,7 +4824,7 @@
         </w:tc>
         <w:tc>
           <w:tcPr>
-            <w:tcW w:type="dxa" w:w="1656"/>
+            <w:tcW w:type="dxa" w:w="2340"/>
           </w:tcPr>
           <w:p>
             <w:pPr>
@@ -4842,7 +4842,7 @@
         </w:tc>
         <w:tc>
           <w:tcPr>
-            <w:tcW w:type="dxa" w:w="1283"/>
+            <w:tcW w:type="dxa" w:w="2340"/>
           </w:tcPr>
           <w:p>
             <w:pPr>
@@ -4860,7 +4860,7 @@
         </w:tc>
         <w:tc>
           <w:tcPr>
-            <w:tcW w:type="dxa" w:w="4058"/>
+            <w:tcW w:type="dxa" w:w="2340"/>
           </w:tcPr>
           <w:p>
             <w:pPr>
@@ -4880,7 +4880,7 @@
       <w:tr>
         <w:tc>
           <w:tcPr>
-            <w:tcW w:type="dxa" w:w="2360"/>
+            <w:tcW w:type="dxa" w:w="2340"/>
           </w:tcPr>
           <w:p>
             <w:pPr>
@@ -4898,7 +4898,7 @@
         </w:tc>
         <w:tc>
           <w:tcPr>
-            <w:tcW w:type="dxa" w:w="1656"/>
+            <w:tcW w:type="dxa" w:w="2340"/>
           </w:tcPr>
           <w:p>
             <w:pPr>
@@ -4916,7 +4916,7 @@
         </w:tc>
         <w:tc>
           <w:tcPr>
-            <w:tcW w:type="dxa" w:w="1283"/>
+            <w:tcW w:type="dxa" w:w="2340"/>
           </w:tcPr>
           <w:p>
             <w:pPr>
@@ -4934,7 +4934,7 @@
         </w:tc>
         <w:tc>
           <w:tcPr>
-            <w:tcW w:type="dxa" w:w="4058"/>
+            <w:tcW w:type="dxa" w:w="2340"/>
           </w:tcPr>
           <w:p>
             <w:pPr>
@@ -4954,7 +4954,7 @@
       <w:tr>
         <w:tc>
           <w:tcPr>
-            <w:tcW w:type="dxa" w:w="2360"/>
+            <w:tcW w:type="dxa" w:w="2340"/>
           </w:tcPr>
           <w:p>
             <w:pPr>
@@ -4972,7 +4972,7 @@
         </w:tc>
         <w:tc>
           <w:tcPr>
-            <w:tcW w:type="dxa" w:w="1656"/>
+            <w:tcW w:type="dxa" w:w="2340"/>
           </w:tcPr>
           <w:p>
             <w:pPr>
@@ -4990,7 +4990,7 @@
         </w:tc>
         <w:tc>
           <w:tcPr>
-            <w:tcW w:type="dxa" w:w="1283"/>
+            <w:tcW w:type="dxa" w:w="2340"/>
           </w:tcPr>
           <w:p>
             <w:pPr>
@@ -5008,7 +5008,7 @@
         </w:tc>
         <w:tc>
           <w:tcPr>
-            <w:tcW w:type="dxa" w:w="4058"/>
+            <w:tcW w:type="dxa" w:w="2340"/>
           </w:tcPr>
           <w:p>
             <w:pPr>
@@ -5028,7 +5028,7 @@
       <w:tr>
         <w:tc>
           <w:tcPr>
-            <w:tcW w:type="dxa" w:w="2360"/>
+            <w:tcW w:type="dxa" w:w="2340"/>
           </w:tcPr>
           <w:p>
             <w:pPr>
@@ -5046,7 +5046,7 @@
         </w:tc>
         <w:tc>
           <w:tcPr>
-            <w:tcW w:type="dxa" w:w="1656"/>
+            <w:tcW w:type="dxa" w:w="2340"/>
           </w:tcPr>
           <w:p>
             <w:pPr>
@@ -5064,7 +5064,7 @@
         </w:tc>
         <w:tc>
           <w:tcPr>
-            <w:tcW w:type="dxa" w:w="1283"/>
+            <w:tcW w:type="dxa" w:w="2340"/>
           </w:tcPr>
           <w:p>
             <w:pPr>
@@ -5082,7 +5082,7 @@
         </w:tc>
         <w:tc>
           <w:tcPr>
-            <w:tcW w:type="dxa" w:w="4058"/>
+            <w:tcW w:type="dxa" w:w="2340"/>
           </w:tcPr>
           <w:p>
             <w:pPr>
@@ -5102,7 +5102,7 @@
       <w:tr>
         <w:tc>
           <w:tcPr>
-            <w:tcW w:type="dxa" w:w="2360"/>
+            <w:tcW w:type="dxa" w:w="2340"/>
           </w:tcPr>
           <w:p>
             <w:pPr>
@@ -5120,7 +5120,7 @@
         </w:tc>
         <w:tc>
           <w:tcPr>
-            <w:tcW w:type="dxa" w:w="1656"/>
+            <w:tcW w:type="dxa" w:w="2340"/>
           </w:tcPr>
           <w:p>
             <w:pPr>
@@ -5138,7 +5138,7 @@
         </w:tc>
         <w:tc>
           <w:tcPr>
-            <w:tcW w:type="dxa" w:w="1283"/>
+            <w:tcW w:type="dxa" w:w="2340"/>
           </w:tcPr>
           <w:p>
             <w:pPr>
@@ -5156,7 +5156,7 @@
         </w:tc>
         <w:tc>
           <w:tcPr>
-            <w:tcW w:type="dxa" w:w="4058"/>
+            <w:tcW w:type="dxa" w:w="2340"/>
           </w:tcPr>
           <w:p>
             <w:pPr>
@@ -5176,7 +5176,7 @@
       <w:tr>
         <w:tc>
           <w:tcPr>
-            <w:tcW w:type="dxa" w:w="2360"/>
+            <w:tcW w:type="dxa" w:w="2340"/>
           </w:tcPr>
           <w:p>
             <w:pPr>
@@ -5194,7 +5194,7 @@
         </w:tc>
         <w:tc>
           <w:tcPr>
-            <w:tcW w:type="dxa" w:w="1656"/>
+            <w:tcW w:type="dxa" w:w="2340"/>
           </w:tcPr>
           <w:p>
             <w:pPr>
@@ -5212,7 +5212,7 @@
         </w:tc>
         <w:tc>
           <w:tcPr>
-            <w:tcW w:type="dxa" w:w="1283"/>
+            <w:tcW w:type="dxa" w:w="2340"/>
           </w:tcPr>
           <w:p>
             <w:pPr>
@@ -5230,7 +5230,7 @@
         </w:tc>
         <w:tc>
           <w:tcPr>
-            <w:tcW w:type="dxa" w:w="4058"/>
+            <w:tcW w:type="dxa" w:w="2340"/>
           </w:tcPr>
           <w:p>
             <w:pPr>
@@ -5250,7 +5250,7 @@
       <w:tr>
         <w:tc>
           <w:tcPr>
-            <w:tcW w:type="dxa" w:w="2360"/>
+            <w:tcW w:type="dxa" w:w="2340"/>
           </w:tcPr>
           <w:p>
             <w:pPr>
@@ -5268,7 +5268,7 @@
         </w:tc>
         <w:tc>
           <w:tcPr>
-            <w:tcW w:type="dxa" w:w="1656"/>
+            <w:tcW w:type="dxa" w:w="2340"/>
           </w:tcPr>
           <w:p>
             <w:pPr>
@@ -5286,7 +5286,7 @@
         </w:tc>
         <w:tc>
           <w:tcPr>
-            <w:tcW w:type="dxa" w:w="1283"/>
+            <w:tcW w:type="dxa" w:w="2340"/>
           </w:tcPr>
           <w:p>
             <w:pPr>
@@ -5304,7 +5304,7 @@
         </w:tc>
         <w:tc>
           <w:tcPr>
-            <w:tcW w:type="dxa" w:w="4058"/>
+            <w:tcW w:type="dxa" w:w="2340"/>
           </w:tcPr>
           <w:p>
             <w:pPr>
@@ -5324,7 +5324,7 @@
       <w:tr>
         <w:tc>
           <w:tcPr>
-            <w:tcW w:type="dxa" w:w="2360"/>
+            <w:tcW w:type="dxa" w:w="2340"/>
           </w:tcPr>
           <w:p>
             <w:pPr>
@@ -5342,7 +5342,7 @@
         </w:tc>
         <w:tc>
           <w:tcPr>
-            <w:tcW w:type="dxa" w:w="1656"/>
+            <w:tcW w:type="dxa" w:w="2340"/>
           </w:tcPr>
           <w:p>
             <w:pPr>
@@ -5360,7 +5360,7 @@
         </w:tc>
         <w:tc>
           <w:tcPr>
-            <w:tcW w:type="dxa" w:w="1283"/>
+            <w:tcW w:type="dxa" w:w="2340"/>
           </w:tcPr>
           <w:p>
             <w:pPr>
@@ -5378,7 +5378,7 @@
         </w:tc>
         <w:tc>
           <w:tcPr>
-            <w:tcW w:type="dxa" w:w="4058"/>
+            <w:tcW w:type="dxa" w:w="2340"/>
           </w:tcPr>
           <w:p>
             <w:pPr>
@@ -5398,7 +5398,7 @@
       <w:tr>
         <w:tc>
           <w:tcPr>
-            <w:tcW w:type="dxa" w:w="2360"/>
+            <w:tcW w:type="dxa" w:w="2340"/>
           </w:tcPr>
           <w:p>
             <w:pPr>
@@ -5416,7 +5416,7 @@
         </w:tc>
         <w:tc>
           <w:tcPr>
-            <w:tcW w:type="dxa" w:w="1656"/>
+            <w:tcW w:type="dxa" w:w="2340"/>
           </w:tcPr>
           <w:p>
             <w:pPr>
@@ -5434,7 +5434,7 @@
         </w:tc>
         <w:tc>
           <w:tcPr>
-            <w:tcW w:type="dxa" w:w="1283"/>
+            <w:tcW w:type="dxa" w:w="2340"/>
           </w:tcPr>
           <w:p>
             <w:pPr>
@@ -5452,7 +5452,7 @@
         </w:tc>
         <w:tc>
           <w:tcPr>
-            <w:tcW w:type="dxa" w:w="4058"/>
+            <w:tcW w:type="dxa" w:w="2340"/>
           </w:tcPr>
           <w:p>
             <w:pPr>
@@ -5472,7 +5472,7 @@
       <w:tr>
         <w:tc>
           <w:tcPr>
-            <w:tcW w:type="dxa" w:w="2360"/>
+            <w:tcW w:type="dxa" w:w="2340"/>
           </w:tcPr>
           <w:p>
             <w:pPr>
@@ -5490,7 +5490,7 @@
         </w:tc>
         <w:tc>
           <w:tcPr>
-            <w:tcW w:type="dxa" w:w="1656"/>
+            <w:tcW w:type="dxa" w:w="2340"/>
           </w:tcPr>
           <w:p>
             <w:pPr>
@@ -5508,7 +5508,7 @@
         </w:tc>
         <w:tc>
           <w:tcPr>
-            <w:tcW w:type="dxa" w:w="1283"/>
+            <w:tcW w:type="dxa" w:w="2340"/>
           </w:tcPr>
           <w:p>
             <w:pPr>
@@ -5526,7 +5526,7 @@
         </w:tc>
         <w:tc>
           <w:tcPr>
-            <w:tcW w:type="dxa" w:w="4058"/>
+            <w:tcW w:type="dxa" w:w="2340"/>
           </w:tcPr>
           <w:p>
             <w:pPr>
@@ -5546,7 +5546,7 @@
       <w:tr>
         <w:tc>
           <w:tcPr>
-            <w:tcW w:type="dxa" w:w="2360"/>
+            <w:tcW w:type="dxa" w:w="2340"/>
           </w:tcPr>
           <w:p>
             <w:pPr>
@@ -5564,7 +5564,7 @@
         </w:tc>
         <w:tc>
           <w:tcPr>
-            <w:tcW w:type="dxa" w:w="1656"/>
+            <w:tcW w:type="dxa" w:w="2340"/>
           </w:tcPr>
           <w:p>
             <w:pPr>
@@ -5582,7 +5582,7 @@
         </w:tc>
         <w:tc>
           <w:tcPr>
-            <w:tcW w:type="dxa" w:w="1283"/>
+            <w:tcW w:type="dxa" w:w="2340"/>
           </w:tcPr>
           <w:p>
             <w:pPr>
@@ -5600,7 +5600,7 @@
         </w:tc>
         <w:tc>
           <w:tcPr>
-            <w:tcW w:type="dxa" w:w="4058"/>
+            <w:tcW w:type="dxa" w:w="2340"/>
           </w:tcPr>
           <w:p>
             <w:pPr>
@@ -5620,7 +5620,7 @@
       <w:tr>
         <w:tc>
           <w:tcPr>
-            <w:tcW w:type="dxa" w:w="2360"/>
+            <w:tcW w:type="dxa" w:w="2340"/>
           </w:tcPr>
           <w:p>
             <w:pPr>
@@ -5638,7 +5638,7 @@
         </w:tc>
         <w:tc>
           <w:tcPr>
-            <w:tcW w:type="dxa" w:w="1656"/>
+            <w:tcW w:type="dxa" w:w="2340"/>
           </w:tcPr>
           <w:p>
             <w:pPr>
@@ -5656,7 +5656,7 @@
         </w:tc>
         <w:tc>
           <w:tcPr>
-            <w:tcW w:type="dxa" w:w="1283"/>
+            <w:tcW w:type="dxa" w:w="2340"/>
           </w:tcPr>
           <w:p>
             <w:pPr>
@@ -5674,7 +5674,7 @@
         </w:tc>
         <w:tc>
           <w:tcPr>
-            <w:tcW w:type="dxa" w:w="4058"/>
+            <w:tcW w:type="dxa" w:w="2340"/>
           </w:tcPr>
           <w:p>
             <w:pPr>
@@ -5694,7 +5694,7 @@
       <w:tr>
         <w:tc>
           <w:tcPr>
-            <w:tcW w:type="dxa" w:w="2360"/>
+            <w:tcW w:type="dxa" w:w="2340"/>
           </w:tcPr>
           <w:p>
             <w:pPr>
@@ -5712,7 +5712,7 @@
         </w:tc>
         <w:tc>
           <w:tcPr>
-            <w:tcW w:type="dxa" w:w="1656"/>
+            <w:tcW w:type="dxa" w:w="2340"/>
           </w:tcPr>
           <w:p>
             <w:pPr>
@@ -5730,7 +5730,7 @@
         </w:tc>
         <w:tc>
           <w:tcPr>
-            <w:tcW w:type="dxa" w:w="1283"/>
+            <w:tcW w:type="dxa" w:w="2340"/>
           </w:tcPr>
           <w:p>
             <w:pPr>
@@ -5748,7 +5748,7 @@
         </w:tc>
         <w:tc>
           <w:tcPr>
-            <w:tcW w:type="dxa" w:w="4058"/>
+            <w:tcW w:type="dxa" w:w="2340"/>
           </w:tcPr>
           <w:p>
             <w:pPr>
@@ -5768,7 +5768,7 @@
       <w:tr>
         <w:tc>
           <w:tcPr>
-            <w:tcW w:type="dxa" w:w="2360"/>
+            <w:tcW w:type="dxa" w:w="2340"/>
           </w:tcPr>
           <w:p>
             <w:pPr>
@@ -5786,7 +5786,7 @@
         </w:tc>
         <w:tc>
           <w:tcPr>
-            <w:tcW w:type="dxa" w:w="1656"/>
+            <w:tcW w:type="dxa" w:w="2340"/>
           </w:tcPr>
           <w:p>
             <w:pPr>
@@ -5804,7 +5804,7 @@
         </w:tc>
         <w:tc>
           <w:tcPr>
-            <w:tcW w:type="dxa" w:w="1283"/>
+            <w:tcW w:type="dxa" w:w="2340"/>
           </w:tcPr>
           <w:p>
             <w:pPr>
@@ -5822,7 +5822,7 @@
         </w:tc>
         <w:tc>
           <w:tcPr>
-            <w:tcW w:type="dxa" w:w="4058"/>
+            <w:tcW w:type="dxa" w:w="2340"/>
           </w:tcPr>
           <w:p>
             <w:pPr>
@@ -5842,7 +5842,7 @@
       <w:tr>
         <w:tc>
           <w:tcPr>
-            <w:tcW w:type="dxa" w:w="2360"/>
+            <w:tcW w:type="dxa" w:w="2340"/>
           </w:tcPr>
           <w:p>
             <w:pPr>
@@ -5860,7 +5860,7 @@
         </w:tc>
         <w:tc>
           <w:tcPr>
-            <w:tcW w:type="dxa" w:w="1656"/>
+            <w:tcW w:type="dxa" w:w="2340"/>
           </w:tcPr>
           <w:p>
             <w:pPr>
@@ -5878,7 +5878,7 @@
         </w:tc>
         <w:tc>
           <w:tcPr>
-            <w:tcW w:type="dxa" w:w="1283"/>
+            <w:tcW w:type="dxa" w:w="2340"/>
           </w:tcPr>
           <w:p>
             <w:pPr>
@@ -5896,7 +5896,7 @@
         </w:tc>
         <w:tc>
           <w:tcPr>
-            <w:tcW w:type="dxa" w:w="4058"/>
+            <w:tcW w:type="dxa" w:w="2340"/>
           </w:tcPr>
           <w:p>
             <w:pPr>
@@ -5916,7 +5916,7 @@
       <w:tr>
         <w:tc>
           <w:tcPr>
-            <w:tcW w:type="dxa" w:w="2360"/>
+            <w:tcW w:type="dxa" w:w="2340"/>
           </w:tcPr>
           <w:p>
             <w:pPr>
@@ -5934,7 +5934,7 @@
         </w:tc>
         <w:tc>
           <w:tcPr>
-            <w:tcW w:type="dxa" w:w="1656"/>
+            <w:tcW w:type="dxa" w:w="2340"/>
           </w:tcPr>
           <w:p>
             <w:pPr>
@@ -5952,7 +5952,7 @@
         </w:tc>
         <w:tc>
           <w:tcPr>
-            <w:tcW w:type="dxa" w:w="1283"/>
+            <w:tcW w:type="dxa" w:w="2340"/>
           </w:tcPr>
           <w:p>
             <w:pPr>
@@ -5970,7 +5970,7 @@
         </w:tc>
         <w:tc>
           <w:tcPr>
-            <w:tcW w:type="dxa" w:w="4058"/>
+            <w:tcW w:type="dxa" w:w="2340"/>
           </w:tcPr>
           <w:p>
             <w:pPr>
@@ -5990,7 +5990,7 @@
       <w:tr>
         <w:tc>
           <w:tcPr>
-            <w:tcW w:type="dxa" w:w="2360"/>
+            <w:tcW w:type="dxa" w:w="2340"/>
           </w:tcPr>
           <w:p>
             <w:pPr>
@@ -6008,7 +6008,7 @@
         </w:tc>
         <w:tc>
           <w:tcPr>
-            <w:tcW w:type="dxa" w:w="1656"/>
+            <w:tcW w:type="dxa" w:w="2340"/>
           </w:tcPr>
           <w:p>
             <w:pPr>
@@ -6026,7 +6026,7 @@
         </w:tc>
         <w:tc>
           <w:tcPr>
-            <w:tcW w:type="dxa" w:w="1283"/>
+            <w:tcW w:type="dxa" w:w="2340"/>
           </w:tcPr>
           <w:p>
             <w:pPr>
@@ -6044,7 +6044,7 @@
         </w:tc>
         <w:tc>
           <w:tcPr>
-            <w:tcW w:type="dxa" w:w="4058"/>
+            <w:tcW w:type="dxa" w:w="2340"/>
           </w:tcPr>
           <w:p>
             <w:pPr>
@@ -6064,7 +6064,7 @@
       <w:tr>
         <w:tc>
           <w:tcPr>
-            <w:tcW w:type="dxa" w:w="2360"/>
+            <w:tcW w:type="dxa" w:w="2340"/>
           </w:tcPr>
           <w:p>
             <w:pPr>
@@ -6082,7 +6082,7 @@
         </w:tc>
         <w:tc>
           <w:tcPr>
-            <w:tcW w:type="dxa" w:w="1656"/>
+            <w:tcW w:type="dxa" w:w="2340"/>
           </w:tcPr>
           <w:p>
             <w:pPr>
@@ -6100,7 +6100,7 @@
         </w:tc>
         <w:tc>
           <w:tcPr>
-            <w:tcW w:type="dxa" w:w="1283"/>
+            <w:tcW w:type="dxa" w:w="2340"/>
           </w:tcPr>
           <w:p>
             <w:pPr>
@@ -6118,7 +6118,7 @@
         </w:tc>
         <w:tc>
           <w:tcPr>
-            <w:tcW w:type="dxa" w:w="4058"/>
+            <w:tcW w:type="dxa" w:w="2340"/>
           </w:tcPr>
           <w:p>
             <w:pPr>
@@ -6138,7 +6138,7 @@
       <w:tr>
         <w:tc>
           <w:tcPr>
-            <w:tcW w:type="dxa" w:w="2360"/>
+            <w:tcW w:type="dxa" w:w="2340"/>
           </w:tcPr>
           <w:p>
             <w:pPr>
@@ -6156,7 +6156,7 @@
         </w:tc>
         <w:tc>
           <w:tcPr>
-            <w:tcW w:type="dxa" w:w="1656"/>
+            <w:tcW w:type="dxa" w:w="2340"/>
           </w:tcPr>
           <w:p>
             <w:pPr>
@@ -6174,7 +6174,7 @@
         </w:tc>
         <w:tc>
           <w:tcPr>
-            <w:tcW w:type="dxa" w:w="1283"/>
+            <w:tcW w:type="dxa" w:w="2340"/>
           </w:tcPr>
           <w:p>
             <w:pPr>
@@ -6192,7 +6192,7 @@
         </w:tc>
         <w:tc>
           <w:tcPr>
-            <w:tcW w:type="dxa" w:w="4058"/>
+            <w:tcW w:type="dxa" w:w="2340"/>
           </w:tcPr>
           <w:p>
             <w:pPr>
@@ -6212,7 +6212,7 @@
       <w:tr>
         <w:tc>
           <w:tcPr>
-            <w:tcW w:type="dxa" w:w="2360"/>
+            <w:tcW w:type="dxa" w:w="2340"/>
           </w:tcPr>
           <w:p>
             <w:pPr>
@@ -6230,7 +6230,7 @@
         </w:tc>
         <w:tc>
           <w:tcPr>
-            <w:tcW w:type="dxa" w:w="1656"/>
+            <w:tcW w:type="dxa" w:w="2340"/>
           </w:tcPr>
           <w:p>
             <w:pPr>
@@ -6248,7 +6248,7 @@
         </w:tc>
         <w:tc>
           <w:tcPr>
-            <w:tcW w:type="dxa" w:w="1283"/>
+            <w:tcW w:type="dxa" w:w="2340"/>
           </w:tcPr>
           <w:p>
             <w:pPr>
@@ -6266,7 +6266,7 @@
         </w:tc>
         <w:tc>
           <w:tcPr>
-            <w:tcW w:type="dxa" w:w="4058"/>
+            <w:tcW w:type="dxa" w:w="2340"/>
           </w:tcPr>
           <w:p>
             <w:pPr>
@@ -6286,7 +6286,7 @@
       <w:tr>
         <w:tc>
           <w:tcPr>
-            <w:tcW w:type="dxa" w:w="2360"/>
+            <w:tcW w:type="dxa" w:w="2340"/>
           </w:tcPr>
           <w:p>
             <w:pPr>
@@ -6304,7 +6304,7 @@
         </w:tc>
         <w:tc>
           <w:tcPr>
-            <w:tcW w:type="dxa" w:w="1656"/>
+            <w:tcW w:type="dxa" w:w="2340"/>
           </w:tcPr>
           <w:p>
             <w:pPr>
@@ -6322,7 +6322,7 @@
         </w:tc>
         <w:tc>
           <w:tcPr>
-            <w:tcW w:type="dxa" w:w="1283"/>
+            <w:tcW w:type="dxa" w:w="2340"/>
           </w:tcPr>
           <w:p>
             <w:pPr>
@@ -6340,7 +6340,7 @@
         </w:tc>
         <w:tc>
           <w:tcPr>
-            <w:tcW w:type="dxa" w:w="4058"/>
+            <w:tcW w:type="dxa" w:w="2340"/>
           </w:tcPr>
           <w:p>
             <w:pPr>
@@ -6360,7 +6360,7 @@
       <w:tr>
         <w:tc>
           <w:tcPr>
-            <w:tcW w:type="dxa" w:w="2360"/>
+            <w:tcW w:type="dxa" w:w="2340"/>
           </w:tcPr>
           <w:p>
             <w:pPr>
@@ -6378,7 +6378,7 @@
         </w:tc>
         <w:tc>
           <w:tcPr>
-            <w:tcW w:type="dxa" w:w="1656"/>
+            <w:tcW w:type="dxa" w:w="2340"/>
           </w:tcPr>
           <w:p>
             <w:pPr>
@@ -6396,7 +6396,7 @@
         </w:tc>
         <w:tc>
           <w:tcPr>
-            <w:tcW w:type="dxa" w:w="1283"/>
+            <w:tcW w:type="dxa" w:w="2340"/>
           </w:tcPr>
           <w:p>
             <w:pPr>
@@ -6414,7 +6414,7 @@
         </w:tc>
         <w:tc>
           <w:tcPr>
-            <w:tcW w:type="dxa" w:w="4058"/>
+            <w:tcW w:type="dxa" w:w="2340"/>
           </w:tcPr>
           <w:p>
             <w:pPr>
@@ -6434,7 +6434,7 @@
       <w:tr>
         <w:tc>
           <w:tcPr>
-            <w:tcW w:type="dxa" w:w="2360"/>
+            <w:tcW w:type="dxa" w:w="2340"/>
           </w:tcPr>
           <w:p>
             <w:pPr>
@@ -6452,7 +6452,7 @@
         </w:tc>
         <w:tc>
           <w:tcPr>
-            <w:tcW w:type="dxa" w:w="1656"/>
+            <w:tcW w:type="dxa" w:w="2340"/>
           </w:tcPr>
           <w:p>
             <w:pPr>
@@ -6470,7 +6470,7 @@
         </w:tc>
         <w:tc>
           <w:tcPr>
-            <w:tcW w:type="dxa" w:w="1283"/>
+            <w:tcW w:type="dxa" w:w="2340"/>
           </w:tcPr>
           <w:p>
             <w:pPr>
@@ -6488,7 +6488,7 @@
         </w:tc>
         <w:tc>
           <w:tcPr>
-            <w:tcW w:type="dxa" w:w="4058"/>
+            <w:tcW w:type="dxa" w:w="2340"/>
           </w:tcPr>
           <w:p>
             <w:pPr>
@@ -6508,7 +6508,7 @@
       <w:tr>
         <w:tc>
           <w:tcPr>
-            <w:tcW w:type="dxa" w:w="2360"/>
+            <w:tcW w:type="dxa" w:w="2340"/>
           </w:tcPr>
           <w:p>
             <w:pPr>
@@ -6526,7 +6526,7 @@
         </w:tc>
         <w:tc>
           <w:tcPr>
-            <w:tcW w:type="dxa" w:w="1656"/>
+            <w:tcW w:type="dxa" w:w="2340"/>
           </w:tcPr>
           <w:p>
             <w:pPr>
@@ -6544,7 +6544,7 @@
         </w:tc>
         <w:tc>
           <w:tcPr>
-            <w:tcW w:type="dxa" w:w="1283"/>
+            <w:tcW w:type="dxa" w:w="2340"/>
           </w:tcPr>
           <w:p>
             <w:pPr>
@@ -6562,7 +6562,7 @@
         </w:tc>
         <w:tc>
           <w:tcPr>
-            <w:tcW w:type="dxa" w:w="4058"/>
+            <w:tcW w:type="dxa" w:w="2340"/>
           </w:tcPr>
           <w:p>
             <w:pPr>
@@ -6582,7 +6582,7 @@
       <w:tr>
         <w:tc>
           <w:tcPr>
-            <w:tcW w:type="dxa" w:w="2360"/>
+            <w:tcW w:type="dxa" w:w="2340"/>
           </w:tcPr>
           <w:p>
             <w:pPr>
@@ -6600,7 +6600,7 @@
         </w:tc>
         <w:tc>
           <w:tcPr>
-            <w:tcW w:type="dxa" w:w="1656"/>
+            <w:tcW w:type="dxa" w:w="2340"/>
           </w:tcPr>
           <w:p>
             <w:pPr>
@@ -6618,7 +6618,7 @@
         </w:tc>
         <w:tc>
           <w:tcPr>
-            <w:tcW w:type="dxa" w:w="1283"/>
+            <w:tcW w:type="dxa" w:w="2340"/>
           </w:tcPr>
           <w:p>
             <w:pPr>
@@ -6636,7 +6636,7 @@
         </w:tc>
         <w:tc>
           <w:tcPr>
-            <w:tcW w:type="dxa" w:w="4058"/>
+            <w:tcW w:type="dxa" w:w="2340"/>
           </w:tcPr>
           <w:p>
             <w:pPr>
@@ -6656,7 +6656,7 @@
       <w:tr>
         <w:tc>
           <w:tcPr>
-            <w:tcW w:type="dxa" w:w="2360"/>
+            <w:tcW w:type="dxa" w:w="2340"/>
           </w:tcPr>
           <w:p>
             <w:pPr>
@@ -6674,7 +6674,7 @@
         </w:tc>
         <w:tc>
           <w:tcPr>
-            <w:tcW w:type="dxa" w:w="1656"/>
+            <w:tcW w:type="dxa" w:w="2340"/>
           </w:tcPr>
           <w:p>
             <w:pPr>
@@ -6692,7 +6692,7 @@
         </w:tc>
         <w:tc>
           <w:tcPr>
-            <w:tcW w:type="dxa" w:w="1283"/>
+            <w:tcW w:type="dxa" w:w="2340"/>
           </w:tcPr>
           <w:p>
             <w:pPr>
@@ -6710,7 +6710,7 @@
         </w:tc>
         <w:tc>
           <w:tcPr>
-            <w:tcW w:type="dxa" w:w="4058"/>
+            <w:tcW w:type="dxa" w:w="2340"/>
           </w:tcPr>
           <w:p>
             <w:pPr>
@@ -6730,7 +6730,7 @@
       <w:tr>
         <w:tc>
           <w:tcPr>
-            <w:tcW w:type="dxa" w:w="2360"/>
+            <w:tcW w:type="dxa" w:w="2340"/>
           </w:tcPr>
           <w:p>
             <w:pPr>
@@ -6748,7 +6748,7 @@
         </w:tc>
         <w:tc>
           <w:tcPr>
-            <w:tcW w:type="dxa" w:w="1656"/>
+            <w:tcW w:type="dxa" w:w="2340"/>
           </w:tcPr>
           <w:p>
             <w:pPr>
@@ -6766,7 +6766,7 @@
         </w:tc>
         <w:tc>
           <w:tcPr>
-            <w:tcW w:type="dxa" w:w="1283"/>
+            <w:tcW w:type="dxa" w:w="2340"/>
           </w:tcPr>
           <w:p>
             <w:pPr>
@@ -6784,7 +6784,7 @@
         </w:tc>
         <w:tc>
           <w:tcPr>
-            <w:tcW w:type="dxa" w:w="4058"/>
+            <w:tcW w:type="dxa" w:w="2340"/>
           </w:tcPr>
           <w:p>
             <w:pPr>
@@ -6804,7 +6804,7 @@
       <w:tr>
         <w:tc>
           <w:tcPr>
-            <w:tcW w:type="dxa" w:w="2360"/>
+            <w:tcW w:type="dxa" w:w="2340"/>
           </w:tcPr>
           <w:p>
             <w:pPr>
@@ -6822,7 +6822,7 @@
         </w:tc>
         <w:tc>
           <w:tcPr>
-            <w:tcW w:type="dxa" w:w="1656"/>
+            <w:tcW w:type="dxa" w:w="2340"/>
           </w:tcPr>
           <w:p>
             <w:pPr>
@@ -6840,7 +6840,7 @@
         </w:tc>
         <w:tc>
           <w:tcPr>
-            <w:tcW w:type="dxa" w:w="1283"/>
+            <w:tcW w:type="dxa" w:w="2340"/>
           </w:tcPr>
           <w:p>
             <w:pPr>
@@ -6858,7 +6858,7 @@
         </w:tc>
         <w:tc>
           <w:tcPr>
-            <w:tcW w:type="dxa" w:w="4058"/>
+            <w:tcW w:type="dxa" w:w="2340"/>
           </w:tcPr>
           <w:p>
             <w:pPr>
@@ -6878,7 +6878,7 @@
       <w:tr>
         <w:tc>
           <w:tcPr>
-            <w:tcW w:type="dxa" w:w="2360"/>
+            <w:tcW w:type="dxa" w:w="2340"/>
           </w:tcPr>
           <w:p>
             <w:pPr>
@@ -6896,7 +6896,7 @@
         </w:tc>
         <w:tc>
           <w:tcPr>
-            <w:tcW w:type="dxa" w:w="1656"/>
+            <w:tcW w:type="dxa" w:w="2340"/>
           </w:tcPr>
           <w:p>
             <w:pPr>
@@ -6914,7 +6914,7 @@
         </w:tc>
         <w:tc>
           <w:tcPr>
-            <w:tcW w:type="dxa" w:w="1283"/>
+            <w:tcW w:type="dxa" w:w="2340"/>
           </w:tcPr>
           <w:p>
             <w:pPr>
@@ -6932,7 +6932,7 @@
         </w:tc>
         <w:tc>
           <w:tcPr>
-            <w:tcW w:type="dxa" w:w="4058"/>
+            <w:tcW w:type="dxa" w:w="2340"/>
           </w:tcPr>
           <w:p>
             <w:pPr>
@@ -6952,7 +6952,7 @@
       <w:tr>
         <w:tc>
           <w:tcPr>
-            <w:tcW w:type="dxa" w:w="2360"/>
+            <w:tcW w:type="dxa" w:w="2340"/>
           </w:tcPr>
           <w:p>
             <w:pPr>
@@ -6970,7 +6970,7 @@
         </w:tc>
         <w:tc>
           <w:tcPr>
-            <w:tcW w:type="dxa" w:w="1656"/>
+            <w:tcW w:type="dxa" w:w="2340"/>
           </w:tcPr>
           <w:p>
             <w:pPr>
@@ -6988,7 +6988,7 @@
         </w:tc>
         <w:tc>
           <w:tcPr>
-            <w:tcW w:type="dxa" w:w="1283"/>
+            <w:tcW w:type="dxa" w:w="2340"/>
           </w:tcPr>
           <w:p>
             <w:pPr>
@@ -7006,7 +7006,7 @@
         </w:tc>
         <w:tc>
           <w:tcPr>
-            <w:tcW w:type="dxa" w:w="4058"/>
+            <w:tcW w:type="dxa" w:w="2340"/>
           </w:tcPr>
           <w:p>
             <w:pPr>
@@ -7026,7 +7026,7 @@
       <w:tr>
         <w:tc>
           <w:tcPr>
-            <w:tcW w:type="dxa" w:w="2360"/>
+            <w:tcW w:type="dxa" w:w="2340"/>
           </w:tcPr>
           <w:p>
             <w:pPr>
@@ -7044,7 +7044,7 @@
         </w:tc>
         <w:tc>
           <w:tcPr>
-            <w:tcW w:type="dxa" w:w="1656"/>
+            <w:tcW w:type="dxa" w:w="2340"/>
           </w:tcPr>
           <w:p>
             <w:pPr>
@@ -7062,7 +7062,7 @@
         </w:tc>
         <w:tc>
           <w:tcPr>
-            <w:tcW w:type="dxa" w:w="1283"/>
+            <w:tcW w:type="dxa" w:w="2340"/>
           </w:tcPr>
           <w:p>
             <w:pPr>
@@ -7080,7 +7080,7 @@
         </w:tc>
         <w:tc>
           <w:tcPr>
-            <w:tcW w:type="dxa" w:w="4058"/>
+            <w:tcW w:type="dxa" w:w="2340"/>
           </w:tcPr>
           <w:p>
             <w:pPr>
@@ -7100,7 +7100,7 @@
       <w:tr>
         <w:tc>
           <w:tcPr>
-            <w:tcW w:type="dxa" w:w="2360"/>
+            <w:tcW w:type="dxa" w:w="2340"/>
           </w:tcPr>
           <w:p>
             <w:pPr>
@@ -7118,7 +7118,7 @@
         </w:tc>
         <w:tc>
           <w:tcPr>
-            <w:tcW w:type="dxa" w:w="1656"/>
+            <w:tcW w:type="dxa" w:w="2340"/>
           </w:tcPr>
           <w:p>
             <w:pPr>
@@ -7136,7 +7136,7 @@
         </w:tc>
         <w:tc>
           <w:tcPr>
-            <w:tcW w:type="dxa" w:w="1283"/>
+            <w:tcW w:type="dxa" w:w="2340"/>
           </w:tcPr>
           <w:p>
             <w:pPr>
@@ -7154,7 +7154,7 @@
         </w:tc>
         <w:tc>
           <w:tcPr>
-            <w:tcW w:type="dxa" w:w="4058"/>
+            <w:tcW w:type="dxa" w:w="2340"/>
           </w:tcPr>
           <w:p>
             <w:pPr>
@@ -7174,7 +7174,7 @@
       <w:tr>
         <w:tc>
           <w:tcPr>
-            <w:tcW w:type="dxa" w:w="2360"/>
+            <w:tcW w:type="dxa" w:w="2340"/>
           </w:tcPr>
           <w:p>
             <w:pPr>
@@ -7192,7 +7192,7 @@
         </w:tc>
         <w:tc>
           <w:tcPr>
-            <w:tcW w:type="dxa" w:w="1656"/>
+            <w:tcW w:type="dxa" w:w="2340"/>
           </w:tcPr>
           <w:p>
             <w:pPr>
@@ -7210,7 +7210,7 @@
         </w:tc>
         <w:tc>
           <w:tcPr>
-            <w:tcW w:type="dxa" w:w="1283"/>
+            <w:tcW w:type="dxa" w:w="2340"/>
           </w:tcPr>
           <w:p>
             <w:pPr>
@@ -7228,7 +7228,7 @@
         </w:tc>
         <w:tc>
           <w:tcPr>
-            <w:tcW w:type="dxa" w:w="4058"/>
+            <w:tcW w:type="dxa" w:w="2340"/>
           </w:tcPr>
           <w:p>
             <w:pPr>
@@ -7248,7 +7248,7 @@
       <w:tr>
         <w:tc>
           <w:tcPr>
-            <w:tcW w:type="dxa" w:w="2360"/>
+            <w:tcW w:type="dxa" w:w="2340"/>
           </w:tcPr>
           <w:p>
             <w:pPr>
@@ -7266,7 +7266,7 @@
         </w:tc>
         <w:tc>
           <w:tcPr>
-            <w:tcW w:type="dxa" w:w="1656"/>
+            <w:tcW w:type="dxa" w:w="2340"/>
           </w:tcPr>
           <w:p>
             <w:pPr>
@@ -7284,7 +7284,7 @@
         </w:tc>
         <w:tc>
           <w:tcPr>
-            <w:tcW w:type="dxa" w:w="1283"/>
+            <w:tcW w:type="dxa" w:w="2340"/>
           </w:tcPr>
           <w:p>
             <w:pPr>
@@ -7302,7 +7302,7 @@
         </w:tc>
         <w:tc>
           <w:tcPr>
-            <w:tcW w:type="dxa" w:w="4058"/>
+            <w:tcW w:type="dxa" w:w="2340"/>
           </w:tcPr>
           <w:p>
             <w:pPr>
@@ -7322,7 +7322,7 @@
       <w:tr>
         <w:tc>
           <w:tcPr>
-            <w:tcW w:type="dxa" w:w="2360"/>
+            <w:tcW w:type="dxa" w:w="2340"/>
           </w:tcPr>
           <w:p>
             <w:pPr>
@@ -7340,7 +7340,7 @@
         </w:tc>
         <w:tc>
           <w:tcPr>
-            <w:tcW w:type="dxa" w:w="1656"/>
+            <w:tcW w:type="dxa" w:w="2340"/>
           </w:tcPr>
           <w:p>
             <w:pPr>
@@ -7358,7 +7358,7 @@
         </w:tc>
         <w:tc>
           <w:tcPr>
-            <w:tcW w:type="dxa" w:w="1283"/>
+            <w:tcW w:type="dxa" w:w="2340"/>
           </w:tcPr>
           <w:p>
             <w:pPr>
@@ -7376,7 +7376,7 @@
         </w:tc>
         <w:tc>
           <w:tcPr>
-            <w:tcW w:type="dxa" w:w="4058"/>
+            <w:tcW w:type="dxa" w:w="2340"/>
           </w:tcPr>
           <w:p>
             <w:pPr>
@@ -7396,7 +7396,7 @@
       <w:tr>
         <w:tc>
           <w:tcPr>
-            <w:tcW w:type="dxa" w:w="2360"/>
+            <w:tcW w:type="dxa" w:w="2340"/>
           </w:tcPr>
           <w:p>
             <w:pPr>
@@ -7414,7 +7414,7 @@
         </w:tc>
         <w:tc>
           <w:tcPr>
-            <w:tcW w:type="dxa" w:w="1656"/>
+            <w:tcW w:type="dxa" w:w="2340"/>
           </w:tcPr>
           <w:p>
             <w:pPr>
@@ -7432,7 +7432,7 @@
         </w:tc>
         <w:tc>
           <w:tcPr>
-            <w:tcW w:type="dxa" w:w="1283"/>
+            <w:tcW w:type="dxa" w:w="2340"/>
           </w:tcPr>
           <w:p>
             <w:pPr>
@@ -7450,7 +7450,7 @@
         </w:tc>
         <w:tc>
           <w:tcPr>
-            <w:tcW w:type="dxa" w:w="4058"/>
+            <w:tcW w:type="dxa" w:w="2340"/>
           </w:tcPr>
           <w:p>
             <w:pPr>
@@ -7470,7 +7470,7 @@
       <w:tr>
         <w:tc>
           <w:tcPr>
-            <w:tcW w:type="dxa" w:w="2360"/>
+            <w:tcW w:type="dxa" w:w="2340"/>
           </w:tcPr>
           <w:p>
             <w:pPr>
@@ -7488,7 +7488,7 @@
         </w:tc>
         <w:tc>
           <w:tcPr>
-            <w:tcW w:type="dxa" w:w="1656"/>
+            <w:tcW w:type="dxa" w:w="2340"/>
           </w:tcPr>
           <w:p>
             <w:pPr>
@@ -7506,7 +7506,7 @@
         </w:tc>
         <w:tc>
           <w:tcPr>
-            <w:tcW w:type="dxa" w:w="1283"/>
+            <w:tcW w:type="dxa" w:w="2340"/>
           </w:tcPr>
           <w:p>
             <w:pPr>
@@ -7524,7 +7524,7 @@
         </w:tc>
         <w:tc>
           <w:tcPr>
-            <w:tcW w:type="dxa" w:w="4058"/>
+            <w:tcW w:type="dxa" w:w="2340"/>
           </w:tcPr>
           <w:p>
             <w:pPr>
@@ -7544,7 +7544,7 @@
       <w:tr>
         <w:tc>
           <w:tcPr>
-            <w:tcW w:type="dxa" w:w="2360"/>
+            <w:tcW w:type="dxa" w:w="2340"/>
           </w:tcPr>
           <w:p>
             <w:pPr>
@@ -7562,7 +7562,7 @@
         </w:tc>
         <w:tc>
           <w:tcPr>
-            <w:tcW w:type="dxa" w:w="1656"/>
+            <w:tcW w:type="dxa" w:w="2340"/>
           </w:tcPr>
           <w:p>
             <w:pPr>
@@ -7580,7 +7580,7 @@
         </w:tc>
         <w:tc>
           <w:tcPr>
-            <w:tcW w:type="dxa" w:w="1283"/>
+            <w:tcW w:type="dxa" w:w="2340"/>
           </w:tcPr>
           <w:p>
             <w:pPr>
@@ -7598,7 +7598,7 @@
         </w:tc>
         <w:tc>
           <w:tcPr>
-            <w:tcW w:type="dxa" w:w="4058"/>
+            <w:tcW w:type="dxa" w:w="2340"/>
           </w:tcPr>
           <w:p>
             <w:pPr>
@@ -7618,7 +7618,7 @@
       <w:tr>
         <w:tc>
           <w:tcPr>
-            <w:tcW w:type="dxa" w:w="2360"/>
+            <w:tcW w:type="dxa" w:w="2340"/>
           </w:tcPr>
           <w:p>
             <w:pPr>
@@ -7636,7 +7636,7 @@
         </w:tc>
         <w:tc>
           <w:tcPr>
-            <w:tcW w:type="dxa" w:w="1656"/>
+            <w:tcW w:type="dxa" w:w="2340"/>
           </w:tcPr>
           <w:p>
             <w:pPr>
@@ -7654,7 +7654,7 @@
         </w:tc>
         <w:tc>
           <w:tcPr>
-            <w:tcW w:type="dxa" w:w="1283"/>
+            <w:tcW w:type="dxa" w:w="2340"/>
           </w:tcPr>
           <w:p>
             <w:pPr>
@@ -7672,7 +7672,7 @@
         </w:tc>
         <w:tc>
           <w:tcPr>
-            <w:tcW w:type="dxa" w:w="4058"/>
+            <w:tcW w:type="dxa" w:w="2340"/>
           </w:tcPr>
           <w:p>
             <w:pPr>
@@ -7692,7 +7692,7 @@
       <w:tr>
         <w:tc>
           <w:tcPr>
-            <w:tcW w:type="dxa" w:w="2360"/>
+            <w:tcW w:type="dxa" w:w="2340"/>
           </w:tcPr>
           <w:p>
             <w:pPr>
@@ -7710,7 +7710,7 @@
         </w:tc>
         <w:tc>
           <w:tcPr>
-            <w:tcW w:type="dxa" w:w="1656"/>
+            <w:tcW w:type="dxa" w:w="2340"/>
           </w:tcPr>
           <w:p>
             <w:pPr>
@@ -7728,7 +7728,7 @@
         </w:tc>
         <w:tc>
           <w:tcPr>
-            <w:tcW w:type="dxa" w:w="1283"/>
+            <w:tcW w:type="dxa" w:w="2340"/>
           </w:tcPr>
           <w:p>
             <w:pPr>
@@ -7746,7 +7746,7 @@
         </w:tc>
         <w:tc>
           <w:tcPr>
-            <w:tcW w:type="dxa" w:w="4058"/>
+            <w:tcW w:type="dxa" w:w="2340"/>
           </w:tcPr>
           <w:p>
             <w:pPr>
@@ -7766,7 +7766,7 @@
       <w:tr>
         <w:tc>
           <w:tcPr>
-            <w:tcW w:type="dxa" w:w="2360"/>
+            <w:tcW w:type="dxa" w:w="2340"/>
           </w:tcPr>
           <w:p>
             <w:pPr>
@@ -7784,7 +7784,7 @@
         </w:tc>
         <w:tc>
           <w:tcPr>
-            <w:tcW w:type="dxa" w:w="1656"/>
+            <w:tcW w:type="dxa" w:w="2340"/>
           </w:tcPr>
           <w:p>
             <w:pPr>
@@ -7802,7 +7802,7 @@
         </w:tc>
         <w:tc>
           <w:tcPr>
-            <w:tcW w:type="dxa" w:w="1283"/>
+            <w:tcW w:type="dxa" w:w="2340"/>
           </w:tcPr>
           <w:p>
             <w:pPr>
@@ -7820,7 +7820,7 @@
         </w:tc>
         <w:tc>
           <w:tcPr>
-            <w:tcW w:type="dxa" w:w="4058"/>
+            <w:tcW w:type="dxa" w:w="2340"/>
           </w:tcPr>
           <w:p>
             <w:pPr>
@@ -7840,7 +7840,7 @@
       <w:tr>
         <w:tc>
           <w:tcPr>
-            <w:tcW w:type="dxa" w:w="2360"/>
+            <w:tcW w:type="dxa" w:w="2340"/>
           </w:tcPr>
           <w:p>
             <w:pPr>
@@ -7858,7 +7858,7 @@
         </w:tc>
         <w:tc>
           <w:tcPr>
-            <w:tcW w:type="dxa" w:w="1656"/>
+            <w:tcW w:type="dxa" w:w="2340"/>
           </w:tcPr>
           <w:p>
             <w:pPr>
@@ -7876,7 +7876,7 @@
         </w:tc>
         <w:tc>
           <w:tcPr>
-            <w:tcW w:type="dxa" w:w="1283"/>
+            <w:tcW w:type="dxa" w:w="2340"/>
           </w:tcPr>
           <w:p>
             <w:pPr>
@@ -7894,7 +7894,7 @@
         </w:tc>
         <w:tc>
           <w:tcPr>
-            <w:tcW w:type="dxa" w:w="4058"/>
+            <w:tcW w:type="dxa" w:w="2340"/>
           </w:tcPr>
           <w:p>
             <w:pPr>
@@ -7914,7 +7914,7 @@
       <w:tr>
         <w:tc>
           <w:tcPr>
-            <w:tcW w:type="dxa" w:w="2360"/>
+            <w:tcW w:type="dxa" w:w="2340"/>
           </w:tcPr>
           <w:p>
             <w:pPr>
@@ -7932,7 +7932,7 @@
         </w:tc>
         <w:tc>
           <w:tcPr>
-            <w:tcW w:type="dxa" w:w="1656"/>
+            <w:tcW w:type="dxa" w:w="2340"/>
           </w:tcPr>
           <w:p>
             <w:pPr>
@@ -7950,7 +7950,7 @@
         </w:tc>
         <w:tc>
           <w:tcPr>
-            <w:tcW w:type="dxa" w:w="1283"/>
+            <w:tcW w:type="dxa" w:w="2340"/>
           </w:tcPr>
           <w:p>
             <w:pPr>
@@ -7968,7 +7968,7 @@
         </w:tc>
         <w:tc>
           <w:tcPr>
-            <w:tcW w:type="dxa" w:w="4058"/>
+            <w:tcW w:type="dxa" w:w="2340"/>
           </w:tcPr>
           <w:p>
             <w:pPr>
@@ -7988,7 +7988,7 @@
       <w:tr>
         <w:tc>
           <w:tcPr>
-            <w:tcW w:type="dxa" w:w="2360"/>
+            <w:tcW w:type="dxa" w:w="2340"/>
           </w:tcPr>
           <w:p>
             <w:pPr>
@@ -8006,7 +8006,7 @@
         </w:tc>
         <w:tc>
           <w:tcPr>
-            <w:tcW w:type="dxa" w:w="1656"/>
+            <w:tcW w:type="dxa" w:w="2340"/>
           </w:tcPr>
           <w:p>
             <w:pPr>
@@ -8024,7 +8024,7 @@
         </w:tc>
         <w:tc>
           <w:tcPr>
-            <w:tcW w:type="dxa" w:w="1283"/>
+            <w:tcW w:type="dxa" w:w="2340"/>
           </w:tcPr>
           <w:p>
             <w:pPr>
@@ -8042,7 +8042,7 @@
         </w:tc>
         <w:tc>
           <w:tcPr>
-            <w:tcW w:type="dxa" w:w="4058"/>
+            <w:tcW w:type="dxa" w:w="2340"/>
           </w:tcPr>
           <w:p>
             <w:pPr>
@@ -8062,7 +8062,7 @@
       <w:tr>
         <w:tc>
           <w:tcPr>
-            <w:tcW w:type="dxa" w:w="2360"/>
+            <w:tcW w:type="dxa" w:w="2340"/>
           </w:tcPr>
           <w:p>
             <w:pPr>
@@ -8080,7 +8080,7 @@
         </w:tc>
         <w:tc>
           <w:tcPr>
-            <w:tcW w:type="dxa" w:w="1656"/>
+            <w:tcW w:type="dxa" w:w="2340"/>
           </w:tcPr>
           <w:p>
             <w:pPr>
@@ -8098,7 +8098,7 @@
         </w:tc>
         <w:tc>
           <w:tcPr>
-            <w:tcW w:type="dxa" w:w="1283"/>
+            <w:tcW w:type="dxa" w:w="2340"/>
           </w:tcPr>
           <w:p>
             <w:pPr>
@@ -8116,7 +8116,7 @@
         </w:tc>
         <w:tc>
           <w:tcPr>
-            <w:tcW w:type="dxa" w:w="4058"/>
+            <w:tcW w:type="dxa" w:w="2340"/>
           </w:tcPr>
           <w:p>
             <w:pPr>
@@ -8136,7 +8136,7 @@
       <w:tr>
         <w:tc>
           <w:tcPr>
-            <w:tcW w:type="dxa" w:w="2360"/>
+            <w:tcW w:type="dxa" w:w="2340"/>
           </w:tcPr>
           <w:p>
             <w:pPr>
@@ -8154,7 +8154,7 @@
         </w:tc>
         <w:tc>
           <w:tcPr>
-            <w:tcW w:type="dxa" w:w="1656"/>
+            <w:tcW w:type="dxa" w:w="2340"/>
           </w:tcPr>
           <w:p>
             <w:pPr>
@@ -8172,7 +8172,7 @@
         </w:tc>
         <w:tc>
           <w:tcPr>
-            <w:tcW w:type="dxa" w:w="1283"/>
+            <w:tcW w:type="dxa" w:w="2340"/>
           </w:tcPr>
           <w:p>
             <w:pPr>
@@ -8190,7 +8190,7 @@
         </w:tc>
         <w:tc>
           <w:tcPr>
-            <w:tcW w:type="dxa" w:w="4058"/>
+            <w:tcW w:type="dxa" w:w="2340"/>
           </w:tcPr>
           <w:p>
             <w:pPr>
@@ -8210,7 +8210,7 @@
       <w:tr>
         <w:tc>
           <w:tcPr>
-            <w:tcW w:type="dxa" w:w="2360"/>
+            <w:tcW w:type="dxa" w:w="2340"/>
           </w:tcPr>
           <w:p>
             <w:pPr>
@@ -8228,7 +8228,7 @@
         </w:tc>
         <w:tc>
           <w:tcPr>
-            <w:tcW w:type="dxa" w:w="1656"/>
+            <w:tcW w:type="dxa" w:w="2340"/>
           </w:tcPr>
           <w:p>
             <w:pPr>
@@ -8246,7 +8246,7 @@
         </w:tc>
         <w:tc>
           <w:tcPr>
-            <w:tcW w:type="dxa" w:w="1283"/>
+            <w:tcW w:type="dxa" w:w="2340"/>
           </w:tcPr>
           <w:p>
             <w:pPr>
@@ -8264,7 +8264,7 @@
         </w:tc>
         <w:tc>
           <w:tcPr>
-            <w:tcW w:type="dxa" w:w="4058"/>
+            <w:tcW w:type="dxa" w:w="2340"/>
           </w:tcPr>
           <w:p>
             <w:pPr>
@@ -8284,7 +8284,7 @@
       <w:tr>
         <w:tc>
           <w:tcPr>
-            <w:tcW w:type="dxa" w:w="2360"/>
+            <w:tcW w:type="dxa" w:w="2340"/>
           </w:tcPr>
           <w:p>
             <w:pPr>
@@ -8302,7 +8302,7 @@
         </w:tc>
         <w:tc>
           <w:tcPr>
-            <w:tcW w:type="dxa" w:w="1656"/>
+            <w:tcW w:type="dxa" w:w="2340"/>
           </w:tcPr>
           <w:p>
             <w:pPr>
@@ -8320,7 +8320,7 @@
         </w:tc>
         <w:tc>
           <w:tcPr>
-            <w:tcW w:type="dxa" w:w="1283"/>
+            <w:tcW w:type="dxa" w:w="2340"/>
           </w:tcPr>
           <w:p>
             <w:pPr>
@@ -8338,7 +8338,7 @@
         </w:tc>
         <w:tc>
           <w:tcPr>
-            <w:tcW w:type="dxa" w:w="4058"/>
+            <w:tcW w:type="dxa" w:w="2340"/>
           </w:tcPr>
           <w:p>
             <w:pPr>
@@ -8358,7 +8358,7 @@
       <w:tr>
         <w:tc>
           <w:tcPr>
-            <w:tcW w:type="dxa" w:w="2360"/>
+            <w:tcW w:type="dxa" w:w="2340"/>
           </w:tcPr>
           <w:p>
             <w:pPr>
@@ -8376,7 +8376,7 @@
         </w:tc>
         <w:tc>
           <w:tcPr>
-            <w:tcW w:type="dxa" w:w="1656"/>
+            <w:tcW w:type="dxa" w:w="2340"/>
           </w:tcPr>
           <w:p>
             <w:pPr>
@@ -8394,7 +8394,7 @@
         </w:tc>
         <w:tc>
           <w:tcPr>
-            <w:tcW w:type="dxa" w:w="1283"/>
+            <w:tcW w:type="dxa" w:w="2340"/>
           </w:tcPr>
           <w:p>
             <w:pPr>
@@ -8412,7 +8412,7 @@
         </w:tc>
         <w:tc>
           <w:tcPr>
-            <w:tcW w:type="dxa" w:w="4058"/>
+            <w:tcW w:type="dxa" w:w="2340"/>
           </w:tcPr>
           <w:p>
             <w:pPr>
@@ -8432,7 +8432,7 @@
       <w:tr>
         <w:tc>
           <w:tcPr>
-            <w:tcW w:type="dxa" w:w="2360"/>
+            <w:tcW w:type="dxa" w:w="2340"/>
           </w:tcPr>
           <w:p>
             <w:pPr>
@@ -8450,7 +8450,7 @@
         </w:tc>
         <w:tc>
           <w:tcPr>
-            <w:tcW w:type="dxa" w:w="1656"/>
+            <w:tcW w:type="dxa" w:w="2340"/>
           </w:tcPr>
           <w:p>
             <w:pPr>
@@ -8468,7 +8468,7 @@
         </w:tc>
         <w:tc>
           <w:tcPr>
-            <w:tcW w:type="dxa" w:w="1283"/>
+            <w:tcW w:type="dxa" w:w="2340"/>
           </w:tcPr>
           <w:p>
             <w:pPr>
@@ -8486,7 +8486,7 @@
         </w:tc>
         <w:tc>
           <w:tcPr>
-            <w:tcW w:type="dxa" w:w="4058"/>
+            <w:tcW w:type="dxa" w:w="2340"/>
           </w:tcPr>
           <w:p>
             <w:pPr>
@@ -8506,7 +8506,7 @@
       <w:tr>
         <w:tc>
           <w:tcPr>
-            <w:tcW w:type="dxa" w:w="2360"/>
+            <w:tcW w:type="dxa" w:w="2340"/>
           </w:tcPr>
           <w:p>
             <w:pPr>
@@ -8524,7 +8524,7 @@
         </w:tc>
         <w:tc>
           <w:tcPr>
-            <w:tcW w:type="dxa" w:w="1656"/>
+            <w:tcW w:type="dxa" w:w="2340"/>
           </w:tcPr>
           <w:p>
             <w:pPr>
@@ -8542,7 +8542,7 @@
         </w:tc>
         <w:tc>
           <w:tcPr>
-            <w:tcW w:type="dxa" w:w="1283"/>
+            <w:tcW w:type="dxa" w:w="2340"/>
           </w:tcPr>
           <w:p>
             <w:pPr>
@@ -8560,7 +8560,7 @@
         </w:tc>
         <w:tc>
           <w:tcPr>
-            <w:tcW w:type="dxa" w:w="4058"/>
+            <w:tcW w:type="dxa" w:w="2340"/>
           </w:tcPr>
           <w:p>
             <w:pPr>
@@ -8580,7 +8580,7 @@
       <w:tr>
         <w:tc>
           <w:tcPr>
-            <w:tcW w:type="dxa" w:w="2360"/>
+            <w:tcW w:type="dxa" w:w="2340"/>
           </w:tcPr>
           <w:p>
             <w:pPr>
@@ -8598,7 +8598,7 @@
         </w:tc>
         <w:tc>
           <w:tcPr>
-            <w:tcW w:type="dxa" w:w="1656"/>
+            <w:tcW w:type="dxa" w:w="2340"/>
           </w:tcPr>
           <w:p>
             <w:pPr>
@@ -8616,7 +8616,7 @@
         </w:tc>
         <w:tc>
           <w:tcPr>
-            <w:tcW w:type="dxa" w:w="1283"/>
+            <w:tcW w:type="dxa" w:w="2340"/>
           </w:tcPr>
           <w:p>
             <w:pPr>
@@ -8634,7 +8634,7 @@
         </w:tc>
         <w:tc>
           <w:tcPr>
-            <w:tcW w:type="dxa" w:w="4058"/>
+            <w:tcW w:type="dxa" w:w="2340"/>
           </w:tcPr>
           <w:p>
             <w:pPr>
@@ -8654,7 +8654,7 @@
       <w:tr>
         <w:tc>
           <w:tcPr>
-            <w:tcW w:type="dxa" w:w="2360"/>
+            <w:tcW w:type="dxa" w:w="2340"/>
           </w:tcPr>
           <w:p>
             <w:pPr>
@@ -8672,7 +8672,7 @@
         </w:tc>
         <w:tc>
           <w:tcPr>
-            <w:tcW w:type="dxa" w:w="1656"/>
+            <w:tcW w:type="dxa" w:w="2340"/>
           </w:tcPr>
           <w:p>
             <w:pPr>
@@ -8690,7 +8690,7 @@
         </w:tc>
         <w:tc>
           <w:tcPr>
-            <w:tcW w:type="dxa" w:w="1283"/>
+            <w:tcW w:type="dxa" w:w="2340"/>
           </w:tcPr>
           <w:p>
             <w:pPr>
@@ -8708,7 +8708,7 @@
         </w:tc>
         <w:tc>
           <w:tcPr>
-            <w:tcW w:type="dxa" w:w="4058"/>
+            <w:tcW w:type="dxa" w:w="2340"/>
           </w:tcPr>
           <w:p>
             <w:pPr>
@@ -8728,7 +8728,7 @@
       <w:tr>
         <w:tc>
           <w:tcPr>
-            <w:tcW w:type="dxa" w:w="2360"/>
+            <w:tcW w:type="dxa" w:w="2340"/>
           </w:tcPr>
           <w:p>
             <w:pPr>
@@ -8746,7 +8746,7 @@
         </w:tc>
         <w:tc>
           <w:tcPr>
-            <w:tcW w:type="dxa" w:w="1656"/>
+            <w:tcW w:type="dxa" w:w="2340"/>
           </w:tcPr>
           <w:p>
             <w:pPr>
@@ -8764,7 +8764,7 @@
         </w:tc>
         <w:tc>
           <w:tcPr>
-            <w:tcW w:type="dxa" w:w="1283"/>
+            <w:tcW w:type="dxa" w:w="2340"/>
           </w:tcPr>
           <w:p>
             <w:pPr>
@@ -8782,7 +8782,7 @@
         </w:tc>
         <w:tc>
           <w:tcPr>
-            <w:tcW w:type="dxa" w:w="4058"/>
+            <w:tcW w:type="dxa" w:w="2340"/>
           </w:tcPr>
           <w:p>
             <w:pPr>
@@ -8802,7 +8802,7 @@
       <w:tr>
         <w:tc>
           <w:tcPr>
-            <w:tcW w:type="dxa" w:w="2360"/>
+            <w:tcW w:type="dxa" w:w="2340"/>
           </w:tcPr>
           <w:p>
             <w:pPr>
@@ -8820,7 +8820,7 @@
         </w:tc>
         <w:tc>
           <w:tcPr>
-            <w:tcW w:type="dxa" w:w="1656"/>
+            <w:tcW w:type="dxa" w:w="2340"/>
           </w:tcPr>
           <w:p>
             <w:pPr>
@@ -8838,7 +8838,7 @@
         </w:tc>
         <w:tc>
           <w:tcPr>
-            <w:tcW w:type="dxa" w:w="1283"/>
+            <w:tcW w:type="dxa" w:w="2340"/>
           </w:tcPr>
           <w:p>
             <w:pPr>
@@ -8856,7 +8856,7 @@
         </w:tc>
         <w:tc>
           <w:tcPr>
-            <w:tcW w:type="dxa" w:w="4058"/>
+            <w:tcW w:type="dxa" w:w="2340"/>
           </w:tcPr>
           <w:p>
             <w:pPr>
@@ -8876,7 +8876,7 @@
       <w:tr>
         <w:tc>
           <w:tcPr>
-            <w:tcW w:type="dxa" w:w="2360"/>
+            <w:tcW w:type="dxa" w:w="2340"/>
           </w:tcPr>
           <w:p>
             <w:pPr>
@@ -8894,7 +8894,7 @@
         </w:tc>
         <w:tc>
           <w:tcPr>
-            <w:tcW w:type="dxa" w:w="1656"/>
+            <w:tcW w:type="dxa" w:w="2340"/>
           </w:tcPr>
           <w:p>
             <w:pPr>
@@ -8912,7 +8912,7 @@
         </w:tc>
         <w:tc>
           <w:tcPr>
-            <w:tcW w:type="dxa" w:w="1283"/>
+            <w:tcW w:type="dxa" w:w="2340"/>
           </w:tcPr>
           <w:p>
             <w:pPr>
@@ -8930,7 +8930,7 @@
         </w:tc>
         <w:tc>
           <w:tcPr>
-            <w:tcW w:type="dxa" w:w="4058"/>
+            <w:tcW w:type="dxa" w:w="2340"/>
           </w:tcPr>
           <w:p>
             <w:pPr>
@@ -8950,7 +8950,7 @@
       <w:tr>
         <w:tc>
           <w:tcPr>
-            <w:tcW w:type="dxa" w:w="2360"/>
+            <w:tcW w:type="dxa" w:w="2340"/>
           </w:tcPr>
           <w:p>
             <w:pPr>
@@ -8968,7 +8968,7 @@
         </w:tc>
         <w:tc>
           <w:tcPr>
-            <w:tcW w:type="dxa" w:w="1656"/>
+            <w:tcW w:type="dxa" w:w="2340"/>
           </w:tcPr>
           <w:p>
             <w:pPr>
@@ -8986,7 +8986,7 @@
         </w:tc>
         <w:tc>
           <w:tcPr>
-            <w:tcW w:type="dxa" w:w="1283"/>
+            <w:tcW w:type="dxa" w:w="2340"/>
           </w:tcPr>
           <w:p>
             <w:pPr>
@@ -9004,7 +9004,7 @@
         </w:tc>
         <w:tc>
           <w:tcPr>
-            <w:tcW w:type="dxa" w:w="4058"/>
+            <w:tcW w:type="dxa" w:w="2340"/>
           </w:tcPr>
           <w:p>
             <w:pPr>
@@ -9024,7 +9024,7 @@
       <w:tr>
         <w:tc>
           <w:tcPr>
-            <w:tcW w:type="dxa" w:w="2360"/>
+            <w:tcW w:type="dxa" w:w="2340"/>
           </w:tcPr>
           <w:p>
             <w:pPr>
@@ -9042,7 +9042,7 @@
         </w:tc>
         <w:tc>
           <w:tcPr>
-            <w:tcW w:type="dxa" w:w="1656"/>
+            <w:tcW w:type="dxa" w:w="2340"/>
           </w:tcPr>
           <w:p>
             <w:pPr>
@@ -9060,7 +9060,7 @@
         </w:tc>
         <w:tc>
           <w:tcPr>
-            <w:tcW w:type="dxa" w:w="1283"/>
+            <w:tcW w:type="dxa" w:w="2340"/>
           </w:tcPr>
           <w:p>
             <w:pPr>
@@ -9078,7 +9078,7 @@
         </w:tc>
         <w:tc>
           <w:tcPr>
-            <w:tcW w:type="dxa" w:w="4058"/>
+            <w:tcW w:type="dxa" w:w="2340"/>
           </w:tcPr>
           <w:p>
             <w:pPr>
@@ -9098,7 +9098,7 @@
       <w:tr>
         <w:tc>
           <w:tcPr>
-            <w:tcW w:type="dxa" w:w="2360"/>
+            <w:tcW w:type="dxa" w:w="2340"/>
           </w:tcPr>
           <w:p>
             <w:pPr>
@@ -9116,7 +9116,7 @@
         </w:tc>
         <w:tc>
           <w:tcPr>
-            <w:tcW w:type="dxa" w:w="1656"/>
+            <w:tcW w:type="dxa" w:w="2340"/>
           </w:tcPr>
           <w:p>
             <w:pPr>
@@ -9134,7 +9134,7 @@
         </w:tc>
         <w:tc>
           <w:tcPr>
-            <w:tcW w:type="dxa" w:w="1283"/>
+            <w:tcW w:type="dxa" w:w="2340"/>
           </w:tcPr>
           <w:p>
             <w:pPr>
@@ -9152,7 +9152,7 @@
         </w:tc>
         <w:tc>
           <w:tcPr>
-            <w:tcW w:type="dxa" w:w="4058"/>
+            <w:tcW w:type="dxa" w:w="2340"/>
           </w:tcPr>
           <w:p>
             <w:pPr>
@@ -9172,7 +9172,7 @@
       <w:tr>
         <w:tc>
           <w:tcPr>
-            <w:tcW w:type="dxa" w:w="2360"/>
+            <w:tcW w:type="dxa" w:w="2340"/>
           </w:tcPr>
           <w:p>
             <w:pPr>
@@ -9190,7 +9190,7 @@
         </w:tc>
         <w:tc>
           <w:tcPr>
-            <w:tcW w:type="dxa" w:w="1656"/>
+            <w:tcW w:type="dxa" w:w="2340"/>
           </w:tcPr>
           <w:p>
             <w:pPr>
@@ -9208,7 +9208,7 @@
         </w:tc>
         <w:tc>
           <w:tcPr>
-            <w:tcW w:type="dxa" w:w="1283"/>
+            <w:tcW w:type="dxa" w:w="2340"/>
           </w:tcPr>
           <w:p>
             <w:pPr>
@@ -9226,7 +9226,7 @@
         </w:tc>
         <w:tc>
           <w:tcPr>
-            <w:tcW w:type="dxa" w:w="4058"/>
+            <w:tcW w:type="dxa" w:w="2340"/>
           </w:tcPr>
           <w:p>
             <w:pPr>
@@ -9246,7 +9246,7 @@
       <w:tr>
         <w:tc>
           <w:tcPr>
-            <w:tcW w:type="dxa" w:w="2360"/>
+            <w:tcW w:type="dxa" w:w="2340"/>
           </w:tcPr>
           <w:p>
             <w:pPr>
@@ -9264,7 +9264,7 @@
         </w:tc>
         <w:tc>
           <w:tcPr>
-            <w:tcW w:type="dxa" w:w="1656"/>
+            <w:tcW w:type="dxa" w:w="2340"/>
           </w:tcPr>
           <w:p>
             <w:pPr>
@@ -9282,7 +9282,7 @@
         </w:tc>
         <w:tc>
           <w:tcPr>
-            <w:tcW w:type="dxa" w:w="1283"/>
+            <w:tcW w:type="dxa" w:w="2340"/>
           </w:tcPr>
           <w:p>
             <w:pPr>
@@ -9300,7 +9300,7 @@
         </w:tc>
         <w:tc>
           <w:tcPr>
-            <w:tcW w:type="dxa" w:w="4058"/>
+            <w:tcW w:type="dxa" w:w="2340"/>
           </w:tcPr>
           <w:p>
             <w:pPr>
